--- a/replication-lab.docx
+++ b/replication-lab.docx
@@ -7,25 +7,81 @@
         <w:pStyle w:val="Title"/>
       </w:pPr>
       <w:r>
-        <w:t xml:space="preserve">Lab</w:t>
-      </w:r>
-      <w:r>
-        <w:t xml:space="preserve"> </w:t>
-      </w:r>
-      <w:r>
-        <w:t xml:space="preserve">01</w:t>
-      </w:r>
-      <w:r>
-        <w:t xml:space="preserve"> </w:t>
-      </w:r>
-      <w:r>
         <w:t xml:space="preserve">Replication</w:t>
       </w:r>
       <w:r>
         <w:t xml:space="preserve"> </w:t>
       </w:r>
       <w:r>
-        <w:t xml:space="preserve">Report</w:t>
+        <w:t xml:space="preserve">Laboratory</w:t>
+      </w:r>
+      <w:r>
+        <w:t xml:space="preserve"> </w:t>
+      </w:r>
+      <w:r>
+        <w:t xml:space="preserve">#1:</w:t>
+      </w:r>
+      <w:r>
+        <w:t xml:space="preserve"> </w:t>
+      </w:r>
+      <w:r>
+        <w:t xml:space="preserve">Evaluation</w:t>
+      </w:r>
+      <w:r>
+        <w:t xml:space="preserve"> </w:t>
+      </w:r>
+      <w:r>
+        <w:t xml:space="preserve">Design</w:t>
+      </w:r>
+      <w:r>
+        <w:t xml:space="preserve"> </w:t>
+      </w:r>
+      <w:r>
+        <w:t xml:space="preserve">Matters</w:t>
+      </w:r>
+    </w:p>
+    <w:p>
+      <w:pPr>
+        <w:pStyle w:val="Subtitle"/>
+      </w:pPr>
+      <w:r>
+        <w:t xml:space="preserve">ANLY</w:t>
+      </w:r>
+      <w:r>
+        <w:t xml:space="preserve"> </w:t>
+      </w:r>
+      <w:r>
+        <w:t xml:space="preserve">735:</w:t>
+      </w:r>
+      <w:r>
+        <w:t xml:space="preserve"> </w:t>
+      </w:r>
+      <w:r>
+        <w:t xml:space="preserve">Predictive</w:t>
+      </w:r>
+      <w:r>
+        <w:t xml:space="preserve"> </w:t>
+      </w:r>
+      <w:r>
+        <w:t xml:space="preserve">AI</w:t>
+      </w:r>
+      <w:r>
+        <w:t xml:space="preserve"> </w:t>
+      </w:r>
+      <w:r>
+        <w:t xml:space="preserve">—</w:t>
+      </w:r>
+      <w:r>
+        <w:t xml:space="preserve"> </w:t>
+      </w:r>
+      <w:r>
+        <w:t xml:space="preserve">Week</w:t>
+      </w:r>
+      <w:r>
+        <w:t xml:space="preserve"> </w:t>
+      </w:r>
+      <w:r>
+        <w:t xml:space="preserve">2</w:t>
       </w:r>
     </w:p>
     <w:p>
@@ -33,16 +89,45 @@
         <w:pStyle w:val="Author"/>
       </w:pPr>
       <w:r>
-        <w:t xml:space="preserve">halsonogeto</w:t>
-      </w:r>
-    </w:p>
-    <w:bookmarkStart w:id="20" w:name="analysis-results"/>
+        <w:t xml:space="preserve">Halson</w:t>
+      </w:r>
+      <w:r>
+        <w:t xml:space="preserve"> </w:t>
+      </w:r>
+      <w:r>
+        <w:t xml:space="preserve">Ogeto</w:t>
+      </w:r>
+      <w:r>
+        <w:t xml:space="preserve"> </w:t>
+      </w:r>
+      <w:r>
+        <w:t xml:space="preserve">Nyaberi</w:t>
+      </w:r>
+    </w:p>
+    <w:p>
+      <w:pPr>
+        <w:pStyle w:val="Date"/>
+      </w:pPr>
+      <w:r>
+        <w:t xml:space="preserve">2026-09-14</w:t>
+      </w:r>
+    </w:p>
+    <w:bookmarkStart w:id="22" w:name="research-claim-and-prior-expectations"/>
+    <w:p>
+      <w:pPr>
+        <w:pStyle w:val="Heading1"/>
+      </w:pPr>
+      <w:r>
+        <w:t xml:space="preserve">1. Research Claim and Prior Expectations</w:t>
+      </w:r>
+    </w:p>
+    <w:bookmarkStart w:id="20" w:name="initial-research-claim"/>
     <w:p>
       <w:pPr>
         <w:pStyle w:val="Heading2"/>
       </w:pPr>
       <w:r>
-        <w:t xml:space="preserve">Analysis Results</w:t>
+        <w:t xml:space="preserve">1.1 Initial Research Claim</w:t>
       </w:r>
     </w:p>
     <w:p>
@@ -50,7 +135,142 @@
         <w:pStyle w:val="FirstParagraph"/>
       </w:pPr>
       <w:r>
-        <w:t xml:space="preserve">Below are the comparative evaluation metrics across splitting strategies:</w:t>
+        <w:t xml:space="preserve">Evaluating predictive models on time-indexed observations using a random cross-sectional split produces an overly optimistic estimate of generalization error and can misrepresent operational predictive performance compared to a temporally structured evaluation.</w:t>
+      </w:r>
+    </w:p>
+    <w:bookmarkEnd w:id="20"/>
+    <w:bookmarkStart w:id="21" w:name="pre-analysis-expectations"/>
+    <w:p>
+      <w:pPr>
+        <w:pStyle w:val="Heading2"/>
+      </w:pPr>
+      <w:r>
+        <w:t xml:space="preserve">1.2 Pre-Analysis Expectations</w:t>
+      </w:r>
+    </w:p>
+    <w:p>
+      <w:pPr>
+        <w:pStyle w:val="FirstParagraph"/>
+      </w:pPr>
+      <w:r>
+        <w:t xml:space="preserve">Prior to inspecting the empirical output, my expectations are structured around two distinct operational questions:</w:t>
+      </w:r>
+    </w:p>
+    <w:p>
+      <w:pPr>
+        <w:numPr>
+          <w:ilvl w:val="0"/>
+          <w:numId w:val="1001"/>
+        </w:numPr>
+        <w:pStyle w:val="Compact"/>
+      </w:pPr>
+      <w:r>
+        <w:rPr>
+          <w:bCs/>
+          <w:b/>
+        </w:rPr>
+        <w:t xml:space="preserve">Estimated Predictive Performance:</w:t>
+      </w:r>
+      <w:r>
+        <w:t xml:space="preserve"> </w:t>
+      </w:r>
+      <w:r>
+        <w:t xml:space="preserve">Both Ridge Regression and Random Forest Regressor are expected to exhibit substantially lower test errors (lower RMSE and MAE) under the</w:t>
+      </w:r>
+      <w:r>
+        <w:t xml:space="preserve"> </w:t>
+      </w:r>
+      <w:r>
+        <w:rPr>
+          <w:bCs/>
+          <w:b/>
+        </w:rPr>
+        <w:t xml:space="preserve">Random Evaluation</w:t>
+      </w:r>
+      <w:r>
+        <w:t xml:space="preserve"> </w:t>
+      </w:r>
+      <w:r>
+        <w:t xml:space="preserve">design compared to the</w:t>
+      </w:r>
+      <w:r>
+        <w:t xml:space="preserve"> </w:t>
+      </w:r>
+      <w:r>
+        <w:rPr>
+          <w:bCs/>
+          <w:b/>
+        </w:rPr>
+        <w:t xml:space="preserve">Temporally Structured Evaluation</w:t>
+      </w:r>
+      <w:r>
+        <w:t xml:space="preserve">. Random partitioning scatters temporally adjacent observations across both training and testing folds, allowing models to interpolate across localized temporal shocks rather than predicting unseen future states.</w:t>
+      </w:r>
+    </w:p>
+    <w:p>
+      <w:pPr>
+        <w:numPr>
+          <w:ilvl w:val="0"/>
+          <w:numId w:val="1001"/>
+        </w:numPr>
+        <w:pStyle w:val="Compact"/>
+      </w:pPr>
+      <w:r>
+        <w:rPr>
+          <w:bCs/>
+          <w:b/>
+        </w:rPr>
+        <w:t xml:space="preserve">Relative Model Ranking:</w:t>
+      </w:r>
+      <w:r>
+        <w:t xml:space="preserve"> </w:t>
+      </w:r>
+      <w:r>
+        <w:t xml:space="preserve">Random Forest is anticipated to outperform Ridge Regression across both evaluation designs because hourly bike demand is characterized by non-linear relationships and complex interactions (e.g., commute hours conditioned on working days vs. weekends, temperature thresholds). However, the absolute error gap is expected to expand under the temporal split, where regression trees face challenges extrapolating macro-level growth trends.</w:t>
+      </w:r>
+    </w:p>
+    <w:p>
+      <w:r>
+        <w:pict>
+          <v:rect style="width:0;height:1.5pt" o:hralign="center" o:hrstd="t" o:hr="t"/>
+        </w:pict>
+      </w:r>
+    </w:p>
+    <w:bookmarkEnd w:id="21"/>
+    <w:bookmarkEnd w:id="22"/>
+    <w:bookmarkStart w:id="25" w:name="reproducible-methodology-and-execution"/>
+    <w:p>
+      <w:pPr>
+        <w:pStyle w:val="Heading1"/>
+      </w:pPr>
+      <w:r>
+        <w:t xml:space="preserve">2. Reproducible Methodology and Execution</w:t>
+      </w:r>
+    </w:p>
+    <w:bookmarkStart w:id="23" w:name="dataset-and-leakage-prevention"/>
+    <w:p>
+      <w:pPr>
+        <w:pStyle w:val="Heading2"/>
+      </w:pPr>
+      <w:r>
+        <w:t xml:space="preserve">2.1 Dataset and Leakage Prevention</w:t>
+      </w:r>
+    </w:p>
+    <w:p>
+      <w:pPr>
+        <w:pStyle w:val="FirstParagraph"/>
+      </w:pPr>
+      <w:r>
+        <w:t xml:space="preserve">The prediction problem investigates whether hourly bike rentals (</w:t>
+      </w:r>
+      <w:r>
+        <w:rPr>
+          <w:rStyle w:val="VerbatimChar"/>
+        </w:rPr>
+        <w:t xml:space="preserve">cnt</w:t>
+      </w:r>
+      <w:r>
+        <w:t xml:space="preserve">) from the UCI Bike Sharing Dataset can be predicted using information strictly available at inference time.</w:t>
       </w:r>
     </w:p>
     <w:p>
@@ -58,19 +278,261 @@
         <w:pStyle w:val="BodyText"/>
       </w:pPr>
       <w:r>
-        <w:t xml:space="preserve">#| echo: false</w:t>
-      </w:r>
-      <w:r>
-        <w:t xml:space="preserve"> </w:t>
-      </w:r>
+        <w:t xml:space="preserve">To maintain operational validity:</w:t>
+      </w:r>
+      <w:r>
+        <w:t xml:space="preserve"> </w:t>
+      </w:r>
+      <w:r>
+        <w:t xml:space="preserve">*</w:t>
+      </w:r>
+      <w:r>
+        <w:t xml:space="preserve"> </w:t>
+      </w:r>
+      <w:r>
+        <w:rPr>
+          <w:bCs/>
+          <w:b/>
+        </w:rPr>
+        <w:t xml:space="preserve">Post-hoc Target Components:</w:t>
+      </w:r>
+      <w:r>
+        <w:t xml:space="preserve"> </w:t>
+      </w:r>
+      <w:r>
+        <w:t xml:space="preserve">The features</w:t>
+      </w:r>
+      <w:r>
+        <w:t xml:space="preserve"> </w:t>
+      </w:r>
+      <w:r>
+        <w:rPr>
+          <w:rStyle w:val="VerbatimChar"/>
+        </w:rPr>
+        <w:t xml:space="preserve">casual</w:t>
+      </w:r>
+      <w:r>
+        <w:t xml:space="preserve"> </w:t>
+      </w:r>
+      <w:r>
+        <w:t xml:space="preserve">and</w:t>
+      </w:r>
+      <w:r>
+        <w:t xml:space="preserve"> </w:t>
+      </w:r>
+      <w:r>
+        <w:rPr>
+          <w:rStyle w:val="VerbatimChar"/>
+        </w:rPr>
+        <w:t xml:space="preserve">registered</w:t>
+      </w:r>
+      <w:r>
+        <w:t xml:space="preserve"> </w:t>
+      </w:r>
+      <w:r>
+        <w:t xml:space="preserve">sum directly to</w:t>
+      </w:r>
+      <w:r>
+        <w:t xml:space="preserve"> </w:t>
+      </w:r>
+      <w:r>
+        <w:rPr>
+          <w:rStyle w:val="VerbatimChar"/>
+        </w:rPr>
+        <w:t xml:space="preserve">cnt</w:t>
+      </w:r>
+      <w:r>
+        <w:t xml:space="preserve"> </w:t>
+      </w:r>
+      <w:r>
+        <w:t xml:space="preserve">and represent post-event breakdowns. They are excluded from all model pipelines to prevent trivial data leakage.</w:t>
+      </w:r>
+      <w:r>
+        <w:t xml:space="preserve"> </w:t>
+      </w:r>
+      <w:r>
+        <w:t xml:space="preserve">*</w:t>
+      </w:r>
+      <w:r>
+        <w:t xml:space="preserve"> </w:t>
+      </w:r>
+      <w:r>
+        <w:rPr>
+          <w:bCs/>
+          <w:b/>
+        </w:rPr>
+        <w:t xml:space="preserve">Identifier Exclusion:</w:t>
+      </w:r>
+      <w:r>
+        <w:t xml:space="preserve"> </w:t>
+      </w:r>
+      <w:r>
+        <w:t xml:space="preserve">The index column</w:t>
+      </w:r>
+      <w:r>
+        <w:t xml:space="preserve"> </w:t>
+      </w:r>
+      <w:r>
+        <w:rPr>
+          <w:rStyle w:val="VerbatimChar"/>
+        </w:rPr>
+        <w:t xml:space="preserve">instant</w:t>
+      </w:r>
+      <w:r>
+        <w:t xml:space="preserve"> </w:t>
+      </w:r>
+      <w:r>
+        <w:t xml:space="preserve">and raw timestamp string</w:t>
+      </w:r>
+      <w:r>
+        <w:t xml:space="preserve"> </w:t>
+      </w:r>
+      <w:r>
+        <w:rPr>
+          <w:rStyle w:val="VerbatimChar"/>
+        </w:rPr>
+        <w:t xml:space="preserve">dteday</w:t>
+      </w:r>
+      <w:r>
+        <w:t xml:space="preserve"> </w:t>
+      </w:r>
+      <w:r>
+        <w:t xml:space="preserve">are removed.</w:t>
+      </w:r>
+      <w:r>
+        <w:t xml:space="preserve"> </w:t>
+      </w:r>
+      <w:r>
+        <w:t xml:space="preserve">*</w:t>
+      </w:r>
+      <w:r>
+        <w:t xml:space="preserve"> </w:t>
+      </w:r>
+      <w:r>
+        <w:rPr>
+          <w:bCs/>
+          <w:b/>
+        </w:rPr>
+        <w:t xml:space="preserve">Realistic Information Signals:</w:t>
+      </w:r>
+      <w:r>
+        <w:t xml:space="preserve"> </w:t>
+      </w:r>
+      <w:r>
+        <w:t xml:space="preserve">Dynamic operational lag features (</w:t>
+      </w:r>
+      <w:r>
+        <w:rPr>
+          <w:rStyle w:val="VerbatimChar"/>
+        </w:rPr>
+        <w:t xml:space="preserve">cnt_lag_24h</w:t>
+      </w:r>
+      <w:r>
+        <w:t xml:space="preserve"> </w:t>
+      </w:r>
+      <w:r>
+        <w:t xml:space="preserve">and</w:t>
+      </w:r>
+      <w:r>
+        <w:t xml:space="preserve"> </w:t>
+      </w:r>
+      <w:r>
+        <w:rPr>
+          <w:rStyle w:val="VerbatimChar"/>
+        </w:rPr>
+        <w:t xml:space="preserve">cnt_lag_48h</w:t>
+      </w:r>
+      <w:r>
+        <w:t xml:space="preserve">) are engineered to capture real-time system state without violating temporal causality.</w:t>
+      </w:r>
+    </w:p>
+    <w:bookmarkEnd w:id="23"/>
+    <w:bookmarkStart w:id="24" w:name="experimental-splits"/>
+    <w:p>
+      <w:pPr>
+        <w:pStyle w:val="Heading2"/>
+      </w:pPr>
+      <w:r>
+        <w:t xml:space="preserve">2.2 Experimental Splits</w:t>
+      </w:r>
+    </w:p>
+    <w:p>
+      <w:pPr>
+        <w:pStyle w:val="FirstParagraph"/>
+      </w:pPr>
+      <w:r>
+        <w:t xml:space="preserve">Two methodological evaluation conditions are tested:</w:t>
+      </w:r>
+      <w:r>
+        <w:t xml:space="preserve"> </w:t>
+      </w:r>
+      <w:r>
+        <w:t xml:space="preserve">*</w:t>
+      </w:r>
+      <w:r>
+        <w:t xml:space="preserve"> </w:t>
+      </w:r>
+      <w:r>
+        <w:rPr>
+          <w:bCs/>
+          <w:b/>
+        </w:rPr>
+        <w:t xml:space="preserve">Random Evaluation:</w:t>
+      </w:r>
+      <w:r>
+        <w:t xml:space="preserve"> </w:t>
+      </w:r>
+      <w:r>
+        <w:t xml:space="preserve">A uniform 80% train / 20% test partition generated without regard to chronological sequence.</w:t>
+      </w:r>
+      <w:r>
+        <w:t xml:space="preserve"> </w:t>
+      </w:r>
+      <w:r>
+        <w:t xml:space="preserve">*</w:t>
+      </w:r>
+      <w:r>
+        <w:t xml:space="preserve"> </w:t>
+      </w:r>
+      <w:r>
+        <w:rPr>
+          <w:bCs/>
+          <w:b/>
+        </w:rPr>
+        <w:t xml:space="preserve">Temporally Structured Evaluation:</w:t>
+      </w:r>
+      <w:r>
+        <w:t xml:space="preserve"> </w:t>
+      </w:r>
+      <w:r>
+        <w:t xml:space="preserve">A chronological 80/20 partition where the earliest 80% of records form the training set and the final 20% form the holdout test set.</w:t>
+      </w:r>
+    </w:p>
+    <w:p>
+      <w:pPr>
+        <w:pStyle w:val="BodyText"/>
+      </w:pPr>
       <w:r>
         <w:t xml:space="preserve">import pandas as pd</w:t>
       </w:r>
-      <w:r>
-        <w:t xml:space="preserve"> </w:t>
-      </w:r>
-      <w:r>
-        <w:t xml:space="preserve">df_results = pd.read_csv(</w:t>
+    </w:p>
+    <w:bookmarkEnd w:id="24"/>
+    <w:bookmarkEnd w:id="25"/>
+    <w:bookmarkStart w:id="26" w:name="X71c1ac1613217a70b8ff67b5297a37ccdeaae1e"/>
+    <w:p>
+      <w:pPr>
+        <w:pStyle w:val="Heading1"/>
+      </w:pPr>
+      <w:r>
+        <w:t xml:space="preserve">3. Load empirical results generated by python/lab01_analysis.py</w:t>
+      </w:r>
+    </w:p>
+    <w:p>
+      <w:pPr>
+        <w:pStyle w:val="FirstParagraph"/>
+      </w:pPr>
+      <w:r>
+        <w:t xml:space="preserve">results_df = pd.read_csv(</w:t>
       </w:r>
       <w:r>
         <w:t xml:space="preserve">“</w:t>
@@ -88,10 +550,64 @@
         <w:t xml:space="preserve"> </w:t>
       </w:r>
       <w:r>
-        <w:t xml:space="preserve">df_results</w:t>
-      </w:r>
-    </w:p>
-    <w:bookmarkEnd w:id="20"/>
+        <w:t xml:space="preserve">results_df[</w:t>
+      </w:r>
+      <w:r>
+        <w:t xml:space="preserve">“</w:t>
+      </w:r>
+      <w:r>
+        <w:t xml:space="preserve">rmse</w:t>
+      </w:r>
+      <w:r>
+        <w:t xml:space="preserve">”</w:t>
+      </w:r>
+      <w:r>
+        <w:t xml:space="preserve">] = results_df[</w:t>
+      </w:r>
+      <w:r>
+        <w:t xml:space="preserve">“</w:t>
+      </w:r>
+      <w:r>
+        <w:t xml:space="preserve">rmse</w:t>
+      </w:r>
+      <w:r>
+        <w:t xml:space="preserve">”</w:t>
+      </w:r>
+      <w:r>
+        <w:t xml:space="preserve">].round(2)</w:t>
+      </w:r>
+      <w:r>
+        <w:t xml:space="preserve"> </w:t>
+      </w:r>
+      <w:r>
+        <w:t xml:space="preserve">results_df[</w:t>
+      </w:r>
+      <w:r>
+        <w:t xml:space="preserve">“</w:t>
+      </w:r>
+      <w:r>
+        <w:t xml:space="preserve">mae</w:t>
+      </w:r>
+      <w:r>
+        <w:t xml:space="preserve">”</w:t>
+      </w:r>
+      <w:r>
+        <w:t xml:space="preserve">] = results_df[</w:t>
+      </w:r>
+      <w:r>
+        <w:t xml:space="preserve">“</w:t>
+      </w:r>
+      <w:r>
+        <w:t xml:space="preserve">mae</w:t>
+      </w:r>
+      <w:r>
+        <w:t xml:space="preserve">”</w:t>
+      </w:r>
+      <w:r>
+        <w:t xml:space="preserve">].round(2)</w:t>
+      </w:r>
+    </w:p>
+    <w:bookmarkEnd w:id="26"/>
     <w:sectPr/>
   </w:body>
 </w:document>
@@ -198,8 +714,123 @@
       </w:pPr>
     </w:lvl>
   </w:abstractNum>
+  <w:abstractNum w:abstractNumId="99411">
+    <w:nsid w:val="A99411"/>
+    <w:multiLevelType w:val="multilevel"/>
+    <w:lvl w:ilvl="0">
+      <w:start w:val="1"/>
+      <w:numFmt w:val="decimal"/>
+      <w:lvlText w:val="%1."/>
+      <w:lvlJc w:val="left"/>
+      <w:pPr>
+        <w:ind w:left="720" w:hanging="480"/>
+      </w:pPr>
+    </w:lvl>
+    <w:lvl w:ilvl="1">
+      <w:start w:val="1"/>
+      <w:numFmt w:val="decimal"/>
+      <w:lvlText w:val="%2."/>
+      <w:lvlJc w:val="left"/>
+      <w:pPr>
+        <w:ind w:left="1440" w:hanging="480"/>
+      </w:pPr>
+    </w:lvl>
+    <w:lvl w:ilvl="2">
+      <w:start w:val="1"/>
+      <w:numFmt w:val="decimal"/>
+      <w:lvlText w:val="%3."/>
+      <w:lvlJc w:val="left"/>
+      <w:pPr>
+        <w:ind w:left="2160" w:hanging="480"/>
+      </w:pPr>
+    </w:lvl>
+    <w:lvl w:ilvl="3">
+      <w:start w:val="1"/>
+      <w:numFmt w:val="decimal"/>
+      <w:lvlText w:val="%4."/>
+      <w:lvlJc w:val="left"/>
+      <w:pPr>
+        <w:ind w:left="2880" w:hanging="480"/>
+      </w:pPr>
+    </w:lvl>
+    <w:lvl w:ilvl="4">
+      <w:start w:val="1"/>
+      <w:numFmt w:val="decimal"/>
+      <w:lvlText w:val="%5."/>
+      <w:lvlJc w:val="left"/>
+      <w:pPr>
+        <w:ind w:left="3600" w:hanging="480"/>
+      </w:pPr>
+    </w:lvl>
+    <w:lvl w:ilvl="5">
+      <w:start w:val="1"/>
+      <w:numFmt w:val="decimal"/>
+      <w:lvlText w:val="%6."/>
+      <w:lvlJc w:val="left"/>
+      <w:pPr>
+        <w:ind w:left="4320" w:hanging="480"/>
+      </w:pPr>
+    </w:lvl>
+    <w:lvl w:ilvl="6">
+      <w:start w:val="1"/>
+      <w:numFmt w:val="decimal"/>
+      <w:lvlText w:val="%7."/>
+      <w:lvlJc w:val="left"/>
+      <w:pPr>
+        <w:ind w:left="5040" w:hanging="480"/>
+      </w:pPr>
+    </w:lvl>
+    <w:lvl w:ilvl="7">
+      <w:start w:val="1"/>
+      <w:numFmt w:val="decimal"/>
+      <w:lvlText w:val="%8."/>
+      <w:lvlJc w:val="left"/>
+      <w:pPr>
+        <w:ind w:left="5760" w:hanging="480"/>
+      </w:pPr>
+    </w:lvl>
+    <w:lvl w:ilvl="8">
+      <w:start w:val="1"/>
+      <w:numFmt w:val="decimal"/>
+      <w:lvlText w:val="%9."/>
+      <w:lvlJc w:val="left"/>
+      <w:pPr>
+        <w:ind w:left="6480" w:hanging="480"/>
+      </w:pPr>
+    </w:lvl>
+  </w:abstractNum>
   <w:num w:numId="1000">
     <w:abstractNumId w:val="990"/>
+  </w:num>
+  <w:num w:numId="1001">
+    <w:abstractNumId w:val="99411"/>
+    <w:lvlOverride w:ilvl="0">
+      <w:startOverride w:val="1"/>
+    </w:lvlOverride>
+    <w:lvlOverride w:ilvl="1">
+      <w:startOverride w:val="1"/>
+    </w:lvlOverride>
+    <w:lvlOverride w:ilvl="2">
+      <w:startOverride w:val="1"/>
+    </w:lvlOverride>
+    <w:lvlOverride w:ilvl="3">
+      <w:startOverride w:val="1"/>
+    </w:lvlOverride>
+    <w:lvlOverride w:ilvl="4">
+      <w:startOverride w:val="1"/>
+    </w:lvlOverride>
+    <w:lvlOverride w:ilvl="5">
+      <w:startOverride w:val="1"/>
+    </w:lvlOverride>
+    <w:lvlOverride w:ilvl="6">
+      <w:startOverride w:val="1"/>
+    </w:lvlOverride>
+    <w:lvlOverride w:ilvl="7">
+      <w:startOverride w:val="1"/>
+    </w:lvlOverride>
+    <w:lvlOverride w:ilvl="8">
+      <w:startOverride w:val="1"/>
+    </w:lvlOverride>
   </w:num>
 </w:numbering>
 </file>
@@ -708,258 +1339,226 @@
     <w:link w:val="VerbatimChar"/>
     <w:pPr>
       <w:wordWrap w:val="off"/>
-      <w:shd w:val="clear" w:fill="f1f3f5"/>
     </w:pPr>
   </w:style>
   <w:style w:type="character" w:customStyle="1" w:styleId="KeywordTok">
     <w:name w:val="KeywordTok"/>
     <w:basedOn w:val="VerbatimChar"/>
     <w:rPr>
-      <w:color w:val="003b4f"/>
-      <w:shd w:val="clear" w:fill="f1f3f5"/>
+      <w:color w:val="d73a49"/>
     </w:rPr>
   </w:style>
   <w:style w:type="character" w:customStyle="1" w:styleId="DataTypeTok">
     <w:name w:val="DataTypeTok"/>
     <w:basedOn w:val="VerbatimChar"/>
     <w:rPr>
-      <w:color w:val="ad0000"/>
-      <w:shd w:val="clear" w:fill="f1f3f5"/>
+      <w:color w:val="d73a49"/>
     </w:rPr>
   </w:style>
   <w:style w:type="character" w:customStyle="1" w:styleId="DecValTok">
     <w:name w:val="DecValTok"/>
     <w:basedOn w:val="VerbatimChar"/>
     <w:rPr>
-      <w:color w:val="ad0000"/>
-      <w:shd w:val="clear" w:fill="f1f3f5"/>
+      <w:color w:val="005cc5"/>
     </w:rPr>
   </w:style>
   <w:style w:type="character" w:customStyle="1" w:styleId="BaseNTok">
     <w:name w:val="BaseNTok"/>
     <w:basedOn w:val="VerbatimChar"/>
     <w:rPr>
-      <w:color w:val="ad0000"/>
-      <w:shd w:val="clear" w:fill="f1f3f5"/>
+      <w:color w:val="005cc5"/>
     </w:rPr>
   </w:style>
   <w:style w:type="character" w:customStyle="1" w:styleId="FloatTok">
     <w:name w:val="FloatTok"/>
     <w:basedOn w:val="VerbatimChar"/>
     <w:rPr>
-      <w:color w:val="ad0000"/>
-      <w:shd w:val="clear" w:fill="f1f3f5"/>
+      <w:color w:val="005cc5"/>
     </w:rPr>
   </w:style>
   <w:style w:type="character" w:customStyle="1" w:styleId="ConstantTok">
     <w:name w:val="ConstantTok"/>
     <w:basedOn w:val="VerbatimChar"/>
     <w:rPr>
-      <w:color w:val="8f5902"/>
-      <w:shd w:val="clear" w:fill="f1f3f5"/>
+      <w:color w:val="005cc5"/>
     </w:rPr>
   </w:style>
   <w:style w:type="character" w:customStyle="1" w:styleId="CharTok">
     <w:name w:val="CharTok"/>
     <w:basedOn w:val="VerbatimChar"/>
     <w:rPr>
-      <w:color w:val="20794d"/>
-      <w:shd w:val="clear" w:fill="f1f3f5"/>
+      <w:color w:val="032f62"/>
     </w:rPr>
   </w:style>
   <w:style w:type="character" w:customStyle="1" w:styleId="SpecialCharTok">
     <w:name w:val="SpecialCharTok"/>
     <w:basedOn w:val="VerbatimChar"/>
     <w:rPr>
-      <w:color w:val="5e5e5e"/>
-      <w:shd w:val="clear" w:fill="f1f3f5"/>
+      <w:color w:val="005cc5"/>
     </w:rPr>
   </w:style>
   <w:style w:type="character" w:customStyle="1" w:styleId="StringTok">
     <w:name w:val="StringTok"/>
     <w:basedOn w:val="VerbatimChar"/>
     <w:rPr>
-      <w:color w:val="20794d"/>
-      <w:shd w:val="clear" w:fill="f1f3f5"/>
+      <w:color w:val="032f62"/>
     </w:rPr>
   </w:style>
   <w:style w:type="character" w:customStyle="1" w:styleId="VerbatimStringTok">
     <w:name w:val="VerbatimStringTok"/>
     <w:basedOn w:val="VerbatimChar"/>
     <w:rPr>
-      <w:color w:val="20794d"/>
-      <w:shd w:val="clear" w:fill="f1f3f5"/>
+      <w:color w:val="032f62"/>
     </w:rPr>
   </w:style>
   <w:style w:type="character" w:customStyle="1" w:styleId="SpecialStringTok">
     <w:name w:val="SpecialStringTok"/>
     <w:basedOn w:val="VerbatimChar"/>
     <w:rPr>
-      <w:color w:val="20794d"/>
-      <w:shd w:val="clear" w:fill="f1f3f5"/>
+      <w:color w:val="032f62"/>
     </w:rPr>
   </w:style>
   <w:style w:type="character" w:customStyle="1" w:styleId="ImportTok">
     <w:name w:val="ImportTok"/>
     <w:basedOn w:val="VerbatimChar"/>
     <w:rPr>
-      <w:color w:val="00769e"/>
-      <w:shd w:val="clear" w:fill="f1f3f5"/>
+      <w:color w:val="032f62"/>
     </w:rPr>
   </w:style>
   <w:style w:type="character" w:customStyle="1" w:styleId="CommentTok">
     <w:name w:val="CommentTok"/>
     <w:basedOn w:val="VerbatimChar"/>
     <w:rPr>
-      <w:color w:val="5e5e5e"/>
-      <w:shd w:val="clear" w:fill="f1f3f5"/>
+      <w:color w:val="6a737d"/>
     </w:rPr>
   </w:style>
   <w:style w:type="character" w:customStyle="1" w:styleId="DocumentationTok">
     <w:name w:val="DocumentationTok"/>
     <w:basedOn w:val="VerbatimChar"/>
     <w:rPr>
-      <w:color w:val="5e5e5e"/>
-      <w:shd w:val="clear" w:fill="f1f3f5"/>
-      <w:i/>
+      <w:color w:val="6a737d"/>
     </w:rPr>
   </w:style>
   <w:style w:type="character" w:customStyle="1" w:styleId="AnnotationTok">
     <w:name w:val="AnnotationTok"/>
     <w:basedOn w:val="VerbatimChar"/>
     <w:rPr>
-      <w:color w:val="5e5e5e"/>
-      <w:shd w:val="clear" w:fill="f1f3f5"/>
+      <w:color w:val="6a737d"/>
     </w:rPr>
   </w:style>
   <w:style w:type="character" w:customStyle="1" w:styleId="CommentVarTok">
     <w:name w:val="CommentVarTok"/>
     <w:basedOn w:val="VerbatimChar"/>
     <w:rPr>
-      <w:color w:val="5e5e5e"/>
-      <w:shd w:val="clear" w:fill="f1f3f5"/>
-      <w:i/>
+      <w:color w:val="6a737d"/>
     </w:rPr>
   </w:style>
   <w:style w:type="character" w:customStyle="1" w:styleId="OtherTok">
     <w:name w:val="OtherTok"/>
     <w:basedOn w:val="VerbatimChar"/>
     <w:rPr>
-      <w:color w:val="003b4f"/>
-      <w:shd w:val="clear" w:fill="f1f3f5"/>
+      <w:color w:val="6f42c1"/>
     </w:rPr>
   </w:style>
   <w:style w:type="character" w:customStyle="1" w:styleId="FunctionTok">
     <w:name w:val="FunctionTok"/>
     <w:basedOn w:val="VerbatimChar"/>
     <w:rPr>
-      <w:color w:val="4758ab"/>
-      <w:shd w:val="clear" w:fill="f1f3f5"/>
+      <w:color w:val="6f42c1"/>
     </w:rPr>
   </w:style>
   <w:style w:type="character" w:customStyle="1" w:styleId="VariableTok">
     <w:name w:val="VariableTok"/>
     <w:basedOn w:val="VerbatimChar"/>
     <w:rPr>
-      <w:color w:val="111111"/>
-      <w:shd w:val="clear" w:fill="f1f3f5"/>
+      <w:color w:val="e36209"/>
     </w:rPr>
   </w:style>
   <w:style w:type="character" w:customStyle="1" w:styleId="ControlFlowTok">
     <w:name w:val="ControlFlowTok"/>
     <w:basedOn w:val="VerbatimChar"/>
     <w:rPr>
-      <w:color w:val="003b4f"/>
-      <w:shd w:val="clear" w:fill="f1f3f5"/>
+      <w:color w:val="d73a49"/>
     </w:rPr>
   </w:style>
   <w:style w:type="character" w:customStyle="1" w:styleId="OperatorTok">
     <w:name w:val="OperatorTok"/>
     <w:basedOn w:val="VerbatimChar"/>
     <w:rPr>
-      <w:color w:val="5e5e5e"/>
-      <w:shd w:val="clear" w:fill="f1f3f5"/>
+      <w:color w:val="24292e"/>
     </w:rPr>
   </w:style>
   <w:style w:type="character" w:customStyle="1" w:styleId="BuiltInTok">
     <w:name w:val="BuiltInTok"/>
     <w:basedOn w:val="VerbatimChar"/>
     <w:rPr>
-      <w:color w:val="003b4f"/>
-      <w:shd w:val="clear" w:fill="f1f3f5"/>
+      <w:color w:val="d73a49"/>
     </w:rPr>
   </w:style>
   <w:style w:type="character" w:customStyle="1" w:styleId="ExtensionTok">
     <w:name w:val="ExtensionTok"/>
     <w:basedOn w:val="VerbatimChar"/>
     <w:rPr>
-      <w:color w:val="003b4f"/>
-      <w:shd w:val="clear" w:fill="f1f3f5"/>
+      <w:color w:val="d73a49"/>
+      <w:b/>
     </w:rPr>
   </w:style>
   <w:style w:type="character" w:customStyle="1" w:styleId="PreprocessorTok">
     <w:name w:val="PreprocessorTok"/>
     <w:basedOn w:val="VerbatimChar"/>
     <w:rPr>
-      <w:color w:val="ad0000"/>
-      <w:shd w:val="clear" w:fill="f1f3f5"/>
+      <w:color w:val="d73a49"/>
     </w:rPr>
   </w:style>
   <w:style w:type="character" w:customStyle="1" w:styleId="AttributeTok">
     <w:name w:val="AttributeTok"/>
     <w:basedOn w:val="VerbatimChar"/>
     <w:rPr>
-      <w:color w:val="657422"/>
-      <w:shd w:val="clear" w:fill="f1f3f5"/>
+      <w:color w:val="d73a49"/>
     </w:rPr>
   </w:style>
   <w:style w:type="character" w:customStyle="1" w:styleId="RegionMarkerTok">
     <w:name w:val="RegionMarkerTok"/>
     <w:basedOn w:val="VerbatimChar"/>
     <w:rPr>
-      <w:color w:val="003b4f"/>
-      <w:shd w:val="clear" w:fill="f1f3f5"/>
+      <w:color w:val="6a737d"/>
     </w:rPr>
   </w:style>
   <w:style w:type="character" w:customStyle="1" w:styleId="InformationTok">
     <w:name w:val="InformationTok"/>
     <w:basedOn w:val="VerbatimChar"/>
     <w:rPr>
-      <w:color w:val="5e5e5e"/>
-      <w:shd w:val="clear" w:fill="f1f3f5"/>
+      <w:color w:val="6a737d"/>
     </w:rPr>
   </w:style>
   <w:style w:type="character" w:customStyle="1" w:styleId="WarningTok">
     <w:name w:val="WarningTok"/>
     <w:basedOn w:val="VerbatimChar"/>
     <w:rPr>
-      <w:color w:val="5e5e5e"/>
-      <w:shd w:val="clear" w:fill="f1f3f5"/>
-      <w:i/>
+      <w:color w:val="ff5555"/>
     </w:rPr>
   </w:style>
   <w:style w:type="character" w:customStyle="1" w:styleId="AlertTok">
     <w:name w:val="AlertTok"/>
     <w:basedOn w:val="VerbatimChar"/>
     <w:rPr>
-      <w:color w:val="ad0000"/>
-      <w:shd w:val="clear" w:fill="f1f3f5"/>
+      <w:color w:val="ff5555"/>
+      <w:b/>
     </w:rPr>
   </w:style>
   <w:style w:type="character" w:customStyle="1" w:styleId="ErrorTok">
     <w:name w:val="ErrorTok"/>
     <w:basedOn w:val="VerbatimChar"/>
     <w:rPr>
-      <w:color w:val="ad0000"/>
-      <w:shd w:val="clear" w:fill="f1f3f5"/>
+      <w:color w:val="ff5555"/>
+      <w:u/>
     </w:rPr>
   </w:style>
   <w:style w:type="character" w:customStyle="1" w:styleId="NormalTok">
     <w:name w:val="NormalTok"/>
     <w:basedOn w:val="VerbatimChar"/>
     <w:rPr>
-      <w:color w:val="003b4f"/>
-      <w:shd w:val="clear" w:fill="f1f3f5"/>
+      <w:color w:val="24292e"/>
     </w:rPr>
   </w:style>
 </w:styles>

--- a/replication-lab.docx
+++ b/replication-lab.docx
@@ -238,22 +238,13 @@
     </w:p>
     <w:bookmarkEnd w:id="21"/>
     <w:bookmarkEnd w:id="22"/>
-    <w:bookmarkStart w:id="25" w:name="reproducible-methodology-and-execution"/>
+    <w:bookmarkStart w:id="25" w:name="reproducible-analytical-pipeline"/>
     <w:p>
       <w:pPr>
         <w:pStyle w:val="Heading1"/>
       </w:pPr>
       <w:r>
-        <w:t xml:space="preserve">2. Reproducible Methodology and Execution</w:t>
-      </w:r>
-    </w:p>
-    <w:bookmarkStart w:id="23" w:name="dataset-and-leakage-prevention"/>
-    <w:p>
-      <w:pPr>
-        <w:pStyle w:val="Heading2"/>
-      </w:pPr>
-      <w:r>
-        <w:t xml:space="preserve">2.1 Dataset and Leakage Prevention</w:t>
+        <w:t xml:space="preserve">2. Reproducible Analytical Pipeline</w:t>
       </w:r>
     </w:p>
     <w:p>
@@ -261,7 +252,7 @@
         <w:pStyle w:val="FirstParagraph"/>
       </w:pPr>
       <w:r>
-        <w:t xml:space="preserve">The prediction problem investigates whether hourly bike rentals (</w:t>
+        <w:t xml:space="preserve">The prediction target is hourly bike rental demand (</w:t>
       </w:r>
       <w:r>
         <w:rPr>
@@ -270,7 +261,76 @@
         <w:t xml:space="preserve">cnt</w:t>
       </w:r>
       <w:r>
-        <w:t xml:space="preserve">) from the UCI Bike Sharing Dataset can be predicted using information strictly available at inference time.</w:t>
+        <w:t xml:space="preserve">) from the UCI Bike Sharing Dataset. Potential sources of target leakage (</w:t>
+      </w:r>
+      <w:r>
+        <w:rPr>
+          <w:rStyle w:val="VerbatimChar"/>
+        </w:rPr>
+        <w:t xml:space="preserve">casual</w:t>
+      </w:r>
+      <w:r>
+        <w:t xml:space="preserve"> </w:t>
+      </w:r>
+      <w:r>
+        <w:t xml:space="preserve">and</w:t>
+      </w:r>
+      <w:r>
+        <w:t xml:space="preserve"> </w:t>
+      </w:r>
+      <w:r>
+        <w:rPr>
+          <w:rStyle w:val="VerbatimChar"/>
+        </w:rPr>
+        <w:t xml:space="preserve">registered</w:t>
+      </w:r>
+      <w:r>
+        <w:t xml:space="preserve"> </w:t>
+      </w:r>
+      <w:r>
+        <w:t xml:space="preserve">counts) and arbitrary identifiers (</w:t>
+      </w:r>
+      <w:r>
+        <w:rPr>
+          <w:rStyle w:val="VerbatimChar"/>
+        </w:rPr>
+        <w:t xml:space="preserve">instant</w:t>
+      </w:r>
+      <w:r>
+        <w:t xml:space="preserve">,</w:t>
+      </w:r>
+      <w:r>
+        <w:t xml:space="preserve"> </w:t>
+      </w:r>
+      <w:r>
+        <w:rPr>
+          <w:rStyle w:val="VerbatimChar"/>
+        </w:rPr>
+        <w:t xml:space="preserve">dteday</w:t>
+      </w:r>
+      <w:r>
+        <w:t xml:space="preserve">) are strictly excised. Operational feature availability is preserved by incorporating 24-hour and 48-hour historical rental lags (</w:t>
+      </w:r>
+      <w:r>
+        <w:rPr>
+          <w:rStyle w:val="VerbatimChar"/>
+        </w:rPr>
+        <w:t xml:space="preserve">cnt_lag_24h</w:t>
+      </w:r>
+      <w:r>
+        <w:t xml:space="preserve">,</w:t>
+      </w:r>
+      <w:r>
+        <w:t xml:space="preserve"> </w:t>
+      </w:r>
+      <w:r>
+        <w:rPr>
+          <w:rStyle w:val="VerbatimChar"/>
+        </w:rPr>
+        <w:t xml:space="preserve">cnt_lag_48h</w:t>
+      </w:r>
+      <w:r>
+        <w:t xml:space="preserve">).</w:t>
       </w:r>
     </w:p>
     <w:p>
@@ -278,234 +338,99 @@
         <w:pStyle w:val="BodyText"/>
       </w:pPr>
       <w:r>
-        <w:t xml:space="preserve">To maintain operational validity:</w:t>
-      </w:r>
-      <w:r>
-        <w:t xml:space="preserve"> </w:t>
-      </w:r>
-      <w:r>
-        <w:t xml:space="preserve">*</w:t>
-      </w:r>
-      <w:r>
-        <w:t xml:space="preserve"> </w:t>
-      </w:r>
-      <w:r>
-        <w:rPr>
-          <w:bCs/>
-          <w:b/>
-        </w:rPr>
-        <w:t xml:space="preserve">Post-hoc Target Components:</w:t>
-      </w:r>
-      <w:r>
-        <w:t xml:space="preserve"> </w:t>
-      </w:r>
-      <w:r>
-        <w:t xml:space="preserve">The features</w:t>
-      </w:r>
-      <w:r>
-        <w:t xml:space="preserve"> </w:t>
-      </w:r>
-      <w:r>
-        <w:rPr>
-          <w:rStyle w:val="VerbatimChar"/>
-        </w:rPr>
-        <w:t xml:space="preserve">casual</w:t>
-      </w:r>
-      <w:r>
-        <w:t xml:space="preserve"> </w:t>
-      </w:r>
-      <w:r>
-        <w:t xml:space="preserve">and</w:t>
-      </w:r>
-      <w:r>
-        <w:t xml:space="preserve"> </w:t>
-      </w:r>
-      <w:r>
-        <w:rPr>
-          <w:rStyle w:val="VerbatimChar"/>
-        </w:rPr>
-        <w:t xml:space="preserve">registered</w:t>
-      </w:r>
-      <w:r>
-        <w:t xml:space="preserve"> </w:t>
-      </w:r>
-      <w:r>
-        <w:t xml:space="preserve">sum directly to</w:t>
-      </w:r>
-      <w:r>
-        <w:t xml:space="preserve"> </w:t>
-      </w:r>
-      <w:r>
-        <w:rPr>
-          <w:rStyle w:val="VerbatimChar"/>
-        </w:rPr>
-        <w:t xml:space="preserve">cnt</w:t>
-      </w:r>
-      <w:r>
-        <w:t xml:space="preserve"> </w:t>
-      </w:r>
-      <w:r>
-        <w:t xml:space="preserve">and represent post-event breakdowns. They are excluded from all model pipelines to prevent trivial data leakage.</w:t>
-      </w:r>
-      <w:r>
-        <w:t xml:space="preserve"> </w:t>
-      </w:r>
-      <w:r>
-        <w:t xml:space="preserve">*</w:t>
-      </w:r>
-      <w:r>
-        <w:t xml:space="preserve"> </w:t>
-      </w:r>
-      <w:r>
-        <w:rPr>
-          <w:bCs/>
-          <w:b/>
-        </w:rPr>
-        <w:t xml:space="preserve">Identifier Exclusion:</w:t>
-      </w:r>
-      <w:r>
-        <w:t xml:space="preserve"> </w:t>
-      </w:r>
-      <w:r>
-        <w:t xml:space="preserve">The index column</w:t>
-      </w:r>
-      <w:r>
-        <w:t xml:space="preserve"> </w:t>
-      </w:r>
-      <w:r>
-        <w:rPr>
-          <w:rStyle w:val="VerbatimChar"/>
-        </w:rPr>
-        <w:t xml:space="preserve">instant</w:t>
-      </w:r>
-      <w:r>
-        <w:t xml:space="preserve"> </w:t>
-      </w:r>
-      <w:r>
-        <w:t xml:space="preserve">and raw timestamp string</w:t>
-      </w:r>
-      <w:r>
-        <w:t xml:space="preserve"> </w:t>
-      </w:r>
-      <w:r>
-        <w:rPr>
-          <w:rStyle w:val="VerbatimChar"/>
-        </w:rPr>
-        <w:t xml:space="preserve">dteday</w:t>
-      </w:r>
-      <w:r>
-        <w:t xml:space="preserve"> </w:t>
-      </w:r>
-      <w:r>
-        <w:t xml:space="preserve">are removed.</w:t>
-      </w:r>
-      <w:r>
-        <w:t xml:space="preserve"> </w:t>
-      </w:r>
-      <w:r>
-        <w:t xml:space="preserve">*</w:t>
-      </w:r>
-      <w:r>
-        <w:t xml:space="preserve"> </w:t>
-      </w:r>
-      <w:r>
-        <w:rPr>
-          <w:bCs/>
-          <w:b/>
-        </w:rPr>
-        <w:t xml:space="preserve">Realistic Information Signals:</w:t>
-      </w:r>
-      <w:r>
-        <w:t xml:space="preserve"> </w:t>
-      </w:r>
-      <w:r>
-        <w:t xml:space="preserve">Dynamic operational lag features (</w:t>
-      </w:r>
-      <w:r>
-        <w:rPr>
-          <w:rStyle w:val="VerbatimChar"/>
-        </w:rPr>
-        <w:t xml:space="preserve">cnt_lag_24h</w:t>
-      </w:r>
-      <w:r>
-        <w:t xml:space="preserve"> </w:t>
-      </w:r>
-      <w:r>
-        <w:t xml:space="preserve">and</w:t>
-      </w:r>
-      <w:r>
-        <w:t xml:space="preserve"> </w:t>
-      </w:r>
-      <w:r>
-        <w:rPr>
-          <w:rStyle w:val="VerbatimChar"/>
-        </w:rPr>
-        <w:t xml:space="preserve">cnt_lag_48h</w:t>
-      </w:r>
-      <w:r>
-        <w:t xml:space="preserve">) are engineered to capture real-time system state without violating temporal causality.</w:t>
-      </w:r>
-    </w:p>
-    <w:bookmarkEnd w:id="23"/>
-    <w:bookmarkStart w:id="24" w:name="experimental-splits"/>
-    <w:p>
-      <w:pPr>
-        <w:pStyle w:val="Heading2"/>
-      </w:pPr>
-      <w:r>
-        <w:t xml:space="preserve">2.2 Experimental Splits</w:t>
+        <w:t xml:space="preserve">import os</w:t>
+      </w:r>
+      <w:r>
+        <w:t xml:space="preserve"> </w:t>
+      </w:r>
+      <w:r>
+        <w:t xml:space="preserve">import io</w:t>
+      </w:r>
+      <w:r>
+        <w:t xml:space="preserve"> </w:t>
+      </w:r>
+      <w:r>
+        <w:t xml:space="preserve">import zipfile</w:t>
+      </w:r>
+      <w:r>
+        <w:t xml:space="preserve"> </w:t>
+      </w:r>
+      <w:r>
+        <w:t xml:space="preserve">import urllib.request</w:t>
+      </w:r>
+      <w:r>
+        <w:t xml:space="preserve"> </w:t>
+      </w:r>
+      <w:r>
+        <w:t xml:space="preserve">import numpy as np</w:t>
+      </w:r>
+      <w:r>
+        <w:t xml:space="preserve"> </w:t>
+      </w:r>
+      <w:r>
+        <w:t xml:space="preserve">import pandas as pd</w:t>
+      </w:r>
+      <w:r>
+        <w:t xml:space="preserve"> </w:t>
+      </w:r>
+      <w:r>
+        <w:t xml:space="preserve">from sklearn.compose import ColumnTransformer</w:t>
+      </w:r>
+      <w:r>
+        <w:t xml:space="preserve"> </w:t>
+      </w:r>
+      <w:r>
+        <w:t xml:space="preserve">from sklearn.ensemble import RandomForestRegressor</w:t>
+      </w:r>
+      <w:r>
+        <w:t xml:space="preserve"> </w:t>
+      </w:r>
+      <w:r>
+        <w:t xml:space="preserve">from sklearn.linear_model import Ridge</w:t>
+      </w:r>
+      <w:r>
+        <w:t xml:space="preserve"> </w:t>
+      </w:r>
+      <w:r>
+        <w:t xml:space="preserve">from sklearn.metrics import mean_absolute_error, mean_squared_error</w:t>
+      </w:r>
+      <w:r>
+        <w:t xml:space="preserve"> </w:t>
+      </w:r>
+      <w:r>
+        <w:t xml:space="preserve">from sklearn.pipeline import Pipeline</w:t>
+      </w:r>
+      <w:r>
+        <w:t xml:space="preserve"> </w:t>
+      </w:r>
+      <w:r>
+        <w:t xml:space="preserve">from sklearn.preprocessing import OneHotEncoder, StandardScaler</w:t>
+      </w:r>
+      <w:r>
+        <w:t xml:space="preserve"> </w:t>
+      </w:r>
+      <w:r>
+        <w:t xml:space="preserve">from sklearn.model_selection import train_test_split</w:t>
       </w:r>
     </w:p>
     <w:p>
       <w:pPr>
-        <w:pStyle w:val="FirstParagraph"/>
-      </w:pPr>
-      <w:r>
-        <w:t xml:space="preserve">Two methodological evaluation conditions are tested:</w:t>
-      </w:r>
-      <w:r>
-        <w:t xml:space="preserve"> </w:t>
-      </w:r>
-      <w:r>
-        <w:t xml:space="preserve">*</w:t>
-      </w:r>
-      <w:r>
-        <w:t xml:space="preserve"> </w:t>
-      </w:r>
-      <w:r>
-        <w:rPr>
-          <w:bCs/>
-          <w:b/>
-        </w:rPr>
-        <w:t xml:space="preserve">Random Evaluation:</w:t>
-      </w:r>
-      <w:r>
-        <w:t xml:space="preserve"> </w:t>
-      </w:r>
-      <w:r>
-        <w:t xml:space="preserve">A uniform 80% train / 20% test partition generated without regard to chronological sequence.</w:t>
-      </w:r>
-      <w:r>
-        <w:t xml:space="preserve"> </w:t>
-      </w:r>
-      <w:r>
-        <w:t xml:space="preserve">*</w:t>
-      </w:r>
-      <w:r>
-        <w:t xml:space="preserve"> </w:t>
-      </w:r>
-      <w:r>
-        <w:rPr>
-          <w:bCs/>
-          <w:b/>
-        </w:rPr>
-        <w:t xml:space="preserve">Temporally Structured Evaluation:</w:t>
-      </w:r>
-      <w:r>
-        <w:t xml:space="preserve"> </w:t>
-      </w:r>
-      <w:r>
-        <w:t xml:space="preserve">A chronological 80/20 partition where the earliest 80% of records form the training set and the final 20% form the holdout test set.</w:t>
+        <w:pStyle w:val="BodyText"/>
+      </w:pPr>
+      <w:r>
+        <w:t xml:space="preserve">results_path =</w:t>
+      </w:r>
+      <w:r>
+        <w:t xml:space="preserve"> </w:t>
+      </w:r>
+      <w:r>
+        <w:t xml:space="preserve">“</w:t>
+      </w:r>
+      <w:r>
+        <w:t xml:space="preserve">analysis/lab01_results.csv</w:t>
+      </w:r>
+      <w:r>
+        <w:t xml:space="preserve">”</w:t>
       </w:r>
     </w:p>
     <w:p>
@@ -513,18 +438,751 @@
         <w:pStyle w:val="BodyText"/>
       </w:pPr>
       <w:r>
-        <w:t xml:space="preserve">import pandas as pd</w:t>
+        <w:t xml:space="preserve">if os.path.exists(results_path):</w:t>
+      </w:r>
+      <w:r>
+        <w:t xml:space="preserve"> </w:t>
+      </w:r>
+      <w:r>
+        <w:t xml:space="preserve">results_df = pd.read_csv(results_path)</w:t>
+      </w:r>
+      <w:r>
+        <w:t xml:space="preserve"> </w:t>
+      </w:r>
+      <w:r>
+        <w:t xml:space="preserve">else:</w:t>
+      </w:r>
+      <w:r>
+        <w:t xml:space="preserve"> </w:t>
+      </w:r>
+      <w:r>
+        <w:t xml:space="preserve"># Acquire dataset reproducibly</w:t>
+      </w:r>
+      <w:r>
+        <w:t xml:space="preserve"> </w:t>
+      </w:r>
+      <w:r>
+        <w:t xml:space="preserve">url =</w:t>
+      </w:r>
+      <w:r>
+        <w:t xml:space="preserve"> </w:t>
+      </w:r>
+      <w:r>
+        <w:t xml:space="preserve">“</w:t>
+      </w:r>
+      <w:hyperlink r:id="rId23">
+        <w:r>
+          <w:rPr>
+            <w:rStyle w:val="Hyperlink"/>
+          </w:rPr>
+          <w:t xml:space="preserve">https://archive.ics.uci.edu/static/public/275/bike+sharing+dataset.zip</w:t>
+        </w:r>
+      </w:hyperlink>
+      <w:r>
+        <w:t xml:space="preserve">”</w:t>
+      </w:r>
+      <w:r>
+        <w:t xml:space="preserve"> </w:t>
+      </w:r>
+      <w:r>
+        <w:t xml:space="preserve">req = urllib.request.Request(url, headers={</w:t>
+      </w:r>
+      <w:r>
+        <w:t xml:space="preserve">“</w:t>
+      </w:r>
+      <w:r>
+        <w:t xml:space="preserve">User-Agent</w:t>
+      </w:r>
+      <w:r>
+        <w:t xml:space="preserve">”</w:t>
+      </w:r>
+      <w:r>
+        <w:t xml:space="preserve">:</w:t>
+      </w:r>
+      <w:r>
+        <w:t xml:space="preserve"> </w:t>
+      </w:r>
+      <w:r>
+        <w:t xml:space="preserve">“</w:t>
+      </w:r>
+      <w:r>
+        <w:t xml:space="preserve">Mozilla/5.0</w:t>
+      </w:r>
+      <w:r>
+        <w:t xml:space="preserve">”</w:t>
+      </w:r>
+      <w:r>
+        <w:t xml:space="preserve">})</w:t>
+      </w:r>
+      <w:r>
+        <w:t xml:space="preserve"> </w:t>
+      </w:r>
+      <w:r>
+        <w:t xml:space="preserve">with urllib.request.urlopen(req) as response:</w:t>
+      </w:r>
+      <w:r>
+        <w:t xml:space="preserve"> </w:t>
+      </w:r>
+      <w:r>
+        <w:t xml:space="preserve">zip_data = zipfile.ZipFile(io.BytesIO(response.read()))</w:t>
+      </w:r>
+      <w:r>
+        <w:t xml:space="preserve"> </w:t>
+      </w:r>
+      <w:r>
+        <w:t xml:space="preserve">df = pd.read_csv(zip_data.open(</w:t>
+      </w:r>
+      <w:r>
+        <w:t xml:space="preserve">“</w:t>
+      </w:r>
+      <w:r>
+        <w:t xml:space="preserve">hour.csv</w:t>
+      </w:r>
+      <w:r>
+        <w:t xml:space="preserve">”</w:t>
+      </w:r>
+      <w:r>
+        <w:t xml:space="preserve">))</w:t>
+      </w:r>
+    </w:p>
+    <w:p>
+      <w:pPr>
+        <w:pStyle w:val="SourceCode"/>
+      </w:pPr>
+      <w:r>
+        <w:rPr>
+          <w:rStyle w:val="VerbatimChar"/>
+        </w:rPr>
+        <w:t xml:space="preserve"># Sequence and lag generation</w:t>
+      </w:r>
+      <w:r>
+        <w:br/>
+      </w:r>
+      <w:r>
+        <w:rPr>
+          <w:rStyle w:val="VerbatimChar"/>
+        </w:rPr>
+        <w:t xml:space="preserve">df["dteday"] = pd.to_datetime(df["dteday"])</w:t>
+      </w:r>
+      <w:r>
+        <w:br/>
+      </w:r>
+      <w:r>
+        <w:rPr>
+          <w:rStyle w:val="VerbatimChar"/>
+        </w:rPr>
+        <w:t xml:space="preserve">df = df.sort_values(["dteday", "hr"]).reset_index(drop=True)</w:t>
+      </w:r>
+      <w:r>
+        <w:br/>
+      </w:r>
+      <w:r>
+        <w:rPr>
+          <w:rStyle w:val="VerbatimChar"/>
+        </w:rPr>
+        <w:t xml:space="preserve">df["cnt_lag_24h"] = df["cnt"].shift(24)</w:t>
+      </w:r>
+      <w:r>
+        <w:br/>
+      </w:r>
+      <w:r>
+        <w:rPr>
+          <w:rStyle w:val="VerbatimChar"/>
+        </w:rPr>
+        <w:t xml:space="preserve">df["cnt_lag_48h"] = df["cnt"].shift(48)</w:t>
+      </w:r>
+      <w:r>
+        <w:br/>
+      </w:r>
+      <w:r>
+        <w:rPr>
+          <w:rStyle w:val="VerbatimChar"/>
+        </w:rPr>
+        <w:t xml:space="preserve">df = df.dropna().reset_index(drop=True)</w:t>
+      </w:r>
+      <w:r>
+        <w:br/>
+      </w:r>
+      <w:r>
+        <w:br/>
+      </w:r>
+      <w:r>
+        <w:rPr>
+          <w:rStyle w:val="VerbatimChar"/>
+        </w:rPr>
+        <w:t xml:space="preserve">target = "cnt"</w:t>
+      </w:r>
+      <w:r>
+        <w:br/>
+      </w:r>
+      <w:r>
+        <w:rPr>
+          <w:rStyle w:val="VerbatimChar"/>
+        </w:rPr>
+        <w:t xml:space="preserve">leakage_cols = ["instant", "dteday", "casual", "registered", target]</w:t>
+      </w:r>
+      <w:r>
+        <w:br/>
+      </w:r>
+      <w:r>
+        <w:rPr>
+          <w:rStyle w:val="VerbatimChar"/>
+        </w:rPr>
+        <w:t xml:space="preserve">feature_cols = [c for c in df.columns if c not in leakage_cols]</w:t>
+      </w:r>
+      <w:r>
+        <w:br/>
+      </w:r>
+      <w:r>
+        <w:br/>
+      </w:r>
+      <w:r>
+        <w:rPr>
+          <w:rStyle w:val="VerbatimChar"/>
+        </w:rPr>
+        <w:t xml:space="preserve">categorical_features = ["season", "yr", "mnth", "hr", "weekday", "weathersit"]</w:t>
+      </w:r>
+      <w:r>
+        <w:br/>
+      </w:r>
+      <w:r>
+        <w:rPr>
+          <w:rStyle w:val="VerbatimChar"/>
+        </w:rPr>
+        <w:t xml:space="preserve">numeric_features = [c for c in feature_cols if c not in categorical_features]</w:t>
+      </w:r>
+      <w:r>
+        <w:br/>
+      </w:r>
+      <w:r>
+        <w:br/>
+      </w:r>
+      <w:r>
+        <w:rPr>
+          <w:rStyle w:val="VerbatimChar"/>
+        </w:rPr>
+        <w:t xml:space="preserve">X = df[feature_cols]</w:t>
+      </w:r>
+      <w:r>
+        <w:br/>
+      </w:r>
+      <w:r>
+        <w:rPr>
+          <w:rStyle w:val="VerbatimChar"/>
+        </w:rPr>
+        <w:t xml:space="preserve">y = df[target]</w:t>
+      </w:r>
+      <w:r>
+        <w:br/>
+      </w:r>
+      <w:r>
+        <w:br/>
+      </w:r>
+      <w:r>
+        <w:rPr>
+          <w:rStyle w:val="VerbatimChar"/>
+        </w:rPr>
+        <w:t xml:space="preserve">preprocessor = ColumnTransformer(</w:t>
+      </w:r>
+      <w:r>
+        <w:br/>
+      </w:r>
+      <w:r>
+        <w:rPr>
+          <w:rStyle w:val="VerbatimChar"/>
+        </w:rPr>
+        <w:t xml:space="preserve">    transformers=[</w:t>
+      </w:r>
+      <w:r>
+        <w:br/>
+      </w:r>
+      <w:r>
+        <w:rPr>
+          <w:rStyle w:val="VerbatimChar"/>
+        </w:rPr>
+        <w:t xml:space="preserve">        ("num", StandardScaler(), numeric_features),</w:t>
+      </w:r>
+      <w:r>
+        <w:br/>
+      </w:r>
+      <w:r>
+        <w:rPr>
+          <w:rStyle w:val="VerbatimChar"/>
+        </w:rPr>
+        <w:t xml:space="preserve">        ("cat", OneHotEncoder(handle_unknown="ignore", sparse_output=False), categorical_features),</w:t>
+      </w:r>
+      <w:r>
+        <w:br/>
+      </w:r>
+      <w:r>
+        <w:rPr>
+          <w:rStyle w:val="VerbatimChar"/>
+        </w:rPr>
+        <w:t xml:space="preserve">    ]</w:t>
+      </w:r>
+      <w:r>
+        <w:br/>
+      </w:r>
+      <w:r>
+        <w:rPr>
+          <w:rStyle w:val="VerbatimChar"/>
+        </w:rPr>
+        <w:t xml:space="preserve">)</w:t>
+      </w:r>
+      <w:r>
+        <w:br/>
+      </w:r>
+      <w:r>
+        <w:br/>
+      </w:r>
+      <w:r>
+        <w:rPr>
+          <w:rStyle w:val="VerbatimChar"/>
+        </w:rPr>
+        <w:t xml:space="preserve">models = {</w:t>
+      </w:r>
+      <w:r>
+        <w:br/>
+      </w:r>
+      <w:r>
+        <w:rPr>
+          <w:rStyle w:val="VerbatimChar"/>
+        </w:rPr>
+        <w:t xml:space="preserve">    "Ridge Regression": Ridge(alpha=1.0),</w:t>
+      </w:r>
+      <w:r>
+        <w:br/>
+      </w:r>
+      <w:r>
+        <w:rPr>
+          <w:rStyle w:val="VerbatimChar"/>
+        </w:rPr>
+        <w:t xml:space="preserve">    "Random Forest Regressor": RandomForestRegressor(n_estimators=100, random_state=42, n_jobs=-1),</w:t>
+      </w:r>
+      <w:r>
+        <w:br/>
+      </w:r>
+      <w:r>
+        <w:rPr>
+          <w:rStyle w:val="VerbatimChar"/>
+        </w:rPr>
+        <w:t xml:space="preserve">}</w:t>
+      </w:r>
+      <w:r>
+        <w:br/>
+      </w:r>
+      <w:r>
+        <w:br/>
+      </w:r>
+      <w:r>
+        <w:rPr>
+          <w:rStyle w:val="VerbatimChar"/>
+        </w:rPr>
+        <w:t xml:space="preserve">records = []</w:t>
+      </w:r>
+      <w:r>
+        <w:br/>
+      </w:r>
+      <w:r>
+        <w:br/>
+      </w:r>
+      <w:r>
+        <w:rPr>
+          <w:rStyle w:val="VerbatimChar"/>
+        </w:rPr>
+        <w:t xml:space="preserve"># Evaluation Design 1: Temporally Structured Evaluation (Earliest 80% train, latest 20% test)</w:t>
+      </w:r>
+      <w:r>
+        <w:br/>
+      </w:r>
+      <w:r>
+        <w:rPr>
+          <w:rStyle w:val="VerbatimChar"/>
+        </w:rPr>
+        <w:t xml:space="preserve">split_idx = int(len(df) * 0.8)</w:t>
+      </w:r>
+      <w:r>
+        <w:br/>
+      </w:r>
+      <w:r>
+        <w:rPr>
+          <w:rStyle w:val="VerbatimChar"/>
+        </w:rPr>
+        <w:t xml:space="preserve">X_train_temp, X_test_temp = X.iloc[:split_idx], X.iloc[split_idx:]</w:t>
+      </w:r>
+      <w:r>
+        <w:br/>
+      </w:r>
+      <w:r>
+        <w:rPr>
+          <w:rStyle w:val="VerbatimChar"/>
+        </w:rPr>
+        <w:t xml:space="preserve">y_train_temp, y_test_temp = y.iloc[:split_idx], y.iloc[split_idx:]</w:t>
+      </w:r>
+      <w:r>
+        <w:br/>
+      </w:r>
+      <w:r>
+        <w:br/>
+      </w:r>
+      <w:r>
+        <w:rPr>
+          <w:rStyle w:val="VerbatimChar"/>
+        </w:rPr>
+        <w:t xml:space="preserve">for name, model in models.items():</w:t>
+      </w:r>
+      <w:r>
+        <w:br/>
+      </w:r>
+      <w:r>
+        <w:rPr>
+          <w:rStyle w:val="VerbatimChar"/>
+        </w:rPr>
+        <w:t xml:space="preserve">    pipe = Pipeline(steps=[("preprocessor", preprocessor), ("regressor", model)])</w:t>
+      </w:r>
+      <w:r>
+        <w:br/>
+      </w:r>
+      <w:r>
+        <w:rPr>
+          <w:rStyle w:val="VerbatimChar"/>
+        </w:rPr>
+        <w:t xml:space="preserve">    pipe.fit(X_train_temp, y_train_temp)</w:t>
+      </w:r>
+      <w:r>
+        <w:br/>
+      </w:r>
+      <w:r>
+        <w:rPr>
+          <w:rStyle w:val="VerbatimChar"/>
+        </w:rPr>
+        <w:t xml:space="preserve">    y_pred = np.clip(pipe.predict(X_test_temp), a_min=0, a_max=None)</w:t>
+      </w:r>
+      <w:r>
+        <w:br/>
+      </w:r>
+      <w:r>
+        <w:rPr>
+          <w:rStyle w:val="VerbatimChar"/>
+        </w:rPr>
+        <w:t xml:space="preserve">    records.append({</w:t>
+      </w:r>
+      <w:r>
+        <w:br/>
+      </w:r>
+      <w:r>
+        <w:rPr>
+          <w:rStyle w:val="VerbatimChar"/>
+        </w:rPr>
+        <w:t xml:space="preserve">        "evaluation_design": "Temporally Structured",</w:t>
+      </w:r>
+      <w:r>
+        <w:br/>
+      </w:r>
+      <w:r>
+        <w:rPr>
+          <w:rStyle w:val="VerbatimChar"/>
+        </w:rPr>
+        <w:t xml:space="preserve">        "model": name,</w:t>
+      </w:r>
+      <w:r>
+        <w:br/>
+      </w:r>
+      <w:r>
+        <w:rPr>
+          <w:rStyle w:val="VerbatimChar"/>
+        </w:rPr>
+        <w:t xml:space="preserve">        "rmse": np.sqrt(mean_squared_error(y_test_temp, y_pred)),</w:t>
+      </w:r>
+      <w:r>
+        <w:br/>
+      </w:r>
+      <w:r>
+        <w:rPr>
+          <w:rStyle w:val="VerbatimChar"/>
+        </w:rPr>
+        <w:t xml:space="preserve">        "mae": mean_absolute_error(y_test_temp, y_pred)</w:t>
+      </w:r>
+      <w:r>
+        <w:br/>
+      </w:r>
+      <w:r>
+        <w:rPr>
+          <w:rStyle w:val="VerbatimChar"/>
+        </w:rPr>
+        <w:t xml:space="preserve">    })</w:t>
+      </w:r>
+      <w:r>
+        <w:br/>
+      </w:r>
+      <w:r>
+        <w:br/>
+      </w:r>
+      <w:r>
+        <w:rPr>
+          <w:rStyle w:val="VerbatimChar"/>
+        </w:rPr>
+        <w:t xml:space="preserve"># Evaluation Design 2: Random Evaluation (Unstratified 80/20 split)</w:t>
+      </w:r>
+      <w:r>
+        <w:br/>
+      </w:r>
+      <w:r>
+        <w:rPr>
+          <w:rStyle w:val="VerbatimChar"/>
+        </w:rPr>
+        <w:t xml:space="preserve">X_train_rand, X_test_rand, y_train_rand, y_test_rand = train_test_split(</w:t>
+      </w:r>
+      <w:r>
+        <w:br/>
+      </w:r>
+      <w:r>
+        <w:rPr>
+          <w:rStyle w:val="VerbatimChar"/>
+        </w:rPr>
+        <w:t xml:space="preserve">    X, y, test_size=0.2, random_state=42</w:t>
+      </w:r>
+      <w:r>
+        <w:br/>
+      </w:r>
+      <w:r>
+        <w:rPr>
+          <w:rStyle w:val="VerbatimChar"/>
+        </w:rPr>
+        <w:t xml:space="preserve">)</w:t>
+      </w:r>
+      <w:r>
+        <w:br/>
+      </w:r>
+      <w:r>
+        <w:br/>
+      </w:r>
+      <w:r>
+        <w:rPr>
+          <w:rStyle w:val="VerbatimChar"/>
+        </w:rPr>
+        <w:t xml:space="preserve">for name, model in models.items():</w:t>
+      </w:r>
+      <w:r>
+        <w:br/>
+      </w:r>
+      <w:r>
+        <w:rPr>
+          <w:rStyle w:val="VerbatimChar"/>
+        </w:rPr>
+        <w:t xml:space="preserve">    pipe = Pipeline(steps=[("preprocessor", preprocessor), ("regressor", model)])</w:t>
+      </w:r>
+      <w:r>
+        <w:br/>
+      </w:r>
+      <w:r>
+        <w:rPr>
+          <w:rStyle w:val="VerbatimChar"/>
+        </w:rPr>
+        <w:t xml:space="preserve">    pipe.fit(X_train_rand, y_train_rand)</w:t>
+      </w:r>
+      <w:r>
+        <w:br/>
+      </w:r>
+      <w:r>
+        <w:rPr>
+          <w:rStyle w:val="VerbatimChar"/>
+        </w:rPr>
+        <w:t xml:space="preserve">    y_pred = np.clip(pipe.predict(X_test_rand), a_min=0, a_max=None)</w:t>
+      </w:r>
+      <w:r>
+        <w:br/>
+      </w:r>
+      <w:r>
+        <w:rPr>
+          <w:rStyle w:val="VerbatimChar"/>
+        </w:rPr>
+        <w:t xml:space="preserve">    records.append({</w:t>
+      </w:r>
+      <w:r>
+        <w:br/>
+      </w:r>
+      <w:r>
+        <w:rPr>
+          <w:rStyle w:val="VerbatimChar"/>
+        </w:rPr>
+        <w:t xml:space="preserve">        "evaluation_design": "Random Split",</w:t>
+      </w:r>
+      <w:r>
+        <w:br/>
+      </w:r>
+      <w:r>
+        <w:rPr>
+          <w:rStyle w:val="VerbatimChar"/>
+        </w:rPr>
+        <w:t xml:space="preserve">        "model": name,</w:t>
+      </w:r>
+      <w:r>
+        <w:br/>
+      </w:r>
+      <w:r>
+        <w:rPr>
+          <w:rStyle w:val="VerbatimChar"/>
+        </w:rPr>
+        <w:t xml:space="preserve">        "rmse": np.sqrt(mean_squared_error(y_test_rand, y_pred)),</w:t>
+      </w:r>
+      <w:r>
+        <w:br/>
+      </w:r>
+      <w:r>
+        <w:rPr>
+          <w:rStyle w:val="VerbatimChar"/>
+        </w:rPr>
+        <w:t xml:space="preserve">        "mae": mean_absolute_error(y_test_rand, y_pred)</w:t>
+      </w:r>
+      <w:r>
+        <w:br/>
+      </w:r>
+      <w:r>
+        <w:rPr>
+          <w:rStyle w:val="VerbatimChar"/>
+        </w:rPr>
+        <w:t xml:space="preserve">    })</w:t>
+      </w:r>
+      <w:r>
+        <w:br/>
+      </w:r>
+      <w:r>
+        <w:br/>
+      </w:r>
+      <w:r>
+        <w:rPr>
+          <w:rStyle w:val="VerbatimChar"/>
+        </w:rPr>
+        <w:t xml:space="preserve">os.makedirs("analysis", exist_ok=True)</w:t>
+      </w:r>
+      <w:r>
+        <w:br/>
+      </w:r>
+      <w:r>
+        <w:rPr>
+          <w:rStyle w:val="VerbatimChar"/>
+        </w:rPr>
+        <w:t xml:space="preserve">results_df = pd.DataFrame(records)</w:t>
+      </w:r>
+      <w:r>
+        <w:br/>
+      </w:r>
+      <w:r>
+        <w:rPr>
+          <w:rStyle w:val="VerbatimChar"/>
+        </w:rPr>
+        <w:t xml:space="preserve">results_df.to_csv(results_path, index=False)</w:t>
+      </w:r>
+    </w:p>
+    <w:bookmarkStart w:id="24" w:name="empirical-results-comparison"/>
+    <w:p>
+      <w:pPr>
+        <w:pStyle w:val="Heading2"/>
+      </w:pPr>
+      <w:r>
+        <w:t xml:space="preserve">2.1 Empirical Results &amp; Comparison</w:t>
+      </w:r>
+    </w:p>
+    <w:p>
+      <w:pPr>
+        <w:pStyle w:val="FirstParagraph"/>
+      </w:pPr>
+      <w:r>
+        <w:t xml:space="preserve">Below are the computed performance metrics derived from analysis/lab01_results.csv:</w:t>
+      </w:r>
+    </w:p>
+    <w:p>
+      <w:pPr>
+        <w:pStyle w:val="BodyText"/>
+      </w:pPr>
+      <w:r>
+        <w:t xml:space="preserve">#| label: display-table</w:t>
+      </w:r>
+      <w:r>
+        <w:t xml:space="preserve"> </w:t>
+      </w:r>
+      <w:r>
+        <w:t xml:space="preserve">#| echo: false</w:t>
+      </w:r>
+    </w:p>
+    <w:p>
+      <w:pPr>
+        <w:pStyle w:val="BodyText"/>
+      </w:pPr>
+      <w:r>
+        <w:t xml:space="preserve">display_df = results_df.copy()</w:t>
+      </w:r>
+      <w:r>
+        <w:t xml:space="preserve"> </w:t>
+      </w:r>
+      <w:r>
+        <w:t xml:space="preserve">display_df[</w:t>
+      </w:r>
+      <w:r>
+        <w:t xml:space="preserve">“</w:t>
+      </w:r>
+      <w:r>
+        <w:t xml:space="preserve">rmse</w:t>
+      </w:r>
+      <w:r>
+        <w:t xml:space="preserve">”</w:t>
+      </w:r>
+      <w:r>
+        <w:t xml:space="preserve">] = display_df[</w:t>
+      </w:r>
+      <w:r>
+        <w:t xml:space="preserve">“</w:t>
+      </w:r>
+      <w:r>
+        <w:t xml:space="preserve">rmse</w:t>
+      </w:r>
+      <w:r>
+        <w:t xml:space="preserve">”</w:t>
+      </w:r>
+      <w:r>
+        <w:t xml:space="preserve">].round(2)</w:t>
+      </w:r>
+      <w:r>
+        <w:t xml:space="preserve"> </w:t>
+      </w:r>
+      <w:r>
+        <w:t xml:space="preserve">display_df[</w:t>
+      </w:r>
+      <w:r>
+        <w:t xml:space="preserve">“</w:t>
+      </w:r>
+      <w:r>
+        <w:t xml:space="preserve">mae</w:t>
+      </w:r>
+      <w:r>
+        <w:t xml:space="preserve">”</w:t>
+      </w:r>
+      <w:r>
+        <w:t xml:space="preserve">] = display_df[</w:t>
+      </w:r>
+      <w:r>
+        <w:t xml:space="preserve">“</w:t>
+      </w:r>
+      <w:r>
+        <w:t xml:space="preserve">mae</w:t>
+      </w:r>
+      <w:r>
+        <w:t xml:space="preserve">”</w:t>
+      </w:r>
+      <w:r>
+        <w:t xml:space="preserve">].round(2)</w:t>
       </w:r>
     </w:p>
     <w:bookmarkEnd w:id="24"/>
     <w:bookmarkEnd w:id="25"/>
-    <w:bookmarkStart w:id="26" w:name="X71c1ac1613217a70b8ff67b5297a37ccdeaae1e"/>
+    <w:bookmarkStart w:id="26" w:name="Xc3b07a7effefe9be325c27aa8851cebc45f1703"/>
     <w:p>
       <w:pPr>
         <w:pStyle w:val="Heading1"/>
       </w:pPr>
       <w:r>
-        <w:t xml:space="preserve">3. Load empirical results generated by python/lab01_analysis.py</w:t>
+        <w:t xml:space="preserve">3. Assign rankings within each evaluation split</w:t>
       </w:r>
     </w:p>
     <w:p>
@@ -532,82 +1190,707 @@
         <w:pStyle w:val="FirstParagraph"/>
       </w:pPr>
       <w:r>
-        <w:t xml:space="preserve">results_df = pd.read_csv(</w:t>
+        <w:t xml:space="preserve">display_df[</w:t>
       </w:r>
       <w:r>
         <w:t xml:space="preserve">“</w:t>
       </w:r>
       <w:r>
-        <w:t xml:space="preserve">analysis/lab01_results.csv</w:t>
+        <w:t xml:space="preserve">rank</w:t>
       </w:r>
       <w:r>
         <w:t xml:space="preserve">”</w:t>
       </w:r>
       <w:r>
-        <w:t xml:space="preserve">)</w:t>
-      </w:r>
-      <w:r>
-        <w:t xml:space="preserve"> </w:t>
-      </w:r>
-      <w:r>
-        <w:t xml:space="preserve">results_df[</w:t>
+        <w:t xml:space="preserve">] = display_df.groupby(</w:t>
       </w:r>
       <w:r>
         <w:t xml:space="preserve">“</w:t>
       </w:r>
       <w:r>
+        <w:t xml:space="preserve">evaluation_design</w:t>
+      </w:r>
+      <w:r>
+        <w:t xml:space="preserve">”</w:t>
+      </w:r>
+      <w:r>
+        <w:t xml:space="preserve">)[</w:t>
+      </w:r>
+      <w:r>
+        <w:t xml:space="preserve">“</w:t>
+      </w:r>
+      <w:r>
         <w:t xml:space="preserve">rmse</w:t>
       </w:r>
       <w:r>
         <w:t xml:space="preserve">”</w:t>
       </w:r>
       <w:r>
-        <w:t xml:space="preserve">] = results_df[</w:t>
-      </w:r>
-      <w:r>
-        <w:t xml:space="preserve">“</w:t>
-      </w:r>
-      <w:r>
-        <w:t xml:space="preserve">rmse</w:t>
-      </w:r>
-      <w:r>
-        <w:t xml:space="preserve">”</w:t>
-      </w:r>
-      <w:r>
-        <w:t xml:space="preserve">].round(2)</w:t>
-      </w:r>
-      <w:r>
-        <w:t xml:space="preserve"> </w:t>
-      </w:r>
-      <w:r>
-        <w:t xml:space="preserve">results_df[</w:t>
-      </w:r>
-      <w:r>
-        <w:t xml:space="preserve">“</w:t>
-      </w:r>
-      <w:r>
-        <w:t xml:space="preserve">mae</w:t>
-      </w:r>
-      <w:r>
-        <w:t xml:space="preserve">”</w:t>
-      </w:r>
-      <w:r>
-        <w:t xml:space="preserve">] = results_df[</w:t>
-      </w:r>
-      <w:r>
-        <w:t xml:space="preserve">“</w:t>
-      </w:r>
-      <w:r>
-        <w:t xml:space="preserve">mae</w:t>
-      </w:r>
-      <w:r>
-        <w:t xml:space="preserve">”</w:t>
-      </w:r>
-      <w:r>
-        <w:t xml:space="preserve">].round(2)</w:t>
+        <w:t xml:space="preserve">].rank(ascending=True).astype(int)</w:t>
       </w:r>
     </w:p>
     <w:bookmarkEnd w:id="26"/>
+    <w:bookmarkStart w:id="27" w:name="reorder-columns-for-clean-rendering"/>
+    <w:p>
+      <w:pPr>
+        <w:pStyle w:val="Heading1"/>
+      </w:pPr>
+      <w:r>
+        <w:t xml:space="preserve">4. Reorder columns for clean rendering</w:t>
+      </w:r>
+    </w:p>
+    <w:p>
+      <w:pPr>
+        <w:pStyle w:val="FirstParagraph"/>
+      </w:pPr>
+      <w:r>
+        <w:t xml:space="preserve">display_df = display_df[[</w:t>
+      </w:r>
+      <w:r>
+        <w:t xml:space="preserve">“</w:t>
+      </w:r>
+      <w:r>
+        <w:t xml:space="preserve">evaluation_design</w:t>
+      </w:r>
+      <w:r>
+        <w:t xml:space="preserve">”</w:t>
+      </w:r>
+      <w:r>
+        <w:t xml:space="preserve">,</w:t>
+      </w:r>
+      <w:r>
+        <w:t xml:space="preserve"> </w:t>
+      </w:r>
+      <w:r>
+        <w:t xml:space="preserve">“</w:t>
+      </w:r>
+      <w:r>
+        <w:t xml:space="preserve">model</w:t>
+      </w:r>
+      <w:r>
+        <w:t xml:space="preserve">”</w:t>
+      </w:r>
+      <w:r>
+        <w:t xml:space="preserve">,</w:t>
+      </w:r>
+      <w:r>
+        <w:t xml:space="preserve"> </w:t>
+      </w:r>
+      <w:r>
+        <w:t xml:space="preserve">“</w:t>
+      </w:r>
+      <w:r>
+        <w:t xml:space="preserve">rmse</w:t>
+      </w:r>
+      <w:r>
+        <w:t xml:space="preserve">”</w:t>
+      </w:r>
+      <w:r>
+        <w:t xml:space="preserve">,</w:t>
+      </w:r>
+      <w:r>
+        <w:t xml:space="preserve"> </w:t>
+      </w:r>
+      <w:r>
+        <w:t xml:space="preserve">“</w:t>
+      </w:r>
+      <w:r>
+        <w:t xml:space="preserve">mae</w:t>
+      </w:r>
+      <w:r>
+        <w:t xml:space="preserve">”</w:t>
+      </w:r>
+      <w:r>
+        <w:t xml:space="preserve">,</w:t>
+      </w:r>
+      <w:r>
+        <w:t xml:space="preserve"> </w:t>
+      </w:r>
+      <w:r>
+        <w:t xml:space="preserve">“</w:t>
+      </w:r>
+      <w:r>
+        <w:t xml:space="preserve">rank</w:t>
+      </w:r>
+      <w:r>
+        <w:t xml:space="preserve">”</w:t>
+      </w:r>
+      <w:r>
+        <w:t xml:space="preserve">]]</w:t>
+      </w:r>
+      <w:r>
+        <w:t xml:space="preserve"> </w:t>
+      </w:r>
+      <w:r>
+        <w:t xml:space="preserve">display_df.columns = [</w:t>
+      </w:r>
+      <w:r>
+        <w:t xml:space="preserve">“</w:t>
+      </w:r>
+      <w:r>
+        <w:t xml:space="preserve">Evaluation Design</w:t>
+      </w:r>
+      <w:r>
+        <w:t xml:space="preserve">”</w:t>
+      </w:r>
+      <w:r>
+        <w:t xml:space="preserve">,</w:t>
+      </w:r>
+      <w:r>
+        <w:t xml:space="preserve"> </w:t>
+      </w:r>
+      <w:r>
+        <w:t xml:space="preserve">“</w:t>
+      </w:r>
+      <w:r>
+        <w:t xml:space="preserve">Model</w:t>
+      </w:r>
+      <w:r>
+        <w:t xml:space="preserve">”</w:t>
+      </w:r>
+      <w:r>
+        <w:t xml:space="preserve">,</w:t>
+      </w:r>
+      <w:r>
+        <w:t xml:space="preserve"> </w:t>
+      </w:r>
+      <w:r>
+        <w:t xml:space="preserve">“</w:t>
+      </w:r>
+      <w:r>
+        <w:t xml:space="preserve">RMSE</w:t>
+      </w:r>
+      <w:r>
+        <w:t xml:space="preserve">”</w:t>
+      </w:r>
+      <w:r>
+        <w:t xml:space="preserve">,</w:t>
+      </w:r>
+      <w:r>
+        <w:t xml:space="preserve"> </w:t>
+      </w:r>
+      <w:r>
+        <w:t xml:space="preserve">“</w:t>
+      </w:r>
+      <w:r>
+        <w:t xml:space="preserve">MAE</w:t>
+      </w:r>
+      <w:r>
+        <w:t xml:space="preserve">”</w:t>
+      </w:r>
+      <w:r>
+        <w:t xml:space="preserve">,</w:t>
+      </w:r>
+      <w:r>
+        <w:t xml:space="preserve"> </w:t>
+      </w:r>
+      <w:r>
+        <w:t xml:space="preserve">“</w:t>
+      </w:r>
+      <w:r>
+        <w:t xml:space="preserve">Rank</w:t>
+      </w:r>
+      <w:r>
+        <w:t xml:space="preserve">”</w:t>
+      </w:r>
+      <w:r>
+        <w:t xml:space="preserve">]</w:t>
+      </w:r>
+    </w:p>
+    <w:p>
+      <w:pPr>
+        <w:pStyle w:val="BodyText"/>
+      </w:pPr>
+      <w:r>
+        <w:t xml:space="preserve">from IPython.display import Markdown</w:t>
+      </w:r>
+      <w:r>
+        <w:t xml:space="preserve"> </w:t>
+      </w:r>
+      <w:r>
+        <w:t xml:space="preserve">Markdown(display_df.to_markdown(index=False))</w:t>
+      </w:r>
+    </w:p>
+    <w:p>
+      <w:pPr>
+        <w:pStyle w:val="BodyText"/>
+      </w:pPr>
+      <w:r>
+        <w:t xml:space="preserve">##FAIR Model Comparison Audit</w:t>
+      </w:r>
+      <w:r>
+        <w:t xml:space="preserve"> </w:t>
+      </w:r>
+      <w:r>
+        <w:t xml:space="preserve">F — Frame: What Exactly Is Being Compared?</w:t>
+      </w:r>
+      <w:r>
+        <w:t xml:space="preserve"> </w:t>
+      </w:r>
+      <w:r>
+        <w:t xml:space="preserve">The comparison contrasts an</w:t>
+      </w:r>
+      <w:r>
+        <w:t xml:space="preserve"> </w:t>
+      </w:r>
+      <m:oMath>
+        <m:sSub>
+          <m:e>
+            <m:r>
+              <m:t>L</m:t>
+            </m:r>
+          </m:e>
+          <m:sub>
+            <m:r>
+              <m:t>2</m:t>
+            </m:r>
+          </m:sub>
+        </m:sSub>
+      </m:oMath>
+      <w:r>
+        <w:t xml:space="preserve">-regularized parametric linear model (Ridge Regression) against a non-parametric ensemble</w:t>
+      </w:r>
+      <w:r>
+        <w:t xml:space="preserve"> </w:t>
+      </w:r>
+      <w:r>
+        <w:t xml:space="preserve">(Random Forest Regression) predicting hourly bike rental counts (</w:t>
+      </w:r>
+      <m:oMath>
+        <m:r>
+          <m:t>c</m:t>
+        </m:r>
+        <m:r>
+          <m:t>n</m:t>
+        </m:r>
+        <m:r>
+          <m:t>t</m:t>
+        </m:r>
+      </m:oMath>
+      <w:r>
+        <w:t xml:space="preserve">). Two specific methodological conditions govern the data split:</w:t>
+      </w:r>
+      <w:r>
+        <w:t xml:space="preserve"> </w:t>
+      </w:r>
+      <w:r>
+        <w:t xml:space="preserve">Random Evaluation:</w:t>
+      </w:r>
+      <w:r>
+        <w:t xml:space="preserve"> </w:t>
+      </w:r>
+      <m:oMath>
+        <m:r>
+          <m:t>80</m:t>
+        </m:r>
+        <m:r>
+          <m:rPr>
+            <m:sty m:val="p"/>
+          </m:rPr>
+          <m:t>%</m:t>
+        </m:r>
+      </m:oMath>
+      <w:r>
+        <w:t xml:space="preserve"> </w:t>
+      </w:r>
+      <w:r>
+        <w:t xml:space="preserve">training and</w:t>
+      </w:r>
+      <w:r>
+        <w:t xml:space="preserve"> </w:t>
+      </w:r>
+      <m:oMath>
+        <m:r>
+          <m:t>20</m:t>
+        </m:r>
+        <m:r>
+          <m:rPr>
+            <m:sty m:val="p"/>
+          </m:rPr>
+          <m:t>%</m:t>
+        </m:r>
+      </m:oMath>
+      <w:r>
+        <w:t xml:space="preserve"> </w:t>
+      </w:r>
+      <w:r>
+        <w:t xml:space="preserve">test sets drawn via uniform random sampling across the temporal horizon.</w:t>
+      </w:r>
+      <w:r>
+        <w:t xml:space="preserve"> </w:t>
+      </w:r>
+      <w:r>
+        <w:t xml:space="preserve">Temporally Structured Evaluation: Chronologically partitioned sets where the earliest</w:t>
+      </w:r>
+      <w:r>
+        <w:t xml:space="preserve"> </w:t>
+      </w:r>
+      <m:oMath>
+        <m:r>
+          <m:t>80</m:t>
+        </m:r>
+        <m:r>
+          <m:rPr>
+            <m:sty m:val="p"/>
+          </m:rPr>
+          <m:t>%</m:t>
+        </m:r>
+      </m:oMath>
+      <w:r>
+        <w:t xml:space="preserve"> </w:t>
+      </w:r>
+      <w:r>
+        <w:t xml:space="preserve">of hourly records form the training set and the subsequent</w:t>
+      </w:r>
+      <w:r>
+        <w:t xml:space="preserve"> </w:t>
+      </w:r>
+      <m:oMath>
+        <m:r>
+          <m:t>20</m:t>
+        </m:r>
+        <m:r>
+          <m:rPr>
+            <m:sty m:val="p"/>
+          </m:rPr>
+          <m:t>%</m:t>
+        </m:r>
+      </m:oMath>
+      <w:r>
+        <w:t xml:space="preserve"> </w:t>
+      </w:r>
+      <w:r>
+        <w:t xml:space="preserve">form the holdout test set.</w:t>
+      </w:r>
+      <w:r>
+        <w:t xml:space="preserve"> </w:t>
+      </w:r>
+      <w:r>
+        <w:t xml:space="preserve">A — Align: Are the Model Conditions Comparable?</w:t>
+      </w:r>
+      <w:r>
+        <w:t xml:space="preserve"> </w:t>
+      </w:r>
+      <w:r>
+        <w:t xml:space="preserve">All internal modeling factors remain strictly aligned across designs. Both algorithms receive the exact same engineered feature set, identical standard scaling on numerical inputs, identical one-hot encoding on categorical inputs, and are evaluated on identical metrics (RMSE and MAE). The only manipulated variable across experiments is the structural partitioning of the rows.</w:t>
+      </w:r>
+      <w:r>
+        <w:t xml:space="preserve"> </w:t>
+      </w:r>
+      <w:r>
+        <w:t xml:space="preserve">I — Inspect: What Do RMSE and MAE Show?</w:t>
+      </w:r>
+      <w:r>
+        <w:t xml:space="preserve"> </w:t>
+      </w:r>
+      <w:r>
+        <w:t xml:space="preserve">Under the Random Evaluation, error magnitudes are heavily deflated. Random Forest scores an RMSE and MAE substantially lower than its corresponding performance under the chronological split. Under the Temporally Structured Evaluation, errors escalate markedly for both candidate models. The error metric shifts reflect that predicting future points without adjacent temporal neighbors is fundamentally more challenging than reconstructing missing points within an existing sequence.</w:t>
+      </w:r>
+      <w:r>
+        <w:t xml:space="preserve"> </w:t>
+      </w:r>
+      <w:r>
+        <w:t xml:space="preserve">R — Review: Does the Conclusion Change?</w:t>
+      </w:r>
+      <w:r>
+        <w:t xml:space="preserve"> </w:t>
+      </w:r>
+      <w:r>
+        <w:t xml:space="preserve">The analytical conclusion depends heavily on whether one examines model ranking or estimated predictive performance:</w:t>
+      </w:r>
+      <w:r>
+        <w:t xml:space="preserve"> </w:t>
+      </w:r>
+      <w:r>
+        <w:t xml:space="preserve">Model Ranking: Invariant. Random Forest retains Rank 1 under both evaluation frameworks due to its non-linear modeling capacity.</w:t>
+      </w:r>
+      <w:r>
+        <w:t xml:space="preserve"> </w:t>
+      </w:r>
+      <w:r>
+        <w:t xml:space="preserve">Estimated Performance: Drastically altered. Relying on the random evaluation yields an overly optimistic forecast of model accuracy, understating actual deployment forecast errors by a substantial margin.</w:t>
+      </w:r>
+    </w:p>
+    <w:p>
+      <w:pPr>
+        <w:pStyle w:val="BodyText"/>
+      </w:pPr>
+      <w:r>
+        <w:t xml:space="preserve">##Methodological Diagnosis</w:t>
+      </w:r>
+      <w:r>
+        <w:t xml:space="preserve"> </w:t>
+      </w:r>
+      <w:r>
+        <w:t xml:space="preserve">The divergence between random and temporally structured evaluation highlights key statistical principles:</w:t>
+      </w:r>
+      <w:r>
+        <w:t xml:space="preserve"> </w:t>
+      </w:r>
+      <w:r>
+        <w:t xml:space="preserve">1. Information Leakage via Serial Autocorrelation:</w:t>
+      </w:r>
+      <w:r>
+        <w:t xml:space="preserve"> </w:t>
+      </w:r>
+      <w:r>
+        <w:t xml:space="preserve">In time-series demand data, rental counts exhibit high temporal autocorrelation (</w:t>
+      </w:r>
+      <m:oMath>
+        <m:r>
+          <m:rPr>
+            <m:nor/>
+            <m:sty m:val="p"/>
+          </m:rPr>
+          <m:t>Corr</m:t>
+        </m:r>
+        <m:d>
+          <m:dPr>
+            <m:begChr m:val="("/>
+            <m:endChr m:val=")"/>
+            <m:sepChr m:val=""/>
+            <m:grow/>
+          </m:dPr>
+          <m:e>
+            <m:sSub>
+              <m:e>
+                <m:r>
+                  <m:t>y</m:t>
+                </m:r>
+              </m:e>
+              <m:sub>
+                <m:r>
+                  <m:t>t</m:t>
+                </m:r>
+              </m:sub>
+            </m:sSub>
+            <m:r>
+              <m:rPr>
+                <m:sty m:val="p"/>
+              </m:rPr>
+              <m:t>,</m:t>
+            </m:r>
+            <m:sSub>
+              <m:e>
+                <m:r>
+                  <m:t>y</m:t>
+                </m:r>
+              </m:e>
+              <m:sub>
+                <m:r>
+                  <m:t>t</m:t>
+                </m:r>
+                <m:r>
+                  <m:rPr>
+                    <m:sty m:val="p"/>
+                  </m:rPr>
+                  <m:t>−</m:t>
+                </m:r>
+                <m:r>
+                  <m:t>1</m:t>
+                </m:r>
+              </m:sub>
+            </m:sSub>
+          </m:e>
+        </m:d>
+        <m:r>
+          <m:rPr>
+            <m:sty m:val="p"/>
+          </m:rPr>
+          <m:t>≈</m:t>
+        </m:r>
+        <m:r>
+          <m:t>1</m:t>
+        </m:r>
+      </m:oMath>
+      <w:r>
+        <w:t xml:space="preserve">). When data is split randomly, a test observation at hour</w:t>
+      </w:r>
+      <w:r>
+        <w:t xml:space="preserve"> </w:t>
+      </w:r>
+      <m:oMath>
+        <m:r>
+          <m:t>t</m:t>
+        </m:r>
+      </m:oMath>
+      <w:r>
+        <w:t xml:space="preserve"> </w:t>
+      </w:r>
+      <w:r>
+        <w:t xml:space="preserve">is frequently bounded by training observations at</w:t>
+      </w:r>
+      <w:r>
+        <w:t xml:space="preserve"> </w:t>
+      </w:r>
+      <m:oMath>
+        <m:r>
+          <m:t>t</m:t>
+        </m:r>
+        <m:r>
+          <m:rPr>
+            <m:sty m:val="p"/>
+          </m:rPr>
+          <m:t>−</m:t>
+        </m:r>
+        <m:r>
+          <m:t>1</m:t>
+        </m:r>
+      </m:oMath>
+      <w:r>
+        <w:t xml:space="preserve"> </w:t>
+      </w:r>
+      <w:r>
+        <w:t xml:space="preserve">and</w:t>
+      </w:r>
+      <w:r>
+        <w:t xml:space="preserve"> </w:t>
+      </w:r>
+      <m:oMath>
+        <m:r>
+          <m:t>t</m:t>
+        </m:r>
+        <m:r>
+          <m:rPr>
+            <m:sty m:val="p"/>
+          </m:rPr>
+          <m:t>+</m:t>
+        </m:r>
+        <m:r>
+          <m:t>1</m:t>
+        </m:r>
+      </m:oMath>
+      <w:r>
+        <w:t xml:space="preserve">. The model is rewarded for local interpolation rather than true out-of-sample extrapolation.</w:t>
+      </w:r>
+      <w:r>
+        <w:t xml:space="preserve"> </w:t>
+      </w:r>
+      <w:r>
+        <w:t xml:space="preserve">2. Distinction Between Ranking and Generalization Performance:</w:t>
+      </w:r>
+      <w:r>
+        <w:t xml:space="preserve"> </w:t>
+      </w:r>
+      <w:r>
+        <w:t xml:space="preserve">Model selection criteria often conflate</w:t>
+      </w:r>
+      <w:r>
+        <w:t xml:space="preserve"> </w:t>
+      </w:r>
+      <w:r>
+        <w:t xml:space="preserve">“</w:t>
+      </w:r>
+      <w:r>
+        <w:t xml:space="preserve">choosing the superior model</w:t>
+      </w:r>
+      <w:r>
+        <w:t xml:space="preserve">”</w:t>
+      </w:r>
+      <w:r>
+        <w:t xml:space="preserve"> </w:t>
+      </w:r>
+      <w:r>
+        <w:t xml:space="preserve">with</w:t>
+      </w:r>
+      <w:r>
+        <w:t xml:space="preserve"> </w:t>
+      </w:r>
+      <w:r>
+        <w:t xml:space="preserve">“</w:t>
+      </w:r>
+      <w:r>
+        <w:t xml:space="preserve">estimating real-world error.</w:t>
+      </w:r>
+      <w:r>
+        <w:t xml:space="preserve">”</w:t>
+      </w:r>
+      <w:r>
+        <w:t xml:space="preserve"> </w:t>
+      </w:r>
+      <w:r>
+        <w:t xml:space="preserve">While the ranking remained stable here (Random Forest outranked Ridge in both cases), an engineering team deploying this model using the random evaluation metrics would severely underestimate production error, leading to flawed operational capacity planning.</w:t>
+      </w:r>
+      <w:r>
+        <w:t xml:space="preserve"> </w:t>
+      </w:r>
+      <w:r>
+        <w:t xml:space="preserve">3. Non-Stationarity and Domain Shift:</w:t>
+      </w:r>
+      <w:r>
+        <w:t xml:space="preserve"> </w:t>
+      </w:r>
+      <w:r>
+        <w:t xml:space="preserve">The final 20% of chronological observations capture distinct seasonal transitions and system-level ridership expansion. Tree-based ensembles cannot predict values higher than the maximum target observed in their training partition; hence, systemic demand increases in later periods produce structurally elevated test errors.</w:t>
+      </w:r>
+      <w:r>
+        <w:t xml:space="preserve"> </w:t>
+      </w:r>
+      <w:r>
+        <w:t xml:space="preserve">##Extended Research &amp; Replication Verdict</w:t>
+      </w:r>
+      <w:r>
+        <w:t xml:space="preserve"> </w:t>
+      </w:r>
+      <w:r>
+        <w:t xml:space="preserve">#Revised Research Claim</w:t>
+      </w:r>
+      <w:r>
+        <w:t xml:space="preserve"> </w:t>
+      </w:r>
+      <w:r>
+        <w:t xml:space="preserve">Evaluation design substantially alters estimated out-of-sample predictive performance on time-dependent data by unmasking autocorrelation leakage, even when relative model rankings between linear and non-linear specifications remain stable.</w:t>
+      </w:r>
+      <w:r>
+        <w:t xml:space="preserve"> </w:t>
+      </w:r>
+      <w:r>
+        <w:t xml:space="preserve">Permissible vs. Non-Permissible Claims</w:t>
+      </w:r>
+      <w:r>
+        <w:t xml:space="preserve"> </w:t>
+      </w:r>
+      <w:r>
+        <w:t xml:space="preserve">• What the evidence permits claiming: Unconstrained random train/test splits severely underestimate operational generalization error on time-indexed datasets. Random Forest consistently outperforms Ridge Regression across both partitioning designs within this specific feature space.</w:t>
+      </w:r>
+      <w:r>
+        <w:t xml:space="preserve"> </w:t>
+      </w:r>
+      <w:r>
+        <w:t xml:space="preserve">• What the evidence does NOT permit claiming: The evidence does not permit claiming that Random Forest will retain its performance advantage across arbitrary forecast horizons, nor does it guarantee that a single chronological holdout split is sufficient for production validation.</w:t>
+      </w:r>
+      <w:r>
+        <w:t xml:space="preserve"> </w:t>
+      </w:r>
+      <w:r>
+        <w:t xml:space="preserve">Replication Verdict</w:t>
+      </w:r>
+      <w:r>
+        <w:t xml:space="preserve"> </w:t>
+      </w:r>
+      <w:r>
+        <w:t xml:space="preserve">Reproduced.</w:t>
+      </w:r>
+      <w:r>
+        <w:t xml:space="preserve"> </w:t>
+      </w:r>
+      <w:r>
+        <w:t xml:space="preserve">The empirical results generated from the reproducible pipeline confirm the core research claim: changing the evaluation design from a random split to a temporally structured split produces statistically and operationally significant degradation in estimated predictive performance (RMSE and MAE).</w:t>
+      </w:r>
+      <w:r>
+        <w:t xml:space="preserve"> </w:t>
+      </w:r>
+      <w:r>
+        <w:t xml:space="preserve">Proposed Extension</w:t>
+      </w:r>
+      <w:r>
+        <w:t xml:space="preserve"> </w:t>
+      </w:r>
+      <w:r>
+        <w:t xml:space="preserve">A meaningful next research step is implementing Rolling-Window Time-Series Cross-Validation (Walk-Forward Validation) across 5 sequential chronological folds. A single 80/20 temporal split remains vulnerable to localized weather shocks or seasonal anomalies occurring specifically within the final 20% test partition. Rolling-window evaluation provides a variance estimate around out-of-sample performance across diverse seasonal transitions.</w:t>
+      </w:r>
+    </w:p>
+    <w:bookmarkEnd w:id="27"/>
     <w:sectPr/>
   </w:body>
 </w:document>

--- a/replication-lab.docx
+++ b/replication-lab.docx
@@ -238,7 +238,7 @@
     </w:p>
     <w:bookmarkEnd w:id="21"/>
     <w:bookmarkEnd w:id="22"/>
-    <w:bookmarkStart w:id="25" w:name="reproducible-analytical-pipeline"/>
+    <w:bookmarkStart w:id="24" w:name="reproducible-analytical-pipeline"/>
     <w:p>
       <w:pPr>
         <w:pStyle w:val="Heading1"/>
@@ -1075,330 +1075,312 @@
         <w:t xml:space="preserve">results_df.to_csv(results_path, index=False)</w:t>
       </w:r>
     </w:p>
-    <w:bookmarkStart w:id="24" w:name="empirical-results-comparison"/>
     <w:p>
       <w:pPr>
-        <w:pStyle w:val="Heading2"/>
-      </w:pPr>
-      <w:r>
-        <w:t xml:space="preserve">2.1 Empirical Results &amp; Comparison</w:t>
+        <w:pStyle w:val="FirstParagraph"/>
+      </w:pPr>
+      <w:r>
+        <w:t xml:space="preserve">Empirical Results &amp; ComparisonBelow are the computed performance metrics derived from analysis/lab01_results.csv:Code snippet#| label: display-table</w:t>
+      </w:r>
+      <w:r>
+        <w:t xml:space="preserve"> </w:t>
+      </w:r>
+      <w:r>
+        <w:t xml:space="preserve">#| echo: false</w:t>
       </w:r>
     </w:p>
     <w:p>
       <w:pPr>
-        <w:pStyle w:val="FirstParagraph"/>
-      </w:pPr>
-      <w:r>
-        <w:t xml:space="preserve">Below are the computed performance metrics derived from analysis/lab01_results.csv:</w:t>
+        <w:pStyle w:val="BodyText"/>
+      </w:pPr>
+      <w:r>
+        <w:t xml:space="preserve">display_df = results_df.copy()</w:t>
+      </w:r>
+      <w:r>
+        <w:t xml:space="preserve"> </w:t>
+      </w:r>
+      <w:r>
+        <w:t xml:space="preserve">display_df[</w:t>
+      </w:r>
+      <w:r>
+        <w:t xml:space="preserve">“</w:t>
+      </w:r>
+      <w:r>
+        <w:t xml:space="preserve">rmse</w:t>
+      </w:r>
+      <w:r>
+        <w:t xml:space="preserve">”</w:t>
+      </w:r>
+      <w:r>
+        <w:t xml:space="preserve">] = display_df[</w:t>
+      </w:r>
+      <w:r>
+        <w:t xml:space="preserve">“</w:t>
+      </w:r>
+      <w:r>
+        <w:t xml:space="preserve">rmse</w:t>
+      </w:r>
+      <w:r>
+        <w:t xml:space="preserve">”</w:t>
+      </w:r>
+      <w:r>
+        <w:t xml:space="preserve">].round(2)</w:t>
+      </w:r>
+      <w:r>
+        <w:t xml:space="preserve"> </w:t>
+      </w:r>
+      <w:r>
+        <w:t xml:space="preserve">display_df[</w:t>
+      </w:r>
+      <w:r>
+        <w:t xml:space="preserve">“</w:t>
+      </w:r>
+      <w:r>
+        <w:t xml:space="preserve">mae</w:t>
+      </w:r>
+      <w:r>
+        <w:t xml:space="preserve">”</w:t>
+      </w:r>
+      <w:r>
+        <w:t xml:space="preserve">] = display_df[</w:t>
+      </w:r>
+      <w:r>
+        <w:t xml:space="preserve">“</w:t>
+      </w:r>
+      <w:r>
+        <w:t xml:space="preserve">mae</w:t>
+      </w:r>
+      <w:r>
+        <w:t xml:space="preserve">”</w:t>
+      </w:r>
+      <w:r>
+        <w:t xml:space="preserve">].round(2)</w:t>
+      </w:r>
+    </w:p>
+    <w:bookmarkEnd w:id="24"/>
+    <w:bookmarkStart w:id="25" w:name="Xc3b07a7effefe9be325c27aa8851cebc45f1703"/>
+    <w:p>
+      <w:pPr>
+        <w:pStyle w:val="Heading1"/>
+      </w:pPr>
+      <w:r>
+        <w:t xml:space="preserve">3. Assign rankings within each evaluation split</w:t>
       </w:r>
     </w:p>
     <w:p>
       <w:pPr>
-        <w:pStyle w:val="BodyText"/>
-      </w:pPr>
-      <w:r>
-        <w:t xml:space="preserve">#| label: display-table</w:t>
-      </w:r>
-      <w:r>
-        <w:t xml:space="preserve"> </w:t>
-      </w:r>
-      <w:r>
-        <w:t xml:space="preserve">#| echo: false</w:t>
+        <w:pStyle w:val="FirstParagraph"/>
+      </w:pPr>
+      <w:r>
+        <w:t xml:space="preserve">display_df[</w:t>
+      </w:r>
+      <w:r>
+        <w:t xml:space="preserve">“</w:t>
+      </w:r>
+      <w:r>
+        <w:t xml:space="preserve">rank</w:t>
+      </w:r>
+      <w:r>
+        <w:t xml:space="preserve">”</w:t>
+      </w:r>
+      <w:r>
+        <w:t xml:space="preserve">] = display_df.groupby(</w:t>
+      </w:r>
+      <w:r>
+        <w:t xml:space="preserve">“</w:t>
+      </w:r>
+      <w:r>
+        <w:t xml:space="preserve">evaluation_design</w:t>
+      </w:r>
+      <w:r>
+        <w:t xml:space="preserve">”</w:t>
+      </w:r>
+      <w:r>
+        <w:t xml:space="preserve">)[</w:t>
+      </w:r>
+      <w:r>
+        <w:t xml:space="preserve">“</w:t>
+      </w:r>
+      <w:r>
+        <w:t xml:space="preserve">rmse</w:t>
+      </w:r>
+      <w:r>
+        <w:t xml:space="preserve">”</w:t>
+      </w:r>
+      <w:r>
+        <w:t xml:space="preserve">].rank(ascending=True).astype(int)</w:t>
+      </w:r>
+    </w:p>
+    <w:bookmarkEnd w:id="25"/>
+    <w:bookmarkStart w:id="26" w:name="reorder-columns-for-clean-rendering"/>
+    <w:p>
+      <w:pPr>
+        <w:pStyle w:val="Heading1"/>
+      </w:pPr>
+      <w:r>
+        <w:t xml:space="preserve">4. Reorder columns for clean rendering</w:t>
       </w:r>
     </w:p>
     <w:p>
       <w:pPr>
-        <w:pStyle w:val="BodyText"/>
-      </w:pPr>
-      <w:r>
-        <w:t xml:space="preserve">display_df = results_df.copy()</w:t>
-      </w:r>
-      <w:r>
-        <w:t xml:space="preserve"> </w:t>
-      </w:r>
-      <w:r>
-        <w:t xml:space="preserve">display_df[</w:t>
+        <w:pStyle w:val="FirstParagraph"/>
+      </w:pPr>
+      <w:r>
+        <w:t xml:space="preserve">display_df = display_df[[</w:t>
       </w:r>
       <w:r>
         <w:t xml:space="preserve">“</w:t>
       </w:r>
       <w:r>
+        <w:t xml:space="preserve">evaluation_design</w:t>
+      </w:r>
+      <w:r>
+        <w:t xml:space="preserve">”</w:t>
+      </w:r>
+      <w:r>
+        <w:t xml:space="preserve">,</w:t>
+      </w:r>
+      <w:r>
+        <w:t xml:space="preserve"> </w:t>
+      </w:r>
+      <w:r>
+        <w:t xml:space="preserve">“</w:t>
+      </w:r>
+      <w:r>
+        <w:t xml:space="preserve">model</w:t>
+      </w:r>
+      <w:r>
+        <w:t xml:space="preserve">”</w:t>
+      </w:r>
+      <w:r>
+        <w:t xml:space="preserve">,</w:t>
+      </w:r>
+      <w:r>
+        <w:t xml:space="preserve"> </w:t>
+      </w:r>
+      <w:r>
+        <w:t xml:space="preserve">“</w:t>
+      </w:r>
+      <w:r>
         <w:t xml:space="preserve">rmse</w:t>
       </w:r>
       <w:r>
         <w:t xml:space="preserve">”</w:t>
       </w:r>
       <w:r>
-        <w:t xml:space="preserve">] = display_df[</w:t>
+        <w:t xml:space="preserve">,</w:t>
+      </w:r>
+      <w:r>
+        <w:t xml:space="preserve"> </w:t>
       </w:r>
       <w:r>
         <w:t xml:space="preserve">“</w:t>
       </w:r>
       <w:r>
-        <w:t xml:space="preserve">rmse</w:t>
+        <w:t xml:space="preserve">mae</w:t>
       </w:r>
       <w:r>
         <w:t xml:space="preserve">”</w:t>
       </w:r>
       <w:r>
-        <w:t xml:space="preserve">].round(2)</w:t>
-      </w:r>
-      <w:r>
-        <w:t xml:space="preserve"> </w:t>
-      </w:r>
-      <w:r>
-        <w:t xml:space="preserve">display_df[</w:t>
+        <w:t xml:space="preserve">,</w:t>
+      </w:r>
+      <w:r>
+        <w:t xml:space="preserve"> </w:t>
       </w:r>
       <w:r>
         <w:t xml:space="preserve">“</w:t>
       </w:r>
       <w:r>
-        <w:t xml:space="preserve">mae</w:t>
+        <w:t xml:space="preserve">rank</w:t>
       </w:r>
       <w:r>
         <w:t xml:space="preserve">”</w:t>
       </w:r>
       <w:r>
-        <w:t xml:space="preserve">] = display_df[</w:t>
+        <w:t xml:space="preserve">]]</w:t>
+      </w:r>
+      <w:r>
+        <w:t xml:space="preserve"> </w:t>
+      </w:r>
+      <w:r>
+        <w:t xml:space="preserve">display_df.columns = [</w:t>
       </w:r>
       <w:r>
         <w:t xml:space="preserve">“</w:t>
       </w:r>
       <w:r>
-        <w:t xml:space="preserve">mae</w:t>
+        <w:t xml:space="preserve">Evaluation Design</w:t>
       </w:r>
       <w:r>
         <w:t xml:space="preserve">”</w:t>
       </w:r>
       <w:r>
-        <w:t xml:space="preserve">].round(2)</w:t>
-      </w:r>
-    </w:p>
-    <w:bookmarkEnd w:id="24"/>
-    <w:bookmarkEnd w:id="25"/>
-    <w:bookmarkStart w:id="26" w:name="Xc3b07a7effefe9be325c27aa8851cebc45f1703"/>
-    <w:p>
-      <w:pPr>
-        <w:pStyle w:val="Heading1"/>
-      </w:pPr>
-      <w:r>
-        <w:t xml:space="preserve">3. Assign rankings within each evaluation split</w:t>
+        <w:t xml:space="preserve">,</w:t>
+      </w:r>
+      <w:r>
+        <w:t xml:space="preserve"> </w:t>
+      </w:r>
+      <w:r>
+        <w:t xml:space="preserve">“</w:t>
+      </w:r>
+      <w:r>
+        <w:t xml:space="preserve">Model</w:t>
+      </w:r>
+      <w:r>
+        <w:t xml:space="preserve">”</w:t>
+      </w:r>
+      <w:r>
+        <w:t xml:space="preserve">,</w:t>
+      </w:r>
+      <w:r>
+        <w:t xml:space="preserve"> </w:t>
+      </w:r>
+      <w:r>
+        <w:t xml:space="preserve">“</w:t>
+      </w:r>
+      <w:r>
+        <w:t xml:space="preserve">RMSE</w:t>
+      </w:r>
+      <w:r>
+        <w:t xml:space="preserve">”</w:t>
+      </w:r>
+      <w:r>
+        <w:t xml:space="preserve">,</w:t>
+      </w:r>
+      <w:r>
+        <w:t xml:space="preserve"> </w:t>
+      </w:r>
+      <w:r>
+        <w:t xml:space="preserve">“</w:t>
+      </w:r>
+      <w:r>
+        <w:t xml:space="preserve">MAE</w:t>
+      </w:r>
+      <w:r>
+        <w:t xml:space="preserve">”</w:t>
+      </w:r>
+      <w:r>
+        <w:t xml:space="preserve">,</w:t>
+      </w:r>
+      <w:r>
+        <w:t xml:space="preserve"> </w:t>
+      </w:r>
+      <w:r>
+        <w:t xml:space="preserve">“</w:t>
+      </w:r>
+      <w:r>
+        <w:t xml:space="preserve">Rank</w:t>
+      </w:r>
+      <w:r>
+        <w:t xml:space="preserve">”</w:t>
+      </w:r>
+      <w:r>
+        <w:t xml:space="preserve">]</w:t>
       </w:r>
     </w:p>
     <w:p>
       <w:pPr>
-        <w:pStyle w:val="FirstParagraph"/>
-      </w:pPr>
-      <w:r>
-        <w:t xml:space="preserve">display_df[</w:t>
-      </w:r>
-      <w:r>
-        <w:t xml:space="preserve">“</w:t>
-      </w:r>
-      <w:r>
-        <w:t xml:space="preserve">rank</w:t>
-      </w:r>
-      <w:r>
-        <w:t xml:space="preserve">”</w:t>
-      </w:r>
-      <w:r>
-        <w:t xml:space="preserve">] = display_df.groupby(</w:t>
-      </w:r>
-      <w:r>
-        <w:t xml:space="preserve">“</w:t>
-      </w:r>
-      <w:r>
-        <w:t xml:space="preserve">evaluation_design</w:t>
-      </w:r>
-      <w:r>
-        <w:t xml:space="preserve">”</w:t>
-      </w:r>
-      <w:r>
-        <w:t xml:space="preserve">)[</w:t>
-      </w:r>
-      <w:r>
-        <w:t xml:space="preserve">“</w:t>
-      </w:r>
-      <w:r>
-        <w:t xml:space="preserve">rmse</w:t>
-      </w:r>
-      <w:r>
-        <w:t xml:space="preserve">”</w:t>
-      </w:r>
-      <w:r>
-        <w:t xml:space="preserve">].rank(ascending=True).astype(int)</w:t>
-      </w:r>
-    </w:p>
-    <w:bookmarkEnd w:id="26"/>
-    <w:bookmarkStart w:id="27" w:name="reorder-columns-for-clean-rendering"/>
-    <w:p>
-      <w:pPr>
-        <w:pStyle w:val="Heading1"/>
-      </w:pPr>
-      <w:r>
-        <w:t xml:space="preserve">4. Reorder columns for clean rendering</w:t>
-      </w:r>
-    </w:p>
-    <w:p>
-      <w:pPr>
-        <w:pStyle w:val="FirstParagraph"/>
-      </w:pPr>
-      <w:r>
-        <w:t xml:space="preserve">display_df = display_df[[</w:t>
-      </w:r>
-      <w:r>
-        <w:t xml:space="preserve">“</w:t>
-      </w:r>
-      <w:r>
-        <w:t xml:space="preserve">evaluation_design</w:t>
-      </w:r>
-      <w:r>
-        <w:t xml:space="preserve">”</w:t>
-      </w:r>
-      <w:r>
-        <w:t xml:space="preserve">,</w:t>
-      </w:r>
-      <w:r>
-        <w:t xml:space="preserve"> </w:t>
-      </w:r>
-      <w:r>
-        <w:t xml:space="preserve">“</w:t>
-      </w:r>
-      <w:r>
-        <w:t xml:space="preserve">model</w:t>
-      </w:r>
-      <w:r>
-        <w:t xml:space="preserve">”</w:t>
-      </w:r>
-      <w:r>
-        <w:t xml:space="preserve">,</w:t>
-      </w:r>
-      <w:r>
-        <w:t xml:space="preserve"> </w:t>
-      </w:r>
-      <w:r>
-        <w:t xml:space="preserve">“</w:t>
-      </w:r>
-      <w:r>
-        <w:t xml:space="preserve">rmse</w:t>
-      </w:r>
-      <w:r>
-        <w:t xml:space="preserve">”</w:t>
-      </w:r>
-      <w:r>
-        <w:t xml:space="preserve">,</w:t>
-      </w:r>
-      <w:r>
-        <w:t xml:space="preserve"> </w:t>
-      </w:r>
-      <w:r>
-        <w:t xml:space="preserve">“</w:t>
-      </w:r>
-      <w:r>
-        <w:t xml:space="preserve">mae</w:t>
-      </w:r>
-      <w:r>
-        <w:t xml:space="preserve">”</w:t>
-      </w:r>
-      <w:r>
-        <w:t xml:space="preserve">,</w:t>
-      </w:r>
-      <w:r>
-        <w:t xml:space="preserve"> </w:t>
-      </w:r>
-      <w:r>
-        <w:t xml:space="preserve">“</w:t>
-      </w:r>
-      <w:r>
-        <w:t xml:space="preserve">rank</w:t>
-      </w:r>
-      <w:r>
-        <w:t xml:space="preserve">”</w:t>
-      </w:r>
-      <w:r>
-        <w:t xml:space="preserve">]]</w:t>
-      </w:r>
-      <w:r>
-        <w:t xml:space="preserve"> </w:t>
-      </w:r>
-      <w:r>
-        <w:t xml:space="preserve">display_df.columns = [</w:t>
-      </w:r>
-      <w:r>
-        <w:t xml:space="preserve">“</w:t>
-      </w:r>
-      <w:r>
-        <w:t xml:space="preserve">Evaluation Design</w:t>
-      </w:r>
-      <w:r>
-        <w:t xml:space="preserve">”</w:t>
-      </w:r>
-      <w:r>
-        <w:t xml:space="preserve">,</w:t>
-      </w:r>
-      <w:r>
-        <w:t xml:space="preserve"> </w:t>
-      </w:r>
-      <w:r>
-        <w:t xml:space="preserve">“</w:t>
-      </w:r>
-      <w:r>
-        <w:t xml:space="preserve">Model</w:t>
-      </w:r>
-      <w:r>
-        <w:t xml:space="preserve">”</w:t>
-      </w:r>
-      <w:r>
-        <w:t xml:space="preserve">,</w:t>
-      </w:r>
-      <w:r>
-        <w:t xml:space="preserve"> </w:t>
-      </w:r>
-      <w:r>
-        <w:t xml:space="preserve">“</w:t>
-      </w:r>
-      <w:r>
-        <w:t xml:space="preserve">RMSE</w:t>
-      </w:r>
-      <w:r>
-        <w:t xml:space="preserve">”</w:t>
-      </w:r>
-      <w:r>
-        <w:t xml:space="preserve">,</w:t>
-      </w:r>
-      <w:r>
-        <w:t xml:space="preserve"> </w:t>
-      </w:r>
-      <w:r>
-        <w:t xml:space="preserve">“</w:t>
-      </w:r>
-      <w:r>
-        <w:t xml:space="preserve">MAE</w:t>
-      </w:r>
-      <w:r>
-        <w:t xml:space="preserve">”</w:t>
-      </w:r>
-      <w:r>
-        <w:t xml:space="preserve">,</w:t>
-      </w:r>
-      <w:r>
-        <w:t xml:space="preserve"> </w:t>
-      </w:r>
-      <w:r>
-        <w:t xml:space="preserve">“</w:t>
-      </w:r>
-      <w:r>
-        <w:t xml:space="preserve">Rank</w:t>
-      </w:r>
-      <w:r>
-        <w:t xml:space="preserve">”</w:t>
-      </w:r>
-      <w:r>
-        <w:t xml:space="preserve">]</w:t>
-      </w:r>
-    </w:p>
-    <w:p>
-      <w:pPr>
         <w:pStyle w:val="BodyText"/>
       </w:pPr>
       <w:r>
@@ -1410,25 +1392,11 @@
       <w:r>
         <w:t xml:space="preserve">Markdown(display_df.to_markdown(index=False))</w:t>
       </w:r>
-    </w:p>
-    <w:p>
-      <w:pPr>
-        <w:pStyle w:val="BodyText"/>
-      </w:pPr>
-      <w:r>
-        <w:t xml:space="preserve">##FAIR Model Comparison Audit</w:t>
-      </w:r>
-      <w:r>
-        <w:t xml:space="preserve"> </w:t>
-      </w:r>
-      <w:r>
-        <w:t xml:space="preserve">F — Frame: What Exactly Is Being Compared?</w:t>
-      </w:r>
-      <w:r>
-        <w:t xml:space="preserve"> </w:t>
-      </w:r>
-      <w:r>
-        <w:t xml:space="preserve">The comparison contrasts an</w:t>
+      <w:r>
+        <w:t xml:space="preserve"> </w:t>
+      </w:r>
+      <w:r>
+        <w:t xml:space="preserve">FAIR Model Comparison AuditF — Frame: What Exactly Is Being Compared?The comparison contrasts an</w:t>
       </w:r>
       <w:r>
         <w:t xml:space="preserve"> </w:t>
@@ -1448,13 +1416,7 @@
         </m:sSub>
       </m:oMath>
       <w:r>
-        <w:t xml:space="preserve">-regularized parametric linear model (Ridge Regression) against a non-parametric ensemble</w:t>
-      </w:r>
-      <w:r>
-        <w:t xml:space="preserve"> </w:t>
-      </w:r>
-      <w:r>
-        <w:t xml:space="preserve">(Random Forest Regression) predicting hourly bike rental counts (</w:t>
+        <w:t xml:space="preserve">-regularized parametric linear model (Ridge Regression) against a non-parametric ensemble (Random Forest Regression) predicting hourly bike rental counts (</w:t>
       </w:r>
       <m:oMath>
         <m:r>
@@ -1468,13 +1430,7 @@
         </m:r>
       </m:oMath>
       <w:r>
-        <w:t xml:space="preserve">). Two specific methodological conditions govern the data split:</w:t>
-      </w:r>
-      <w:r>
-        <w:t xml:space="preserve"> </w:t>
-      </w:r>
-      <w:r>
-        <w:t xml:space="preserve">Random Evaluation:</w:t>
+        <w:t xml:space="preserve">). Two specific methodological conditions govern the data split:Random Evaluation:</w:t>
       </w:r>
       <w:r>
         <w:t xml:space="preserve"> </w:t>
@@ -1514,13 +1470,7 @@
         <w:t xml:space="preserve"> </w:t>
       </w:r>
       <w:r>
-        <w:t xml:space="preserve">test sets drawn via uniform random sampling across the temporal horizon.</w:t>
-      </w:r>
-      <w:r>
-        <w:t xml:space="preserve"> </w:t>
-      </w:r>
-      <w:r>
-        <w:t xml:space="preserve">Temporally Structured Evaluation: Chronologically partitioned sets where the earliest</w:t>
+        <w:t xml:space="preserve">test sets drawn via uniform random sampling across the temporal horizon.Temporally Structured Evaluation: Chronologically partitioned sets where the earliest</w:t>
       </w:r>
       <w:r>
         <w:t xml:space="preserve"> </w:t>
@@ -1560,81 +1510,7 @@
         <w:t xml:space="preserve"> </w:t>
       </w:r>
       <w:r>
-        <w:t xml:space="preserve">form the holdout test set.</w:t>
-      </w:r>
-      <w:r>
-        <w:t xml:space="preserve"> </w:t>
-      </w:r>
-      <w:r>
-        <w:t xml:space="preserve">A — Align: Are the Model Conditions Comparable?</w:t>
-      </w:r>
-      <w:r>
-        <w:t xml:space="preserve"> </w:t>
-      </w:r>
-      <w:r>
-        <w:t xml:space="preserve">All internal modeling factors remain strictly aligned across designs. Both algorithms receive the exact same engineered feature set, identical standard scaling on numerical inputs, identical one-hot encoding on categorical inputs, and are evaluated on identical metrics (RMSE and MAE). The only manipulated variable across experiments is the structural partitioning of the rows.</w:t>
-      </w:r>
-      <w:r>
-        <w:t xml:space="preserve"> </w:t>
-      </w:r>
-      <w:r>
-        <w:t xml:space="preserve">I — Inspect: What Do RMSE and MAE Show?</w:t>
-      </w:r>
-      <w:r>
-        <w:t xml:space="preserve"> </w:t>
-      </w:r>
-      <w:r>
-        <w:t xml:space="preserve">Under the Random Evaluation, error magnitudes are heavily deflated. Random Forest scores an RMSE and MAE substantially lower than its corresponding performance under the chronological split. Under the Temporally Structured Evaluation, errors escalate markedly for both candidate models. The error metric shifts reflect that predicting future points without adjacent temporal neighbors is fundamentally more challenging than reconstructing missing points within an existing sequence.</w:t>
-      </w:r>
-      <w:r>
-        <w:t xml:space="preserve"> </w:t>
-      </w:r>
-      <w:r>
-        <w:t xml:space="preserve">R — Review: Does the Conclusion Change?</w:t>
-      </w:r>
-      <w:r>
-        <w:t xml:space="preserve"> </w:t>
-      </w:r>
-      <w:r>
-        <w:t xml:space="preserve">The analytical conclusion depends heavily on whether one examines model ranking or estimated predictive performance:</w:t>
-      </w:r>
-      <w:r>
-        <w:t xml:space="preserve"> </w:t>
-      </w:r>
-      <w:r>
-        <w:t xml:space="preserve">Model Ranking: Invariant. Random Forest retains Rank 1 under both evaluation frameworks due to its non-linear modeling capacity.</w:t>
-      </w:r>
-      <w:r>
-        <w:t xml:space="preserve"> </w:t>
-      </w:r>
-      <w:r>
-        <w:t xml:space="preserve">Estimated Performance: Drastically altered. Relying on the random evaluation yields an overly optimistic forecast of model accuracy, understating actual deployment forecast errors by a substantial margin.</w:t>
-      </w:r>
-    </w:p>
-    <w:p>
-      <w:pPr>
-        <w:pStyle w:val="BodyText"/>
-      </w:pPr>
-      <w:r>
-        <w:t xml:space="preserve">##Methodological Diagnosis</w:t>
-      </w:r>
-      <w:r>
-        <w:t xml:space="preserve"> </w:t>
-      </w:r>
-      <w:r>
-        <w:t xml:space="preserve">The divergence between random and temporally structured evaluation highlights key statistical principles:</w:t>
-      </w:r>
-      <w:r>
-        <w:t xml:space="preserve"> </w:t>
-      </w:r>
-      <w:r>
-        <w:t xml:space="preserve">1. Information Leakage via Serial Autocorrelation:</w:t>
-      </w:r>
-      <w:r>
-        <w:t xml:space="preserve"> </w:t>
-      </w:r>
-      <w:r>
-        <w:t xml:space="preserve">In time-series demand data, rental counts exhibit high temporal autocorrelation (</w:t>
+        <w:t xml:space="preserve">form the holdout test set.A — Align: Are the Model Conditions Comparable?All internal modeling factors remain strictly aligned across designs. Both algorithms receive the exact same engineered feature set, identical standard scaling on numerical inputs, identical one-hot encoding on categorical inputs, and are evaluated on identical metrics (RMSE and MAE). The only manipulated variable across experiments is the structural partitioning of the rows.I — Inspect: What Do RMSE and MAE Show?Under the Random Evaluation, error magnitudes are heavily deflated. Random Forest scores an RMSE and MAE substantially lower than its corresponding performance under the chronological split. Under the Temporally Structured Evaluation, errors escalate markedly for both candidate models. The error metric shifts reflect that predicting future points without adjacent temporal neighbors is fundamentally more challenging than reconstructing missing points within an existing sequence.R — Review: Does the Conclusion Change?The analytical conclusion depends heavily on whether one examines model ranking or estimated predictive performance:Model Ranking: Invariant. Random Forest retains Rank 1 under both evaluation frameworks due to its non-linear modeling capacity.Estimated Performance: Drastically altered. Relying on the random evaluation yields an overly optimistic forecast of model accuracy, understating actual deployment forecast errors by a substantial margin.Methodological DiagnosisThe divergence between random and temporally structured evaluation highlights key statistical principles:Information Leakage via Serial Autocorrelation:In time-series demand data, rental counts exhibit high temporal autocorrelation (</w:t>
       </w:r>
       <m:oMath>
         <m:r>
@@ -1761,19 +1637,7 @@
         </m:r>
       </m:oMath>
       <w:r>
-        <w:t xml:space="preserve">. The model is rewarded for local interpolation rather than true out-of-sample extrapolation.</w:t>
-      </w:r>
-      <w:r>
-        <w:t xml:space="preserve"> </w:t>
-      </w:r>
-      <w:r>
-        <w:t xml:space="preserve">2. Distinction Between Ranking and Generalization Performance:</w:t>
-      </w:r>
-      <w:r>
-        <w:t xml:space="preserve"> </w:t>
-      </w:r>
-      <w:r>
-        <w:t xml:space="preserve">Model selection criteria often conflate</w:t>
+        <w:t xml:space="preserve">. The model is rewarded for local interpolation rather than true out-of-sample extrapolation.Distinction Between Ranking and Generalization Performance:Model selection criteria often conflate</w:t>
       </w:r>
       <w:r>
         <w:t xml:space="preserve"> </w:t>
@@ -1809,88 +1673,10 @@
         <w:t xml:space="preserve"> </w:t>
       </w:r>
       <w:r>
-        <w:t xml:space="preserve">While the ranking remained stable here (Random Forest outranked Ridge in both cases), an engineering team deploying this model using the random evaluation metrics would severely underestimate production error, leading to flawed operational capacity planning.</w:t>
-      </w:r>
-      <w:r>
-        <w:t xml:space="preserve"> </w:t>
-      </w:r>
-      <w:r>
-        <w:t xml:space="preserve">3. Non-Stationarity and Domain Shift:</w:t>
-      </w:r>
-      <w:r>
-        <w:t xml:space="preserve"> </w:t>
-      </w:r>
-      <w:r>
-        <w:t xml:space="preserve">The final 20% of chronological observations capture distinct seasonal transitions and system-level ridership expansion. Tree-based ensembles cannot predict values higher than the maximum target observed in their training partition; hence, systemic demand increases in later periods produce structurally elevated test errors.</w:t>
-      </w:r>
-      <w:r>
-        <w:t xml:space="preserve"> </w:t>
-      </w:r>
-      <w:r>
-        <w:t xml:space="preserve">##Extended Research &amp; Replication Verdict</w:t>
-      </w:r>
-      <w:r>
-        <w:t xml:space="preserve"> </w:t>
-      </w:r>
-      <w:r>
-        <w:t xml:space="preserve">#Revised Research Claim</w:t>
-      </w:r>
-      <w:r>
-        <w:t xml:space="preserve"> </w:t>
-      </w:r>
-      <w:r>
-        <w:t xml:space="preserve">Evaluation design substantially alters estimated out-of-sample predictive performance on time-dependent data by unmasking autocorrelation leakage, even when relative model rankings between linear and non-linear specifications remain stable.</w:t>
-      </w:r>
-      <w:r>
-        <w:t xml:space="preserve"> </w:t>
-      </w:r>
-      <w:r>
-        <w:t xml:space="preserve">Permissible vs. Non-Permissible Claims</w:t>
-      </w:r>
-      <w:r>
-        <w:t xml:space="preserve"> </w:t>
-      </w:r>
-      <w:r>
-        <w:t xml:space="preserve">• What the evidence permits claiming: Unconstrained random train/test splits severely underestimate operational generalization error on time-indexed datasets. Random Forest consistently outperforms Ridge Regression across both partitioning designs within this specific feature space.</w:t>
-      </w:r>
-      <w:r>
-        <w:t xml:space="preserve"> </w:t>
-      </w:r>
-      <w:r>
-        <w:t xml:space="preserve">• What the evidence does NOT permit claiming: The evidence does not permit claiming that Random Forest will retain its performance advantage across arbitrary forecast horizons, nor does it guarantee that a single chronological holdout split is sufficient for production validation.</w:t>
-      </w:r>
-      <w:r>
-        <w:t xml:space="preserve"> </w:t>
-      </w:r>
-      <w:r>
-        <w:t xml:space="preserve">Replication Verdict</w:t>
-      </w:r>
-      <w:r>
-        <w:t xml:space="preserve"> </w:t>
-      </w:r>
-      <w:r>
-        <w:t xml:space="preserve">Reproduced.</w:t>
-      </w:r>
-      <w:r>
-        <w:t xml:space="preserve"> </w:t>
-      </w:r>
-      <w:r>
-        <w:t xml:space="preserve">The empirical results generated from the reproducible pipeline confirm the core research claim: changing the evaluation design from a random split to a temporally structured split produces statistically and operationally significant degradation in estimated predictive performance (RMSE and MAE).</w:t>
-      </w:r>
-      <w:r>
-        <w:t xml:space="preserve"> </w:t>
-      </w:r>
-      <w:r>
-        <w:t xml:space="preserve">Proposed Extension</w:t>
-      </w:r>
-      <w:r>
-        <w:t xml:space="preserve"> </w:t>
-      </w:r>
-      <w:r>
-        <w:t xml:space="preserve">A meaningful next research step is implementing Rolling-Window Time-Series Cross-Validation (Walk-Forward Validation) across 5 sequential chronological folds. A single 80/20 temporal split remains vulnerable to localized weather shocks or seasonal anomalies occurring specifically within the final 20% test partition. Rolling-window evaluation provides a variance estimate around out-of-sample performance across diverse seasonal transitions.</w:t>
+        <w:t xml:space="preserve">While the ranking remained stable here (Random Forest outranked Ridge in both cases), an engineering team deploying this model using the random evaluation metrics would severely underestimate production error, leading to flawed operational capacity planning.Non-Stationarity and Domain Shift:The final 20% of chronological observations capture distinct seasonal transitions and system-level ridership expansion. Tree-based ensembles cannot predict values higher than the maximum target observed in their training partition; hence, systemic demand increases in later periods produce structurally elevated test errors.Extended Research &amp; Replication VerdictRevised Research ClaimEvaluation design substantially alters estimated out-of-sample predictive performance on time-dependent data by unmasking autocorrelation leakage, even when relative model rankings between linear and non-linear specifications remain stable.Permissible vs. Non-Permissible ClaimsWhat the evidence permits claiming: Unconstrained random train/test splits severely underestimate operational generalization error on time-indexed datasets. Random Forest consistently outperforms Ridge Regression across both partitioning designs within this specific feature space.What the evidence does NOT permit claiming: The evidence does not permit claiming that Random Forest will retain its performance advantage across arbitrary forecast horizons, nor does it guarantee that a single chronological holdout split is sufficient for production validation.Replication VerdictReproduced.The empirical results generated from the reproducible pipeline confirm the core research claim: changing the evaluation design from a random split to a temporally structured split produces statistically and operationally significant degradation in estimated predictive performance (RMSE and MAE).Proposed ExtensionA meaningful next research step is implementing Rolling-Window Time-Series Cross-Validation (Walk-Forward Validation) across 5 sequential chronological folds. A single 80/20 temporal split remains vulnerable to localized weather shocks or seasonal anomalies occurring specifically within the final 20% test partition. Rolling-window evaluation provides a variance estimate around out-of-sample performance across diverse seasonal transitions.</w:t>
       </w:r>
     </w:p>
-    <w:bookmarkEnd w:id="27"/>
+    <w:bookmarkEnd w:id="26"/>
     <w:sectPr/>
   </w:body>
 </w:document>

--- a/replication-lab.docx
+++ b/replication-lab.docx
@@ -1080,13 +1080,13 @@
         <w:pStyle w:val="FirstParagraph"/>
       </w:pPr>
       <w:r>
-        <w:t xml:space="preserve">Empirical Results &amp; ComparisonBelow are the computed performance metrics derived from analysis/lab01_results.csv:Code snippet#| label: display-table</w:t>
-      </w:r>
-      <w:r>
-        <w:t xml:space="preserve"> </w:t>
-      </w:r>
-      <w:r>
-        <w:t xml:space="preserve">#| echo: false</w:t>
+        <w:t xml:space="preserve">##Empirical Results &amp; Comparison</w:t>
+      </w:r>
+      <w:r>
+        <w:t xml:space="preserve"> </w:t>
+      </w:r>
+      <w:r>
+        <w:t xml:space="preserve">Below are the computed performance metrics derived from analysis/lab01_results.csv:Code snippet#| label: display-table</w:t>
       </w:r>
     </w:p>
     <w:p>
@@ -1094,309 +1094,19 @@
         <w:pStyle w:val="BodyText"/>
       </w:pPr>
       <w:r>
-        <w:t xml:space="preserve">display_df = results_df.copy()</w:t>
-      </w:r>
-      <w:r>
-        <w:t xml:space="preserve"> </w:t>
-      </w:r>
-      <w:r>
-        <w:t xml:space="preserve">display_df[</w:t>
-      </w:r>
-      <w:r>
-        <w:t xml:space="preserve">“</w:t>
-      </w:r>
-      <w:r>
-        <w:t xml:space="preserve">rmse</w:t>
-      </w:r>
-      <w:r>
-        <w:t xml:space="preserve">”</w:t>
-      </w:r>
-      <w:r>
-        <w:t xml:space="preserve">] = display_df[</w:t>
-      </w:r>
-      <w:r>
-        <w:t xml:space="preserve">“</w:t>
-      </w:r>
-      <w:r>
-        <w:t xml:space="preserve">rmse</w:t>
-      </w:r>
-      <w:r>
-        <w:t xml:space="preserve">”</w:t>
-      </w:r>
-      <w:r>
-        <w:t xml:space="preserve">].round(2)</w:t>
-      </w:r>
-      <w:r>
-        <w:t xml:space="preserve"> </w:t>
-      </w:r>
-      <w:r>
-        <w:t xml:space="preserve">display_df[</w:t>
-      </w:r>
-      <w:r>
-        <w:t xml:space="preserve">“</w:t>
-      </w:r>
-      <w:r>
-        <w:t xml:space="preserve">mae</w:t>
-      </w:r>
-      <w:r>
-        <w:t xml:space="preserve">”</w:t>
-      </w:r>
-      <w:r>
-        <w:t xml:space="preserve">] = display_df[</w:t>
-      </w:r>
-      <w:r>
-        <w:t xml:space="preserve">“</w:t>
-      </w:r>
-      <w:r>
-        <w:t xml:space="preserve">mae</w:t>
-      </w:r>
-      <w:r>
-        <w:t xml:space="preserve">”</w:t>
-      </w:r>
-      <w:r>
-        <w:t xml:space="preserve">].round(2)</w:t>
-      </w:r>
-    </w:p>
-    <w:bookmarkEnd w:id="24"/>
-    <w:bookmarkStart w:id="25" w:name="Xc3b07a7effefe9be325c27aa8851cebc45f1703"/>
-    <w:p>
-      <w:pPr>
-        <w:pStyle w:val="Heading1"/>
-      </w:pPr>
-      <w:r>
-        <w:t xml:space="preserve">3. Assign rankings within each evaluation split</w:t>
-      </w:r>
-    </w:p>
-    <w:p>
-      <w:pPr>
-        <w:pStyle w:val="FirstParagraph"/>
-      </w:pPr>
-      <w:r>
-        <w:t xml:space="preserve">display_df[</w:t>
-      </w:r>
-      <w:r>
-        <w:t xml:space="preserve">“</w:t>
-      </w:r>
-      <w:r>
-        <w:t xml:space="preserve">rank</w:t>
-      </w:r>
-      <w:r>
-        <w:t xml:space="preserve">”</w:t>
-      </w:r>
-      <w:r>
-        <w:t xml:space="preserve">] = display_df.groupby(</w:t>
-      </w:r>
-      <w:r>
-        <w:t xml:space="preserve">“</w:t>
-      </w:r>
-      <w:r>
-        <w:t xml:space="preserve">evaluation_design</w:t>
-      </w:r>
-      <w:r>
-        <w:t xml:space="preserve">”</w:t>
-      </w:r>
-      <w:r>
-        <w:t xml:space="preserve">)[</w:t>
-      </w:r>
-      <w:r>
-        <w:t xml:space="preserve">“</w:t>
-      </w:r>
-      <w:r>
-        <w:t xml:space="preserve">rmse</w:t>
-      </w:r>
-      <w:r>
-        <w:t xml:space="preserve">”</w:t>
-      </w:r>
-      <w:r>
-        <w:t xml:space="preserve">].rank(ascending=True).astype(int)</w:t>
-      </w:r>
-    </w:p>
-    <w:bookmarkEnd w:id="25"/>
-    <w:bookmarkStart w:id="26" w:name="reorder-columns-for-clean-rendering"/>
-    <w:p>
-      <w:pPr>
-        <w:pStyle w:val="Heading1"/>
-      </w:pPr>
-      <w:r>
-        <w:t xml:space="preserve">4. Reorder columns for clean rendering</w:t>
-      </w:r>
-    </w:p>
-    <w:p>
-      <w:pPr>
-        <w:pStyle w:val="FirstParagraph"/>
-      </w:pPr>
-      <w:r>
-        <w:t xml:space="preserve">display_df = display_df[[</w:t>
-      </w:r>
-      <w:r>
-        <w:t xml:space="preserve">“</w:t>
-      </w:r>
-      <w:r>
-        <w:t xml:space="preserve">evaluation_design</w:t>
-      </w:r>
-      <w:r>
-        <w:t xml:space="preserve">”</w:t>
-      </w:r>
-      <w:r>
-        <w:t xml:space="preserve">,</w:t>
-      </w:r>
-      <w:r>
-        <w:t xml:space="preserve"> </w:t>
-      </w:r>
-      <w:r>
-        <w:t xml:space="preserve">“</w:t>
-      </w:r>
-      <w:r>
-        <w:t xml:space="preserve">model</w:t>
-      </w:r>
-      <w:r>
-        <w:t xml:space="preserve">”</w:t>
-      </w:r>
-      <w:r>
-        <w:t xml:space="preserve">,</w:t>
-      </w:r>
-      <w:r>
-        <w:t xml:space="preserve"> </w:t>
-      </w:r>
-      <w:r>
-        <w:t xml:space="preserve">“</w:t>
-      </w:r>
-      <w:r>
-        <w:t xml:space="preserve">rmse</w:t>
-      </w:r>
-      <w:r>
-        <w:t xml:space="preserve">”</w:t>
-      </w:r>
-      <w:r>
-        <w:t xml:space="preserve">,</w:t>
-      </w:r>
-      <w:r>
-        <w:t xml:space="preserve"> </w:t>
-      </w:r>
-      <w:r>
-        <w:t xml:space="preserve">“</w:t>
-      </w:r>
-      <w:r>
-        <w:t xml:space="preserve">mae</w:t>
-      </w:r>
-      <w:r>
-        <w:t xml:space="preserve">”</w:t>
-      </w:r>
-      <w:r>
-        <w:t xml:space="preserve">,</w:t>
-      </w:r>
-      <w:r>
-        <w:t xml:space="preserve"> </w:t>
-      </w:r>
-      <w:r>
-        <w:t xml:space="preserve">“</w:t>
-      </w:r>
-      <w:r>
-        <w:t xml:space="preserve">rank</w:t>
-      </w:r>
-      <w:r>
-        <w:t xml:space="preserve">”</w:t>
-      </w:r>
-      <w:r>
-        <w:t xml:space="preserve">]]</w:t>
-      </w:r>
-      <w:r>
-        <w:t xml:space="preserve"> </w:t>
-      </w:r>
-      <w:r>
-        <w:t xml:space="preserve">display_df.columns = [</w:t>
-      </w:r>
-      <w:r>
-        <w:t xml:space="preserve">“</w:t>
-      </w:r>
-      <w:r>
-        <w:t xml:space="preserve">Evaluation Design</w:t>
-      </w:r>
-      <w:r>
-        <w:t xml:space="preserve">”</w:t>
-      </w:r>
-      <w:r>
-        <w:t xml:space="preserve">,</w:t>
-      </w:r>
-      <w:r>
-        <w:t xml:space="preserve"> </w:t>
-      </w:r>
-      <w:r>
-        <w:t xml:space="preserve">“</w:t>
-      </w:r>
-      <w:r>
-        <w:t xml:space="preserve">Model</w:t>
-      </w:r>
-      <w:r>
-        <w:t xml:space="preserve">”</w:t>
-      </w:r>
-      <w:r>
-        <w:t xml:space="preserve">,</w:t>
-      </w:r>
-      <w:r>
-        <w:t xml:space="preserve"> </w:t>
-      </w:r>
-      <w:r>
-        <w:t xml:space="preserve">“</w:t>
-      </w:r>
-      <w:r>
-        <w:t xml:space="preserve">RMSE</w:t>
-      </w:r>
-      <w:r>
-        <w:t xml:space="preserve">”</w:t>
-      </w:r>
-      <w:r>
-        <w:t xml:space="preserve">,</w:t>
-      </w:r>
-      <w:r>
-        <w:t xml:space="preserve"> </w:t>
-      </w:r>
-      <w:r>
-        <w:t xml:space="preserve">“</w:t>
-      </w:r>
-      <w:r>
-        <w:t xml:space="preserve">MAE</w:t>
-      </w:r>
-      <w:r>
-        <w:t xml:space="preserve">”</w:t>
-      </w:r>
-      <w:r>
-        <w:t xml:space="preserve">,</w:t>
-      </w:r>
-      <w:r>
-        <w:t xml:space="preserve"> </w:t>
-      </w:r>
-      <w:r>
-        <w:t xml:space="preserve">“</w:t>
-      </w:r>
-      <w:r>
-        <w:t xml:space="preserve">Rank</w:t>
-      </w:r>
-      <w:r>
-        <w:t xml:space="preserve">”</w:t>
-      </w:r>
-      <w:r>
-        <w:t xml:space="preserve">]</w:t>
-      </w:r>
-    </w:p>
-    <w:p>
-      <w:pPr>
-        <w:pStyle w:val="BodyText"/>
-      </w:pPr>
-      <w:r>
-        <w:t xml:space="preserve">from IPython.display import Markdown</w:t>
-      </w:r>
-      <w:r>
-        <w:t xml:space="preserve"> </w:t>
-      </w:r>
-      <w:r>
-        <w:t xml:space="preserve">Markdown(display_df.to_markdown(index=False))</w:t>
-      </w:r>
-      <w:r>
-        <w:t xml:space="preserve"> </w:t>
-      </w:r>
-      <w:r>
-        <w:t xml:space="preserve">FAIR Model Comparison AuditF — Frame: What Exactly Is Being Compared?The comparison contrasts an</w:t>
+        <w:t xml:space="preserve">##FAIR Model Comparison Audit</w:t>
+      </w:r>
+      <w:r>
+        <w:t xml:space="preserve"> </w:t>
+      </w:r>
+      <w:r>
+        <w:t xml:space="preserve">F — Frame: What Exactly Is Being Compared?</w:t>
+      </w:r>
+      <w:r>
+        <w:t xml:space="preserve"> </w:t>
+      </w:r>
+      <w:r>
+        <w:t xml:space="preserve">The comparison contrasts an</w:t>
       </w:r>
       <w:r>
         <w:t xml:space="preserve"> </w:t>
@@ -1430,7 +1140,13 @@
         </m:r>
       </m:oMath>
       <w:r>
-        <w:t xml:space="preserve">). Two specific methodological conditions govern the data split:Random Evaluation:</w:t>
+        <w:t xml:space="preserve">). Two specific methodological conditions govern the data split:</w:t>
+      </w:r>
+      <w:r>
+        <w:t xml:space="preserve"> </w:t>
+      </w:r>
+      <w:r>
+        <w:t xml:space="preserve">1. Random Evaluation:</w:t>
       </w:r>
       <w:r>
         <w:t xml:space="preserve"> </w:t>
@@ -1470,7 +1186,13 @@
         <w:t xml:space="preserve"> </w:t>
       </w:r>
       <w:r>
-        <w:t xml:space="preserve">test sets drawn via uniform random sampling across the temporal horizon.Temporally Structured Evaluation: Chronologically partitioned sets where the earliest</w:t>
+        <w:t xml:space="preserve">test sets drawn via uniform random sampling across the temporal horizon.</w:t>
+      </w:r>
+      <w:r>
+        <w:t xml:space="preserve"> </w:t>
+      </w:r>
+      <w:r>
+        <w:t xml:space="preserve">2. Temporally Structured Evaluation: Chronologically partitioned sets where the earliest</w:t>
       </w:r>
       <w:r>
         <w:t xml:space="preserve"> </w:t>
@@ -1510,7 +1232,79 @@
         <w:t xml:space="preserve"> </w:t>
       </w:r>
       <w:r>
-        <w:t xml:space="preserve">form the holdout test set.A — Align: Are the Model Conditions Comparable?All internal modeling factors remain strictly aligned across designs. Both algorithms receive the exact same engineered feature set, identical standard scaling on numerical inputs, identical one-hot encoding on categorical inputs, and are evaluated on identical metrics (RMSE and MAE). The only manipulated variable across experiments is the structural partitioning of the rows.I — Inspect: What Do RMSE and MAE Show?Under the Random Evaluation, error magnitudes are heavily deflated. Random Forest scores an RMSE and MAE substantially lower than its corresponding performance under the chronological split. Under the Temporally Structured Evaluation, errors escalate markedly for both candidate models. The error metric shifts reflect that predicting future points without adjacent temporal neighbors is fundamentally more challenging than reconstructing missing points within an existing sequence.R — Review: Does the Conclusion Change?The analytical conclusion depends heavily on whether one examines model ranking or estimated predictive performance:Model Ranking: Invariant. Random Forest retains Rank 1 under both evaluation frameworks due to its non-linear modeling capacity.Estimated Performance: Drastically altered. Relying on the random evaluation yields an overly optimistic forecast of model accuracy, understating actual deployment forecast errors by a substantial margin.Methodological DiagnosisThe divergence between random and temporally structured evaluation highlights key statistical principles:Information Leakage via Serial Autocorrelation:In time-series demand data, rental counts exhibit high temporal autocorrelation (</w:t>
+        <w:t xml:space="preserve">form the holdout test set.</w:t>
+      </w:r>
+      <w:r>
+        <w:t xml:space="preserve"> </w:t>
+      </w:r>
+      <w:r>
+        <w:t xml:space="preserve">A — Align: Are the Model Conditions Comparable?</w:t>
+      </w:r>
+      <w:r>
+        <w:t xml:space="preserve"> </w:t>
+      </w:r>
+      <w:r>
+        <w:t xml:space="preserve">All internal modeling factors remain strictly aligned across designs. Both algorithms receive the exact same engineered feature set, identical standard scaling on numerical inputs, identical one-hot encoding on categorical inputs, and are evaluated on identical metrics (RMSE and MAE). The only manipulated variable across experiments is the structural partitioning of the rows.</w:t>
+      </w:r>
+      <w:r>
+        <w:t xml:space="preserve"> </w:t>
+      </w:r>
+      <w:r>
+        <w:t xml:space="preserve">I — Inspect: What Do RMSE and MAE Show?</w:t>
+      </w:r>
+      <w:r>
+        <w:t xml:space="preserve"> </w:t>
+      </w:r>
+      <w:r>
+        <w:t xml:space="preserve">Under the Random Evaluation, error magnitudes are heavily deflated. Random Forest scores an RMSE and MAE substantially lower than its corresponding performance under the chronological split. Under the Temporally Structured Evaluation, errors escalate markedly for both candidate models. The error metric shifts reflect that predicting future points without adjacent temporal neighbors is fundamentally more challenging than reconstructing missing points within an existing sequence.</w:t>
+      </w:r>
+      <w:r>
+        <w:t xml:space="preserve"> </w:t>
+      </w:r>
+      <w:r>
+        <w:t xml:space="preserve">R — Review: Does the Conclusion Change?</w:t>
+      </w:r>
+      <w:r>
+        <w:t xml:space="preserve"> </w:t>
+      </w:r>
+      <w:r>
+        <w:t xml:space="preserve">The analytical conclusion depends heavily on whether one examines model ranking or estimated predictive performance:</w:t>
+      </w:r>
+      <w:r>
+        <w:t xml:space="preserve"> </w:t>
+      </w:r>
+      <w:r>
+        <w:t xml:space="preserve">• Model Ranking: Invariant. Random Forest retains Rank 1 under both evaluation frameworks due to its non-linear modeling capacity.</w:t>
+      </w:r>
+      <w:r>
+        <w:t xml:space="preserve"> </w:t>
+      </w:r>
+      <w:r>
+        <w:t xml:space="preserve">• Estimated Performance: Drastically altered. Relying on the random evaluation yields an overly optimistic forecast of model accuracy, understating actual deployment forecast errors by a substantial margin.</w:t>
+      </w:r>
+      <w:r>
+        <w:t xml:space="preserve"> </w:t>
+      </w:r>
+      <w:r>
+        <w:t xml:space="preserve">Methodological Diagnosis</w:t>
+      </w:r>
+      <w:r>
+        <w:t xml:space="preserve"> </w:t>
+      </w:r>
+      <w:r>
+        <w:t xml:space="preserve">The divergence between random and temporally structured evaluation highlights key statistical principles:</w:t>
+      </w:r>
+      <w:r>
+        <w:t xml:space="preserve"> </w:t>
+      </w:r>
+      <w:r>
+        <w:t xml:space="preserve">1. Information Leakage via Serial Autocorrelation:</w:t>
+      </w:r>
+      <w:r>
+        <w:t xml:space="preserve"> </w:t>
+      </w:r>
+      <w:r>
+        <w:t xml:space="preserve">In time-series demand data, rental counts exhibit high temporal autocorrelation (</w:t>
       </w:r>
       <m:oMath>
         <m:r>
@@ -1637,7 +1431,19 @@
         </m:r>
       </m:oMath>
       <w:r>
-        <w:t xml:space="preserve">. The model is rewarded for local interpolation rather than true out-of-sample extrapolation.Distinction Between Ranking and Generalization Performance:Model selection criteria often conflate</w:t>
+        <w:t xml:space="preserve">. The model is rewarded for local interpolation rather than true out-of-sample extrapolation.</w:t>
+      </w:r>
+      <w:r>
+        <w:t xml:space="preserve"> </w:t>
+      </w:r>
+      <w:r>
+        <w:t xml:space="preserve">2. Distinction Between Ranking and Generalization Performance:</w:t>
+      </w:r>
+      <w:r>
+        <w:t xml:space="preserve"> </w:t>
+      </w:r>
+      <w:r>
+        <w:t xml:space="preserve">Model selection criteria often conflate</w:t>
       </w:r>
       <w:r>
         <w:t xml:space="preserve"> </w:t>
@@ -1673,10 +1479,88 @@
         <w:t xml:space="preserve"> </w:t>
       </w:r>
       <w:r>
-        <w:t xml:space="preserve">While the ranking remained stable here (Random Forest outranked Ridge in both cases), an engineering team deploying this model using the random evaluation metrics would severely underestimate production error, leading to flawed operational capacity planning.Non-Stationarity and Domain Shift:The final 20% of chronological observations capture distinct seasonal transitions and system-level ridership expansion. Tree-based ensembles cannot predict values higher than the maximum target observed in their training partition; hence, systemic demand increases in later periods produce structurally elevated test errors.Extended Research &amp; Replication VerdictRevised Research ClaimEvaluation design substantially alters estimated out-of-sample predictive performance on time-dependent data by unmasking autocorrelation leakage, even when relative model rankings between linear and non-linear specifications remain stable.Permissible vs. Non-Permissible ClaimsWhat the evidence permits claiming: Unconstrained random train/test splits severely underestimate operational generalization error on time-indexed datasets. Random Forest consistently outperforms Ridge Regression across both partitioning designs within this specific feature space.What the evidence does NOT permit claiming: The evidence does not permit claiming that Random Forest will retain its performance advantage across arbitrary forecast horizons, nor does it guarantee that a single chronological holdout split is sufficient for production validation.Replication VerdictReproduced.The empirical results generated from the reproducible pipeline confirm the core research claim: changing the evaluation design from a random split to a temporally structured split produces statistically and operationally significant degradation in estimated predictive performance (RMSE and MAE).Proposed ExtensionA meaningful next research step is implementing Rolling-Window Time-Series Cross-Validation (Walk-Forward Validation) across 5 sequential chronological folds. A single 80/20 temporal split remains vulnerable to localized weather shocks or seasonal anomalies occurring specifically within the final 20% test partition. Rolling-window evaluation provides a variance estimate around out-of-sample performance across diverse seasonal transitions.</w:t>
+        <w:t xml:space="preserve">While the ranking remained stable here (Random Forest outranked Ridge in both cases), an engineering team deploying this model using the random evaluation metrics would severely underestimate production error, leading to flawed operational capacity planning.</w:t>
+      </w:r>
+      <w:r>
+        <w:t xml:space="preserve"> </w:t>
+      </w:r>
+      <w:r>
+        <w:t xml:space="preserve">3. Non-Stationarity and Domain Shift:</w:t>
+      </w:r>
+      <w:r>
+        <w:t xml:space="preserve"> </w:t>
+      </w:r>
+      <w:r>
+        <w:t xml:space="preserve">The final 20% of chronological observations capture distinct seasonal transitions and system-level ridership expansion. Tree-based ensembles cannot predict values higher than the maximum target observed in their training partition; hence, systemic demand increases in later periods produce structurally elevated test errors.</w:t>
+      </w:r>
+      <w:r>
+        <w:t xml:space="preserve"> </w:t>
+      </w:r>
+      <w:r>
+        <w:t xml:space="preserve">Extended Research &amp; Replication Verdict</w:t>
+      </w:r>
+      <w:r>
+        <w:t xml:space="preserve"> </w:t>
+      </w:r>
+      <w:r>
+        <w:t xml:space="preserve">Revised Research Claim</w:t>
+      </w:r>
+      <w:r>
+        <w:t xml:space="preserve"> </w:t>
+      </w:r>
+      <w:r>
+        <w:t xml:space="preserve">Evaluation design substantially alters estimated out-of-sample predictive performance on time-dependent data by unmasking autocorrelation leakage, even when relative model rankings between linear and non-linear specifications remain stable.</w:t>
+      </w:r>
+      <w:r>
+        <w:t xml:space="preserve"> </w:t>
+      </w:r>
+      <w:r>
+        <w:t xml:space="preserve">Permissible vs. Non-Permissible Claims</w:t>
+      </w:r>
+      <w:r>
+        <w:t xml:space="preserve"> </w:t>
+      </w:r>
+      <w:r>
+        <w:t xml:space="preserve">• What the evidence permits claiming: Unconstrained random train/test splits severely underestimate operational generalization error on time-indexed datasets. Random Forest consistently outperforms Ridge Regression across both partitioning designs within this specific feature space.</w:t>
+      </w:r>
+      <w:r>
+        <w:t xml:space="preserve"> </w:t>
+      </w:r>
+      <w:r>
+        <w:t xml:space="preserve">• What the evidence does NOT permit claiming: The evidence does not permit claiming that Random Forest will retain its performance advantage across arbitrary forecast horizons, nor does it guarantee that a single chronological holdout split is sufficient for production validation.</w:t>
+      </w:r>
+      <w:r>
+        <w:t xml:space="preserve"> </w:t>
+      </w:r>
+      <w:r>
+        <w:t xml:space="preserve">Replication Verdict</w:t>
+      </w:r>
+      <w:r>
+        <w:t xml:space="preserve"> </w:t>
+      </w:r>
+      <w:r>
+        <w:t xml:space="preserve">Reproduced.</w:t>
+      </w:r>
+      <w:r>
+        <w:t xml:space="preserve"> </w:t>
+      </w:r>
+      <w:r>
+        <w:t xml:space="preserve">The empirical results generated from the reproducible pipeline confirm the core research claim: changing the evaluation design from a random split to a temporally structured split produces statistically and operationally significant degradation in estimated predictive performance (RMSE and MAE).</w:t>
+      </w:r>
+      <w:r>
+        <w:t xml:space="preserve"> </w:t>
+      </w:r>
+      <w:r>
+        <w:t xml:space="preserve">Proposed Extension</w:t>
+      </w:r>
+      <w:r>
+        <w:t xml:space="preserve"> </w:t>
+      </w:r>
+      <w:r>
+        <w:t xml:space="preserve">A meaningful next research step is implementing Rolling-Window Time-Series Cross-Validation (Walk-Forward Validation) across 5 sequential chronological folds. A single 80/20 temporal split remains vulnerable to localized weather shocks or seasonal anomalies occurring specifically within the final 20% test partition. Rolling-window evaluation provides a variance estimate around out-of-sample performance across diverse seasonal transitions.</w:t>
       </w:r>
     </w:p>
-    <w:bookmarkEnd w:id="26"/>
+    <w:bookmarkEnd w:id="24"/>
     <w:sectPr/>
   </w:body>
 </w:document>

--- a/replication-lab.docx
+++ b/replication-lab.docx
@@ -238,7 +238,7 @@
     </w:p>
     <w:bookmarkEnd w:id="21"/>
     <w:bookmarkEnd w:id="22"/>
-    <w:bookmarkStart w:id="24" w:name="reproducible-analytical-pipeline"/>
+    <w:bookmarkStart w:id="26" w:name="reproducible-analytical-pipeline"/>
     <w:p>
       <w:pPr>
         <w:pStyle w:val="Heading1"/>
@@ -1075,30 +1075,37 @@
         <w:t xml:space="preserve">results_df.to_csv(results_path, index=False)</w:t>
       </w:r>
     </w:p>
+    <w:bookmarkStart w:id="24" w:name="empirical-results-comparison"/>
     <w:p>
       <w:pPr>
-        <w:pStyle w:val="FirstParagraph"/>
-      </w:pPr>
-      <w:r>
-        <w:t xml:space="preserve">##Empirical Results &amp; Comparison</w:t>
-      </w:r>
-      <w:r>
-        <w:t xml:space="preserve"> </w:t>
-      </w:r>
-      <w:r>
-        <w:t xml:space="preserve">Below are the computed performance metrics derived from analysis/lab01_results.csv:Code snippet#| label: display-table</w:t>
+        <w:pStyle w:val="Heading2"/>
+      </w:pPr>
+      <w:r>
+        <w:t xml:space="preserve">2.1 Empirical Results &amp; Comparison</w:t>
       </w:r>
     </w:p>
     <w:p>
       <w:pPr>
-        <w:pStyle w:val="BodyText"/>
-      </w:pPr>
-      <w:r>
-        <w:t xml:space="preserve">##FAIR Model Comparison Audit</w:t>
-      </w:r>
-      <w:r>
-        <w:t xml:space="preserve"> </w:t>
-      </w:r>
+        <w:pStyle w:val="FirstParagraph"/>
+      </w:pPr>
+      <w:r>
+        <w:t xml:space="preserve">Below are the computed performance metrics derived from analysis/lab01_results.csv:</w:t>
+      </w:r>
+    </w:p>
+    <w:bookmarkEnd w:id="24"/>
+    <w:bookmarkStart w:id="25" w:name="fair-model-comparison-audit"/>
+    <w:p>
+      <w:pPr>
+        <w:pStyle w:val="Heading2"/>
+      </w:pPr>
+      <w:r>
+        <w:t xml:space="preserve">2.2 FAIR Model Comparison Audit</w:t>
+      </w:r>
+    </w:p>
+    <w:p>
+      <w:pPr>
+        <w:pStyle w:val="FirstParagraph"/>
+      </w:pPr>
       <w:r>
         <w:t xml:space="preserve">F — Frame: What Exactly Is Being Compared?</w:t>
       </w:r>
@@ -1560,7 +1567,8 @@
         <w:t xml:space="preserve">A meaningful next research step is implementing Rolling-Window Time-Series Cross-Validation (Walk-Forward Validation) across 5 sequential chronological folds. A single 80/20 temporal split remains vulnerable to localized weather shocks or seasonal anomalies occurring specifically within the final 20% test partition. Rolling-window evaluation provides a variance estimate around out-of-sample performance across diverse seasonal transitions.</w:t>
       </w:r>
     </w:p>
-    <w:bookmarkEnd w:id="24"/>
+    <w:bookmarkEnd w:id="25"/>
+    <w:bookmarkEnd w:id="26"/>
     <w:sectPr/>
   </w:body>
 </w:document>

--- a/replication-lab.docx
+++ b/replication-lab.docx
@@ -238,7 +238,7 @@
     </w:p>
     <w:bookmarkEnd w:id="21"/>
     <w:bookmarkEnd w:id="22"/>
-    <w:bookmarkStart w:id="26" w:name="reproducible-analytical-pipeline"/>
+    <w:bookmarkStart w:id="24" w:name="reproducible-analytical-pipeline"/>
     <w:p>
       <w:pPr>
         <w:pStyle w:val="Heading1"/>
@@ -1075,13 +1075,14 @@
         <w:t xml:space="preserve">results_df.to_csv(results_path, index=False)</w:t>
       </w:r>
     </w:p>
-    <w:bookmarkStart w:id="24" w:name="empirical-results-comparison"/>
+    <w:bookmarkEnd w:id="24"/>
+    <w:bookmarkStart w:id="25" w:name="empirical-results-comparison"/>
     <w:p>
       <w:pPr>
-        <w:pStyle w:val="Heading2"/>
-      </w:pPr>
-      <w:r>
-        <w:t xml:space="preserve">2.1 Empirical Results &amp; Comparison</w:t>
+        <w:pStyle w:val="Heading1"/>
+      </w:pPr>
+      <w:r>
+        <w:t xml:space="preserve">3. Empirical Results &amp; Comparison</w:t>
       </w:r>
     </w:p>
     <w:p>
@@ -1092,14 +1093,14 @@
         <w:t xml:space="preserve">Below are the computed performance metrics derived from analysis/lab01_results.csv:</w:t>
       </w:r>
     </w:p>
-    <w:bookmarkEnd w:id="24"/>
-    <w:bookmarkStart w:id="25" w:name="fair-model-comparison-audit"/>
+    <w:bookmarkEnd w:id="25"/>
+    <w:bookmarkStart w:id="26" w:name="fair-model-comparison-audit"/>
     <w:p>
       <w:pPr>
-        <w:pStyle w:val="Heading2"/>
-      </w:pPr>
-      <w:r>
-        <w:t xml:space="preserve">2.2 FAIR Model Comparison Audit</w:t>
+        <w:pStyle w:val="Heading1"/>
+      </w:pPr>
+      <w:r>
+        <w:t xml:space="preserve">4. FAIR Model Comparison Audit</w:t>
       </w:r>
     </w:p>
     <w:p>
@@ -1504,13 +1505,13 @@
         <w:t xml:space="preserve"> </w:t>
       </w:r>
       <w:r>
-        <w:t xml:space="preserve">Extended Research &amp; Replication Verdict</w:t>
-      </w:r>
-      <w:r>
-        <w:t xml:space="preserve"> </w:t>
-      </w:r>
-      <w:r>
-        <w:t xml:space="preserve">Revised Research Claim</w:t>
+        <w:t xml:space="preserve"># Extended Research &amp; Replication Verdict</w:t>
+      </w:r>
+      <w:r>
+        <w:t xml:space="preserve"> </w:t>
+      </w:r>
+      <w:r>
+        <w:t xml:space="preserve">## Revised Research Claim</w:t>
       </w:r>
       <w:r>
         <w:t xml:space="preserve"> </w:t>
@@ -1540,7 +1541,7 @@
         <w:t xml:space="preserve"> </w:t>
       </w:r>
       <w:r>
-        <w:t xml:space="preserve">Replication Verdict</w:t>
+        <w:t xml:space="preserve">## Replication Verdict</w:t>
       </w:r>
       <w:r>
         <w:t xml:space="preserve"> </w:t>
@@ -1567,7 +1568,6 @@
         <w:t xml:space="preserve">A meaningful next research step is implementing Rolling-Window Time-Series Cross-Validation (Walk-Forward Validation) across 5 sequential chronological folds. A single 80/20 temporal split remains vulnerable to localized weather shocks or seasonal anomalies occurring specifically within the final 20% test partition. Rolling-window evaluation provides a variance estimate around out-of-sample performance across diverse seasonal transitions.</w:t>
       </w:r>
     </w:p>
-    <w:bookmarkEnd w:id="25"/>
     <w:bookmarkEnd w:id="26"/>
     <w:sectPr/>
   </w:body>

--- a/replication-lab.docx
+++ b/replication-lab.docx
@@ -1108,13 +1108,13 @@
         <w:pStyle w:val="FirstParagraph"/>
       </w:pPr>
       <w:r>
-        <w:t xml:space="preserve">F — Frame: What Exactly Is Being Compared?</w:t>
-      </w:r>
-      <w:r>
-        <w:t xml:space="preserve"> </w:t>
-      </w:r>
-      <w:r>
-        <w:t xml:space="preserve">The comparison contrasts an</w:t>
+        <w:t xml:space="preserve">#| F — Frame: What Exactly Is Being Compared?</w:t>
+      </w:r>
+      <w:r>
+        <w:t xml:space="preserve"> </w:t>
+      </w:r>
+      <w:r>
+        <w:t xml:space="preserve">#| The comparison contrasts an</w:t>
       </w:r>
       <w:r>
         <w:t xml:space="preserve"> </w:t>
@@ -1154,7 +1154,7 @@
         <w:t xml:space="preserve"> </w:t>
       </w:r>
       <w:r>
-        <w:t xml:space="preserve">1. Random Evaluation:</w:t>
+        <w:t xml:space="preserve">#| 1. Random Evaluation:</w:t>
       </w:r>
       <w:r>
         <w:t xml:space="preserve"> </w:t>
@@ -1200,7 +1200,7 @@
         <w:t xml:space="preserve"> </w:t>
       </w:r>
       <w:r>
-        <w:t xml:space="preserve">2. Temporally Structured Evaluation: Chronologically partitioned sets where the earliest</w:t>
+        <w:t xml:space="preserve">#| 2. Temporally Structured Evaluation: Chronologically partitioned sets where the earliest</w:t>
       </w:r>
       <w:r>
         <w:t xml:space="preserve"> </w:t>
@@ -1246,7 +1246,7 @@
         <w:t xml:space="preserve"> </w:t>
       </w:r>
       <w:r>
-        <w:t xml:space="preserve">A — Align: Are the Model Conditions Comparable?</w:t>
+        <w:t xml:space="preserve">#| A — Align: Are the Model Conditions Comparable?</w:t>
       </w:r>
       <w:r>
         <w:t xml:space="preserve"> </w:t>

--- a/replication-lab.docx
+++ b/replication-lab.docx
@@ -1108,13 +1108,15 @@
         <w:pStyle w:val="FirstParagraph"/>
       </w:pPr>
       <w:r>
-        <w:t xml:space="preserve">#| F — Frame: What Exactly Is Being Compared?</w:t>
-      </w:r>
-      <w:r>
-        <w:t xml:space="preserve"> </w:t>
-      </w:r>
-      <w:r>
-        <w:t xml:space="preserve">#| The comparison contrasts an</w:t>
+        <w:t xml:space="preserve">F — Frame: What Exactly Is Being Compared?</w:t>
+      </w:r>
+    </w:p>
+    <w:p>
+      <w:pPr>
+        <w:pStyle w:val="BodyText"/>
+      </w:pPr>
+      <w:r>
+        <w:t xml:space="preserve">The comparison contrasts an</w:t>
       </w:r>
       <w:r>
         <w:t xml:space="preserve"> </w:t>
@@ -1150,11 +1152,16 @@
       <w:r>
         <w:t xml:space="preserve">). Two specific methodological conditions govern the data split:</w:t>
       </w:r>
-      <w:r>
-        <w:t xml:space="preserve"> </w:t>
-      </w:r>
-      <w:r>
-        <w:t xml:space="preserve">#| 1. Random Evaluation:</w:t>
+    </w:p>
+    <w:p>
+      <w:pPr>
+        <w:numPr>
+          <w:ilvl w:val="0"/>
+          <w:numId w:val="1002"/>
+        </w:numPr>
+      </w:pPr>
+      <w:r>
+        <w:t xml:space="preserve">Random Evaluation:</w:t>
       </w:r>
       <w:r>
         <w:t xml:space="preserve"> </w:t>
@@ -1196,11 +1203,16 @@
       <w:r>
         <w:t xml:space="preserve">test sets drawn via uniform random sampling across the temporal horizon.</w:t>
       </w:r>
-      <w:r>
-        <w:t xml:space="preserve"> </w:t>
-      </w:r>
-      <w:r>
-        <w:t xml:space="preserve">#| 2. Temporally Structured Evaluation: Chronologically partitioned sets where the earliest</w:t>
+    </w:p>
+    <w:p>
+      <w:pPr>
+        <w:numPr>
+          <w:ilvl w:val="0"/>
+          <w:numId w:val="1002"/>
+        </w:numPr>
+      </w:pPr>
+      <w:r>
+        <w:t xml:space="preserve">Temporally Structured Evaluation: Chronologically partitioned sets where the earliest</w:t>
       </w:r>
       <w:r>
         <w:t xml:space="preserve"> </w:t>
@@ -1242,21 +1254,27 @@
       <w:r>
         <w:t xml:space="preserve">form the holdout test set.</w:t>
       </w:r>
-      <w:r>
-        <w:t xml:space="preserve"> </w:t>
-      </w:r>
-      <w:r>
-        <w:t xml:space="preserve">#| A — Align: Are the Model Conditions Comparable?</w:t>
-      </w:r>
-      <w:r>
-        <w:t xml:space="preserve"> </w:t>
-      </w:r>
+    </w:p>
+    <w:p>
+      <w:pPr>
+        <w:pStyle w:val="FirstParagraph"/>
+      </w:pPr>
+      <w:r>
+        <w:t xml:space="preserve">A — Align: Are the Model Conditions Comparable?</w:t>
+      </w:r>
+    </w:p>
+    <w:p>
+      <w:pPr>
+        <w:pStyle w:val="BodyText"/>
+      </w:pPr>
       <w:r>
         <w:t xml:space="preserve">All internal modeling factors remain strictly aligned across designs. Both algorithms receive the exact same engineered feature set, identical standard scaling on numerical inputs, identical one-hot encoding on categorical inputs, and are evaluated on identical metrics (RMSE and MAE). The only manipulated variable across experiments is the structural partitioning of the rows.</w:t>
       </w:r>
-      <w:r>
-        <w:t xml:space="preserve"> </w:t>
-      </w:r>
+    </w:p>
+    <w:p>
+      <w:pPr>
+        <w:pStyle w:val="BodyText"/>
+      </w:pPr>
       <w:r>
         <w:t xml:space="preserve">I — Inspect: What Do RMSE and MAE Show?</w:t>
       </w:r>
@@ -1764,6 +1782,36 @@
     <w:abstractNumId w:val="990"/>
   </w:num>
   <w:num w:numId="1001">
+    <w:abstractNumId w:val="99411"/>
+    <w:lvlOverride w:ilvl="0">
+      <w:startOverride w:val="1"/>
+    </w:lvlOverride>
+    <w:lvlOverride w:ilvl="1">
+      <w:startOverride w:val="1"/>
+    </w:lvlOverride>
+    <w:lvlOverride w:ilvl="2">
+      <w:startOverride w:val="1"/>
+    </w:lvlOverride>
+    <w:lvlOverride w:ilvl="3">
+      <w:startOverride w:val="1"/>
+    </w:lvlOverride>
+    <w:lvlOverride w:ilvl="4">
+      <w:startOverride w:val="1"/>
+    </w:lvlOverride>
+    <w:lvlOverride w:ilvl="5">
+      <w:startOverride w:val="1"/>
+    </w:lvlOverride>
+    <w:lvlOverride w:ilvl="6">
+      <w:startOverride w:val="1"/>
+    </w:lvlOverride>
+    <w:lvlOverride w:ilvl="7">
+      <w:startOverride w:val="1"/>
+    </w:lvlOverride>
+    <w:lvlOverride w:ilvl="8">
+      <w:startOverride w:val="1"/>
+    </w:lvlOverride>
+  </w:num>
+  <w:num w:numId="1002">
     <w:abstractNumId w:val="99411"/>
     <w:lvlOverride w:ilvl="0">
       <w:startOverride w:val="1"/>

--- a/replication-lab.docx
+++ b/replication-lab.docx
@@ -1278,57 +1278,81 @@
       <w:r>
         <w:t xml:space="preserve">I — Inspect: What Do RMSE and MAE Show?</w:t>
       </w:r>
-      <w:r>
-        <w:t xml:space="preserve"> </w:t>
-      </w:r>
+    </w:p>
+    <w:p>
+      <w:pPr>
+        <w:pStyle w:val="BodyText"/>
+      </w:pPr>
       <w:r>
         <w:t xml:space="preserve">Under the Random Evaluation, error magnitudes are heavily deflated. Random Forest scores an RMSE and MAE substantially lower than its corresponding performance under the chronological split. Under the Temporally Structured Evaluation, errors escalate markedly for both candidate models. The error metric shifts reflect that predicting future points without adjacent temporal neighbors is fundamentally more challenging than reconstructing missing points within an existing sequence.</w:t>
       </w:r>
-      <w:r>
-        <w:t xml:space="preserve"> </w:t>
-      </w:r>
+    </w:p>
+    <w:p>
+      <w:pPr>
+        <w:pStyle w:val="BodyText"/>
+      </w:pPr>
       <w:r>
         <w:t xml:space="preserve">R — Review: Does the Conclusion Change?</w:t>
       </w:r>
-      <w:r>
-        <w:t xml:space="preserve"> </w:t>
-      </w:r>
+    </w:p>
+    <w:p>
+      <w:pPr>
+        <w:pStyle w:val="BodyText"/>
+      </w:pPr>
       <w:r>
         <w:t xml:space="preserve">The analytical conclusion depends heavily on whether one examines model ranking or estimated predictive performance:</w:t>
       </w:r>
-      <w:r>
-        <w:t xml:space="preserve"> </w:t>
-      </w:r>
+    </w:p>
+    <w:p>
+      <w:pPr>
+        <w:pStyle w:val="BodyText"/>
+      </w:pPr>
       <w:r>
         <w:t xml:space="preserve">• Model Ranking: Invariant. Random Forest retains Rank 1 under both evaluation frameworks due to its non-linear modeling capacity.</w:t>
       </w:r>
-      <w:r>
-        <w:t xml:space="preserve"> </w:t>
-      </w:r>
+    </w:p>
+    <w:p>
+      <w:pPr>
+        <w:pStyle w:val="BodyText"/>
+      </w:pPr>
       <w:r>
         <w:t xml:space="preserve">• Estimated Performance: Drastically altered. Relying on the random evaluation yields an overly optimistic forecast of model accuracy, understating actual deployment forecast errors by a substantial margin.</w:t>
       </w:r>
-      <w:r>
-        <w:t xml:space="preserve"> </w:t>
-      </w:r>
-      <w:r>
-        <w:t xml:space="preserve">Methodological Diagnosis</w:t>
-      </w:r>
-      <w:r>
-        <w:t xml:space="preserve"> </w:t>
-      </w:r>
+    </w:p>
+    <w:bookmarkEnd w:id="26"/>
+    <w:bookmarkStart w:id="27" w:name="methodological-diagnosis"/>
+    <w:p>
+      <w:pPr>
+        <w:pStyle w:val="Heading1"/>
+      </w:pPr>
+      <w:r>
+        <w:t xml:space="preserve">5. Methodological Diagnosis</w:t>
+      </w:r>
+    </w:p>
+    <w:p>
+      <w:pPr>
+        <w:pStyle w:val="FirstParagraph"/>
+      </w:pPr>
       <w:r>
         <w:t xml:space="preserve">The divergence between random and temporally structured evaluation highlights key statistical principles:</w:t>
       </w:r>
-      <w:r>
-        <w:t xml:space="preserve"> </w:t>
-      </w:r>
-      <w:r>
-        <w:t xml:space="preserve">1. Information Leakage via Serial Autocorrelation:</w:t>
-      </w:r>
-      <w:r>
-        <w:t xml:space="preserve"> </w:t>
-      </w:r>
+    </w:p>
+    <w:p>
+      <w:pPr>
+        <w:numPr>
+          <w:ilvl w:val="0"/>
+          <w:numId w:val="1003"/>
+        </w:numPr>
+        <w:pStyle w:val="Compact"/>
+      </w:pPr>
+      <w:r>
+        <w:t xml:space="preserve">Information Leakage via Serial Autocorrelation:</w:t>
+      </w:r>
+    </w:p>
+    <w:p>
+      <w:pPr>
+        <w:pStyle w:val="FirstParagraph"/>
+      </w:pPr>
       <w:r>
         <w:t xml:space="preserve">In time-series demand data, rental counts exhibit high temporal autocorrelation (</w:t>
       </w:r>
@@ -1459,15 +1483,23 @@
       <w:r>
         <w:t xml:space="preserve">. The model is rewarded for local interpolation rather than true out-of-sample extrapolation.</w:t>
       </w:r>
-      <w:r>
-        <w:t xml:space="preserve"> </w:t>
-      </w:r>
-      <w:r>
-        <w:t xml:space="preserve">2. Distinction Between Ranking and Generalization Performance:</w:t>
-      </w:r>
-      <w:r>
-        <w:t xml:space="preserve"> </w:t>
-      </w:r>
+    </w:p>
+    <w:p>
+      <w:pPr>
+        <w:numPr>
+          <w:ilvl w:val="0"/>
+          <w:numId w:val="1004"/>
+        </w:numPr>
+        <w:pStyle w:val="Compact"/>
+      </w:pPr>
+      <w:r>
+        <w:t xml:space="preserve">Distinction Between Ranking and Generalization Performance:</w:t>
+      </w:r>
+    </w:p>
+    <w:p>
+      <w:pPr>
+        <w:pStyle w:val="FirstParagraph"/>
+      </w:pPr>
       <w:r>
         <w:t xml:space="preserve">Model selection criteria often conflate</w:t>
       </w:r>
@@ -1507,33 +1539,50 @@
       <w:r>
         <w:t xml:space="preserve">While the ranking remained stable here (Random Forest outranked Ridge in both cases), an engineering team deploying this model using the random evaluation metrics would severely underestimate production error, leading to flawed operational capacity planning.</w:t>
       </w:r>
-      <w:r>
-        <w:t xml:space="preserve"> </w:t>
-      </w:r>
-      <w:r>
-        <w:t xml:space="preserve">3. Non-Stationarity and Domain Shift:</w:t>
-      </w:r>
-      <w:r>
-        <w:t xml:space="preserve"> </w:t>
-      </w:r>
+    </w:p>
+    <w:p>
+      <w:pPr>
+        <w:numPr>
+          <w:ilvl w:val="0"/>
+          <w:numId w:val="1005"/>
+        </w:numPr>
+        <w:pStyle w:val="Compact"/>
+      </w:pPr>
+      <w:r>
+        <w:t xml:space="preserve">Non-Stationarity and Domain Shift:</w:t>
+      </w:r>
+    </w:p>
+    <w:p>
+      <w:pPr>
+        <w:pStyle w:val="FirstParagraph"/>
+      </w:pPr>
       <w:r>
         <w:t xml:space="preserve">The final 20% of chronological observations capture distinct seasonal transitions and system-level ridership expansion. Tree-based ensembles cannot predict values higher than the maximum target observed in their training partition; hence, systemic demand increases in later periods produce structurally elevated test errors.</w:t>
       </w:r>
-      <w:r>
-        <w:t xml:space="preserve"> </w:t>
-      </w:r>
-      <w:r>
-        <w:t xml:space="preserve"># Extended Research &amp; Replication Verdict</w:t>
-      </w:r>
-      <w:r>
-        <w:t xml:space="preserve"> </w:t>
-      </w:r>
-      <w:r>
-        <w:t xml:space="preserve">## Revised Research Claim</w:t>
-      </w:r>
-      <w:r>
-        <w:t xml:space="preserve"> </w:t>
-      </w:r>
+    </w:p>
+    <w:bookmarkEnd w:id="27"/>
+    <w:bookmarkStart w:id="29" w:name="extended-research-replication-verdict"/>
+    <w:p>
+      <w:pPr>
+        <w:pStyle w:val="Heading1"/>
+      </w:pPr>
+      <w:r>
+        <w:t xml:space="preserve">6. Extended Research &amp; Replication Verdict</w:t>
+      </w:r>
+    </w:p>
+    <w:bookmarkStart w:id="28" w:name="revised-research-claim"/>
+    <w:p>
+      <w:pPr>
+        <w:pStyle w:val="Heading2"/>
+      </w:pPr>
+      <w:r>
+        <w:t xml:space="preserve">6.1 Revised Research Claim</w:t>
+      </w:r>
+    </w:p>
+    <w:p>
+      <w:pPr>
+        <w:pStyle w:val="FirstParagraph"/>
+      </w:pPr>
       <w:r>
         <w:t xml:space="preserve">Evaluation design substantially alters estimated out-of-sample predictive performance on time-dependent data by unmasking autocorrelation leakage, even when relative model rankings between linear and non-linear specifications remain stable.</w:t>
       </w:r>
@@ -1586,7 +1635,8 @@
         <w:t xml:space="preserve">A meaningful next research step is implementing Rolling-Window Time-Series Cross-Validation (Walk-Forward Validation) across 5 sequential chronological folds. A single 80/20 temporal split remains vulnerable to localized weather shocks or seasonal anomalies occurring specifically within the final 20% test partition. Rolling-window evaluation provides a variance estimate around out-of-sample performance across diverse seasonal transitions.</w:t>
       </w:r>
     </w:p>
-    <w:bookmarkEnd w:id="26"/>
+    <w:bookmarkEnd w:id="28"/>
+    <w:bookmarkEnd w:id="29"/>
     <w:sectPr/>
   </w:body>
 </w:document>
@@ -1778,6 +1828,176 @@
       </w:pPr>
     </w:lvl>
   </w:abstractNum>
+  <w:abstractNum w:abstractNumId="99412">
+    <w:nsid w:val="A99412"/>
+    <w:multiLevelType w:val="multilevel"/>
+    <w:lvl w:ilvl="0">
+      <w:start w:val="2"/>
+      <w:numFmt w:val="decimal"/>
+      <w:lvlText w:val="%1."/>
+      <w:lvlJc w:val="left"/>
+      <w:pPr>
+        <w:ind w:left="720" w:hanging="480"/>
+      </w:pPr>
+    </w:lvl>
+    <w:lvl w:ilvl="1">
+      <w:start w:val="2"/>
+      <w:numFmt w:val="decimal"/>
+      <w:lvlText w:val="%2."/>
+      <w:lvlJc w:val="left"/>
+      <w:pPr>
+        <w:ind w:left="1440" w:hanging="480"/>
+      </w:pPr>
+    </w:lvl>
+    <w:lvl w:ilvl="2">
+      <w:start w:val="2"/>
+      <w:numFmt w:val="decimal"/>
+      <w:lvlText w:val="%3."/>
+      <w:lvlJc w:val="left"/>
+      <w:pPr>
+        <w:ind w:left="2160" w:hanging="480"/>
+      </w:pPr>
+    </w:lvl>
+    <w:lvl w:ilvl="3">
+      <w:start w:val="2"/>
+      <w:numFmt w:val="decimal"/>
+      <w:lvlText w:val="%4."/>
+      <w:lvlJc w:val="left"/>
+      <w:pPr>
+        <w:ind w:left="2880" w:hanging="480"/>
+      </w:pPr>
+    </w:lvl>
+    <w:lvl w:ilvl="4">
+      <w:start w:val="2"/>
+      <w:numFmt w:val="decimal"/>
+      <w:lvlText w:val="%5."/>
+      <w:lvlJc w:val="left"/>
+      <w:pPr>
+        <w:ind w:left="3600" w:hanging="480"/>
+      </w:pPr>
+    </w:lvl>
+    <w:lvl w:ilvl="5">
+      <w:start w:val="2"/>
+      <w:numFmt w:val="decimal"/>
+      <w:lvlText w:val="%6."/>
+      <w:lvlJc w:val="left"/>
+      <w:pPr>
+        <w:ind w:left="4320" w:hanging="480"/>
+      </w:pPr>
+    </w:lvl>
+    <w:lvl w:ilvl="6">
+      <w:start w:val="2"/>
+      <w:numFmt w:val="decimal"/>
+      <w:lvlText w:val="%7."/>
+      <w:lvlJc w:val="left"/>
+      <w:pPr>
+        <w:ind w:left="5040" w:hanging="480"/>
+      </w:pPr>
+    </w:lvl>
+    <w:lvl w:ilvl="7">
+      <w:start w:val="2"/>
+      <w:numFmt w:val="decimal"/>
+      <w:lvlText w:val="%8."/>
+      <w:lvlJc w:val="left"/>
+      <w:pPr>
+        <w:ind w:left="5760" w:hanging="480"/>
+      </w:pPr>
+    </w:lvl>
+    <w:lvl w:ilvl="8">
+      <w:start w:val="2"/>
+      <w:numFmt w:val="decimal"/>
+      <w:lvlText w:val="%9."/>
+      <w:lvlJc w:val="left"/>
+      <w:pPr>
+        <w:ind w:left="6480" w:hanging="480"/>
+      </w:pPr>
+    </w:lvl>
+  </w:abstractNum>
+  <w:abstractNum w:abstractNumId="99413">
+    <w:nsid w:val="A99413"/>
+    <w:multiLevelType w:val="multilevel"/>
+    <w:lvl w:ilvl="0">
+      <w:start w:val="3"/>
+      <w:numFmt w:val="decimal"/>
+      <w:lvlText w:val="%1."/>
+      <w:lvlJc w:val="left"/>
+      <w:pPr>
+        <w:ind w:left="720" w:hanging="480"/>
+      </w:pPr>
+    </w:lvl>
+    <w:lvl w:ilvl="1">
+      <w:start w:val="3"/>
+      <w:numFmt w:val="decimal"/>
+      <w:lvlText w:val="%2."/>
+      <w:lvlJc w:val="left"/>
+      <w:pPr>
+        <w:ind w:left="1440" w:hanging="480"/>
+      </w:pPr>
+    </w:lvl>
+    <w:lvl w:ilvl="2">
+      <w:start w:val="3"/>
+      <w:numFmt w:val="decimal"/>
+      <w:lvlText w:val="%3."/>
+      <w:lvlJc w:val="left"/>
+      <w:pPr>
+        <w:ind w:left="2160" w:hanging="480"/>
+      </w:pPr>
+    </w:lvl>
+    <w:lvl w:ilvl="3">
+      <w:start w:val="3"/>
+      <w:numFmt w:val="decimal"/>
+      <w:lvlText w:val="%4."/>
+      <w:lvlJc w:val="left"/>
+      <w:pPr>
+        <w:ind w:left="2880" w:hanging="480"/>
+      </w:pPr>
+    </w:lvl>
+    <w:lvl w:ilvl="4">
+      <w:start w:val="3"/>
+      <w:numFmt w:val="decimal"/>
+      <w:lvlText w:val="%5."/>
+      <w:lvlJc w:val="left"/>
+      <w:pPr>
+        <w:ind w:left="3600" w:hanging="480"/>
+      </w:pPr>
+    </w:lvl>
+    <w:lvl w:ilvl="5">
+      <w:start w:val="3"/>
+      <w:numFmt w:val="decimal"/>
+      <w:lvlText w:val="%6."/>
+      <w:lvlJc w:val="left"/>
+      <w:pPr>
+        <w:ind w:left="4320" w:hanging="480"/>
+      </w:pPr>
+    </w:lvl>
+    <w:lvl w:ilvl="6">
+      <w:start w:val="3"/>
+      <w:numFmt w:val="decimal"/>
+      <w:lvlText w:val="%7."/>
+      <w:lvlJc w:val="left"/>
+      <w:pPr>
+        <w:ind w:left="5040" w:hanging="480"/>
+      </w:pPr>
+    </w:lvl>
+    <w:lvl w:ilvl="7">
+      <w:start w:val="3"/>
+      <w:numFmt w:val="decimal"/>
+      <w:lvlText w:val="%8."/>
+      <w:lvlJc w:val="left"/>
+      <w:pPr>
+        <w:ind w:left="5760" w:hanging="480"/>
+      </w:pPr>
+    </w:lvl>
+    <w:lvl w:ilvl="8">
+      <w:start w:val="3"/>
+      <w:numFmt w:val="decimal"/>
+      <w:lvlText w:val="%9."/>
+      <w:lvlJc w:val="left"/>
+      <w:pPr>
+        <w:ind w:left="6480" w:hanging="480"/>
+      </w:pPr>
+    </w:lvl>
+  </w:abstractNum>
   <w:num w:numId="1000">
     <w:abstractNumId w:val="990"/>
   </w:num>
@@ -1839,6 +2059,96 @@
     </w:lvlOverride>
     <w:lvlOverride w:ilvl="8">
       <w:startOverride w:val="1"/>
+    </w:lvlOverride>
+  </w:num>
+  <w:num w:numId="1003">
+    <w:abstractNumId w:val="99411"/>
+    <w:lvlOverride w:ilvl="0">
+      <w:startOverride w:val="1"/>
+    </w:lvlOverride>
+    <w:lvlOverride w:ilvl="1">
+      <w:startOverride w:val="1"/>
+    </w:lvlOverride>
+    <w:lvlOverride w:ilvl="2">
+      <w:startOverride w:val="1"/>
+    </w:lvlOverride>
+    <w:lvlOverride w:ilvl="3">
+      <w:startOverride w:val="1"/>
+    </w:lvlOverride>
+    <w:lvlOverride w:ilvl="4">
+      <w:startOverride w:val="1"/>
+    </w:lvlOverride>
+    <w:lvlOverride w:ilvl="5">
+      <w:startOverride w:val="1"/>
+    </w:lvlOverride>
+    <w:lvlOverride w:ilvl="6">
+      <w:startOverride w:val="1"/>
+    </w:lvlOverride>
+    <w:lvlOverride w:ilvl="7">
+      <w:startOverride w:val="1"/>
+    </w:lvlOverride>
+    <w:lvlOverride w:ilvl="8">
+      <w:startOverride w:val="1"/>
+    </w:lvlOverride>
+  </w:num>
+  <w:num w:numId="1004">
+    <w:abstractNumId w:val="99412"/>
+    <w:lvlOverride w:ilvl="0">
+      <w:startOverride w:val="2"/>
+    </w:lvlOverride>
+    <w:lvlOverride w:ilvl="1">
+      <w:startOverride w:val="2"/>
+    </w:lvlOverride>
+    <w:lvlOverride w:ilvl="2">
+      <w:startOverride w:val="2"/>
+    </w:lvlOverride>
+    <w:lvlOverride w:ilvl="3">
+      <w:startOverride w:val="2"/>
+    </w:lvlOverride>
+    <w:lvlOverride w:ilvl="4">
+      <w:startOverride w:val="2"/>
+    </w:lvlOverride>
+    <w:lvlOverride w:ilvl="5">
+      <w:startOverride w:val="2"/>
+    </w:lvlOverride>
+    <w:lvlOverride w:ilvl="6">
+      <w:startOverride w:val="2"/>
+    </w:lvlOverride>
+    <w:lvlOverride w:ilvl="7">
+      <w:startOverride w:val="2"/>
+    </w:lvlOverride>
+    <w:lvlOverride w:ilvl="8">
+      <w:startOverride w:val="2"/>
+    </w:lvlOverride>
+  </w:num>
+  <w:num w:numId="1005">
+    <w:abstractNumId w:val="99413"/>
+    <w:lvlOverride w:ilvl="0">
+      <w:startOverride w:val="3"/>
+    </w:lvlOverride>
+    <w:lvlOverride w:ilvl="1">
+      <w:startOverride w:val="3"/>
+    </w:lvlOverride>
+    <w:lvlOverride w:ilvl="2">
+      <w:startOverride w:val="3"/>
+    </w:lvlOverride>
+    <w:lvlOverride w:ilvl="3">
+      <w:startOverride w:val="3"/>
+    </w:lvlOverride>
+    <w:lvlOverride w:ilvl="4">
+      <w:startOverride w:val="3"/>
+    </w:lvlOverride>
+    <w:lvlOverride w:ilvl="5">
+      <w:startOverride w:val="3"/>
+    </w:lvlOverride>
+    <w:lvlOverride w:ilvl="6">
+      <w:startOverride w:val="3"/>
+    </w:lvlOverride>
+    <w:lvlOverride w:ilvl="7">
+      <w:startOverride w:val="3"/>
+    </w:lvlOverride>
+    <w:lvlOverride w:ilvl="8">
+      <w:startOverride w:val="3"/>
     </w:lvlOverride>
   </w:num>
 </w:numbering>

--- a/replication-lab.docx
+++ b/replication-lab.docx
@@ -109,7 +109,7 @@
         <w:pStyle w:val="Date"/>
       </w:pPr>
       <w:r>
-        <w:t xml:space="preserve">2026-09-14</w:t>
+        <w:t xml:space="preserve">2026-09-15</w:t>
       </w:r>
     </w:p>
     <w:bookmarkStart w:id="22" w:name="research-claim-and-prior-expectations"/>
@@ -1334,19 +1334,25 @@
         <w:pStyle w:val="FirstParagraph"/>
       </w:pPr>
       <w:r>
-        <w:t xml:space="preserve">The divergence between random and temporally structured evaluation highlights key statistical principles:</w:t>
-      </w:r>
-    </w:p>
-    <w:p>
-      <w:pPr>
-        <w:numPr>
-          <w:ilvl w:val="0"/>
-          <w:numId w:val="1003"/>
-        </w:numPr>
-        <w:pStyle w:val="Compact"/>
-      </w:pPr>
-      <w:r>
-        <w:t xml:space="preserve">Information Leakage via Serial Autocorrelation:</w:t>
+        <w:t xml:space="preserve">Autocorrelation Leakage: Random train/test splits violate independence assumptions on time-series datasets by placing points immediately preceding and following test instances into the training set.</w:t>
+      </w:r>
+    </w:p>
+    <w:p>
+      <w:pPr>
+        <w:pStyle w:val="BodyText"/>
+      </w:pPr>
+      <w:r>
+        <w:t xml:space="preserve">Ranking vs. Performance: Preserving model rank does not validate an evaluation design; capacity planning requires accurate error magnitudes, which random splits fail to deliver.</w:t>
+      </w:r>
+    </w:p>
+    <w:bookmarkEnd w:id="27"/>
+    <w:bookmarkStart w:id="28" w:name="replication-verdict"/>
+    <w:p>
+      <w:pPr>
+        <w:pStyle w:val="Heading1"/>
+      </w:pPr>
+      <w:r>
+        <w:t xml:space="preserve">6. Replication Verdict</w:t>
       </w:r>
     </w:p>
     <w:p>
@@ -1354,146 +1360,25 @@
         <w:pStyle w:val="FirstParagraph"/>
       </w:pPr>
       <w:r>
-        <w:t xml:space="preserve">In time-series demand data, rental counts exhibit high temporal autocorrelation (</w:t>
-      </w:r>
-      <m:oMath>
-        <m:r>
-          <m:rPr>
-            <m:nor/>
-            <m:sty m:val="p"/>
-          </m:rPr>
-          <m:t>Corr</m:t>
-        </m:r>
-        <m:d>
-          <m:dPr>
-            <m:begChr m:val="("/>
-            <m:endChr m:val=")"/>
-            <m:sepChr m:val=""/>
-            <m:grow/>
-          </m:dPr>
-          <m:e>
-            <m:sSub>
-              <m:e>
-                <m:r>
-                  <m:t>y</m:t>
-                </m:r>
-              </m:e>
-              <m:sub>
-                <m:r>
-                  <m:t>t</m:t>
-                </m:r>
-              </m:sub>
-            </m:sSub>
-            <m:r>
-              <m:rPr>
-                <m:sty m:val="p"/>
-              </m:rPr>
-              <m:t>,</m:t>
-            </m:r>
-            <m:sSub>
-              <m:e>
-                <m:r>
-                  <m:t>y</m:t>
-                </m:r>
-              </m:e>
-              <m:sub>
-                <m:r>
-                  <m:t>t</m:t>
-                </m:r>
-                <m:r>
-                  <m:rPr>
-                    <m:sty m:val="p"/>
-                  </m:rPr>
-                  <m:t>−</m:t>
-                </m:r>
-                <m:r>
-                  <m:t>1</m:t>
-                </m:r>
-              </m:sub>
-            </m:sSub>
-          </m:e>
-        </m:d>
-        <m:r>
-          <m:rPr>
-            <m:sty m:val="p"/>
-          </m:rPr>
-          <m:t>≈</m:t>
-        </m:r>
-        <m:r>
-          <m:t>1</m:t>
-        </m:r>
-      </m:oMath>
-      <w:r>
-        <w:t xml:space="preserve">). When data is split randomly, a test observation at hour</w:t>
-      </w:r>
-      <w:r>
-        <w:t xml:space="preserve"> </w:t>
-      </w:r>
-      <m:oMath>
-        <m:r>
-          <m:t>t</m:t>
-        </m:r>
-      </m:oMath>
-      <w:r>
-        <w:t xml:space="preserve"> </w:t>
-      </w:r>
-      <w:r>
-        <w:t xml:space="preserve">is frequently bounded by training observations at</w:t>
-      </w:r>
-      <w:r>
-        <w:t xml:space="preserve"> </w:t>
-      </w:r>
-      <m:oMath>
-        <m:r>
-          <m:t>t</m:t>
-        </m:r>
-        <m:r>
-          <m:rPr>
-            <m:sty m:val="p"/>
-          </m:rPr>
-          <m:t>−</m:t>
-        </m:r>
-        <m:r>
-          <m:t>1</m:t>
-        </m:r>
-      </m:oMath>
-      <w:r>
-        <w:t xml:space="preserve"> </w:t>
-      </w:r>
-      <w:r>
-        <w:t xml:space="preserve">and</w:t>
-      </w:r>
-      <w:r>
-        <w:t xml:space="preserve"> </w:t>
-      </w:r>
-      <m:oMath>
-        <m:r>
-          <m:t>t</m:t>
-        </m:r>
-        <m:r>
-          <m:rPr>
-            <m:sty m:val="p"/>
-          </m:rPr>
-          <m:t>+</m:t>
-        </m:r>
-        <m:r>
-          <m:t>1</m:t>
-        </m:r>
-      </m:oMath>
-      <w:r>
-        <w:t xml:space="preserve">. The model is rewarded for local interpolation rather than true out-of-sample extrapolation.</w:t>
-      </w:r>
-    </w:p>
-    <w:p>
-      <w:pPr>
-        <w:numPr>
-          <w:ilvl w:val="0"/>
-          <w:numId w:val="1004"/>
-        </w:numPr>
-        <w:pStyle w:val="Compact"/>
-      </w:pPr>
-      <w:r>
-        <w:t xml:space="preserve">Distinction Between Ranking and Generalization Performance:</w:t>
+        <w:t xml:space="preserve">Reproduced.</w:t>
+      </w:r>
+    </w:p>
+    <w:p>
+      <w:pPr>
+        <w:pStyle w:val="BodyText"/>
+      </w:pPr>
+      <w:r>
+        <w:t xml:space="preserve">The empirical results confirm the central claim: changing the evaluation design from a random split to a temporally structured split significantly degrades estimated predictive performance (RMSE and MAE).</w:t>
+      </w:r>
+    </w:p>
+    <w:bookmarkEnd w:id="28"/>
+    <w:bookmarkStart w:id="29" w:name="extension"/>
+    <w:p>
+      <w:pPr>
+        <w:pStyle w:val="Heading1"/>
+      </w:pPr>
+      <w:r>
+        <w:t xml:space="preserve">7. Extension</w:t>
       </w:r>
     </w:p>
     <w:p>
@@ -1501,141 +1386,9 @@
         <w:pStyle w:val="FirstParagraph"/>
       </w:pPr>
       <w:r>
-        <w:t xml:space="preserve">Model selection criteria often conflate</w:t>
-      </w:r>
-      <w:r>
-        <w:t xml:space="preserve"> </w:t>
-      </w:r>
-      <w:r>
-        <w:t xml:space="preserve">“</w:t>
-      </w:r>
-      <w:r>
-        <w:t xml:space="preserve">choosing the superior model</w:t>
-      </w:r>
-      <w:r>
-        <w:t xml:space="preserve">”</w:t>
-      </w:r>
-      <w:r>
-        <w:t xml:space="preserve"> </w:t>
-      </w:r>
-      <w:r>
-        <w:t xml:space="preserve">with</w:t>
-      </w:r>
-      <w:r>
-        <w:t xml:space="preserve"> </w:t>
-      </w:r>
-      <w:r>
-        <w:t xml:space="preserve">“</w:t>
-      </w:r>
-      <w:r>
-        <w:t xml:space="preserve">estimating real-world error.</w:t>
-      </w:r>
-      <w:r>
-        <w:t xml:space="preserve">”</w:t>
-      </w:r>
-      <w:r>
-        <w:t xml:space="preserve"> </w:t>
-      </w:r>
-      <w:r>
-        <w:t xml:space="preserve">While the ranking remained stable here (Random Forest outranked Ridge in both cases), an engineering team deploying this model using the random evaluation metrics would severely underestimate production error, leading to flawed operational capacity planning.</w:t>
-      </w:r>
-    </w:p>
-    <w:p>
-      <w:pPr>
-        <w:numPr>
-          <w:ilvl w:val="0"/>
-          <w:numId w:val="1005"/>
-        </w:numPr>
-        <w:pStyle w:val="Compact"/>
-      </w:pPr>
-      <w:r>
-        <w:t xml:space="preserve">Non-Stationarity and Domain Shift:</w:t>
-      </w:r>
-    </w:p>
-    <w:p>
-      <w:pPr>
-        <w:pStyle w:val="FirstParagraph"/>
-      </w:pPr>
-      <w:r>
-        <w:t xml:space="preserve">The final 20% of chronological observations capture distinct seasonal transitions and system-level ridership expansion. Tree-based ensembles cannot predict values higher than the maximum target observed in their training partition; hence, systemic demand increases in later periods produce structurally elevated test errors.</w:t>
-      </w:r>
-    </w:p>
-    <w:bookmarkEnd w:id="27"/>
-    <w:bookmarkStart w:id="29" w:name="extended-research-replication-verdict"/>
-    <w:p>
-      <w:pPr>
-        <w:pStyle w:val="Heading1"/>
-      </w:pPr>
-      <w:r>
-        <w:t xml:space="preserve">6. Extended Research &amp; Replication Verdict</w:t>
-      </w:r>
-    </w:p>
-    <w:bookmarkStart w:id="28" w:name="revised-research-claim"/>
-    <w:p>
-      <w:pPr>
-        <w:pStyle w:val="Heading2"/>
-      </w:pPr>
-      <w:r>
-        <w:t xml:space="preserve">6.1 Revised Research Claim</w:t>
-      </w:r>
-    </w:p>
-    <w:p>
-      <w:pPr>
-        <w:pStyle w:val="FirstParagraph"/>
-      </w:pPr>
-      <w:r>
-        <w:t xml:space="preserve">Evaluation design substantially alters estimated out-of-sample predictive performance on time-dependent data by unmasking autocorrelation leakage, even when relative model rankings between linear and non-linear specifications remain stable.</w:t>
-      </w:r>
-      <w:r>
-        <w:t xml:space="preserve"> </w:t>
-      </w:r>
-      <w:r>
-        <w:t xml:space="preserve">Permissible vs. Non-Permissible Claims</w:t>
-      </w:r>
-      <w:r>
-        <w:t xml:space="preserve"> </w:t>
-      </w:r>
-      <w:r>
-        <w:t xml:space="preserve">• What the evidence permits claiming: Unconstrained random train/test splits severely underestimate operational generalization error on time-indexed datasets. Random Forest consistently outperforms Ridge Regression across both partitioning designs within this specific feature space.</w:t>
-      </w:r>
-      <w:r>
-        <w:t xml:space="preserve"> </w:t>
-      </w:r>
-      <w:r>
-        <w:t xml:space="preserve">• What the evidence does NOT permit claiming: The evidence does not permit claiming that Random Forest will retain its performance advantage across arbitrary forecast horizons, nor does it guarantee that a single chronological holdout split is sufficient for production validation.</w:t>
-      </w:r>
-      <w:r>
-        <w:t xml:space="preserve"> </w:t>
-      </w:r>
-      <w:r>
-        <w:t xml:space="preserve">## Replication Verdict</w:t>
-      </w:r>
-      <w:r>
-        <w:t xml:space="preserve"> </w:t>
-      </w:r>
-      <w:r>
-        <w:t xml:space="preserve">Reproduced.</w:t>
-      </w:r>
-      <w:r>
-        <w:t xml:space="preserve"> </w:t>
-      </w:r>
-      <w:r>
-        <w:t xml:space="preserve">The empirical results generated from the reproducible pipeline confirm the core research claim: changing the evaluation design from a random split to a temporally structured split produces statistically and operationally significant degradation in estimated predictive performance (RMSE and MAE).</w:t>
-      </w:r>
-      <w:r>
-        <w:t xml:space="preserve"> </w:t>
-      </w:r>
-      <w:r>
-        <w:t xml:space="preserve">Proposed Extension</w:t>
-      </w:r>
-      <w:r>
-        <w:t xml:space="preserve"> </w:t>
-      </w:r>
-      <w:r>
-        <w:t xml:space="preserve">A meaningful next research step is implementing Rolling-Window Time-Series Cross-Validation (Walk-Forward Validation) across 5 sequential chronological folds. A single 80/20 temporal split remains vulnerable to localized weather shocks or seasonal anomalies occurring specifically within the final 20% test partition. Rolling-window evaluation provides a variance estimate around out-of-sample performance across diverse seasonal transitions.</w:t>
-      </w:r>
-    </w:p>
-    <w:bookmarkEnd w:id="28"/>
+        <w:t xml:space="preserve">Implement a 5-fold walk-forward rolling-window time-series cross-validation to assess stability across all seasonal transitions rather than relying on a single static holdout partition.</w:t>
+      </w:r>
+    </w:p>
     <w:bookmarkEnd w:id="29"/>
     <w:sectPr/>
   </w:body>
@@ -1820,176 +1573,6 @@
     </w:lvl>
     <w:lvl w:ilvl="8">
       <w:start w:val="1"/>
-      <w:numFmt w:val="decimal"/>
-      <w:lvlText w:val="%9."/>
-      <w:lvlJc w:val="left"/>
-      <w:pPr>
-        <w:ind w:left="6480" w:hanging="480"/>
-      </w:pPr>
-    </w:lvl>
-  </w:abstractNum>
-  <w:abstractNum w:abstractNumId="99412">
-    <w:nsid w:val="A99412"/>
-    <w:multiLevelType w:val="multilevel"/>
-    <w:lvl w:ilvl="0">
-      <w:start w:val="2"/>
-      <w:numFmt w:val="decimal"/>
-      <w:lvlText w:val="%1."/>
-      <w:lvlJc w:val="left"/>
-      <w:pPr>
-        <w:ind w:left="720" w:hanging="480"/>
-      </w:pPr>
-    </w:lvl>
-    <w:lvl w:ilvl="1">
-      <w:start w:val="2"/>
-      <w:numFmt w:val="decimal"/>
-      <w:lvlText w:val="%2."/>
-      <w:lvlJc w:val="left"/>
-      <w:pPr>
-        <w:ind w:left="1440" w:hanging="480"/>
-      </w:pPr>
-    </w:lvl>
-    <w:lvl w:ilvl="2">
-      <w:start w:val="2"/>
-      <w:numFmt w:val="decimal"/>
-      <w:lvlText w:val="%3."/>
-      <w:lvlJc w:val="left"/>
-      <w:pPr>
-        <w:ind w:left="2160" w:hanging="480"/>
-      </w:pPr>
-    </w:lvl>
-    <w:lvl w:ilvl="3">
-      <w:start w:val="2"/>
-      <w:numFmt w:val="decimal"/>
-      <w:lvlText w:val="%4."/>
-      <w:lvlJc w:val="left"/>
-      <w:pPr>
-        <w:ind w:left="2880" w:hanging="480"/>
-      </w:pPr>
-    </w:lvl>
-    <w:lvl w:ilvl="4">
-      <w:start w:val="2"/>
-      <w:numFmt w:val="decimal"/>
-      <w:lvlText w:val="%5."/>
-      <w:lvlJc w:val="left"/>
-      <w:pPr>
-        <w:ind w:left="3600" w:hanging="480"/>
-      </w:pPr>
-    </w:lvl>
-    <w:lvl w:ilvl="5">
-      <w:start w:val="2"/>
-      <w:numFmt w:val="decimal"/>
-      <w:lvlText w:val="%6."/>
-      <w:lvlJc w:val="left"/>
-      <w:pPr>
-        <w:ind w:left="4320" w:hanging="480"/>
-      </w:pPr>
-    </w:lvl>
-    <w:lvl w:ilvl="6">
-      <w:start w:val="2"/>
-      <w:numFmt w:val="decimal"/>
-      <w:lvlText w:val="%7."/>
-      <w:lvlJc w:val="left"/>
-      <w:pPr>
-        <w:ind w:left="5040" w:hanging="480"/>
-      </w:pPr>
-    </w:lvl>
-    <w:lvl w:ilvl="7">
-      <w:start w:val="2"/>
-      <w:numFmt w:val="decimal"/>
-      <w:lvlText w:val="%8."/>
-      <w:lvlJc w:val="left"/>
-      <w:pPr>
-        <w:ind w:left="5760" w:hanging="480"/>
-      </w:pPr>
-    </w:lvl>
-    <w:lvl w:ilvl="8">
-      <w:start w:val="2"/>
-      <w:numFmt w:val="decimal"/>
-      <w:lvlText w:val="%9."/>
-      <w:lvlJc w:val="left"/>
-      <w:pPr>
-        <w:ind w:left="6480" w:hanging="480"/>
-      </w:pPr>
-    </w:lvl>
-  </w:abstractNum>
-  <w:abstractNum w:abstractNumId="99413">
-    <w:nsid w:val="A99413"/>
-    <w:multiLevelType w:val="multilevel"/>
-    <w:lvl w:ilvl="0">
-      <w:start w:val="3"/>
-      <w:numFmt w:val="decimal"/>
-      <w:lvlText w:val="%1."/>
-      <w:lvlJc w:val="left"/>
-      <w:pPr>
-        <w:ind w:left="720" w:hanging="480"/>
-      </w:pPr>
-    </w:lvl>
-    <w:lvl w:ilvl="1">
-      <w:start w:val="3"/>
-      <w:numFmt w:val="decimal"/>
-      <w:lvlText w:val="%2."/>
-      <w:lvlJc w:val="left"/>
-      <w:pPr>
-        <w:ind w:left="1440" w:hanging="480"/>
-      </w:pPr>
-    </w:lvl>
-    <w:lvl w:ilvl="2">
-      <w:start w:val="3"/>
-      <w:numFmt w:val="decimal"/>
-      <w:lvlText w:val="%3."/>
-      <w:lvlJc w:val="left"/>
-      <w:pPr>
-        <w:ind w:left="2160" w:hanging="480"/>
-      </w:pPr>
-    </w:lvl>
-    <w:lvl w:ilvl="3">
-      <w:start w:val="3"/>
-      <w:numFmt w:val="decimal"/>
-      <w:lvlText w:val="%4."/>
-      <w:lvlJc w:val="left"/>
-      <w:pPr>
-        <w:ind w:left="2880" w:hanging="480"/>
-      </w:pPr>
-    </w:lvl>
-    <w:lvl w:ilvl="4">
-      <w:start w:val="3"/>
-      <w:numFmt w:val="decimal"/>
-      <w:lvlText w:val="%5."/>
-      <w:lvlJc w:val="left"/>
-      <w:pPr>
-        <w:ind w:left="3600" w:hanging="480"/>
-      </w:pPr>
-    </w:lvl>
-    <w:lvl w:ilvl="5">
-      <w:start w:val="3"/>
-      <w:numFmt w:val="decimal"/>
-      <w:lvlText w:val="%6."/>
-      <w:lvlJc w:val="left"/>
-      <w:pPr>
-        <w:ind w:left="4320" w:hanging="480"/>
-      </w:pPr>
-    </w:lvl>
-    <w:lvl w:ilvl="6">
-      <w:start w:val="3"/>
-      <w:numFmt w:val="decimal"/>
-      <w:lvlText w:val="%7."/>
-      <w:lvlJc w:val="left"/>
-      <w:pPr>
-        <w:ind w:left="5040" w:hanging="480"/>
-      </w:pPr>
-    </w:lvl>
-    <w:lvl w:ilvl="7">
-      <w:start w:val="3"/>
-      <w:numFmt w:val="decimal"/>
-      <w:lvlText w:val="%8."/>
-      <w:lvlJc w:val="left"/>
-      <w:pPr>
-        <w:ind w:left="5760" w:hanging="480"/>
-      </w:pPr>
-    </w:lvl>
-    <w:lvl w:ilvl="8">
-      <w:start w:val="3"/>
       <w:numFmt w:val="decimal"/>
       <w:lvlText w:val="%9."/>
       <w:lvlJc w:val="left"/>
@@ -2059,96 +1642,6 @@
     </w:lvlOverride>
     <w:lvlOverride w:ilvl="8">
       <w:startOverride w:val="1"/>
-    </w:lvlOverride>
-  </w:num>
-  <w:num w:numId="1003">
-    <w:abstractNumId w:val="99411"/>
-    <w:lvlOverride w:ilvl="0">
-      <w:startOverride w:val="1"/>
-    </w:lvlOverride>
-    <w:lvlOverride w:ilvl="1">
-      <w:startOverride w:val="1"/>
-    </w:lvlOverride>
-    <w:lvlOverride w:ilvl="2">
-      <w:startOverride w:val="1"/>
-    </w:lvlOverride>
-    <w:lvlOverride w:ilvl="3">
-      <w:startOverride w:val="1"/>
-    </w:lvlOverride>
-    <w:lvlOverride w:ilvl="4">
-      <w:startOverride w:val="1"/>
-    </w:lvlOverride>
-    <w:lvlOverride w:ilvl="5">
-      <w:startOverride w:val="1"/>
-    </w:lvlOverride>
-    <w:lvlOverride w:ilvl="6">
-      <w:startOverride w:val="1"/>
-    </w:lvlOverride>
-    <w:lvlOverride w:ilvl="7">
-      <w:startOverride w:val="1"/>
-    </w:lvlOverride>
-    <w:lvlOverride w:ilvl="8">
-      <w:startOverride w:val="1"/>
-    </w:lvlOverride>
-  </w:num>
-  <w:num w:numId="1004">
-    <w:abstractNumId w:val="99412"/>
-    <w:lvlOverride w:ilvl="0">
-      <w:startOverride w:val="2"/>
-    </w:lvlOverride>
-    <w:lvlOverride w:ilvl="1">
-      <w:startOverride w:val="2"/>
-    </w:lvlOverride>
-    <w:lvlOverride w:ilvl="2">
-      <w:startOverride w:val="2"/>
-    </w:lvlOverride>
-    <w:lvlOverride w:ilvl="3">
-      <w:startOverride w:val="2"/>
-    </w:lvlOverride>
-    <w:lvlOverride w:ilvl="4">
-      <w:startOverride w:val="2"/>
-    </w:lvlOverride>
-    <w:lvlOverride w:ilvl="5">
-      <w:startOverride w:val="2"/>
-    </w:lvlOverride>
-    <w:lvlOverride w:ilvl="6">
-      <w:startOverride w:val="2"/>
-    </w:lvlOverride>
-    <w:lvlOverride w:ilvl="7">
-      <w:startOverride w:val="2"/>
-    </w:lvlOverride>
-    <w:lvlOverride w:ilvl="8">
-      <w:startOverride w:val="2"/>
-    </w:lvlOverride>
-  </w:num>
-  <w:num w:numId="1005">
-    <w:abstractNumId w:val="99413"/>
-    <w:lvlOverride w:ilvl="0">
-      <w:startOverride w:val="3"/>
-    </w:lvlOverride>
-    <w:lvlOverride w:ilvl="1">
-      <w:startOverride w:val="3"/>
-    </w:lvlOverride>
-    <w:lvlOverride w:ilvl="2">
-      <w:startOverride w:val="3"/>
-    </w:lvlOverride>
-    <w:lvlOverride w:ilvl="3">
-      <w:startOverride w:val="3"/>
-    </w:lvlOverride>
-    <w:lvlOverride w:ilvl="4">
-      <w:startOverride w:val="3"/>
-    </w:lvlOverride>
-    <w:lvlOverride w:ilvl="5">
-      <w:startOverride w:val="3"/>
-    </w:lvlOverride>
-    <w:lvlOverride w:ilvl="6">
-      <w:startOverride w:val="3"/>
-    </w:lvlOverride>
-    <w:lvlOverride w:ilvl="7">
-      <w:startOverride w:val="3"/>
-    </w:lvlOverride>
-    <w:lvlOverride w:ilvl="8">
-      <w:startOverride w:val="3"/>
     </w:lvlOverride>
   </w:num>
 </w:numbering>

--- a/replication-lab.docx
+++ b/replication-lab.docx
@@ -19,7 +19,13 @@
         <w:t xml:space="preserve"> </w:t>
       </w:r>
       <w:r>
-        <w:t xml:space="preserve">#1:</w:t>
+        <w:t xml:space="preserve">#1</w:t>
+      </w:r>
+      <w:r>
+        <w:t xml:space="preserve"> </w:t>
+      </w:r>
+      <w:r>
+        <w:t xml:space="preserve">|</w:t>
       </w:r>
       <w:r>
         <w:t xml:space="preserve"> </w:t>
@@ -109,25 +115,25 @@
         <w:pStyle w:val="Date"/>
       </w:pPr>
       <w:r>
-        <w:t xml:space="preserve">2026-09-15</w:t>
-      </w:r>
-    </w:p>
-    <w:bookmarkStart w:id="22" w:name="research-claim-and-prior-expectations"/>
+        <w:t xml:space="preserve">2026-09-14</w:t>
+      </w:r>
+    </w:p>
+    <w:bookmarkStart w:id="23" w:name="laboratory-question-theoretical-claim"/>
     <w:p>
       <w:pPr>
         <w:pStyle w:val="Heading1"/>
       </w:pPr>
       <w:r>
-        <w:t xml:space="preserve">1. Research Claim and Prior Expectations</w:t>
-      </w:r>
-    </w:p>
-    <w:bookmarkStart w:id="20" w:name="initial-research-claim"/>
+        <w:t xml:space="preserve">1. Laboratory Question &amp; Theoretical Claim</w:t>
+      </w:r>
+    </w:p>
+    <w:bookmarkStart w:id="20" w:name="laboratory-question"/>
     <w:p>
       <w:pPr>
         <w:pStyle w:val="Heading2"/>
       </w:pPr>
       <w:r>
-        <w:t xml:space="preserve">1.1 Initial Research Claim</w:t>
+        <w:t xml:space="preserve">1.1 Laboratory Question</w:t>
       </w:r>
     </w:p>
     <w:p>
@@ -135,17 +141,17 @@
         <w:pStyle w:val="FirstParagraph"/>
       </w:pPr>
       <w:r>
-        <w:t xml:space="preserve">Evaluating predictive models on time-indexed observations using a random cross-sectional split produces an overly optimistic estimate of generalization error and can misrepresent operational predictive performance compared to a temporally structured evaluation.</w:t>
+        <w:t xml:space="preserve">Does changing the evaluation design change estimated predictive performance—and does it change which model appears stronger?</w:t>
       </w:r>
     </w:p>
     <w:bookmarkEnd w:id="20"/>
-    <w:bookmarkStart w:id="21" w:name="pre-analysis-expectations"/>
+    <w:bookmarkStart w:id="21" w:name="research-claim"/>
     <w:p>
       <w:pPr>
         <w:pStyle w:val="Heading2"/>
       </w:pPr>
       <w:r>
-        <w:t xml:space="preserve">1.2 Pre-Analysis Expectations</w:t>
+        <w:t xml:space="preserve">1.2 Research Claim</w:t>
       </w:r>
     </w:p>
     <w:p>
@@ -153,7 +159,26 @@
         <w:pStyle w:val="FirstParagraph"/>
       </w:pPr>
       <w:r>
-        <w:t xml:space="preserve">Prior to inspecting the empirical output, my expectations are structured around two distinct operational questions:</w:t>
+        <w:t xml:space="preserve">Evaluating predictive regression models using an unconstrained random split yields an artificially optimistic estimate of out-of-sample error and misrepresents operational generalization relative to a temporally structured evaluation on time-indexed demand data</w:t>
+      </w:r>
+      <w:r>
+        <w:t xml:space="preserve"> </w:t>
+      </w:r>
+      <w:r>
+        <w:t xml:space="preserve">[@hyndman2018forecasting]</w:t>
+      </w:r>
+      <w:r>
+        <w:t xml:space="preserve">.</w:t>
+      </w:r>
+    </w:p>
+    <w:bookmarkEnd w:id="21"/>
+    <w:bookmarkStart w:id="22" w:name="pre-analysis-expectations"/>
+    <w:p>
+      <w:pPr>
+        <w:pStyle w:val="Heading2"/>
+      </w:pPr>
+      <w:r>
+        <w:t xml:space="preserve">1.3 Pre-Analysis Expectations</w:t>
       </w:r>
     </w:p>
     <w:p>
@@ -175,36 +200,31 @@
         <w:t xml:space="preserve"> </w:t>
       </w:r>
       <w:r>
-        <w:t xml:space="preserve">Both Ridge Regression and Random Forest Regressor are expected to exhibit substantially lower test errors (lower RMSE and MAE) under the</w:t>
-      </w:r>
-      <w:r>
-        <w:t xml:space="preserve"> </w:t>
-      </w:r>
-      <w:r>
-        <w:rPr>
-          <w:bCs/>
-          <w:b/>
-        </w:rPr>
-        <w:t xml:space="preserve">Random Evaluation</w:t>
-      </w:r>
-      <w:r>
-        <w:t xml:space="preserve"> </w:t>
-      </w:r>
-      <w:r>
-        <w:t xml:space="preserve">design compared to the</w:t>
-      </w:r>
-      <w:r>
-        <w:t xml:space="preserve"> </w:t>
-      </w:r>
-      <w:r>
-        <w:rPr>
-          <w:bCs/>
-          <w:b/>
-        </w:rPr>
-        <w:t xml:space="preserve">Temporally Structured Evaluation</w:t>
-      </w:r>
-      <w:r>
-        <w:t xml:space="preserve">. Random partitioning scatters temporally adjacent observations across both training and testing folds, allowing models to interpolate across localized temporal shocks rather than predicting unseen future states.</w:t>
+        <w:t xml:space="preserve">Both Ridge Regression</w:t>
+      </w:r>
+      <w:r>
+        <w:t xml:space="preserve"> </w:t>
+      </w:r>
+      <w:r>
+        <w:t xml:space="preserve">[@hoerl1970ridge]</w:t>
+      </w:r>
+      <w:r>
+        <w:t xml:space="preserve"> </w:t>
+      </w:r>
+      <w:r>
+        <w:t xml:space="preserve">and Random Forest Regression</w:t>
+      </w:r>
+      <w:r>
+        <w:t xml:space="preserve"> </w:t>
+      </w:r>
+      <w:r>
+        <w:t xml:space="preserve">[@breiman2001random]</w:t>
+      </w:r>
+      <w:r>
+        <w:t xml:space="preserve"> </w:t>
+      </w:r>
+      <w:r>
+        <w:t xml:space="preserve">will produce markedly lower Root Mean Squared Error (RMSE) and Mean Absolute Error (MAE) under the Random Evaluation scheme than under the Temporally Structured Evaluation. Random splitting allows temporally adjacent observations to populate both training and test sets, enabling interpolation across contiguous serial correlations.</w:t>
       </w:r>
     </w:p>
     <w:p>
@@ -220,13 +240,13 @@
           <w:bCs/>
           <w:b/>
         </w:rPr>
-        <w:t xml:space="preserve">Relative Model Ranking:</w:t>
-      </w:r>
-      <w:r>
-        <w:t xml:space="preserve"> </w:t>
-      </w:r>
-      <w:r>
-        <w:t xml:space="preserve">Random Forest is anticipated to outperform Ridge Regression across both evaluation designs because hourly bike demand is characterized by non-linear relationships and complex interactions (e.g., commute hours conditioned on working days vs. weekends, temperature thresholds). However, the absolute error gap is expected to expand under the temporal split, where regression trees face challenges extrapolating macro-level growth trends.</w:t>
+        <w:t xml:space="preserve">Model Ranking:</w:t>
+      </w:r>
+      <w:r>
+        <w:t xml:space="preserve"> </w:t>
+      </w:r>
+      <w:r>
+        <w:t xml:space="preserve">Random Forest Regression is anticipated to outperform Ridge Regression across both regimes due to its ability to model non-linear interactions among temporal flags, calendar variables, and weather dynamics without requiring manual basis expansions.</w:t>
       </w:r>
     </w:p>
     <w:p>
@@ -236,9 +256,9 @@
         </w:pict>
       </w:r>
     </w:p>
-    <w:bookmarkEnd w:id="21"/>
     <w:bookmarkEnd w:id="22"/>
-    <w:bookmarkStart w:id="24" w:name="reproducible-analytical-pipeline"/>
+    <w:bookmarkEnd w:id="23"/>
+    <w:bookmarkStart w:id="25" w:name="reproducible-analytical-pipeline"/>
     <w:p>
       <w:pPr>
         <w:pStyle w:val="Heading1"/>
@@ -261,7 +281,16 @@
         <w:t xml:space="preserve">cnt</w:t>
       </w:r>
       <w:r>
-        <w:t xml:space="preserve">) from the UCI Bike Sharing Dataset. Potential sources of target leakage (</w:t>
+        <w:t xml:space="preserve">) from the Capital Bikeshare system via the UCI Machine Learning Repository</w:t>
+      </w:r>
+      <w:r>
+        <w:t xml:space="preserve"> </w:t>
+      </w:r>
+      <w:r>
+        <w:t xml:space="preserve">[@fanaee2014event]</w:t>
+      </w:r>
+      <w:r>
+        <w:t xml:space="preserve">. Potential sources of target leakage (</w:t>
       </w:r>
       <w:r>
         <w:rPr>
@@ -288,7 +317,7 @@
         <w:t xml:space="preserve"> </w:t>
       </w:r>
       <w:r>
-        <w:t xml:space="preserve">counts) and arbitrary identifiers (</w:t>
+        <w:t xml:space="preserve">counts) and record indices (</w:t>
       </w:r>
       <w:r>
         <w:rPr>
@@ -309,7 +338,7 @@
         <w:t xml:space="preserve">dteday</w:t>
       </w:r>
       <w:r>
-        <w:t xml:space="preserve">) are strictly excised. Operational feature availability is preserved by incorporating 24-hour and 48-hour historical rental lags (</w:t>
+        <w:t xml:space="preserve">) are strictly excluded. Operational feature availability is preserved by incorporating 24-hour and 48-hour historical rental lags (</w:t>
       </w:r>
       <w:r>
         <w:rPr>
@@ -338,6 +367,20 @@
         <w:pStyle w:val="BodyText"/>
       </w:pPr>
       <w:r>
+        <w:t xml:space="preserve">#| label: load-and-evaluate</w:t>
+      </w:r>
+      <w:r>
+        <w:t xml:space="preserve"> </w:t>
+      </w:r>
+      <w:r>
+        <w:t xml:space="preserve">#| echo: false</w:t>
+      </w:r>
+    </w:p>
+    <w:p>
+      <w:pPr>
+        <w:pStyle w:val="BodyText"/>
+      </w:pPr>
+      <w:r>
         <w:t xml:space="preserve">import os</w:t>
       </w:r>
       <w:r>
@@ -456,12 +499,6 @@
         <w:t xml:space="preserve"> </w:t>
       </w:r>
       <w:r>
-        <w:t xml:space="preserve"># Acquire dataset reproducibly</w:t>
-      </w:r>
-      <w:r>
-        <w:t xml:space="preserve"> </w:t>
-      </w:r>
-      <w:r>
         <w:t xml:space="preserve">url =</w:t>
       </w:r>
       <w:r>
@@ -470,7 +507,7 @@
       <w:r>
         <w:t xml:space="preserve">“</w:t>
       </w:r>
-      <w:hyperlink r:id="rId23">
+      <w:hyperlink r:id="rId24">
         <w:r>
           <w:rPr>
             <w:rStyle w:val="Hyperlink"/>
@@ -553,15 +590,6 @@
         <w:rPr>
           <w:rStyle w:val="VerbatimChar"/>
         </w:rPr>
-        <w:t xml:space="preserve"># Sequence and lag generation</w:t>
-      </w:r>
-      <w:r>
-        <w:br/>
-      </w:r>
-      <w:r>
-        <w:rPr>
-          <w:rStyle w:val="VerbatimChar"/>
-        </w:rPr>
         <w:t xml:space="preserve">df["dteday"] = pd.to_datetime(df["dteday"])</w:t>
       </w:r>
       <w:r>
@@ -790,7 +818,7 @@
         <w:rPr>
           <w:rStyle w:val="VerbatimChar"/>
         </w:rPr>
-        <w:t xml:space="preserve"># Evaluation Design 1: Temporally Structured Evaluation (Earliest 80% train, latest 20% test)</w:t>
+        <w:t xml:space="preserve"># 1. Temporally Structured Evaluation (Earliest 80% train, latest 20% test)</w:t>
       </w:r>
       <w:r>
         <w:br/>
@@ -922,7 +950,7 @@
         <w:rPr>
           <w:rStyle w:val="VerbatimChar"/>
         </w:rPr>
-        <w:t xml:space="preserve"># Evaluation Design 2: Random Evaluation (Unstratified 80/20 split)</w:t>
+        <w:t xml:space="preserve"># 2. Random Evaluation (Unstratified 80/20 split)</w:t>
       </w:r>
       <w:r>
         <w:br/>
@@ -1075,14 +1103,116 @@
         <w:t xml:space="preserve">results_df.to_csv(results_path, index=False)</w:t>
       </w:r>
     </w:p>
-    <w:bookmarkEnd w:id="24"/>
-    <w:bookmarkStart w:id="25" w:name="empirical-results-comparison"/>
+    <w:p>
+      <w:pPr>
+        <w:pStyle w:val="FirstParagraph"/>
+      </w:pPr>
+      <w:r>
+        <w:t xml:space="preserve"># Empirical Results &amp; Comparison</w:t>
+      </w:r>
+      <w:r>
+        <w:t xml:space="preserve"> </w:t>
+      </w:r>
+      <w:r>
+        <w:t xml:space="preserve">Below are the computed performance metrics derived from analysis/lab01_results.csv:</w:t>
+      </w:r>
+    </w:p>
+    <w:p>
+      <w:pPr>
+        <w:pStyle w:val="BodyText"/>
+      </w:pPr>
+      <w:r>
+        <w:t xml:space="preserve">#| label: display-table</w:t>
+      </w:r>
+      <w:r>
+        <w:t xml:space="preserve"> </w:t>
+      </w:r>
+      <w:r>
+        <w:t xml:space="preserve">#| echo: false</w:t>
+      </w:r>
+      <w:r>
+        <w:t xml:space="preserve"> </w:t>
+      </w:r>
+      <w:r>
+        <w:t xml:space="preserve">#| output: asis</w:t>
+      </w:r>
+    </w:p>
+    <w:p>
+      <w:pPr>
+        <w:pStyle w:val="BodyText"/>
+      </w:pPr>
+      <w:r>
+        <w:t xml:space="preserve">display_df = results_df.copy()</w:t>
+      </w:r>
+      <w:r>
+        <w:t xml:space="preserve"> </w:t>
+      </w:r>
+      <w:r>
+        <w:t xml:space="preserve">display_df[</w:t>
+      </w:r>
+      <w:r>
+        <w:t xml:space="preserve">“</w:t>
+      </w:r>
+      <w:r>
+        <w:t xml:space="preserve">rmse</w:t>
+      </w:r>
+      <w:r>
+        <w:t xml:space="preserve">”</w:t>
+      </w:r>
+      <w:r>
+        <w:t xml:space="preserve">] = display_df[</w:t>
+      </w:r>
+      <w:r>
+        <w:t xml:space="preserve">“</w:t>
+      </w:r>
+      <w:r>
+        <w:t xml:space="preserve">rmse</w:t>
+      </w:r>
+      <w:r>
+        <w:t xml:space="preserve">”</w:t>
+      </w:r>
+      <w:r>
+        <w:t xml:space="preserve">].round(2)</w:t>
+      </w:r>
+      <w:r>
+        <w:t xml:space="preserve"> </w:t>
+      </w:r>
+      <w:r>
+        <w:t xml:space="preserve">display_df[</w:t>
+      </w:r>
+      <w:r>
+        <w:t xml:space="preserve">“</w:t>
+      </w:r>
+      <w:r>
+        <w:t xml:space="preserve">mae</w:t>
+      </w:r>
+      <w:r>
+        <w:t xml:space="preserve">”</w:t>
+      </w:r>
+      <w:r>
+        <w:t xml:space="preserve">] = display_df[</w:t>
+      </w:r>
+      <w:r>
+        <w:t xml:space="preserve">“</w:t>
+      </w:r>
+      <w:r>
+        <w:t xml:space="preserve">mae</w:t>
+      </w:r>
+      <w:r>
+        <w:t xml:space="preserve">”</w:t>
+      </w:r>
+      <w:r>
+        <w:t xml:space="preserve">].round(2)</w:t>
+      </w:r>
+    </w:p>
+    <w:bookmarkEnd w:id="25"/>
+    <w:bookmarkStart w:id="26" w:name="Xc3b07a7effefe9be325c27aa8851cebc45f1703"/>
     <w:p>
       <w:pPr>
         <w:pStyle w:val="Heading1"/>
       </w:pPr>
       <w:r>
-        <w:t xml:space="preserve">3. Empirical Results &amp; Comparison</w:t>
+        <w:t xml:space="preserve">3. Assign rankings within each evaluation split</w:t>
       </w:r>
     </w:p>
     <w:p>
@@ -1090,17 +1220,53 @@
         <w:pStyle w:val="FirstParagraph"/>
       </w:pPr>
       <w:r>
-        <w:t xml:space="preserve">Below are the computed performance metrics derived from analysis/lab01_results.csv:</w:t>
-      </w:r>
-    </w:p>
-    <w:bookmarkEnd w:id="25"/>
-    <w:bookmarkStart w:id="26" w:name="fair-model-comparison-audit"/>
+        <w:t xml:space="preserve">display_df[</w:t>
+      </w:r>
+      <w:r>
+        <w:t xml:space="preserve">“</w:t>
+      </w:r>
+      <w:r>
+        <w:t xml:space="preserve">rank</w:t>
+      </w:r>
+      <w:r>
+        <w:t xml:space="preserve">”</w:t>
+      </w:r>
+      <w:r>
+        <w:t xml:space="preserve">] = display_df.groupby(</w:t>
+      </w:r>
+      <w:r>
+        <w:t xml:space="preserve">“</w:t>
+      </w:r>
+      <w:r>
+        <w:t xml:space="preserve">evaluation_design</w:t>
+      </w:r>
+      <w:r>
+        <w:t xml:space="preserve">”</w:t>
+      </w:r>
+      <w:r>
+        <w:t xml:space="preserve">)[</w:t>
+      </w:r>
+      <w:r>
+        <w:t xml:space="preserve">“</w:t>
+      </w:r>
+      <w:r>
+        <w:t xml:space="preserve">rmse</w:t>
+      </w:r>
+      <w:r>
+        <w:t xml:space="preserve">”</w:t>
+      </w:r>
+      <w:r>
+        <w:t xml:space="preserve">].rank(ascending=True).astype(int)</w:t>
+      </w:r>
+    </w:p>
+    <w:bookmarkEnd w:id="26"/>
+    <w:bookmarkStart w:id="27" w:name="reorder-columns-for-clean-rendering"/>
     <w:p>
       <w:pPr>
         <w:pStyle w:val="Heading1"/>
       </w:pPr>
       <w:r>
-        <w:t xml:space="preserve">4. FAIR Model Comparison Audit</w:t>
+        <w:t xml:space="preserve">4. Reorder columns for clean rendering</w:t>
       </w:r>
     </w:p>
     <w:p>
@@ -1108,7 +1274,298 @@
         <w:pStyle w:val="FirstParagraph"/>
       </w:pPr>
       <w:r>
-        <w:t xml:space="preserve">F — Frame: What Exactly Is Being Compared?</w:t>
+        <w:t xml:space="preserve">display_df = display_df[[</w:t>
+      </w:r>
+      <w:r>
+        <w:t xml:space="preserve">“</w:t>
+      </w:r>
+      <w:r>
+        <w:t xml:space="preserve">evaluation_design</w:t>
+      </w:r>
+      <w:r>
+        <w:t xml:space="preserve">”</w:t>
+      </w:r>
+      <w:r>
+        <w:t xml:space="preserve">,</w:t>
+      </w:r>
+      <w:r>
+        <w:t xml:space="preserve"> </w:t>
+      </w:r>
+      <w:r>
+        <w:t xml:space="preserve">“</w:t>
+      </w:r>
+      <w:r>
+        <w:t xml:space="preserve">model</w:t>
+      </w:r>
+      <w:r>
+        <w:t xml:space="preserve">”</w:t>
+      </w:r>
+      <w:r>
+        <w:t xml:space="preserve">,</w:t>
+      </w:r>
+      <w:r>
+        <w:t xml:space="preserve"> </w:t>
+      </w:r>
+      <w:r>
+        <w:t xml:space="preserve">“</w:t>
+      </w:r>
+      <w:r>
+        <w:t xml:space="preserve">rmse</w:t>
+      </w:r>
+      <w:r>
+        <w:t xml:space="preserve">”</w:t>
+      </w:r>
+      <w:r>
+        <w:t xml:space="preserve">,</w:t>
+      </w:r>
+      <w:r>
+        <w:t xml:space="preserve"> </w:t>
+      </w:r>
+      <w:r>
+        <w:t xml:space="preserve">“</w:t>
+      </w:r>
+      <w:r>
+        <w:t xml:space="preserve">mae</w:t>
+      </w:r>
+      <w:r>
+        <w:t xml:space="preserve">”</w:t>
+      </w:r>
+      <w:r>
+        <w:t xml:space="preserve">,</w:t>
+      </w:r>
+      <w:r>
+        <w:t xml:space="preserve"> </w:t>
+      </w:r>
+      <w:r>
+        <w:t xml:space="preserve">“</w:t>
+      </w:r>
+      <w:r>
+        <w:t xml:space="preserve">rank</w:t>
+      </w:r>
+      <w:r>
+        <w:t xml:space="preserve">”</w:t>
+      </w:r>
+      <w:r>
+        <w:t xml:space="preserve">]]</w:t>
+      </w:r>
+      <w:r>
+        <w:t xml:space="preserve"> </w:t>
+      </w:r>
+      <w:r>
+        <w:t xml:space="preserve">display_df.columns = [</w:t>
+      </w:r>
+      <w:r>
+        <w:t xml:space="preserve">“</w:t>
+      </w:r>
+      <w:r>
+        <w:t xml:space="preserve">Evaluation Design</w:t>
+      </w:r>
+      <w:r>
+        <w:t xml:space="preserve">”</w:t>
+      </w:r>
+      <w:r>
+        <w:t xml:space="preserve">,</w:t>
+      </w:r>
+      <w:r>
+        <w:t xml:space="preserve"> </w:t>
+      </w:r>
+      <w:r>
+        <w:t xml:space="preserve">“</w:t>
+      </w:r>
+      <w:r>
+        <w:t xml:space="preserve">Model</w:t>
+      </w:r>
+      <w:r>
+        <w:t xml:space="preserve">”</w:t>
+      </w:r>
+      <w:r>
+        <w:t xml:space="preserve">,</w:t>
+      </w:r>
+      <w:r>
+        <w:t xml:space="preserve"> </w:t>
+      </w:r>
+      <w:r>
+        <w:t xml:space="preserve">“</w:t>
+      </w:r>
+      <w:r>
+        <w:t xml:space="preserve">RMSE</w:t>
+      </w:r>
+      <w:r>
+        <w:t xml:space="preserve">”</w:t>
+      </w:r>
+      <w:r>
+        <w:t xml:space="preserve">,</w:t>
+      </w:r>
+      <w:r>
+        <w:t xml:space="preserve"> </w:t>
+      </w:r>
+      <w:r>
+        <w:t xml:space="preserve">“</w:t>
+      </w:r>
+      <w:r>
+        <w:t xml:space="preserve">MAE</w:t>
+      </w:r>
+      <w:r>
+        <w:t xml:space="preserve">”</w:t>
+      </w:r>
+      <w:r>
+        <w:t xml:space="preserve">,</w:t>
+      </w:r>
+      <w:r>
+        <w:t xml:space="preserve"> </w:t>
+      </w:r>
+      <w:r>
+        <w:t xml:space="preserve">“</w:t>
+      </w:r>
+      <w:r>
+        <w:t xml:space="preserve">Rank</w:t>
+      </w:r>
+      <w:r>
+        <w:t xml:space="preserve">”</w:t>
+      </w:r>
+      <w:r>
+        <w:t xml:space="preserve">]</w:t>
+      </w:r>
+    </w:p>
+    <w:bookmarkEnd w:id="27"/>
+    <w:bookmarkStart w:id="28" w:name="X137fd3521a37f30728fa85e1da2fe8810d2276b"/>
+    <w:p>
+      <w:pPr>
+        <w:pStyle w:val="Heading1"/>
+      </w:pPr>
+      <w:r>
+        <w:t xml:space="preserve">5. Construct native Markdown table for Pandoc/Word compatibility</w:t>
+      </w:r>
+    </w:p>
+    <w:p>
+      <w:pPr>
+        <w:pStyle w:val="FirstParagraph"/>
+      </w:pPr>
+      <w:r>
+        <w:t xml:space="preserve">headers = list(display_df.columns)</w:t>
+      </w:r>
+      <w:r>
+        <w:t xml:space="preserve"> </w:t>
+      </w:r>
+      <w:r>
+        <w:t xml:space="preserve">header_row =</w:t>
+      </w:r>
+      <w:r>
+        <w:t xml:space="preserve"> </w:t>
+      </w:r>
+      <w:r>
+        <w:t xml:space="preserve">“</w:t>
+      </w:r>
+      <w:r>
+        <w:t xml:space="preserve">|</w:t>
+      </w:r>
+      <w:r>
+        <w:t xml:space="preserve">”</w:t>
+      </w:r>
+      <w:r>
+        <w:t xml:space="preserve"> </w:t>
+      </w:r>
+      <w:r>
+        <w:t xml:space="preserve">+ ” |</w:t>
+      </w:r>
+      <w:r>
+        <w:t xml:space="preserve"> </w:t>
+      </w:r>
+      <w:r>
+        <w:t xml:space="preserve">“</w:t>
+      </w:r>
+      <w:r>
+        <w:t xml:space="preserve">.join(headers) +</w:t>
+      </w:r>
+      <w:r>
+        <w:t xml:space="preserve">”</w:t>
+      </w:r>
+      <w:r>
+        <w:t xml:space="preserve"> </w:t>
+      </w:r>
+      <w:r>
+        <w:t xml:space="preserve">|”</w:t>
+      </w:r>
+      <w:r>
+        <w:t xml:space="preserve"> </w:t>
+      </w:r>
+      <w:r>
+        <w:t xml:space="preserve">divider_row =</w:t>
+      </w:r>
+      <w:r>
+        <w:t xml:space="preserve"> </w:t>
+      </w:r>
+      <w:r>
+        <w:t xml:space="preserve">“</w:t>
+      </w:r>
+      <w:r>
+        <w:t xml:space="preserve">|</w:t>
+      </w:r>
+      <w:r>
+        <w:t xml:space="preserve">”</w:t>
+      </w:r>
+      <w:r>
+        <w:t xml:space="preserve"> </w:t>
+      </w:r>
+      <w:r>
+        <w:t xml:space="preserve">+ ” |</w:t>
+      </w:r>
+      <w:r>
+        <w:t xml:space="preserve"> </w:t>
+      </w:r>
+      <w:r>
+        <w:t xml:space="preserve">“</w:t>
+      </w:r>
+      <w:r>
+        <w:t xml:space="preserve">.join([”—”] * len(headers)) +</w:t>
+      </w:r>
+      <w:r>
+        <w:t xml:space="preserve">”</w:t>
+      </w:r>
+      <w:r>
+        <w:t xml:space="preserve"> </w:t>
+      </w:r>
+      <w:r>
+        <w:t xml:space="preserve">|”</w:t>
+      </w:r>
+      <w:r>
+        <w:t xml:space="preserve"> </w:t>
+      </w:r>
+      <w:r>
+        <w:t xml:space="preserve">rows = [</w:t>
+      </w:r>
+      <w:r>
+        <w:t xml:space="preserve">“</w:t>
+      </w:r>
+      <w:r>
+        <w:t xml:space="preserve">|</w:t>
+      </w:r>
+      <w:r>
+        <w:t xml:space="preserve">”</w:t>
+      </w:r>
+      <w:r>
+        <w:t xml:space="preserve"> </w:t>
+      </w:r>
+      <w:r>
+        <w:t xml:space="preserve">+ ” |</w:t>
+      </w:r>
+      <w:r>
+        <w:t xml:space="preserve"> </w:t>
+      </w:r>
+      <w:r>
+        <w:t xml:space="preserve">“</w:t>
+      </w:r>
+      <w:r>
+        <w:t xml:space="preserve">.join(str(val) for val in row) +</w:t>
+      </w:r>
+      <w:r>
+        <w:t xml:space="preserve">”</w:t>
+      </w:r>
+      <w:r>
+        <w:t xml:space="preserve"> </w:t>
+      </w:r>
+      <w:r>
+        <w:t xml:space="preserve">|” for _, row in display_df.iterrows()]</w:t>
       </w:r>
     </w:p>
     <w:p>
@@ -1116,7 +1573,24 @@
         <w:pStyle w:val="BodyText"/>
       </w:pPr>
       <w:r>
-        <w:t xml:space="preserve">The comparison contrasts an</w:t>
+        <w:t xml:space="preserve">print(</w:t>
+      </w:r>
+      <w:r>
+        <w:t xml:space="preserve">“</w:t>
+      </w:r>
+      <w:r>
+        <w:t xml:space="preserve">”</w:t>
+      </w:r>
+      <w:r>
+        <w:t xml:space="preserve">.join([header_row, divider_row] + rows))</w:t>
+      </w:r>
+    </w:p>
+    <w:p>
+      <w:pPr>
+        <w:pStyle w:val="BodyText"/>
+      </w:pPr>
+      <w:r>
+        <w:t xml:space="preserve">FAIR Model Comparison AuditF — Frame: What Exactly Is Being Compared?The comparison contrasts an</w:t>
       </w:r>
       <w:r>
         <w:t xml:space="preserve"> </w:t>
@@ -1136,7 +1610,31 @@
         </m:sSub>
       </m:oMath>
       <w:r>
-        <w:t xml:space="preserve">-regularized parametric linear model (Ridge Regression) against a non-parametric ensemble (Random Forest Regression) predicting hourly bike rental counts (</w:t>
+        <w:t xml:space="preserve">-regularized linear model (Ridge Regression)</w:t>
+      </w:r>
+      <w:r>
+        <w:t xml:space="preserve"> </w:t>
+      </w:r>
+      <w:r>
+        <w:t xml:space="preserve">[@hoerl1970ridge]</w:t>
+      </w:r>
+      <w:r>
+        <w:t xml:space="preserve"> </w:t>
+      </w:r>
+      <w:r>
+        <w:t xml:space="preserve">against a non-parametric ensemble (Random Forest Regression)</w:t>
+      </w:r>
+      <w:r>
+        <w:t xml:space="preserve"> </w:t>
+      </w:r>
+      <w:r>
+        <w:t xml:space="preserve">[@breiman2001random]</w:t>
+      </w:r>
+      <w:r>
+        <w:t xml:space="preserve"> </w:t>
+      </w:r>
+      <w:r>
+        <w:t xml:space="preserve">predicting hourly bike rental counts (</w:t>
       </w:r>
       <m:oMath>
         <m:r>
@@ -1150,246 +1648,40 @@
         </m:r>
       </m:oMath>
       <w:r>
-        <w:t xml:space="preserve">). Two specific methodological conditions govern the data split:</w:t>
-      </w:r>
-    </w:p>
-    <w:p>
-      <w:pPr>
-        <w:numPr>
-          <w:ilvl w:val="0"/>
-          <w:numId w:val="1002"/>
-        </w:numPr>
-      </w:pPr>
-      <w:r>
-        <w:t xml:space="preserve">Random Evaluation:</w:t>
-      </w:r>
-      <w:r>
-        <w:t xml:space="preserve"> </w:t>
-      </w:r>
-      <m:oMath>
-        <m:r>
-          <m:t>80</m:t>
-        </m:r>
-        <m:r>
-          <m:rPr>
-            <m:sty m:val="p"/>
-          </m:rPr>
-          <m:t>%</m:t>
-        </m:r>
-      </m:oMath>
-      <w:r>
-        <w:t xml:space="preserve"> </w:t>
-      </w:r>
-      <w:r>
-        <w:t xml:space="preserve">training and</w:t>
-      </w:r>
-      <w:r>
-        <w:t xml:space="preserve"> </w:t>
-      </w:r>
-      <m:oMath>
-        <m:r>
-          <m:t>20</m:t>
-        </m:r>
-        <m:r>
-          <m:rPr>
-            <m:sty m:val="p"/>
-          </m:rPr>
-          <m:t>%</m:t>
-        </m:r>
-      </m:oMath>
-      <w:r>
-        <w:t xml:space="preserve"> </w:t>
-      </w:r>
-      <w:r>
-        <w:t xml:space="preserve">test sets drawn via uniform random sampling across the temporal horizon.</w:t>
-      </w:r>
-    </w:p>
-    <w:p>
-      <w:pPr>
-        <w:numPr>
-          <w:ilvl w:val="0"/>
-          <w:numId w:val="1002"/>
-        </w:numPr>
-      </w:pPr>
-      <w:r>
-        <w:t xml:space="preserve">Temporally Structured Evaluation: Chronologically partitioned sets where the earliest</w:t>
-      </w:r>
-      <w:r>
-        <w:t xml:space="preserve"> </w:t>
-      </w:r>
-      <m:oMath>
-        <m:r>
-          <m:t>80</m:t>
-        </m:r>
-        <m:r>
-          <m:rPr>
-            <m:sty m:val="p"/>
-          </m:rPr>
-          <m:t>%</m:t>
-        </m:r>
-      </m:oMath>
-      <w:r>
-        <w:t xml:space="preserve"> </w:t>
-      </w:r>
-      <w:r>
-        <w:t xml:space="preserve">of hourly records form the training set and the subsequent</w:t>
-      </w:r>
-      <w:r>
-        <w:t xml:space="preserve"> </w:t>
-      </w:r>
-      <m:oMath>
-        <m:r>
-          <m:t>20</m:t>
-        </m:r>
-        <m:r>
-          <m:rPr>
-            <m:sty m:val="p"/>
-          </m:rPr>
-          <m:t>%</m:t>
-        </m:r>
-      </m:oMath>
-      <w:r>
-        <w:t xml:space="preserve"> </w:t>
-      </w:r>
-      <w:r>
-        <w:t xml:space="preserve">form the holdout test set.</w:t>
-      </w:r>
-    </w:p>
-    <w:p>
-      <w:pPr>
-        <w:pStyle w:val="FirstParagraph"/>
-      </w:pPr>
-      <w:r>
-        <w:t xml:space="preserve">A — Align: Are the Model Conditions Comparable?</w:t>
-      </w:r>
-    </w:p>
-    <w:p>
-      <w:pPr>
-        <w:pStyle w:val="BodyText"/>
-      </w:pPr>
-      <w:r>
-        <w:t xml:space="preserve">All internal modeling factors remain strictly aligned across designs. Both algorithms receive the exact same engineered feature set, identical standard scaling on numerical inputs, identical one-hot encoding on categorical inputs, and are evaluated on identical metrics (RMSE and MAE). The only manipulated variable across experiments is the structural partitioning of the rows.</w:t>
-      </w:r>
-    </w:p>
-    <w:p>
-      <w:pPr>
-        <w:pStyle w:val="BodyText"/>
-      </w:pPr>
-      <w:r>
-        <w:t xml:space="preserve">I — Inspect: What Do RMSE and MAE Show?</w:t>
-      </w:r>
-    </w:p>
-    <w:p>
-      <w:pPr>
-        <w:pStyle w:val="BodyText"/>
-      </w:pPr>
-      <w:r>
-        <w:t xml:space="preserve">Under the Random Evaluation, error magnitudes are heavily deflated. Random Forest scores an RMSE and MAE substantially lower than its corresponding performance under the chronological split. Under the Temporally Structured Evaluation, errors escalate markedly for both candidate models. The error metric shifts reflect that predicting future points without adjacent temporal neighbors is fundamentally more challenging than reconstructing missing points within an existing sequence.</w:t>
-      </w:r>
-    </w:p>
-    <w:p>
-      <w:pPr>
-        <w:pStyle w:val="BodyText"/>
-      </w:pPr>
-      <w:r>
-        <w:t xml:space="preserve">R — Review: Does the Conclusion Change?</w:t>
-      </w:r>
-    </w:p>
-    <w:p>
-      <w:pPr>
-        <w:pStyle w:val="BodyText"/>
-      </w:pPr>
-      <w:r>
-        <w:t xml:space="preserve">The analytical conclusion depends heavily on whether one examines model ranking or estimated predictive performance:</w:t>
-      </w:r>
-    </w:p>
-    <w:p>
-      <w:pPr>
-        <w:pStyle w:val="BodyText"/>
-      </w:pPr>
-      <w:r>
-        <w:t xml:space="preserve">• Model Ranking: Invariant. Random Forest retains Rank 1 under both evaluation frameworks due to its non-linear modeling capacity.</w:t>
-      </w:r>
-    </w:p>
-    <w:p>
-      <w:pPr>
-        <w:pStyle w:val="BodyText"/>
-      </w:pPr>
-      <w:r>
-        <w:t xml:space="preserve">• Estimated Performance: Drastically altered. Relying on the random evaluation yields an overly optimistic forecast of model accuracy, understating actual deployment forecast errors by a substantial margin.</w:t>
-      </w:r>
-    </w:p>
-    <w:bookmarkEnd w:id="26"/>
-    <w:bookmarkStart w:id="27" w:name="methodological-diagnosis"/>
-    <w:p>
-      <w:pPr>
-        <w:pStyle w:val="Heading1"/>
-      </w:pPr>
-      <w:r>
-        <w:t xml:space="preserve">5. Methodological Diagnosis</w:t>
-      </w:r>
-    </w:p>
-    <w:p>
-      <w:pPr>
-        <w:pStyle w:val="FirstParagraph"/>
-      </w:pPr>
-      <w:r>
-        <w:t xml:space="preserve">Autocorrelation Leakage: Random train/test splits violate independence assumptions on time-series datasets by placing points immediately preceding and following test instances into the training set.</w:t>
-      </w:r>
-    </w:p>
-    <w:p>
-      <w:pPr>
-        <w:pStyle w:val="BodyText"/>
-      </w:pPr>
-      <w:r>
-        <w:t xml:space="preserve">Ranking vs. Performance: Preserving model rank does not validate an evaluation design; capacity planning requires accurate error magnitudes, which random splits fail to deliver.</w:t>
-      </w:r>
-    </w:p>
-    <w:bookmarkEnd w:id="27"/>
-    <w:bookmarkStart w:id="28" w:name="replication-verdict"/>
-    <w:p>
-      <w:pPr>
-        <w:pStyle w:val="Heading1"/>
-      </w:pPr>
-      <w:r>
-        <w:t xml:space="preserve">6. Replication Verdict</w:t>
-      </w:r>
-    </w:p>
-    <w:p>
-      <w:pPr>
-        <w:pStyle w:val="FirstParagraph"/>
-      </w:pPr>
-      <w:r>
-        <w:t xml:space="preserve">Reproduced.</w:t>
-      </w:r>
-    </w:p>
-    <w:p>
-      <w:pPr>
-        <w:pStyle w:val="BodyText"/>
-      </w:pPr>
-      <w:r>
-        <w:t xml:space="preserve">The empirical results confirm the central claim: changing the evaluation design from a random split to a temporally structured split significantly degrades estimated predictive performance (RMSE and MAE).</w:t>
+        <w:t xml:space="preserve">). Two specific methodological conditions govern the split: an unstratified Random 80/20 split and a chronological Temporally Structured 80/20 split</w:t>
+      </w:r>
+      <w:r>
+        <w:t xml:space="preserve"> </w:t>
+      </w:r>
+      <w:r>
+        <w:t xml:space="preserve">[@hyndman2018forecasting]</w:t>
+      </w:r>
+      <w:r>
+        <w:t xml:space="preserve">.A — Align: Are the Model Conditions Comparable?Feature space, preprocessing transformations, target leakage exclusions, and error metrics (RMSE, MAE) remain identical across both conditions. The sole variable manipulated is the sample partitioning protocol.I — Inspect: What Do RMSE and MAE Show?Under Random Evaluation, error metrics are substantially lower because the model interpolates between adjacent hours. Under Temporally Structured Evaluation, error values increase markedly across both candidate architectures as models are forced to extrapolate into the unobserved future.R — Review: Does the Conclusion Change?Model Ranking: Unchanged. Random Forest maintains Rank 1 across both regimes due to interaction-modeling capacity.Estimated Predictive Performance: Radically altered. Relying on random evaluation misrepresents real-world forecast accuracy and produces overly optimistic operational error expectations.Methodological Diagnosis &amp; VerdictAutocorrelation Leakage: Random train/test splits violate independence assumptions on time-series datasets by placing points immediately preceding and following test instances into the training partition</w:t>
+      </w:r>
+      <w:r>
+        <w:t xml:space="preserve"> </w:t>
+      </w:r>
+      <w:r>
+        <w:t xml:space="preserve">[@hyndman2018forecasting; @hastie2009elements]</w:t>
+      </w:r>
+      <w:r>
+        <w:t xml:space="preserve">.Ranking vs. Performance: Preserving model rank does not validate an evaluation design; capacity planning requires accurate error magnitudes, which random splits fail to deliver.Permissible vs. Non-Permissible ClaimsWhat the evidence permits claiming: Random partitioning severely underestimates out-of-sample prediction error on time-dependent datasets. Random Forest consistently outperforms linear regularized models across both split designs on this feature space.What the evidence does NOT permit claiming: The evidence does not permit claiming that Random Forest will maintain superiority under arbitrary forecast horizons, nor that an 80/20 chronological split is universally optimal for production validation.Replication VerdictReproduced.The empirical results confirm the central claim: changing the evaluation design from a random split to a temporally structured split significantly degrades estimated predictive performance (RMSE and MAE).ExtensionImplement a 5-fold walk-forward rolling-window time-series cross-validation</w:t>
+      </w:r>
+      <w:r>
+        <w:t xml:space="preserve"> </w:t>
+      </w:r>
+      <w:r>
+        <w:t xml:space="preserve">[@hyndman2018forecasting; @bergmeir2012use]</w:t>
+      </w:r>
+      <w:r>
+        <w:t xml:space="preserve"> </w:t>
+      </w:r>
+      <w:r>
+        <w:t xml:space="preserve">to assess stability across all seasonal transitions rather than relying on a single static holdout partition.ReferencesBergmeir, C., &amp; Benítez, J. M. (2012). On the use of cross-validation for time series predictor evaluation. Information Sciences, 191, 192–213.Breiman, L. (2001). Random forests. Machine Learning, 45(1), 5–32.Fanaee-T, H., &amp; Gama, J. (2014). Event labeling combining ensemble detectors and background knowledge. Progress in Artificial Intelligence, 2(2–3), 113–127.Hastie, T., Tibshirani, R., &amp; Friedman, J. (2009). The Elements of Statistical Learning: Data Mining, Inference, and Prediction (2nd ed.). Springer.Hoerl, A. E., &amp; Kennard, R. W. (1970). Ridge regression: Biased estimation for nonorthogonal problems. Technometrics, 12(1), 55–67.Hyndman, R. J., &amp; Athanasopoulos, G. (2018). Forecasting: Principles and Practice (2nd ed.). OTexts.</w:t>
       </w:r>
     </w:p>
     <w:bookmarkEnd w:id="28"/>
-    <w:bookmarkStart w:id="29" w:name="extension"/>
-    <w:p>
-      <w:pPr>
-        <w:pStyle w:val="Heading1"/>
-      </w:pPr>
-      <w:r>
-        <w:t xml:space="preserve">7. Extension</w:t>
-      </w:r>
-    </w:p>
-    <w:p>
-      <w:pPr>
-        <w:pStyle w:val="FirstParagraph"/>
-      </w:pPr>
-      <w:r>
-        <w:t xml:space="preserve">Implement a 5-fold walk-forward rolling-window time-series cross-validation to assess stability across all seasonal transitions rather than relying on a single static holdout partition.</w:t>
-      </w:r>
-    </w:p>
-    <w:bookmarkEnd w:id="29"/>
     <w:sectPr/>
   </w:body>
 </w:document>
@@ -1585,36 +1877,6 @@
     <w:abstractNumId w:val="990"/>
   </w:num>
   <w:num w:numId="1001">
-    <w:abstractNumId w:val="99411"/>
-    <w:lvlOverride w:ilvl="0">
-      <w:startOverride w:val="1"/>
-    </w:lvlOverride>
-    <w:lvlOverride w:ilvl="1">
-      <w:startOverride w:val="1"/>
-    </w:lvlOverride>
-    <w:lvlOverride w:ilvl="2">
-      <w:startOverride w:val="1"/>
-    </w:lvlOverride>
-    <w:lvlOverride w:ilvl="3">
-      <w:startOverride w:val="1"/>
-    </w:lvlOverride>
-    <w:lvlOverride w:ilvl="4">
-      <w:startOverride w:val="1"/>
-    </w:lvlOverride>
-    <w:lvlOverride w:ilvl="5">
-      <w:startOverride w:val="1"/>
-    </w:lvlOverride>
-    <w:lvlOverride w:ilvl="6">
-      <w:startOverride w:val="1"/>
-    </w:lvlOverride>
-    <w:lvlOverride w:ilvl="7">
-      <w:startOverride w:val="1"/>
-    </w:lvlOverride>
-    <w:lvlOverride w:ilvl="8">
-      <w:startOverride w:val="1"/>
-    </w:lvlOverride>
-  </w:num>
-  <w:num w:numId="1002">
     <w:abstractNumId w:val="99411"/>
     <w:lvlOverride w:ilvl="0">
       <w:startOverride w:val="1"/>

--- a/replication-lab.docx
+++ b/replication-lab.docx
@@ -1590,7 +1590,23 @@
         <w:pStyle w:val="BodyText"/>
       </w:pPr>
       <w:r>
-        <w:t xml:space="preserve">FAIR Model Comparison AuditF — Frame: What Exactly Is Being Compared?The comparison contrasts an</w:t>
+        <w:t xml:space="preserve">FAIR Model Comparison Audit</w:t>
+      </w:r>
+    </w:p>
+    <w:p>
+      <w:pPr>
+        <w:pStyle w:val="BodyText"/>
+      </w:pPr>
+      <w:r>
+        <w:t xml:space="preserve">F — Frame: What Exactly Is Being Compared?</w:t>
+      </w:r>
+    </w:p>
+    <w:p>
+      <w:pPr>
+        <w:pStyle w:val="BodyText"/>
+      </w:pPr>
+      <w:r>
+        <w:t xml:space="preserve">The comparison contrasts an</w:t>
       </w:r>
       <w:r>
         <w:t xml:space="preserve"> </w:t>
@@ -1634,7 +1650,13 @@
         <w:t xml:space="preserve"> </w:t>
       </w:r>
       <w:r>
-        <w:t xml:space="preserve">predicting hourly bike rental counts (</w:t>
+        <w:t xml:space="preserve">predicting</w:t>
+      </w:r>
+      <w:r>
+        <w:t xml:space="preserve"> </w:t>
+      </w:r>
+      <w:r>
+        <w:t xml:space="preserve">hourly bike rental counts (</w:t>
       </w:r>
       <m:oMath>
         <m:r>
@@ -1648,7 +1670,13 @@
         </m:r>
       </m:oMath>
       <w:r>
-        <w:t xml:space="preserve">). Two specific methodological conditions govern the split: an unstratified Random 80/20 split and a chronological Temporally Structured 80/20 split</w:t>
+        <w:t xml:space="preserve">). Two specific methodological conditions govern the split: an</w:t>
+      </w:r>
+      <w:r>
+        <w:t xml:space="preserve"> </w:t>
+      </w:r>
+      <w:r>
+        <w:t xml:space="preserve">unstratified Random 80/20 split and a chronological Temporally Structured 80/20 split</w:t>
       </w:r>
       <w:r>
         <w:t xml:space="preserve"> </w:t>
@@ -1657,7 +1685,103 @@
         <w:t xml:space="preserve">[@hyndman2018forecasting]</w:t>
       </w:r>
       <w:r>
-        <w:t xml:space="preserve">.A — Align: Are the Model Conditions Comparable?Feature space, preprocessing transformations, target leakage exclusions, and error metrics (RMSE, MAE) remain identical across both conditions. The sole variable manipulated is the sample partitioning protocol.I — Inspect: What Do RMSE and MAE Show?Under Random Evaluation, error metrics are substantially lower because the model interpolates between adjacent hours. Under Temporally Structured Evaluation, error values increase markedly across both candidate architectures as models are forced to extrapolate into the unobserved future.R — Review: Does the Conclusion Change?Model Ranking: Unchanged. Random Forest maintains Rank 1 across both regimes due to interaction-modeling capacity.Estimated Predictive Performance: Radically altered. Relying on random evaluation misrepresents real-world forecast accuracy and produces overly optimistic operational error expectations.Methodological Diagnosis &amp; VerdictAutocorrelation Leakage: Random train/test splits violate independence assumptions on time-series datasets by placing points immediately preceding and following test instances into the training partition</w:t>
+        <w:t xml:space="preserve">.</w:t>
+      </w:r>
+    </w:p>
+    <w:p>
+      <w:pPr>
+        <w:pStyle w:val="BodyText"/>
+      </w:pPr>
+      <w:r>
+        <w:t xml:space="preserve">A — Align: Are the Model Conditions Comparable?</w:t>
+      </w:r>
+    </w:p>
+    <w:p>
+      <w:pPr>
+        <w:pStyle w:val="BodyText"/>
+      </w:pPr>
+      <w:r>
+        <w:t xml:space="preserve">Feature space, preprocessing transformations,</w:t>
+      </w:r>
+      <w:r>
+        <w:t xml:space="preserve"> </w:t>
+      </w:r>
+      <w:r>
+        <w:t xml:space="preserve">target leakage exclusions, and error metrics (RMSE, MAE) remain identical across both conditions. The sole variable</w:t>
+      </w:r>
+      <w:r>
+        <w:t xml:space="preserve"> </w:t>
+      </w:r>
+      <w:r>
+        <w:t xml:space="preserve">manipulated is the sample partitioning protocol.</w:t>
+      </w:r>
+    </w:p>
+    <w:p>
+      <w:pPr>
+        <w:pStyle w:val="BodyText"/>
+      </w:pPr>
+      <w:r>
+        <w:t xml:space="preserve">I — Inspect: What Do RMSE and MAE Show?</w:t>
+      </w:r>
+    </w:p>
+    <w:p>
+      <w:pPr>
+        <w:pStyle w:val="BodyText"/>
+      </w:pPr>
+      <w:r>
+        <w:t xml:space="preserve">Under Random Evaluation, error metrics are substantially lower because the model interpolates between adjacent hours.</w:t>
+      </w:r>
+      <w:r>
+        <w:t xml:space="preserve"> </w:t>
+      </w:r>
+      <w:r>
+        <w:t xml:space="preserve">Under Temporally Structured Evaluation, error values increase markedly across both candidate architectures as models</w:t>
+      </w:r>
+      <w:r>
+        <w:t xml:space="preserve"> </w:t>
+      </w:r>
+      <w:r>
+        <w:t xml:space="preserve">are forced to extrapolate into the unobserved future.</w:t>
+      </w:r>
+    </w:p>
+    <w:p>
+      <w:pPr>
+        <w:pStyle w:val="BodyText"/>
+      </w:pPr>
+      <w:r>
+        <w:t xml:space="preserve">R — Review: Does the Conclusion Change?</w:t>
+      </w:r>
+    </w:p>
+    <w:p>
+      <w:pPr>
+        <w:pStyle w:val="BodyText"/>
+      </w:pPr>
+      <w:r>
+        <w:t xml:space="preserve">Model Ranking: Unchanged. Random Forest maintains Rank 1 across both regimes due to interaction-modeling capacity.</w:t>
+      </w:r>
+    </w:p>
+    <w:p>
+      <w:pPr>
+        <w:pStyle w:val="BodyText"/>
+      </w:pPr>
+      <w:r>
+        <w:t xml:space="preserve">Estimated Predictive Performance: Radically altered. Relying on random evaluation misrepresents real-world forecast accuracy and produces overly optimistic operational error expectations.</w:t>
+      </w:r>
+    </w:p>
+    <w:p>
+      <w:pPr>
+        <w:pStyle w:val="BodyText"/>
+      </w:pPr>
+      <w:r>
+        <w:t xml:space="preserve">Methodological Diagnosis &amp; Verdict</w:t>
+      </w:r>
+    </w:p>
+    <w:p>
+      <w:pPr>
+        <w:pStyle w:val="BodyText"/>
+      </w:pPr>
+      <w:r>
+        <w:t xml:space="preserve">Autocorrelation Leakage: Random train/test splits violate independence assumptions on time-series datasets by placing points immediately preceding and following test instances into the training partition</w:t>
       </w:r>
       <w:r>
         <w:t xml:space="preserve"> </w:t>
@@ -1666,7 +1790,79 @@
         <w:t xml:space="preserve">[@hyndman2018forecasting; @hastie2009elements]</w:t>
       </w:r>
       <w:r>
-        <w:t xml:space="preserve">.Ranking vs. Performance: Preserving model rank does not validate an evaluation design; capacity planning requires accurate error magnitudes, which random splits fail to deliver.Permissible vs. Non-Permissible ClaimsWhat the evidence permits claiming: Random partitioning severely underestimates out-of-sample prediction error on time-dependent datasets. Random Forest consistently outperforms linear regularized models across both split designs on this feature space.What the evidence does NOT permit claiming: The evidence does not permit claiming that Random Forest will maintain superiority under arbitrary forecast horizons, nor that an 80/20 chronological split is universally optimal for production validation.Replication VerdictReproduced.The empirical results confirm the central claim: changing the evaluation design from a random split to a temporally structured split significantly degrades estimated predictive performance (RMSE and MAE).ExtensionImplement a 5-fold walk-forward rolling-window time-series cross-validation</w:t>
+        <w:t xml:space="preserve">.</w:t>
+      </w:r>
+    </w:p>
+    <w:p>
+      <w:pPr>
+        <w:pStyle w:val="BodyText"/>
+      </w:pPr>
+      <w:r>
+        <w:t xml:space="preserve">Ranking vs. Performance: Preserving model rank does not validate an evaluation design; capacity planning requires accurate error magnitudes, which random splits fail to deliver.</w:t>
+      </w:r>
+    </w:p>
+    <w:p>
+      <w:pPr>
+        <w:pStyle w:val="BodyText"/>
+      </w:pPr>
+      <w:r>
+        <w:t xml:space="preserve">Permissible vs. Non-Permissible Claims</w:t>
+      </w:r>
+    </w:p>
+    <w:p>
+      <w:pPr>
+        <w:pStyle w:val="BodyText"/>
+      </w:pPr>
+      <w:r>
+        <w:t xml:space="preserve">What the evidence permits claiming: Random partitioning severely underestimates out-of-sample prediction error on time-dependent datasets. Random Forest consistently outperforms linear regularized models across both split designs on this feature space.</w:t>
+      </w:r>
+    </w:p>
+    <w:p>
+      <w:pPr>
+        <w:pStyle w:val="BodyText"/>
+      </w:pPr>
+      <w:r>
+        <w:t xml:space="preserve">What the evidence does NOT permit claiming: The evidence does not permit claiming that Random Forest will maintain superiority under arbitrary forecast horizons, nor that an 80/20 chronological split is universally optimal for production validation.</w:t>
+      </w:r>
+    </w:p>
+    <w:p>
+      <w:pPr>
+        <w:pStyle w:val="BodyText"/>
+      </w:pPr>
+      <w:r>
+        <w:t xml:space="preserve">Replication Verdict</w:t>
+      </w:r>
+    </w:p>
+    <w:p>
+      <w:pPr>
+        <w:pStyle w:val="BodyText"/>
+      </w:pPr>
+      <w:r>
+        <w:t xml:space="preserve">Reproduced.</w:t>
+      </w:r>
+    </w:p>
+    <w:p>
+      <w:pPr>
+        <w:pStyle w:val="BodyText"/>
+      </w:pPr>
+      <w:r>
+        <w:t xml:space="preserve">The empirical results confirm the central claim: changing the evaluation design from a random split to a temporally structured split significantly degrades estimated predictive performance (RMSE and MAE).</w:t>
+      </w:r>
+    </w:p>
+    <w:p>
+      <w:pPr>
+        <w:pStyle w:val="BodyText"/>
+      </w:pPr>
+      <w:r>
+        <w:t xml:space="preserve">Extension</w:t>
+      </w:r>
+    </w:p>
+    <w:p>
+      <w:pPr>
+        <w:pStyle w:val="BodyText"/>
+      </w:pPr>
+      <w:r>
+        <w:t xml:space="preserve">Implement a 5-fold walk-forward rolling-window time-series cross-validation</w:t>
       </w:r>
       <w:r>
         <w:t xml:space="preserve"> </w:t>
@@ -1678,7 +1874,63 @@
         <w:t xml:space="preserve"> </w:t>
       </w:r>
       <w:r>
-        <w:t xml:space="preserve">to assess stability across all seasonal transitions rather than relying on a single static holdout partition.ReferencesBergmeir, C., &amp; Benítez, J. M. (2012). On the use of cross-validation for time series predictor evaluation. Information Sciences, 191, 192–213.Breiman, L. (2001). Random forests. Machine Learning, 45(1), 5–32.Fanaee-T, H., &amp; Gama, J. (2014). Event labeling combining ensemble detectors and background knowledge. Progress in Artificial Intelligence, 2(2–3), 113–127.Hastie, T., Tibshirani, R., &amp; Friedman, J. (2009). The Elements of Statistical Learning: Data Mining, Inference, and Prediction (2nd ed.). Springer.Hoerl, A. E., &amp; Kennard, R. W. (1970). Ridge regression: Biased estimation for nonorthogonal problems. Technometrics, 12(1), 55–67.Hyndman, R. J., &amp; Athanasopoulos, G. (2018). Forecasting: Principles and Practice (2nd ed.). OTexts.</w:t>
+        <w:t xml:space="preserve">to assess stability across all seasonal transitions rather than relying on a single static holdout partition.</w:t>
+      </w:r>
+    </w:p>
+    <w:p>
+      <w:pPr>
+        <w:pStyle w:val="BodyText"/>
+      </w:pPr>
+      <w:r>
+        <w:t xml:space="preserve">References</w:t>
+      </w:r>
+    </w:p>
+    <w:p>
+      <w:pPr>
+        <w:pStyle w:val="BodyText"/>
+      </w:pPr>
+      <w:r>
+        <w:t xml:space="preserve">Bergmeir, C., &amp; Benítez, J. M. (2012). On the use of cross-validation for time series predictor evaluation. Information Sciences, 191, 192–213.</w:t>
+      </w:r>
+    </w:p>
+    <w:p>
+      <w:pPr>
+        <w:pStyle w:val="BodyText"/>
+      </w:pPr>
+      <w:r>
+        <w:t xml:space="preserve">Breiman, L. (2001). Random forests. Machine Learning, 45(1), 5–32.</w:t>
+      </w:r>
+    </w:p>
+    <w:p>
+      <w:pPr>
+        <w:pStyle w:val="BodyText"/>
+      </w:pPr>
+      <w:r>
+        <w:t xml:space="preserve">Fanaee-T, H., &amp; Gama, J. (2014). Event labeling combining ensemble detectors and background knowledge. Progress in Artificial Intelligence, 2(2–3), 113–127.</w:t>
+      </w:r>
+    </w:p>
+    <w:p>
+      <w:pPr>
+        <w:pStyle w:val="BodyText"/>
+      </w:pPr>
+      <w:r>
+        <w:t xml:space="preserve">Hastie, T., Tibshirani, R., &amp; Friedman, J. (2009). The Elements of Statistical Learning: Data Mining, Inference, and Prediction (2nd ed.). Springer.</w:t>
+      </w:r>
+    </w:p>
+    <w:p>
+      <w:pPr>
+        <w:pStyle w:val="BodyText"/>
+      </w:pPr>
+      <w:r>
+        <w:t xml:space="preserve">Hoerl, A. E., &amp; Kennard, R. W. (1970). Ridge regression: Biased estimation for nonorthogonal problems. Technometrics, 12(1), 55–67.</w:t>
+      </w:r>
+    </w:p>
+    <w:p>
+      <w:pPr>
+        <w:pStyle w:val="BodyText"/>
+      </w:pPr>
+      <w:r>
+        <w:t xml:space="preserve">Hyndman, R. J., &amp; Athanasopoulos, G. (2018). Forecasting: Principles and Practice (2nd ed.). OTexts.</w:t>
       </w:r>
     </w:p>
     <w:bookmarkEnd w:id="28"/>

--- a/replication-lab.docx
+++ b/replication-lab.docx
@@ -159,16 +159,13 @@
         <w:pStyle w:val="FirstParagraph"/>
       </w:pPr>
       <w:r>
-        <w:t xml:space="preserve">Evaluating predictive regression models using an unconstrained random split yields an artificially optimistic estimate of out-of-sample error and misrepresents operational generalization relative to a temporally structured evaluation on time-indexed demand data</w:t>
-      </w:r>
-      <w:r>
-        <w:t xml:space="preserve"> </w:t>
-      </w:r>
-      <w:r>
-        <w:t xml:space="preserve">[@hyndman2018forecasting]</w:t>
-      </w:r>
-      <w:r>
-        <w:t xml:space="preserve">.</w:t>
+        <w:t xml:space="preserve">Evaluating predictive regression models using an unconstrained random split yields an artificially optimistic estimate of out-of-sample</w:t>
+      </w:r>
+      <w:r>
+        <w:t xml:space="preserve"> </w:t>
+      </w:r>
+      <w:r>
+        <w:t xml:space="preserve">error and misrepresents operational generalization relative to a temporally structured evaluation on time-indexed demand data (Hyndman and Athanasopoulos 2014).</w:t>
       </w:r>
     </w:p>
     <w:bookmarkEnd w:id="21"/>
@@ -200,31 +197,19 @@
         <w:t xml:space="preserve"> </w:t>
       </w:r>
       <w:r>
-        <w:t xml:space="preserve">Both Ridge Regression</w:t>
-      </w:r>
-      <w:r>
-        <w:t xml:space="preserve"> </w:t>
-      </w:r>
-      <w:r>
-        <w:t xml:space="preserve">[@hoerl1970ridge]</w:t>
-      </w:r>
-      <w:r>
-        <w:t xml:space="preserve"> </w:t>
-      </w:r>
-      <w:r>
-        <w:t xml:space="preserve">and Random Forest Regression</w:t>
-      </w:r>
-      <w:r>
-        <w:t xml:space="preserve"> </w:t>
-      </w:r>
-      <w:r>
-        <w:t xml:space="preserve">[@breiman2001random]</w:t>
-      </w:r>
-      <w:r>
-        <w:t xml:space="preserve"> </w:t>
-      </w:r>
-      <w:r>
-        <w:t xml:space="preserve">will produce markedly lower Root Mean Squared Error (RMSE) and Mean Absolute Error (MAE) under the Random Evaluation scheme than under the Temporally Structured Evaluation. Random splitting allows temporally adjacent observations to populate both training and test sets, enabling interpolation across contiguous serial correlations.</w:t>
+        <w:t xml:space="preserve">Both Ridge Regression (Hoerl and Kennard, 1970) and Random Forest Regression (Breiman, 2001) will produce markedly lower</w:t>
+      </w:r>
+      <w:r>
+        <w:t xml:space="preserve"> </w:t>
+      </w:r>
+      <w:r>
+        <w:t xml:space="preserve">Root Mean Squared Error (RMSE) and Mean Absolute Error (MAE) under the Random Evaluation scheme than under the Temporally Structured Evaluation. Random splitting</w:t>
+      </w:r>
+      <w:r>
+        <w:t xml:space="preserve"> </w:t>
+      </w:r>
+      <w:r>
+        <w:t xml:space="preserve">allows temporally adjacent observations to populate both training and test sets, enabling interpolation across contiguous serial correlations.</w:t>
       </w:r>
     </w:p>
     <w:p>
@@ -246,7 +231,13 @@
         <w:t xml:space="preserve"> </w:t>
       </w:r>
       <w:r>
-        <w:t xml:space="preserve">Random Forest Regression is anticipated to outperform Ridge Regression across both regimes due to its ability to model non-linear interactions among temporal flags, calendar variables, and weather dynamics without requiring manual basis expansions.</w:t>
+        <w:t xml:space="preserve">Random Forest Regression is anticipated to outperform Ridge Regression across both regimes due to its ability to model non-linear</w:t>
+      </w:r>
+      <w:r>
+        <w:t xml:space="preserve"> </w:t>
+      </w:r>
+      <w:r>
+        <w:t xml:space="preserve">interactions among temporal flags, calendar variables, and weather dynamics without requiring manual basis expansions.</w:t>
       </w:r>
     </w:p>
     <w:p>
@@ -281,16 +272,13 @@
         <w:t xml:space="preserve">cnt</w:t>
       </w:r>
       <w:r>
-        <w:t xml:space="preserve">) from the Capital Bikeshare system via the UCI Machine Learning Repository</w:t>
-      </w:r>
-      <w:r>
-        <w:t xml:space="preserve"> </w:t>
-      </w:r>
-      <w:r>
-        <w:t xml:space="preserve">[@fanaee2014event]</w:t>
-      </w:r>
-      <w:r>
-        <w:t xml:space="preserve">. Potential sources of target leakage (</w:t>
+        <w:t xml:space="preserve">) from the Capital Bikeshare system via the UCI Machine Learning Repository (Fanaee-T and Gama, 2014).</w:t>
+      </w:r>
+      <w:r>
+        <w:t xml:space="preserve"> </w:t>
+      </w:r>
+      <w:r>
+        <w:t xml:space="preserve">Potential sources of target leakage (</w:t>
       </w:r>
       <w:r>
         <w:rPr>
@@ -338,7 +326,13 @@
         <w:t xml:space="preserve">dteday</w:t>
       </w:r>
       <w:r>
-        <w:t xml:space="preserve">) are strictly excluded. Operational feature availability is preserved by incorporating 24-hour and 48-hour historical rental lags (</w:t>
+        <w:t xml:space="preserve">) are strictly excluded.</w:t>
+      </w:r>
+      <w:r>
+        <w:t xml:space="preserve"> </w:t>
+      </w:r>
+      <w:r>
+        <w:t xml:space="preserve">Operational feature availability is preserved by incorporating 24-hour and 48-hour historical rental lags (</w:t>
       </w:r>
       <w:r>
         <w:rPr>
@@ -1585,17 +1579,19 @@
         <w:t xml:space="preserve">.join([header_row, divider_row] + rows))</w:t>
       </w:r>
     </w:p>
-    <w:p>
-      <w:pPr>
-        <w:pStyle w:val="BodyText"/>
-      </w:pPr>
-      <w:r>
-        <w:t xml:space="preserve">FAIR Model Comparison Audit</w:t>
-      </w:r>
-    </w:p>
-    <w:p>
-      <w:pPr>
-        <w:pStyle w:val="BodyText"/>
+    <w:bookmarkEnd w:id="28"/>
+    <w:bookmarkStart w:id="29" w:name="fair-model-comparison-audit"/>
+    <w:p>
+      <w:pPr>
+        <w:pStyle w:val="Heading1"/>
+      </w:pPr>
+      <w:r>
+        <w:t xml:space="preserve">6. FAIR Model Comparison Audit</w:t>
+      </w:r>
+    </w:p>
+    <w:p>
+      <w:pPr>
+        <w:pStyle w:val="FirstParagraph"/>
       </w:pPr>
       <w:r>
         <w:t xml:space="preserve">F — Frame: What Exactly Is Being Compared?</w:t>
@@ -1626,31 +1622,13 @@
         </m:sSub>
       </m:oMath>
       <w:r>
-        <w:t xml:space="preserve">-regularized linear model (Ridge Regression)</w:t>
-      </w:r>
-      <w:r>
-        <w:t xml:space="preserve"> </w:t>
-      </w:r>
-      <w:r>
-        <w:t xml:space="preserve">[@hoerl1970ridge]</w:t>
-      </w:r>
-      <w:r>
-        <w:t xml:space="preserve"> </w:t>
-      </w:r>
-      <w:r>
-        <w:t xml:space="preserve">against a non-parametric ensemble (Random Forest Regression)</w:t>
-      </w:r>
-      <w:r>
-        <w:t xml:space="preserve"> </w:t>
-      </w:r>
-      <w:r>
-        <w:t xml:space="preserve">[@breiman2001random]</w:t>
-      </w:r>
-      <w:r>
-        <w:t xml:space="preserve"> </w:t>
-      </w:r>
-      <w:r>
-        <w:t xml:space="preserve">predicting</w:t>
+        <w:t xml:space="preserve">-regularized linear model (Ridge Regression) (Hoerl and Kennard, 1970)</w:t>
+      </w:r>
+      <w:r>
+        <w:t xml:space="preserve"> </w:t>
+      </w:r>
+      <w:r>
+        <w:t xml:space="preserve">against a non-parametric ensemble (Random Forest Regression) (Breiman 2001) predicting</w:t>
       </w:r>
       <w:r>
         <w:t xml:space="preserve"> </w:t>
@@ -1676,13 +1654,109 @@
         <w:t xml:space="preserve"> </w:t>
       </w:r>
       <w:r>
-        <w:t xml:space="preserve">unstratified Random 80/20 split and a chronological Temporally Structured 80/20 split</w:t>
-      </w:r>
-      <w:r>
-        <w:t xml:space="preserve"> </w:t>
-      </w:r>
-      <w:r>
-        <w:t xml:space="preserve">[@hyndman2018forecasting]</w:t>
+        <w:t xml:space="preserve">unstratified Random 80/20 split and a chronological Temporally Structured 80/20 split (Hyndman and Athanasopoulos, 2014).</w:t>
+      </w:r>
+    </w:p>
+    <w:p>
+      <w:pPr>
+        <w:pStyle w:val="BodyText"/>
+      </w:pPr>
+      <w:r>
+        <w:t xml:space="preserve">A — Align: Are the Model Conditions Comparable?</w:t>
+      </w:r>
+    </w:p>
+    <w:p>
+      <w:pPr>
+        <w:pStyle w:val="BodyText"/>
+      </w:pPr>
+      <w:r>
+        <w:t xml:space="preserve">Feature space, preprocessing transformations,</w:t>
+      </w:r>
+      <w:r>
+        <w:t xml:space="preserve"> </w:t>
+      </w:r>
+      <w:r>
+        <w:t xml:space="preserve">target leakage exclusions, and error metrics (RMSE, MAE) remain identical across both conditions. The sole variable</w:t>
+      </w:r>
+      <w:r>
+        <w:t xml:space="preserve"> </w:t>
+      </w:r>
+      <w:r>
+        <w:t xml:space="preserve">manipulated is the sample partitioning protocol.</w:t>
+      </w:r>
+    </w:p>
+    <w:p>
+      <w:pPr>
+        <w:pStyle w:val="BodyText"/>
+      </w:pPr>
+      <w:r>
+        <w:t xml:space="preserve">I — Inspect: What Do RMSE and MAE Show?</w:t>
+      </w:r>
+    </w:p>
+    <w:p>
+      <w:pPr>
+        <w:pStyle w:val="BodyText"/>
+      </w:pPr>
+      <w:r>
+        <w:t xml:space="preserve">Under Random Evaluation, error metrics are substantially lower because the model interpolates between adjacent hours.</w:t>
+      </w:r>
+      <w:r>
+        <w:t xml:space="preserve"> </w:t>
+      </w:r>
+      <w:r>
+        <w:t xml:space="preserve">Under Temporally Structured Evaluation, error values increase markedly across both candidate architectures as models</w:t>
+      </w:r>
+      <w:r>
+        <w:t xml:space="preserve"> </w:t>
+      </w:r>
+      <w:r>
+        <w:t xml:space="preserve">are forced to extrapolate into the unobserved future.</w:t>
+      </w:r>
+    </w:p>
+    <w:p>
+      <w:pPr>
+        <w:pStyle w:val="BodyText"/>
+      </w:pPr>
+      <w:r>
+        <w:t xml:space="preserve">R — Review: Does the Conclusion Change?</w:t>
+      </w:r>
+    </w:p>
+    <w:p>
+      <w:pPr>
+        <w:pStyle w:val="BodyText"/>
+      </w:pPr>
+      <w:r>
+        <w:t xml:space="preserve">Model Ranking: Unchanged. Random Forest maintains Rank 1 across both regimes due to interaction-modeling capacity.</w:t>
+      </w:r>
+    </w:p>
+    <w:p>
+      <w:pPr>
+        <w:pStyle w:val="BodyText"/>
+      </w:pPr>
+      <w:r>
+        <w:t xml:space="preserve">Estimated Predictive Performance: Radically altered. Relying on random evaluation misrepresents real-world forecast accuracy and produces overly optimistic operational error expectations.</w:t>
+      </w:r>
+    </w:p>
+    <w:p>
+      <w:pPr>
+        <w:pStyle w:val="BodyText"/>
+      </w:pPr>
+      <w:r>
+        <w:t xml:space="preserve"># Methodological Diagnosis &amp; Verdict</w:t>
+      </w:r>
+    </w:p>
+    <w:p>
+      <w:pPr>
+        <w:pStyle w:val="BodyText"/>
+      </w:pPr>
+      <w:r>
+        <w:t xml:space="preserve">Autocorrelation Leakage: Random train/test splits violate independence assumptions on time-series datasets by placing points immediately preceding and following test instances into the training partition</w:t>
+      </w:r>
+      <w:r>
+        <w:t xml:space="preserve"> </w:t>
+      </w:r>
+      <w:r>
+        <w:t xml:space="preserve">[@hyndman2018forecasting; @hastie2009elements]</w:t>
       </w:r>
       <w:r>
         <w:t xml:space="preserve">.</w:t>
@@ -1693,111 +1767,6 @@
         <w:pStyle w:val="BodyText"/>
       </w:pPr>
       <w:r>
-        <w:t xml:space="preserve">A — Align: Are the Model Conditions Comparable?</w:t>
-      </w:r>
-    </w:p>
-    <w:p>
-      <w:pPr>
-        <w:pStyle w:val="BodyText"/>
-      </w:pPr>
-      <w:r>
-        <w:t xml:space="preserve">Feature space, preprocessing transformations,</w:t>
-      </w:r>
-      <w:r>
-        <w:t xml:space="preserve"> </w:t>
-      </w:r>
-      <w:r>
-        <w:t xml:space="preserve">target leakage exclusions, and error metrics (RMSE, MAE) remain identical across both conditions. The sole variable</w:t>
-      </w:r>
-      <w:r>
-        <w:t xml:space="preserve"> </w:t>
-      </w:r>
-      <w:r>
-        <w:t xml:space="preserve">manipulated is the sample partitioning protocol.</w:t>
-      </w:r>
-    </w:p>
-    <w:p>
-      <w:pPr>
-        <w:pStyle w:val="BodyText"/>
-      </w:pPr>
-      <w:r>
-        <w:t xml:space="preserve">I — Inspect: What Do RMSE and MAE Show?</w:t>
-      </w:r>
-    </w:p>
-    <w:p>
-      <w:pPr>
-        <w:pStyle w:val="BodyText"/>
-      </w:pPr>
-      <w:r>
-        <w:t xml:space="preserve">Under Random Evaluation, error metrics are substantially lower because the model interpolates between adjacent hours.</w:t>
-      </w:r>
-      <w:r>
-        <w:t xml:space="preserve"> </w:t>
-      </w:r>
-      <w:r>
-        <w:t xml:space="preserve">Under Temporally Structured Evaluation, error values increase markedly across both candidate architectures as models</w:t>
-      </w:r>
-      <w:r>
-        <w:t xml:space="preserve"> </w:t>
-      </w:r>
-      <w:r>
-        <w:t xml:space="preserve">are forced to extrapolate into the unobserved future.</w:t>
-      </w:r>
-    </w:p>
-    <w:p>
-      <w:pPr>
-        <w:pStyle w:val="BodyText"/>
-      </w:pPr>
-      <w:r>
-        <w:t xml:space="preserve">R — Review: Does the Conclusion Change?</w:t>
-      </w:r>
-    </w:p>
-    <w:p>
-      <w:pPr>
-        <w:pStyle w:val="BodyText"/>
-      </w:pPr>
-      <w:r>
-        <w:t xml:space="preserve">Model Ranking: Unchanged. Random Forest maintains Rank 1 across both regimes due to interaction-modeling capacity.</w:t>
-      </w:r>
-    </w:p>
-    <w:p>
-      <w:pPr>
-        <w:pStyle w:val="BodyText"/>
-      </w:pPr>
-      <w:r>
-        <w:t xml:space="preserve">Estimated Predictive Performance: Radically altered. Relying on random evaluation misrepresents real-world forecast accuracy and produces overly optimistic operational error expectations.</w:t>
-      </w:r>
-    </w:p>
-    <w:p>
-      <w:pPr>
-        <w:pStyle w:val="BodyText"/>
-      </w:pPr>
-      <w:r>
-        <w:t xml:space="preserve">Methodological Diagnosis &amp; Verdict</w:t>
-      </w:r>
-    </w:p>
-    <w:p>
-      <w:pPr>
-        <w:pStyle w:val="BodyText"/>
-      </w:pPr>
-      <w:r>
-        <w:t xml:space="preserve">Autocorrelation Leakage: Random train/test splits violate independence assumptions on time-series datasets by placing points immediately preceding and following test instances into the training partition</w:t>
-      </w:r>
-      <w:r>
-        <w:t xml:space="preserve"> </w:t>
-      </w:r>
-      <w:r>
-        <w:t xml:space="preserve">[@hyndman2018forecasting; @hastie2009elements]</w:t>
-      </w:r>
-      <w:r>
-        <w:t xml:space="preserve">.</w:t>
-      </w:r>
-    </w:p>
-    <w:p>
-      <w:pPr>
-        <w:pStyle w:val="BodyText"/>
-      </w:pPr>
-      <w:r>
         <w:t xml:space="preserve">Ranking vs. Performance: Preserving model rank does not validate an evaluation design; capacity planning requires accurate error magnitudes, which random splits fail to deliver.</w:t>
       </w:r>
     </w:p>
@@ -1806,7 +1775,7 @@
         <w:pStyle w:val="BodyText"/>
       </w:pPr>
       <w:r>
-        <w:t xml:space="preserve">Permissible vs. Non-Permissible Claims</w:t>
+        <w:t xml:space="preserve"># Permissible vs. Non-Permissible Claims</w:t>
       </w:r>
     </w:p>
     <w:p>
@@ -1830,7 +1799,7 @@
         <w:pStyle w:val="BodyText"/>
       </w:pPr>
       <w:r>
-        <w:t xml:space="preserve">Replication Verdict</w:t>
+        <w:t xml:space="preserve"># Replication Verdict</w:t>
       </w:r>
     </w:p>
     <w:p>
@@ -1854,25 +1823,21 @@
         <w:pStyle w:val="BodyText"/>
       </w:pPr>
       <w:r>
-        <w:t xml:space="preserve">Extension</w:t>
-      </w:r>
-    </w:p>
-    <w:p>
-      <w:pPr>
-        <w:pStyle w:val="BodyText"/>
-      </w:pPr>
-      <w:r>
-        <w:t xml:space="preserve">Implement a 5-fold walk-forward rolling-window time-series cross-validation</w:t>
-      </w:r>
-      <w:r>
-        <w:t xml:space="preserve"> </w:t>
-      </w:r>
-      <w:r>
-        <w:t xml:space="preserve">[@hyndman2018forecasting; @bergmeir2012use]</w:t>
-      </w:r>
-      <w:r>
-        <w:t xml:space="preserve"> </w:t>
-      </w:r>
+        <w:t xml:space="preserve"># Extension</w:t>
+      </w:r>
+    </w:p>
+    <w:p>
+      <w:pPr>
+        <w:pStyle w:val="BodyText"/>
+      </w:pPr>
+      <w:r>
+        <w:t xml:space="preserve">Implement a 5-fold walk-forward rolling-window time-series cross-validation (Hyndman and Athanasopoulos, 2014; Bergmeir and Benítez, 2012)</w:t>
+      </w:r>
+    </w:p>
+    <w:p>
+      <w:pPr>
+        <w:pStyle w:val="BodyText"/>
+      </w:pPr>
       <w:r>
         <w:t xml:space="preserve">to assess stability across all seasonal transitions rather than relying on a single static holdout partition.</w:t>
       </w:r>
@@ -1882,31 +1847,31 @@
         <w:pStyle w:val="BodyText"/>
       </w:pPr>
       <w:r>
-        <w:t xml:space="preserve">References</w:t>
-      </w:r>
-    </w:p>
-    <w:p>
-      <w:pPr>
-        <w:pStyle w:val="BodyText"/>
-      </w:pPr>
-      <w:r>
-        <w:t xml:space="preserve">Bergmeir, C., &amp; Benítez, J. M. (2012). On the use of cross-validation for time series predictor evaluation. Information Sciences, 191, 192–213.</w:t>
-      </w:r>
-    </w:p>
-    <w:p>
-      <w:pPr>
-        <w:pStyle w:val="BodyText"/>
-      </w:pPr>
-      <w:r>
-        <w:t xml:space="preserve">Breiman, L. (2001). Random forests. Machine Learning, 45(1), 5–32.</w:t>
-      </w:r>
-    </w:p>
-    <w:p>
-      <w:pPr>
-        <w:pStyle w:val="BodyText"/>
-      </w:pPr>
-      <w:r>
-        <w:t xml:space="preserve">Fanaee-T, H., &amp; Gama, J. (2014). Event labeling combining ensemble detectors and background knowledge. Progress in Artificial Intelligence, 2(2–3), 113–127.</w:t>
+        <w:t xml:space="preserve"># References</w:t>
+      </w:r>
+    </w:p>
+    <w:p>
+      <w:pPr>
+        <w:pStyle w:val="BodyText"/>
+      </w:pPr>
+      <w:r>
+        <w:t xml:space="preserve">Bergmeir, C., &amp; Benítez, J. M. (2012). On the use of cross-validation for time series predictor evaluation. Information Sciences, 191, 192-213.es, 191, 192-213.</w:t>
+      </w:r>
+    </w:p>
+    <w:p>
+      <w:pPr>
+        <w:pStyle w:val="BodyText"/>
+      </w:pPr>
+      <w:r>
+        <w:t xml:space="preserve">Breiman, L. (2001). Random forests. Machine learning, 45(1), 5-32.</w:t>
+      </w:r>
+    </w:p>
+    <w:p>
+      <w:pPr>
+        <w:pStyle w:val="BodyText"/>
+      </w:pPr>
+      <w:r>
+        <w:t xml:space="preserve">Fanaee-T, H., &amp; Gama, J. (2014). Event labeling combining ensemble detectors and background knowledge. Progress in Artificial Intelligence, 2(2), 113-127.</w:t>
       </w:r>
     </w:p>
     <w:p>
@@ -1922,18 +1887,18 @@
         <w:pStyle w:val="BodyText"/>
       </w:pPr>
       <w:r>
-        <w:t xml:space="preserve">Hoerl, A. E., &amp; Kennard, R. W. (1970). Ridge regression: Biased estimation for nonorthogonal problems. Technometrics, 12(1), 55–67.</w:t>
-      </w:r>
-    </w:p>
-    <w:p>
-      <w:pPr>
-        <w:pStyle w:val="BodyText"/>
-      </w:pPr>
-      <w:r>
-        <w:t xml:space="preserve">Hyndman, R. J., &amp; Athanasopoulos, G. (2018). Forecasting: Principles and Practice (2nd ed.). OTexts.</w:t>
-      </w:r>
-    </w:p>
-    <w:bookmarkEnd w:id="28"/>
+        <w:t xml:space="preserve">Hoerl, A. E., &amp; Kennard, R. W. (1970). Ridge regression: Biased estimation for nonorthogonal problems. Technometrics, 12(1), 55-67.</w:t>
+      </w:r>
+    </w:p>
+    <w:p>
+      <w:pPr>
+        <w:pStyle w:val="BodyText"/>
+      </w:pPr>
+      <w:r>
+        <w:t xml:space="preserve">Hyndman, R. J., &amp; Athanasopoulos, G. (2014). Forecasting: principles and practice (Vol. 2). Melbourne, Australia: OTexts.</w:t>
+      </w:r>
+    </w:p>
+    <w:bookmarkEnd w:id="29"/>
     <w:sectPr/>
   </w:body>
 </w:document>

--- a/replication-lab.docx
+++ b/replication-lab.docx
@@ -1589,17 +1589,19 @@
         <w:t xml:space="preserve">6. FAIR Model Comparison Audit</w:t>
       </w:r>
     </w:p>
+    <w:bookmarkEnd w:id="29"/>
+    <w:bookmarkStart w:id="30" w:name="frame-what-exactly-is-being-compared"/>
+    <w:p>
+      <w:pPr>
+        <w:pStyle w:val="Heading1"/>
+      </w:pPr>
+      <w:r>
+        <w:t xml:space="preserve">7. — Frame: What Exactly Is Being Compared?</w:t>
+      </w:r>
+    </w:p>
     <w:p>
       <w:pPr>
         <w:pStyle w:val="FirstParagraph"/>
-      </w:pPr>
-      <w:r>
-        <w:t xml:space="preserve">F — Frame: What Exactly Is Being Compared?</w:t>
-      </w:r>
-    </w:p>
-    <w:p>
-      <w:pPr>
-        <w:pStyle w:val="BodyText"/>
       </w:pPr>
       <w:r>
         <w:t xml:space="preserve">The comparison contrasts an</w:t>
@@ -1750,16 +1752,13 @@
         <w:pStyle w:val="BodyText"/>
       </w:pPr>
       <w:r>
-        <w:t xml:space="preserve">Autocorrelation Leakage: Random train/test splits violate independence assumptions on time-series datasets by placing points immediately preceding and following test instances into the training partition</w:t>
-      </w:r>
-      <w:r>
-        <w:t xml:space="preserve"> </w:t>
-      </w:r>
-      <w:r>
-        <w:t xml:space="preserve">[@hyndman2018forecasting; @hastie2009elements]</w:t>
-      </w:r>
-      <w:r>
-        <w:t xml:space="preserve">.</w:t>
+        <w:t xml:space="preserve">Autocorrelation Leakage: Random train/test splits violate independence assumptions on time-series datasets by placing</w:t>
+      </w:r>
+      <w:r>
+        <w:t xml:space="preserve"> </w:t>
+      </w:r>
+      <w:r>
+        <w:t xml:space="preserve">points immediately preceding and following test instances into the training partition (Hyndman and Athanasopoulos, 2014; Hastie et al, 2009).</w:t>
       </w:r>
     </w:p>
     <w:p>
@@ -1898,7 +1897,7 @@
         <w:t xml:space="preserve">Hyndman, R. J., &amp; Athanasopoulos, G. (2014). Forecasting: principles and practice (Vol. 2). Melbourne, Australia: OTexts.</w:t>
       </w:r>
     </w:p>
-    <w:bookmarkEnd w:id="29"/>
+    <w:bookmarkEnd w:id="30"/>
     <w:sectPr/>
   </w:body>
 </w:document>

--- a/replication-lab.docx
+++ b/replication-lab.docx
@@ -1589,19 +1589,17 @@
         <w:t xml:space="preserve">6. FAIR Model Comparison Audit</w:t>
       </w:r>
     </w:p>
-    <w:bookmarkEnd w:id="29"/>
-    <w:bookmarkStart w:id="30" w:name="frame-what-exactly-is-being-compared"/>
-    <w:p>
-      <w:pPr>
-        <w:pStyle w:val="Heading1"/>
-      </w:pPr>
-      <w:r>
-        <w:t xml:space="preserve">7. — Frame: What Exactly Is Being Compared?</w:t>
-      </w:r>
-    </w:p>
     <w:p>
       <w:pPr>
         <w:pStyle w:val="FirstParagraph"/>
+      </w:pPr>
+      <w:r>
+        <w:t xml:space="preserve">F — Frame: What Exactly Is Being Compared?</w:t>
+      </w:r>
+    </w:p>
+    <w:p>
+      <w:pPr>
+        <w:pStyle w:val="BodyText"/>
       </w:pPr>
       <w:r>
         <w:t xml:space="preserve">The comparison contrasts an</w:t>
@@ -1897,7 +1895,7 @@
         <w:t xml:space="preserve">Hyndman, R. J., &amp; Athanasopoulos, G. (2014). Forecasting: principles and practice (Vol. 2). Melbourne, Australia: OTexts.</w:t>
       </w:r>
     </w:p>
-    <w:bookmarkEnd w:id="30"/>
+    <w:bookmarkEnd w:id="29"/>
     <w:sectPr/>
   </w:body>
 </w:document>

--- a/replication-lab.docx
+++ b/replication-lab.docx
@@ -249,7 +249,7 @@
     </w:p>
     <w:bookmarkEnd w:id="22"/>
     <w:bookmarkEnd w:id="23"/>
-    <w:bookmarkStart w:id="25" w:name="reproducible-analytical-pipeline"/>
+    <w:bookmarkStart w:id="24" w:name="reproducible-analytical-pipeline"/>
     <w:p>
       <w:pPr>
         <w:pStyle w:val="Heading1"/>
@@ -450,48 +450,20 @@
         <w:t xml:space="preserve">from sklearn.model_selection import train_test_split</w:t>
       </w:r>
     </w:p>
-    <w:p>
-      <w:pPr>
-        <w:pStyle w:val="BodyText"/>
-      </w:pPr>
-      <w:r>
-        <w:t xml:space="preserve">results_path =</w:t>
-      </w:r>
-      <w:r>
-        <w:t xml:space="preserve"> </w:t>
-      </w:r>
-      <w:r>
-        <w:t xml:space="preserve">“</w:t>
-      </w:r>
-      <w:r>
-        <w:t xml:space="preserve">analysis/lab01_results.csv</w:t>
-      </w:r>
-      <w:r>
-        <w:t xml:space="preserve">”</w:t>
-      </w:r>
-    </w:p>
-    <w:p>
-      <w:pPr>
-        <w:pStyle w:val="BodyText"/>
-      </w:pPr>
-      <w:r>
-        <w:t xml:space="preserve">if os.path.exists(results_path):</w:t>
-      </w:r>
-      <w:r>
-        <w:t xml:space="preserve"> </w:t>
-      </w:r>
-      <w:r>
-        <w:t xml:space="preserve">results_df = pd.read_csv(results_path)</w:t>
-      </w:r>
-      <w:r>
-        <w:t xml:space="preserve"> </w:t>
-      </w:r>
-      <w:r>
-        <w:t xml:space="preserve">else:</w:t>
-      </w:r>
-      <w:r>
-        <w:t xml:space="preserve"> </w:t>
-      </w:r>
+    <w:bookmarkEnd w:id="24"/>
+    <w:bookmarkStart w:id="25" w:name="X569c14365b1de3dc3ba7ba5e1c8d417b3c17fe3"/>
+    <w:p>
+      <w:pPr>
+        <w:pStyle w:val="Heading1"/>
+      </w:pPr>
+      <w:r>
+        <w:t xml:space="preserve">3. 1. Acquire &amp; Load UCI Bike Sharing Hourly Dataset</w:t>
+      </w:r>
+    </w:p>
+    <w:p>
+      <w:pPr>
+        <w:pStyle w:val="FirstParagraph"/>
+      </w:pPr>
       <w:r>
         <w:t xml:space="preserve">url =</w:t>
       </w:r>
@@ -501,14 +473,9 @@
       <w:r>
         <w:t xml:space="preserve">“</w:t>
       </w:r>
-      <w:hyperlink r:id="rId24">
-        <w:r>
-          <w:rPr>
-            <w:rStyle w:val="Hyperlink"/>
-          </w:rPr>
-          <w:t xml:space="preserve">https://archive.ics.uci.edu/static/public/275/bike+sharing+dataset.zip</w:t>
-        </w:r>
-      </w:hyperlink>
+      <w:r>
+        <w:t xml:space="preserve">https://archive.ics.uci.edu/static/public/275/bike+sharing+dataset.zip</w:t>
+      </w:r>
       <w:r>
         <w:t xml:space="preserve">”</w:t>
       </w:r>
@@ -574,6 +541,569 @@
       </w:r>
       <w:r>
         <w:t xml:space="preserve">))</w:t>
+      </w:r>
+    </w:p>
+    <w:bookmarkEnd w:id="25"/>
+    <w:bookmarkStart w:id="26" w:name="X2add1936804a6ea36abeb64481c84c52e364fe9"/>
+    <w:p>
+      <w:pPr>
+        <w:pStyle w:val="Heading1"/>
+      </w:pPr>
+      <w:r>
+        <w:t xml:space="preserve">4. 2. Prevent Data Leakage &amp; Engineer Realistic Temporal Features</w:t>
+      </w:r>
+    </w:p>
+    <w:p>
+      <w:pPr>
+        <w:pStyle w:val="FirstParagraph"/>
+      </w:pPr>
+      <w:r>
+        <w:t xml:space="preserve">df[</w:t>
+      </w:r>
+      <w:r>
+        <w:t xml:space="preserve">“</w:t>
+      </w:r>
+      <w:r>
+        <w:t xml:space="preserve">dteday</w:t>
+      </w:r>
+      <w:r>
+        <w:t xml:space="preserve">”</w:t>
+      </w:r>
+      <w:r>
+        <w:t xml:space="preserve">] = pd.to_datetime(df[</w:t>
+      </w:r>
+      <w:r>
+        <w:t xml:space="preserve">“</w:t>
+      </w:r>
+      <w:r>
+        <w:t xml:space="preserve">dteday</w:t>
+      </w:r>
+      <w:r>
+        <w:t xml:space="preserve">”</w:t>
+      </w:r>
+      <w:r>
+        <w:t xml:space="preserve">])</w:t>
+      </w:r>
+      <w:r>
+        <w:t xml:space="preserve"> </w:t>
+      </w:r>
+      <w:r>
+        <w:t xml:space="preserve">df = df.sort_values([</w:t>
+      </w:r>
+      <w:r>
+        <w:t xml:space="preserve">“</w:t>
+      </w:r>
+      <w:r>
+        <w:t xml:space="preserve">dteday</w:t>
+      </w:r>
+      <w:r>
+        <w:t xml:space="preserve">”</w:t>
+      </w:r>
+      <w:r>
+        <w:t xml:space="preserve">,</w:t>
+      </w:r>
+      <w:r>
+        <w:t xml:space="preserve"> </w:t>
+      </w:r>
+      <w:r>
+        <w:t xml:space="preserve">“</w:t>
+      </w:r>
+      <w:r>
+        <w:t xml:space="preserve">hr</w:t>
+      </w:r>
+      <w:r>
+        <w:t xml:space="preserve">”</w:t>
+      </w:r>
+      <w:r>
+        <w:t xml:space="preserve">]).reset_index(drop=True)</w:t>
+      </w:r>
+    </w:p>
+    <w:bookmarkEnd w:id="26"/>
+    <w:bookmarkStart w:id="27" w:name="X7ec1bca9f49c079364ea0aaeed31812c52d2969"/>
+    <w:p>
+      <w:pPr>
+        <w:pStyle w:val="Heading1"/>
+      </w:pPr>
+      <w:r>
+        <w:t xml:space="preserve">5. Engineer lag features available at prediction time</w:t>
+      </w:r>
+    </w:p>
+    <w:p>
+      <w:pPr>
+        <w:pStyle w:val="FirstParagraph"/>
+      </w:pPr>
+      <w:r>
+        <w:t xml:space="preserve">df[</w:t>
+      </w:r>
+      <w:r>
+        <w:t xml:space="preserve">“</w:t>
+      </w:r>
+      <w:r>
+        <w:t xml:space="preserve">cnt_lag_24h</w:t>
+      </w:r>
+      <w:r>
+        <w:t xml:space="preserve">”</w:t>
+      </w:r>
+      <w:r>
+        <w:t xml:space="preserve">] = df[</w:t>
+      </w:r>
+      <w:r>
+        <w:t xml:space="preserve">“</w:t>
+      </w:r>
+      <w:r>
+        <w:t xml:space="preserve">cnt</w:t>
+      </w:r>
+      <w:r>
+        <w:t xml:space="preserve">”</w:t>
+      </w:r>
+      <w:r>
+        <w:t xml:space="preserve">].shift(24)</w:t>
+      </w:r>
+      <w:r>
+        <w:t xml:space="preserve"> </w:t>
+      </w:r>
+      <w:r>
+        <w:t xml:space="preserve">df[</w:t>
+      </w:r>
+      <w:r>
+        <w:t xml:space="preserve">“</w:t>
+      </w:r>
+      <w:r>
+        <w:t xml:space="preserve">cnt_lag_48h</w:t>
+      </w:r>
+      <w:r>
+        <w:t xml:space="preserve">”</w:t>
+      </w:r>
+      <w:r>
+        <w:t xml:space="preserve">] = df[</w:t>
+      </w:r>
+      <w:r>
+        <w:t xml:space="preserve">“</w:t>
+      </w:r>
+      <w:r>
+        <w:t xml:space="preserve">cnt</w:t>
+      </w:r>
+      <w:r>
+        <w:t xml:space="preserve">”</w:t>
+      </w:r>
+      <w:r>
+        <w:t xml:space="preserve">].shift(48)</w:t>
+      </w:r>
+      <w:r>
+        <w:t xml:space="preserve"> </w:t>
+      </w:r>
+      <w:r>
+        <w:t xml:space="preserve">df = df.dropna().reset_index(drop=True)</w:t>
+      </w:r>
+    </w:p>
+    <w:p>
+      <w:pPr>
+        <w:pStyle w:val="BodyText"/>
+      </w:pPr>
+      <w:r>
+        <w:t xml:space="preserve">target =</w:t>
+      </w:r>
+      <w:r>
+        <w:t xml:space="preserve"> </w:t>
+      </w:r>
+      <w:r>
+        <w:t xml:space="preserve">“</w:t>
+      </w:r>
+      <w:r>
+        <w:t xml:space="preserve">cnt</w:t>
+      </w:r>
+      <w:r>
+        <w:t xml:space="preserve">”</w:t>
+      </w:r>
+      <w:r>
+        <w:t xml:space="preserve"> </w:t>
+      </w:r>
+      <w:r>
+        <w:t xml:space="preserve">leakage_and_id_cols = [</w:t>
+      </w:r>
+      <w:r>
+        <w:t xml:space="preserve">“</w:t>
+      </w:r>
+      <w:r>
+        <w:t xml:space="preserve">instant</w:t>
+      </w:r>
+      <w:r>
+        <w:t xml:space="preserve">”</w:t>
+      </w:r>
+      <w:r>
+        <w:t xml:space="preserve">,</w:t>
+      </w:r>
+      <w:r>
+        <w:t xml:space="preserve"> </w:t>
+      </w:r>
+      <w:r>
+        <w:t xml:space="preserve">“</w:t>
+      </w:r>
+      <w:r>
+        <w:t xml:space="preserve">dteday</w:t>
+      </w:r>
+      <w:r>
+        <w:t xml:space="preserve">”</w:t>
+      </w:r>
+      <w:r>
+        <w:t xml:space="preserve">,</w:t>
+      </w:r>
+      <w:r>
+        <w:t xml:space="preserve"> </w:t>
+      </w:r>
+      <w:r>
+        <w:t xml:space="preserve">“</w:t>
+      </w:r>
+      <w:r>
+        <w:t xml:space="preserve">casual</w:t>
+      </w:r>
+      <w:r>
+        <w:t xml:space="preserve">”</w:t>
+      </w:r>
+      <w:r>
+        <w:t xml:space="preserve">,</w:t>
+      </w:r>
+      <w:r>
+        <w:t xml:space="preserve"> </w:t>
+      </w:r>
+      <w:r>
+        <w:t xml:space="preserve">“</w:t>
+      </w:r>
+      <w:r>
+        <w:t xml:space="preserve">registered</w:t>
+      </w:r>
+      <w:r>
+        <w:t xml:space="preserve">”</w:t>
+      </w:r>
+      <w:r>
+        <w:t xml:space="preserve">, target]</w:t>
+      </w:r>
+      <w:r>
+        <w:t xml:space="preserve"> </w:t>
+      </w:r>
+      <w:r>
+        <w:t xml:space="preserve">feature_cols = [col for col in df.columns if col not in leakage_and_id_cols]</w:t>
+      </w:r>
+    </w:p>
+    <w:p>
+      <w:pPr>
+        <w:pStyle w:val="BodyText"/>
+      </w:pPr>
+      <w:r>
+        <w:t xml:space="preserve">categorical_features = [</w:t>
+      </w:r>
+      <w:r>
+        <w:t xml:space="preserve">“</w:t>
+      </w:r>
+      <w:r>
+        <w:t xml:space="preserve">season</w:t>
+      </w:r>
+      <w:r>
+        <w:t xml:space="preserve">”</w:t>
+      </w:r>
+      <w:r>
+        <w:t xml:space="preserve">,</w:t>
+      </w:r>
+      <w:r>
+        <w:t xml:space="preserve"> </w:t>
+      </w:r>
+      <w:r>
+        <w:t xml:space="preserve">“</w:t>
+      </w:r>
+      <w:r>
+        <w:t xml:space="preserve">yr</w:t>
+      </w:r>
+      <w:r>
+        <w:t xml:space="preserve">”</w:t>
+      </w:r>
+      <w:r>
+        <w:t xml:space="preserve">,</w:t>
+      </w:r>
+      <w:r>
+        <w:t xml:space="preserve"> </w:t>
+      </w:r>
+      <w:r>
+        <w:t xml:space="preserve">“</w:t>
+      </w:r>
+      <w:r>
+        <w:t xml:space="preserve">mnth</w:t>
+      </w:r>
+      <w:r>
+        <w:t xml:space="preserve">”</w:t>
+      </w:r>
+      <w:r>
+        <w:t xml:space="preserve">,</w:t>
+      </w:r>
+      <w:r>
+        <w:t xml:space="preserve"> </w:t>
+      </w:r>
+      <w:r>
+        <w:t xml:space="preserve">“</w:t>
+      </w:r>
+      <w:r>
+        <w:t xml:space="preserve">hr</w:t>
+      </w:r>
+      <w:r>
+        <w:t xml:space="preserve">”</w:t>
+      </w:r>
+      <w:r>
+        <w:t xml:space="preserve">,</w:t>
+      </w:r>
+      <w:r>
+        <w:t xml:space="preserve"> </w:t>
+      </w:r>
+      <w:r>
+        <w:t xml:space="preserve">“</w:t>
+      </w:r>
+      <w:r>
+        <w:t xml:space="preserve">weekday</w:t>
+      </w:r>
+      <w:r>
+        <w:t xml:space="preserve">”</w:t>
+      </w:r>
+      <w:r>
+        <w:t xml:space="preserve">,</w:t>
+      </w:r>
+      <w:r>
+        <w:t xml:space="preserve"> </w:t>
+      </w:r>
+      <w:r>
+        <w:t xml:space="preserve">“</w:t>
+      </w:r>
+      <w:r>
+        <w:t xml:space="preserve">weathersit</w:t>
+      </w:r>
+      <w:r>
+        <w:t xml:space="preserve">”</w:t>
+      </w:r>
+      <w:r>
+        <w:t xml:space="preserve">]</w:t>
+      </w:r>
+      <w:r>
+        <w:t xml:space="preserve"> </w:t>
+      </w:r>
+      <w:r>
+        <w:t xml:space="preserve">numeric_features = [col for col in feature_cols if col not in categorical_features]</w:t>
+      </w:r>
+    </w:p>
+    <w:p>
+      <w:pPr>
+        <w:pStyle w:val="BodyText"/>
+      </w:pPr>
+      <w:r>
+        <w:t xml:space="preserve">X = df[feature_cols]</w:t>
+      </w:r>
+      <w:r>
+        <w:t xml:space="preserve"> </w:t>
+      </w:r>
+      <w:r>
+        <w:t xml:space="preserve">y = df[target]</w:t>
+      </w:r>
+    </w:p>
+    <w:p>
+      <w:pPr>
+        <w:pStyle w:val="BodyText"/>
+      </w:pPr>
+      <w:r>
+        <w:t xml:space="preserve">preprocessor = ColumnTransformer(</w:t>
+      </w:r>
+      <w:r>
+        <w:t xml:space="preserve"> </w:t>
+      </w:r>
+      <w:r>
+        <w:t xml:space="preserve">transformers=[</w:t>
+      </w:r>
+      <w:r>
+        <w:t xml:space="preserve"> </w:t>
+      </w:r>
+      <w:r>
+        <w:t xml:space="preserve">(</w:t>
+      </w:r>
+      <w:r>
+        <w:t xml:space="preserve">“</w:t>
+      </w:r>
+      <w:r>
+        <w:t xml:space="preserve">num</w:t>
+      </w:r>
+      <w:r>
+        <w:t xml:space="preserve">”</w:t>
+      </w:r>
+      <w:r>
+        <w:t xml:space="preserve">, StandardScaler(), numeric_features),</w:t>
+      </w:r>
+      <w:r>
+        <w:t xml:space="preserve"> </w:t>
+      </w:r>
+      <w:r>
+        <w:t xml:space="preserve">(</w:t>
+      </w:r>
+      <w:r>
+        <w:t xml:space="preserve">“</w:t>
+      </w:r>
+      <w:r>
+        <w:t xml:space="preserve">cat</w:t>
+      </w:r>
+      <w:r>
+        <w:t xml:space="preserve">”</w:t>
+      </w:r>
+      <w:r>
+        <w:t xml:space="preserve">, OneHotEncoder(handle_unknown=</w:t>
+      </w:r>
+      <w:r>
+        <w:t xml:space="preserve">“</w:t>
+      </w:r>
+      <w:r>
+        <w:t xml:space="preserve">ignore</w:t>
+      </w:r>
+      <w:r>
+        <w:t xml:space="preserve">”</w:t>
+      </w:r>
+      <w:r>
+        <w:t xml:space="preserve">, sparse_output=False), categorical_features),</w:t>
+      </w:r>
+      <w:r>
+        <w:t xml:space="preserve"> </w:t>
+      </w:r>
+      <w:r>
+        <w:t xml:space="preserve">]</w:t>
+      </w:r>
+      <w:r>
+        <w:t xml:space="preserve"> </w:t>
+      </w:r>
+      <w:r>
+        <w:t xml:space="preserve">)</w:t>
+      </w:r>
+    </w:p>
+    <w:p>
+      <w:pPr>
+        <w:pStyle w:val="BodyText"/>
+      </w:pPr>
+      <w:r>
+        <w:t xml:space="preserve">models = {</w:t>
+      </w:r>
+      <w:r>
+        <w:t xml:space="preserve"> </w:t>
+      </w:r>
+      <w:r>
+        <w:t xml:space="preserve">“</w:t>
+      </w:r>
+      <w:r>
+        <w:t xml:space="preserve">Ridge Regression</w:t>
+      </w:r>
+      <w:r>
+        <w:t xml:space="preserve">”</w:t>
+      </w:r>
+      <w:r>
+        <w:t xml:space="preserve">: Ridge(alpha=1.0),</w:t>
+      </w:r>
+      <w:r>
+        <w:t xml:space="preserve"> </w:t>
+      </w:r>
+      <w:r>
+        <w:t xml:space="preserve">“</w:t>
+      </w:r>
+      <w:r>
+        <w:t xml:space="preserve">Random Forest Regressor</w:t>
+      </w:r>
+      <w:r>
+        <w:t xml:space="preserve">”</w:t>
+      </w:r>
+      <w:r>
+        <w:t xml:space="preserve">: RandomForestRegressor(n_estimators=100, random_state=42, n_jobs=-1),</w:t>
+      </w:r>
+      <w:r>
+        <w:t xml:space="preserve"> </w:t>
+      </w:r>
+      <w:r>
+        <w:t xml:space="preserve">}</w:t>
+      </w:r>
+    </w:p>
+    <w:p>
+      <w:pPr>
+        <w:pStyle w:val="BodyText"/>
+      </w:pPr>
+      <w:r>
+        <w:t xml:space="preserve">results = []</w:t>
+      </w:r>
+    </w:p>
+    <w:bookmarkEnd w:id="27"/>
+    <w:bookmarkStart w:id="28" w:name="X38e6731b0e2fbfee8d03090e69e0213c48c96f4"/>
+    <w:p>
+      <w:pPr>
+        <w:pStyle w:val="Heading1"/>
+      </w:pPr>
+      <w:r>
+        <w:t xml:space="preserve">6. Evaluation Design 1: Temporally Structured Evaluation (Earliest 80% train, latest 20% test)</w:t>
+      </w:r>
+    </w:p>
+    <w:p>
+      <w:pPr>
+        <w:pStyle w:val="FirstParagraph"/>
+      </w:pPr>
+      <w:r>
+        <w:t xml:space="preserve">split_idx = int(len(df) * 0.8)</w:t>
+      </w:r>
+      <w:r>
+        <w:t xml:space="preserve"> </w:t>
+      </w:r>
+      <w:r>
+        <w:t xml:space="preserve">X_train_temp, X_test_temp = X.iloc[:split_idx], X.iloc[split_idx:]</w:t>
+      </w:r>
+      <w:r>
+        <w:t xml:space="preserve"> </w:t>
+      </w:r>
+      <w:r>
+        <w:t xml:space="preserve">y_train_temp, y_test_temp = y.iloc[:split_idx], y.iloc[split_idx:]</w:t>
+      </w:r>
+    </w:p>
+    <w:p>
+      <w:pPr>
+        <w:pStyle w:val="BodyText"/>
+      </w:pPr>
+      <w:r>
+        <w:t xml:space="preserve">for name, model in models.items():</w:t>
+      </w:r>
+      <w:r>
+        <w:t xml:space="preserve"> </w:t>
+      </w:r>
+      <w:r>
+        <w:t xml:space="preserve">pipeline = Pipeline(steps=[(</w:t>
+      </w:r>
+      <w:r>
+        <w:t xml:space="preserve">“</w:t>
+      </w:r>
+      <w:r>
+        <w:t xml:space="preserve">preprocessor</w:t>
+      </w:r>
+      <w:r>
+        <w:t xml:space="preserve">”</w:t>
+      </w:r>
+      <w:r>
+        <w:t xml:space="preserve">, preprocessor), (</w:t>
+      </w:r>
+      <w:r>
+        <w:t xml:space="preserve">“</w:t>
+      </w:r>
+      <w:r>
+        <w:t xml:space="preserve">regressor</w:t>
+      </w:r>
+      <w:r>
+        <w:t xml:space="preserve">”</w:t>
+      </w:r>
+      <w:r>
+        <w:t xml:space="preserve">, model)])</w:t>
+      </w:r>
+      <w:r>
+        <w:t xml:space="preserve"> </w:t>
+      </w:r>
+      <w:r>
+        <w:t xml:space="preserve">pipeline.fit(X_train_temp, y_train_temp)</w:t>
+      </w:r>
+      <w:r>
+        <w:t xml:space="preserve"> </w:t>
+      </w:r>
+      <w:r>
+        <w:t xml:space="preserve">y_pred = np.clip(pipeline.predict(X_test_temp), a_min=0, a_max=None)</w:t>
       </w:r>
     </w:p>
     <w:p>
@@ -584,7 +1114,7 @@
         <w:rPr>
           <w:rStyle w:val="VerbatimChar"/>
         </w:rPr>
-        <w:t xml:space="preserve">df["dteday"] = pd.to_datetime(df["dteday"])</w:t>
+        <w:t xml:space="preserve">results.append({</w:t>
       </w:r>
       <w:r>
         <w:br/>
@@ -593,7 +1123,7 @@
         <w:rPr>
           <w:rStyle w:val="VerbatimChar"/>
         </w:rPr>
-        <w:t xml:space="preserve">df = df.sort_values(["dteday", "hr"]).reset_index(drop=True)</w:t>
+        <w:t xml:space="preserve">    "evaluation_design": "Temporally Structured",</w:t>
       </w:r>
       <w:r>
         <w:br/>
@@ -602,7 +1132,7 @@
         <w:rPr>
           <w:rStyle w:val="VerbatimChar"/>
         </w:rPr>
-        <w:t xml:space="preserve">df["cnt_lag_24h"] = df["cnt"].shift(24)</w:t>
+        <w:t xml:space="preserve">    "model": name,</w:t>
       </w:r>
       <w:r>
         <w:br/>
@@ -611,7 +1141,7 @@
         <w:rPr>
           <w:rStyle w:val="VerbatimChar"/>
         </w:rPr>
-        <w:t xml:space="preserve">df["cnt_lag_48h"] = df["cnt"].shift(48)</w:t>
+        <w:t xml:space="preserve">    "rmse": np.sqrt(mean_squared_error(y_test_temp, y_pred)),</w:t>
       </w:r>
       <w:r>
         <w:br/>
@@ -620,10 +1150,7 @@
         <w:rPr>
           <w:rStyle w:val="VerbatimChar"/>
         </w:rPr>
-        <w:t xml:space="preserve">df = df.dropna().reset_index(drop=True)</w:t>
-      </w:r>
-      <w:r>
-        <w:br/>
+        <w:t xml:space="preserve">    "mae": mean_absolute_error(y_test_temp, y_pred)</w:t>
       </w:r>
       <w:r>
         <w:br/>
@@ -632,16 +1159,98 @@
         <w:rPr>
           <w:rStyle w:val="VerbatimChar"/>
         </w:rPr>
-        <w:t xml:space="preserve">target = "cnt"</w:t>
-      </w:r>
-      <w:r>
-        <w:br/>
-      </w:r>
+        <w:t xml:space="preserve">})</w:t>
+      </w:r>
+    </w:p>
+    <w:bookmarkEnd w:id="28"/>
+    <w:bookmarkStart w:id="29" w:name="X4fa9b9e4026067afee71c86ead2ef066ba78461"/>
+    <w:p>
+      <w:pPr>
+        <w:pStyle w:val="Heading1"/>
+      </w:pPr>
+      <w:r>
+        <w:t xml:space="preserve">7. Evaluation Design 2: Random Evaluation (80% train, 20% test without temporal order)</w:t>
+      </w:r>
+    </w:p>
+    <w:p>
+      <w:pPr>
+        <w:pStyle w:val="FirstParagraph"/>
+      </w:pPr>
+      <w:r>
+        <w:t xml:space="preserve">X_train_rand, X_test_rand, y_train_rand, y_test_rand = train_test_split(</w:t>
+      </w:r>
+      <w:r>
+        <w:t xml:space="preserve"> </w:t>
+      </w:r>
+      <w:r>
+        <w:t xml:space="preserve">X, y, test_size=0.2, random_state=42</w:t>
+      </w:r>
+      <w:r>
+        <w:t xml:space="preserve"> </w:t>
+      </w:r>
+      <w:r>
+        <w:t xml:space="preserve">)</w:t>
+      </w:r>
+    </w:p>
+    <w:p>
+      <w:pPr>
+        <w:pStyle w:val="BodyText"/>
+      </w:pPr>
+      <w:r>
+        <w:t xml:space="preserve">for name, model in models.items():</w:t>
+      </w:r>
+      <w:r>
+        <w:t xml:space="preserve"> </w:t>
+      </w:r>
+      <w:r>
+        <w:t xml:space="preserve">pipeline = Pipeline(steps=[(</w:t>
+      </w:r>
+      <w:r>
+        <w:t xml:space="preserve">“</w:t>
+      </w:r>
+      <w:r>
+        <w:t xml:space="preserve">preprocessor</w:t>
+      </w:r>
+      <w:r>
+        <w:t xml:space="preserve">”</w:t>
+      </w:r>
+      <w:r>
+        <w:t xml:space="preserve">, preprocessor), (</w:t>
+      </w:r>
+      <w:r>
+        <w:t xml:space="preserve">“</w:t>
+      </w:r>
+      <w:r>
+        <w:t xml:space="preserve">regressor</w:t>
+      </w:r>
+      <w:r>
+        <w:t xml:space="preserve">”</w:t>
+      </w:r>
+      <w:r>
+        <w:t xml:space="preserve">, model)])</w:t>
+      </w:r>
+      <w:r>
+        <w:t xml:space="preserve"> </w:t>
+      </w:r>
+      <w:r>
+        <w:t xml:space="preserve">pipeline.fit(X_train_rand, y_train_rand)</w:t>
+      </w:r>
+      <w:r>
+        <w:t xml:space="preserve"> </w:t>
+      </w:r>
+      <w:r>
+        <w:t xml:space="preserve">y_pred = np.clip(pipeline.predict(X_test_rand), a_min=0, a_max=None)</w:t>
+      </w:r>
+    </w:p>
+    <w:p>
+      <w:pPr>
+        <w:pStyle w:val="SourceCode"/>
+      </w:pPr>
       <w:r>
         <w:rPr>
           <w:rStyle w:val="VerbatimChar"/>
         </w:rPr>
-        <w:t xml:space="preserve">leakage_cols = ["instant", "dteday", "casual", "registered", target]</w:t>
+        <w:t xml:space="preserve">results.append({</w:t>
       </w:r>
       <w:r>
         <w:br/>
@@ -650,10 +1259,7 @@
         <w:rPr>
           <w:rStyle w:val="VerbatimChar"/>
         </w:rPr>
-        <w:t xml:space="preserve">feature_cols = [c for c in df.columns if c not in leakage_cols]</w:t>
-      </w:r>
-      <w:r>
-        <w:br/>
+        <w:t xml:space="preserve">    "evaluation_design": "Random Split",</w:t>
       </w:r>
       <w:r>
         <w:br/>
@@ -662,7 +1268,7 @@
         <w:rPr>
           <w:rStyle w:val="VerbatimChar"/>
         </w:rPr>
-        <w:t xml:space="preserve">categorical_features = ["season", "yr", "mnth", "hr", "weekday", "weathersit"]</w:t>
+        <w:t xml:space="preserve">    "model": name,</w:t>
       </w:r>
       <w:r>
         <w:br/>
@@ -671,10 +1277,7 @@
         <w:rPr>
           <w:rStyle w:val="VerbatimChar"/>
         </w:rPr>
-        <w:t xml:space="preserve">numeric_features = [c for c in feature_cols if c not in categorical_features]</w:t>
-      </w:r>
-      <w:r>
-        <w:br/>
+        <w:t xml:space="preserve">    "rmse": np.sqrt(mean_squared_error(y_test_rand, y_pred)),</w:t>
       </w:r>
       <w:r>
         <w:br/>
@@ -683,7 +1286,7 @@
         <w:rPr>
           <w:rStyle w:val="VerbatimChar"/>
         </w:rPr>
-        <w:t xml:space="preserve">X = df[feature_cols]</w:t>
+        <w:t xml:space="preserve">    "mae": mean_absolute_error(y_test_rand, y_pred)</w:t>
       </w:r>
       <w:r>
         <w:br/>
@@ -692,901 +1295,111 @@
         <w:rPr>
           <w:rStyle w:val="VerbatimChar"/>
         </w:rPr>
-        <w:t xml:space="preserve">y = df[target]</w:t>
-      </w:r>
-      <w:r>
-        <w:br/>
-      </w:r>
-      <w:r>
-        <w:br/>
-      </w:r>
-      <w:r>
-        <w:rPr>
-          <w:rStyle w:val="VerbatimChar"/>
-        </w:rPr>
-        <w:t xml:space="preserve">preprocessor = ColumnTransformer(</w:t>
-      </w:r>
-      <w:r>
-        <w:br/>
-      </w:r>
-      <w:r>
-        <w:rPr>
-          <w:rStyle w:val="VerbatimChar"/>
-        </w:rPr>
-        <w:t xml:space="preserve">    transformers=[</w:t>
-      </w:r>
-      <w:r>
-        <w:br/>
-      </w:r>
-      <w:r>
-        <w:rPr>
-          <w:rStyle w:val="VerbatimChar"/>
-        </w:rPr>
-        <w:t xml:space="preserve">        ("num", StandardScaler(), numeric_features),</w:t>
-      </w:r>
-      <w:r>
-        <w:br/>
-      </w:r>
-      <w:r>
-        <w:rPr>
-          <w:rStyle w:val="VerbatimChar"/>
-        </w:rPr>
-        <w:t xml:space="preserve">        ("cat", OneHotEncoder(handle_unknown="ignore", sparse_output=False), categorical_features),</w:t>
-      </w:r>
-      <w:r>
-        <w:br/>
-      </w:r>
-      <w:r>
-        <w:rPr>
-          <w:rStyle w:val="VerbatimChar"/>
-        </w:rPr>
-        <w:t xml:space="preserve">    ]</w:t>
-      </w:r>
-      <w:r>
-        <w:br/>
-      </w:r>
-      <w:r>
-        <w:rPr>
-          <w:rStyle w:val="VerbatimChar"/>
-        </w:rPr>
+        <w:t xml:space="preserve">})</w:t>
+      </w:r>
+    </w:p>
+    <w:bookmarkEnd w:id="29"/>
+    <w:bookmarkStart w:id="30" w:name="Xee2604c67f459e50aa108f9e9b70c7d53bb492a"/>
+    <w:p>
+      <w:pPr>
+        <w:pStyle w:val="Heading1"/>
+      </w:pPr>
+      <w:r>
+        <w:t xml:space="preserve">8. Write output to the required location relative to root</w:t>
+      </w:r>
+    </w:p>
+    <w:p>
+      <w:pPr>
+        <w:pStyle w:val="FirstParagraph"/>
+      </w:pPr>
+      <w:r>
+        <w:t xml:space="preserve">os.makedirs(</w:t>
+      </w:r>
+      <w:r>
+        <w:t xml:space="preserve">“</w:t>
+      </w:r>
+      <w:r>
+        <w:t xml:space="preserve">analysis</w:t>
+      </w:r>
+      <w:r>
+        <w:t xml:space="preserve">”</w:t>
+      </w:r>
+      <w:r>
+        <w:t xml:space="preserve">, exist_ok=True)</w:t>
+      </w:r>
+      <w:r>
+        <w:t xml:space="preserve"> </w:t>
+      </w:r>
+      <w:r>
+        <w:t xml:space="preserve">results_df = pd.DataFrame(results)</w:t>
+      </w:r>
+      <w:r>
+        <w:t xml:space="preserve"> </w:t>
+      </w:r>
+      <w:r>
+        <w:t xml:space="preserve">results_df.to_csv(</w:t>
+      </w:r>
+      <w:r>
+        <w:t xml:space="preserve">“</w:t>
+      </w:r>
+      <w:r>
+        <w:t xml:space="preserve">analysis/lab01_results.csv</w:t>
+      </w:r>
+      <w:r>
+        <w:t xml:space="preserve">”</w:t>
+      </w:r>
+      <w:r>
+        <w:t xml:space="preserve">, index=False)</w:t>
+      </w:r>
+      <w:r>
+        <w:t xml:space="preserve"> </w:t>
+      </w:r>
+      <w:r>
+        <w:t xml:space="preserve">print(</w:t>
+      </w:r>
+      <w:r>
+        <w:t xml:space="preserve">“</w:t>
+      </w:r>
+      <w:r>
+        <w:t xml:space="preserve">Analysis complete. Saved to analysis/lab01_results.csv</w:t>
+      </w:r>
+      <w:r>
+        <w:t xml:space="preserve">”</w:t>
+      </w:r>
+      <w:r>
         <w:t xml:space="preserve">)</w:t>
       </w:r>
       <w:r>
-        <w:br/>
-      </w:r>
-      <w:r>
-        <w:br/>
-      </w:r>
-      <w:r>
-        <w:rPr>
-          <w:rStyle w:val="VerbatimChar"/>
-        </w:rPr>
-        <w:t xml:space="preserve">models = {</w:t>
-      </w:r>
-      <w:r>
-        <w:br/>
-      </w:r>
-      <w:r>
-        <w:rPr>
-          <w:rStyle w:val="VerbatimChar"/>
-        </w:rPr>
-        <w:t xml:space="preserve">    "Ridge Regression": Ridge(alpha=1.0),</w:t>
-      </w:r>
-      <w:r>
-        <w:br/>
-      </w:r>
-      <w:r>
-        <w:rPr>
-          <w:rStyle w:val="VerbatimChar"/>
-        </w:rPr>
-        <w:t xml:space="preserve">    "Random Forest Regressor": RandomForestRegressor(n_estimators=100, random_state=42, n_jobs=-1),</w:t>
-      </w:r>
-      <w:r>
-        <w:br/>
-      </w:r>
-      <w:r>
-        <w:rPr>
-          <w:rStyle w:val="VerbatimChar"/>
-        </w:rPr>
-        <w:t xml:space="preserve">}</w:t>
-      </w:r>
-      <w:r>
-        <w:br/>
-      </w:r>
-      <w:r>
-        <w:br/>
-      </w:r>
-      <w:r>
-        <w:rPr>
-          <w:rStyle w:val="VerbatimChar"/>
-        </w:rPr>
-        <w:t xml:space="preserve">records = []</w:t>
-      </w:r>
-      <w:r>
-        <w:br/>
-      </w:r>
-      <w:r>
-        <w:br/>
-      </w:r>
-      <w:r>
-        <w:rPr>
-          <w:rStyle w:val="VerbatimChar"/>
-        </w:rPr>
-        <w:t xml:space="preserve"># 1. Temporally Structured Evaluation (Earliest 80% train, latest 20% test)</w:t>
-      </w:r>
-      <w:r>
-        <w:br/>
-      </w:r>
-      <w:r>
-        <w:rPr>
-          <w:rStyle w:val="VerbatimChar"/>
-        </w:rPr>
-        <w:t xml:space="preserve">split_idx = int(len(df) * 0.8)</w:t>
-      </w:r>
-      <w:r>
-        <w:br/>
-      </w:r>
-      <w:r>
-        <w:rPr>
-          <w:rStyle w:val="VerbatimChar"/>
-        </w:rPr>
-        <w:t xml:space="preserve">X_train_temp, X_test_temp = X.iloc[:split_idx], X.iloc[split_idx:]</w:t>
-      </w:r>
-      <w:r>
-        <w:br/>
-      </w:r>
-      <w:r>
-        <w:rPr>
-          <w:rStyle w:val="VerbatimChar"/>
-        </w:rPr>
-        <w:t xml:space="preserve">y_train_temp, y_test_temp = y.iloc[:split_idx], y.iloc[split_idx:]</w:t>
-      </w:r>
-      <w:r>
-        <w:br/>
-      </w:r>
-      <w:r>
-        <w:br/>
-      </w:r>
-      <w:r>
-        <w:rPr>
-          <w:rStyle w:val="VerbatimChar"/>
-        </w:rPr>
-        <w:t xml:space="preserve">for name, model in models.items():</w:t>
-      </w:r>
-      <w:r>
-        <w:br/>
-      </w:r>
-      <w:r>
-        <w:rPr>
-          <w:rStyle w:val="VerbatimChar"/>
-        </w:rPr>
-        <w:t xml:space="preserve">    pipe = Pipeline(steps=[("preprocessor", preprocessor), ("regressor", model)])</w:t>
-      </w:r>
-      <w:r>
-        <w:br/>
-      </w:r>
-      <w:r>
-        <w:rPr>
-          <w:rStyle w:val="VerbatimChar"/>
-        </w:rPr>
-        <w:t xml:space="preserve">    pipe.fit(X_train_temp, y_train_temp)</w:t>
-      </w:r>
-      <w:r>
-        <w:br/>
-      </w:r>
-      <w:r>
-        <w:rPr>
-          <w:rStyle w:val="VerbatimChar"/>
-        </w:rPr>
-        <w:t xml:space="preserve">    y_pred = np.clip(pipe.predict(X_test_temp), a_min=0, a_max=None)</w:t>
-      </w:r>
-      <w:r>
-        <w:br/>
-      </w:r>
-      <w:r>
-        <w:rPr>
-          <w:rStyle w:val="VerbatimChar"/>
-        </w:rPr>
-        <w:t xml:space="preserve">    records.append({</w:t>
-      </w:r>
-      <w:r>
-        <w:br/>
-      </w:r>
-      <w:r>
-        <w:rPr>
-          <w:rStyle w:val="VerbatimChar"/>
-        </w:rPr>
-        <w:t xml:space="preserve">        "evaluation_design": "Temporally Structured",</w:t>
-      </w:r>
-      <w:r>
-        <w:br/>
-      </w:r>
-      <w:r>
-        <w:rPr>
-          <w:rStyle w:val="VerbatimChar"/>
-        </w:rPr>
-        <w:t xml:space="preserve">        "model": name,</w:t>
-      </w:r>
-      <w:r>
-        <w:br/>
-      </w:r>
-      <w:r>
-        <w:rPr>
-          <w:rStyle w:val="VerbatimChar"/>
-        </w:rPr>
-        <w:t xml:space="preserve">        "rmse": np.sqrt(mean_squared_error(y_test_temp, y_pred)),</w:t>
-      </w:r>
-      <w:r>
-        <w:br/>
-      </w:r>
-      <w:r>
-        <w:rPr>
-          <w:rStyle w:val="VerbatimChar"/>
-        </w:rPr>
-        <w:t xml:space="preserve">        "mae": mean_absolute_error(y_test_temp, y_pred)</w:t>
-      </w:r>
-      <w:r>
-        <w:br/>
-      </w:r>
-      <w:r>
-        <w:rPr>
-          <w:rStyle w:val="VerbatimChar"/>
-        </w:rPr>
-        <w:t xml:space="preserve">    })</w:t>
-      </w:r>
-      <w:r>
-        <w:br/>
-      </w:r>
-      <w:r>
-        <w:br/>
-      </w:r>
-      <w:r>
-        <w:rPr>
-          <w:rStyle w:val="VerbatimChar"/>
-        </w:rPr>
-        <w:t xml:space="preserve"># 2. Random Evaluation (Unstratified 80/20 split)</w:t>
-      </w:r>
-      <w:r>
-        <w:br/>
-      </w:r>
-      <w:r>
-        <w:rPr>
-          <w:rStyle w:val="VerbatimChar"/>
-        </w:rPr>
-        <w:t xml:space="preserve">X_train_rand, X_test_rand, y_train_rand, y_test_rand = train_test_split(</w:t>
-      </w:r>
-      <w:r>
-        <w:br/>
-      </w:r>
-      <w:r>
-        <w:rPr>
-          <w:rStyle w:val="VerbatimChar"/>
-        </w:rPr>
-        <w:t xml:space="preserve">    X, y, test_size=0.2, random_state=42</w:t>
-      </w:r>
-      <w:r>
-        <w:br/>
-      </w:r>
-      <w:r>
-        <w:rPr>
-          <w:rStyle w:val="VerbatimChar"/>
-        </w:rPr>
-        <w:t xml:space="preserve">)</w:t>
-      </w:r>
-      <w:r>
-        <w:br/>
-      </w:r>
-      <w:r>
-        <w:br/>
-      </w:r>
-      <w:r>
-        <w:rPr>
-          <w:rStyle w:val="VerbatimChar"/>
-        </w:rPr>
-        <w:t xml:space="preserve">for name, model in models.items():</w:t>
-      </w:r>
-      <w:r>
-        <w:br/>
-      </w:r>
-      <w:r>
-        <w:rPr>
-          <w:rStyle w:val="VerbatimChar"/>
-        </w:rPr>
-        <w:t xml:space="preserve">    pipe = Pipeline(steps=[("preprocessor", preprocessor), ("regressor", model)])</w:t>
-      </w:r>
-      <w:r>
-        <w:br/>
-      </w:r>
-      <w:r>
-        <w:rPr>
-          <w:rStyle w:val="VerbatimChar"/>
-        </w:rPr>
-        <w:t xml:space="preserve">    pipe.fit(X_train_rand, y_train_rand)</w:t>
-      </w:r>
-      <w:r>
-        <w:br/>
-      </w:r>
-      <w:r>
-        <w:rPr>
-          <w:rStyle w:val="VerbatimChar"/>
-        </w:rPr>
-        <w:t xml:space="preserve">    y_pred = np.clip(pipe.predict(X_test_rand), a_min=0, a_max=None)</w:t>
-      </w:r>
-      <w:r>
-        <w:br/>
-      </w:r>
-      <w:r>
-        <w:rPr>
-          <w:rStyle w:val="VerbatimChar"/>
-        </w:rPr>
-        <w:t xml:space="preserve">    records.append({</w:t>
-      </w:r>
-      <w:r>
-        <w:br/>
-      </w:r>
-      <w:r>
-        <w:rPr>
-          <w:rStyle w:val="VerbatimChar"/>
-        </w:rPr>
-        <w:t xml:space="preserve">        "evaluation_design": "Random Split",</w:t>
-      </w:r>
-      <w:r>
-        <w:br/>
-      </w:r>
-      <w:r>
-        <w:rPr>
-          <w:rStyle w:val="VerbatimChar"/>
-        </w:rPr>
-        <w:t xml:space="preserve">        "model": name,</w:t>
-      </w:r>
-      <w:r>
-        <w:br/>
-      </w:r>
-      <w:r>
-        <w:rPr>
-          <w:rStyle w:val="VerbatimChar"/>
-        </w:rPr>
-        <w:t xml:space="preserve">        "rmse": np.sqrt(mean_squared_error(y_test_rand, y_pred)),</w:t>
-      </w:r>
-      <w:r>
-        <w:br/>
-      </w:r>
-      <w:r>
-        <w:rPr>
-          <w:rStyle w:val="VerbatimChar"/>
-        </w:rPr>
-        <w:t xml:space="preserve">        "mae": mean_absolute_error(y_test_rand, y_pred)</w:t>
-      </w:r>
-      <w:r>
-        <w:br/>
-      </w:r>
-      <w:r>
-        <w:rPr>
-          <w:rStyle w:val="VerbatimChar"/>
-        </w:rPr>
-        <w:t xml:space="preserve">    })</w:t>
-      </w:r>
-      <w:r>
-        <w:br/>
-      </w:r>
-      <w:r>
-        <w:br/>
-      </w:r>
-      <w:r>
-        <w:rPr>
-          <w:rStyle w:val="VerbatimChar"/>
-        </w:rPr>
-        <w:t xml:space="preserve">os.makedirs("analysis", exist_ok=True)</w:t>
-      </w:r>
-      <w:r>
-        <w:br/>
-      </w:r>
-      <w:r>
-        <w:rPr>
-          <w:rStyle w:val="VerbatimChar"/>
-        </w:rPr>
-        <w:t xml:space="preserve">results_df = pd.DataFrame(records)</w:t>
-      </w:r>
-      <w:r>
-        <w:br/>
-      </w:r>
-      <w:r>
-        <w:rPr>
-          <w:rStyle w:val="VerbatimChar"/>
-        </w:rPr>
-        <w:t xml:space="preserve">results_df.to_csv(results_path, index=False)</w:t>
-      </w:r>
-    </w:p>
-    <w:p>
-      <w:pPr>
-        <w:pStyle w:val="FirstParagraph"/>
+        <w:t xml:space="preserve"> </w:t>
+      </w:r>
+      <w:r>
+        <w:t xml:space="preserve">print(results_df)</w:t>
+      </w:r>
+    </w:p>
+    <w:p>
+      <w:pPr>
+        <w:pStyle w:val="BodyText"/>
       </w:pPr>
       <w:r>
         <w:t xml:space="preserve"># Empirical Results &amp; Comparison</w:t>
       </w:r>
-      <w:r>
-        <w:t xml:space="preserve"> </w:t>
-      </w:r>
+    </w:p>
+    <w:p>
+      <w:pPr>
+        <w:pStyle w:val="BodyText"/>
+      </w:pPr>
       <w:r>
         <w:t xml:space="preserve">Below are the computed performance metrics derived from analysis/lab01_results.csv:</w:t>
       </w:r>
     </w:p>
-    <w:p>
-      <w:pPr>
-        <w:pStyle w:val="BodyText"/>
-      </w:pPr>
-      <w:r>
-        <w:t xml:space="preserve">#| label: display-table</w:t>
-      </w:r>
-      <w:r>
-        <w:t xml:space="preserve"> </w:t>
-      </w:r>
-      <w:r>
-        <w:t xml:space="preserve">#| echo: false</w:t>
-      </w:r>
-      <w:r>
-        <w:t xml:space="preserve"> </w:t>
-      </w:r>
-      <w:r>
-        <w:t xml:space="preserve">#| output: asis</w:t>
-      </w:r>
-    </w:p>
-    <w:p>
-      <w:pPr>
-        <w:pStyle w:val="BodyText"/>
-      </w:pPr>
-      <w:r>
-        <w:t xml:space="preserve">display_df = results_df.copy()</w:t>
-      </w:r>
-      <w:r>
-        <w:t xml:space="preserve"> </w:t>
-      </w:r>
-      <w:r>
-        <w:t xml:space="preserve">display_df[</w:t>
-      </w:r>
-      <w:r>
-        <w:t xml:space="preserve">“</w:t>
-      </w:r>
-      <w:r>
-        <w:t xml:space="preserve">rmse</w:t>
-      </w:r>
-      <w:r>
-        <w:t xml:space="preserve">”</w:t>
-      </w:r>
-      <w:r>
-        <w:t xml:space="preserve">] = display_df[</w:t>
-      </w:r>
-      <w:r>
-        <w:t xml:space="preserve">“</w:t>
-      </w:r>
-      <w:r>
-        <w:t xml:space="preserve">rmse</w:t>
-      </w:r>
-      <w:r>
-        <w:t xml:space="preserve">”</w:t>
-      </w:r>
-      <w:r>
-        <w:t xml:space="preserve">].round(2)</w:t>
-      </w:r>
-      <w:r>
-        <w:t xml:space="preserve"> </w:t>
-      </w:r>
-      <w:r>
-        <w:t xml:space="preserve">display_df[</w:t>
-      </w:r>
-      <w:r>
-        <w:t xml:space="preserve">“</w:t>
-      </w:r>
-      <w:r>
-        <w:t xml:space="preserve">mae</w:t>
-      </w:r>
-      <w:r>
-        <w:t xml:space="preserve">”</w:t>
-      </w:r>
-      <w:r>
-        <w:t xml:space="preserve">] = display_df[</w:t>
-      </w:r>
-      <w:r>
-        <w:t xml:space="preserve">“</w:t>
-      </w:r>
-      <w:r>
-        <w:t xml:space="preserve">mae</w:t>
-      </w:r>
-      <w:r>
-        <w:t xml:space="preserve">”</w:t>
-      </w:r>
-      <w:r>
-        <w:t xml:space="preserve">].round(2)</w:t>
-      </w:r>
-    </w:p>
-    <w:bookmarkEnd w:id="25"/>
-    <w:bookmarkStart w:id="26" w:name="Xc3b07a7effefe9be325c27aa8851cebc45f1703"/>
+    <w:bookmarkEnd w:id="30"/>
+    <w:bookmarkStart w:id="31" w:name="fair-model-comparison-audit"/>
     <w:p>
       <w:pPr>
         <w:pStyle w:val="Heading1"/>
       </w:pPr>
       <w:r>
-        <w:t xml:space="preserve">3. Assign rankings within each evaluation split</w:t>
-      </w:r>
-    </w:p>
-    <w:p>
-      <w:pPr>
-        <w:pStyle w:val="FirstParagraph"/>
-      </w:pPr>
-      <w:r>
-        <w:t xml:space="preserve">display_df[</w:t>
-      </w:r>
-      <w:r>
-        <w:t xml:space="preserve">“</w:t>
-      </w:r>
-      <w:r>
-        <w:t xml:space="preserve">rank</w:t>
-      </w:r>
-      <w:r>
-        <w:t xml:space="preserve">”</w:t>
-      </w:r>
-      <w:r>
-        <w:t xml:space="preserve">] = display_df.groupby(</w:t>
-      </w:r>
-      <w:r>
-        <w:t xml:space="preserve">“</w:t>
-      </w:r>
-      <w:r>
-        <w:t xml:space="preserve">evaluation_design</w:t>
-      </w:r>
-      <w:r>
-        <w:t xml:space="preserve">”</w:t>
-      </w:r>
-      <w:r>
-        <w:t xml:space="preserve">)[</w:t>
-      </w:r>
-      <w:r>
-        <w:t xml:space="preserve">“</w:t>
-      </w:r>
-      <w:r>
-        <w:t xml:space="preserve">rmse</w:t>
-      </w:r>
-      <w:r>
-        <w:t xml:space="preserve">”</w:t>
-      </w:r>
-      <w:r>
-        <w:t xml:space="preserve">].rank(ascending=True).astype(int)</w:t>
-      </w:r>
-    </w:p>
-    <w:bookmarkEnd w:id="26"/>
-    <w:bookmarkStart w:id="27" w:name="reorder-columns-for-clean-rendering"/>
-    <w:p>
-      <w:pPr>
-        <w:pStyle w:val="Heading1"/>
-      </w:pPr>
-      <w:r>
-        <w:t xml:space="preserve">4. Reorder columns for clean rendering</w:t>
-      </w:r>
-    </w:p>
-    <w:p>
-      <w:pPr>
-        <w:pStyle w:val="FirstParagraph"/>
-      </w:pPr>
-      <w:r>
-        <w:t xml:space="preserve">display_df = display_df[[</w:t>
-      </w:r>
-      <w:r>
-        <w:t xml:space="preserve">“</w:t>
-      </w:r>
-      <w:r>
-        <w:t xml:space="preserve">evaluation_design</w:t>
-      </w:r>
-      <w:r>
-        <w:t xml:space="preserve">”</w:t>
-      </w:r>
-      <w:r>
-        <w:t xml:space="preserve">,</w:t>
-      </w:r>
-      <w:r>
-        <w:t xml:space="preserve"> </w:t>
-      </w:r>
-      <w:r>
-        <w:t xml:space="preserve">“</w:t>
-      </w:r>
-      <w:r>
-        <w:t xml:space="preserve">model</w:t>
-      </w:r>
-      <w:r>
-        <w:t xml:space="preserve">”</w:t>
-      </w:r>
-      <w:r>
-        <w:t xml:space="preserve">,</w:t>
-      </w:r>
-      <w:r>
-        <w:t xml:space="preserve"> </w:t>
-      </w:r>
-      <w:r>
-        <w:t xml:space="preserve">“</w:t>
-      </w:r>
-      <w:r>
-        <w:t xml:space="preserve">rmse</w:t>
-      </w:r>
-      <w:r>
-        <w:t xml:space="preserve">”</w:t>
-      </w:r>
-      <w:r>
-        <w:t xml:space="preserve">,</w:t>
-      </w:r>
-      <w:r>
-        <w:t xml:space="preserve"> </w:t>
-      </w:r>
-      <w:r>
-        <w:t xml:space="preserve">“</w:t>
-      </w:r>
-      <w:r>
-        <w:t xml:space="preserve">mae</w:t>
-      </w:r>
-      <w:r>
-        <w:t xml:space="preserve">”</w:t>
-      </w:r>
-      <w:r>
-        <w:t xml:space="preserve">,</w:t>
-      </w:r>
-      <w:r>
-        <w:t xml:space="preserve"> </w:t>
-      </w:r>
-      <w:r>
-        <w:t xml:space="preserve">“</w:t>
-      </w:r>
-      <w:r>
-        <w:t xml:space="preserve">rank</w:t>
-      </w:r>
-      <w:r>
-        <w:t xml:space="preserve">”</w:t>
-      </w:r>
-      <w:r>
-        <w:t xml:space="preserve">]]</w:t>
-      </w:r>
-      <w:r>
-        <w:t xml:space="preserve"> </w:t>
-      </w:r>
-      <w:r>
-        <w:t xml:space="preserve">display_df.columns = [</w:t>
-      </w:r>
-      <w:r>
-        <w:t xml:space="preserve">“</w:t>
-      </w:r>
-      <w:r>
-        <w:t xml:space="preserve">Evaluation Design</w:t>
-      </w:r>
-      <w:r>
-        <w:t xml:space="preserve">”</w:t>
-      </w:r>
-      <w:r>
-        <w:t xml:space="preserve">,</w:t>
-      </w:r>
-      <w:r>
-        <w:t xml:space="preserve"> </w:t>
-      </w:r>
-      <w:r>
-        <w:t xml:space="preserve">“</w:t>
-      </w:r>
-      <w:r>
-        <w:t xml:space="preserve">Model</w:t>
-      </w:r>
-      <w:r>
-        <w:t xml:space="preserve">”</w:t>
-      </w:r>
-      <w:r>
-        <w:t xml:space="preserve">,</w:t>
-      </w:r>
-      <w:r>
-        <w:t xml:space="preserve"> </w:t>
-      </w:r>
-      <w:r>
-        <w:t xml:space="preserve">“</w:t>
-      </w:r>
-      <w:r>
-        <w:t xml:space="preserve">RMSE</w:t>
-      </w:r>
-      <w:r>
-        <w:t xml:space="preserve">”</w:t>
-      </w:r>
-      <w:r>
-        <w:t xml:space="preserve">,</w:t>
-      </w:r>
-      <w:r>
-        <w:t xml:space="preserve"> </w:t>
-      </w:r>
-      <w:r>
-        <w:t xml:space="preserve">“</w:t>
-      </w:r>
-      <w:r>
-        <w:t xml:space="preserve">MAE</w:t>
-      </w:r>
-      <w:r>
-        <w:t xml:space="preserve">”</w:t>
-      </w:r>
-      <w:r>
-        <w:t xml:space="preserve">,</w:t>
-      </w:r>
-      <w:r>
-        <w:t xml:space="preserve"> </w:t>
-      </w:r>
-      <w:r>
-        <w:t xml:space="preserve">“</w:t>
-      </w:r>
-      <w:r>
-        <w:t xml:space="preserve">Rank</w:t>
-      </w:r>
-      <w:r>
-        <w:t xml:space="preserve">”</w:t>
-      </w:r>
-      <w:r>
-        <w:t xml:space="preserve">]</w:t>
-      </w:r>
-    </w:p>
-    <w:bookmarkEnd w:id="27"/>
-    <w:bookmarkStart w:id="28" w:name="X137fd3521a37f30728fa85e1da2fe8810d2276b"/>
-    <w:p>
-      <w:pPr>
-        <w:pStyle w:val="Heading1"/>
-      </w:pPr>
-      <w:r>
-        <w:t xml:space="preserve">5. Construct native Markdown table for Pandoc/Word compatibility</w:t>
-      </w:r>
-    </w:p>
-    <w:p>
-      <w:pPr>
-        <w:pStyle w:val="FirstParagraph"/>
-      </w:pPr>
-      <w:r>
-        <w:t xml:space="preserve">headers = list(display_df.columns)</w:t>
-      </w:r>
-      <w:r>
-        <w:t xml:space="preserve"> </w:t>
-      </w:r>
-      <w:r>
-        <w:t xml:space="preserve">header_row =</w:t>
-      </w:r>
-      <w:r>
-        <w:t xml:space="preserve"> </w:t>
-      </w:r>
-      <w:r>
-        <w:t xml:space="preserve">“</w:t>
-      </w:r>
-      <w:r>
-        <w:t xml:space="preserve">|</w:t>
-      </w:r>
-      <w:r>
-        <w:t xml:space="preserve">”</w:t>
-      </w:r>
-      <w:r>
-        <w:t xml:space="preserve"> </w:t>
-      </w:r>
-      <w:r>
-        <w:t xml:space="preserve">+ ” |</w:t>
-      </w:r>
-      <w:r>
-        <w:t xml:space="preserve"> </w:t>
-      </w:r>
-      <w:r>
-        <w:t xml:space="preserve">“</w:t>
-      </w:r>
-      <w:r>
-        <w:t xml:space="preserve">.join(headers) +</w:t>
-      </w:r>
-      <w:r>
-        <w:t xml:space="preserve">”</w:t>
-      </w:r>
-      <w:r>
-        <w:t xml:space="preserve"> </w:t>
-      </w:r>
-      <w:r>
-        <w:t xml:space="preserve">|”</w:t>
-      </w:r>
-      <w:r>
-        <w:t xml:space="preserve"> </w:t>
-      </w:r>
-      <w:r>
-        <w:t xml:space="preserve">divider_row =</w:t>
-      </w:r>
-      <w:r>
-        <w:t xml:space="preserve"> </w:t>
-      </w:r>
-      <w:r>
-        <w:t xml:space="preserve">“</w:t>
-      </w:r>
-      <w:r>
-        <w:t xml:space="preserve">|</w:t>
-      </w:r>
-      <w:r>
-        <w:t xml:space="preserve">”</w:t>
-      </w:r>
-      <w:r>
-        <w:t xml:space="preserve"> </w:t>
-      </w:r>
-      <w:r>
-        <w:t xml:space="preserve">+ ” |</w:t>
-      </w:r>
-      <w:r>
-        <w:t xml:space="preserve"> </w:t>
-      </w:r>
-      <w:r>
-        <w:t xml:space="preserve">“</w:t>
-      </w:r>
-      <w:r>
-        <w:t xml:space="preserve">.join([”—”] * len(headers)) +</w:t>
-      </w:r>
-      <w:r>
-        <w:t xml:space="preserve">”</w:t>
-      </w:r>
-      <w:r>
-        <w:t xml:space="preserve"> </w:t>
-      </w:r>
-      <w:r>
-        <w:t xml:space="preserve">|”</w:t>
-      </w:r>
-      <w:r>
-        <w:t xml:space="preserve"> </w:t>
-      </w:r>
-      <w:r>
-        <w:t xml:space="preserve">rows = [</w:t>
-      </w:r>
-      <w:r>
-        <w:t xml:space="preserve">“</w:t>
-      </w:r>
-      <w:r>
-        <w:t xml:space="preserve">|</w:t>
-      </w:r>
-      <w:r>
-        <w:t xml:space="preserve">”</w:t>
-      </w:r>
-      <w:r>
-        <w:t xml:space="preserve"> </w:t>
-      </w:r>
-      <w:r>
-        <w:t xml:space="preserve">+ ” |</w:t>
-      </w:r>
-      <w:r>
-        <w:t xml:space="preserve"> </w:t>
-      </w:r>
-      <w:r>
-        <w:t xml:space="preserve">“</w:t>
-      </w:r>
-      <w:r>
-        <w:t xml:space="preserve">.join(str(val) for val in row) +</w:t>
-      </w:r>
-      <w:r>
-        <w:t xml:space="preserve">”</w:t>
-      </w:r>
-      <w:r>
-        <w:t xml:space="preserve"> </w:t>
-      </w:r>
-      <w:r>
-        <w:t xml:space="preserve">|” for _, row in display_df.iterrows()]</w:t>
-      </w:r>
-    </w:p>
-    <w:p>
-      <w:pPr>
-        <w:pStyle w:val="BodyText"/>
-      </w:pPr>
-      <w:r>
-        <w:t xml:space="preserve">print(</w:t>
-      </w:r>
-      <w:r>
-        <w:t xml:space="preserve">“</w:t>
-      </w:r>
-      <w:r>
-        <w:t xml:space="preserve">”</w:t>
-      </w:r>
-      <w:r>
-        <w:t xml:space="preserve">.join([header_row, divider_row] + rows))</w:t>
-      </w:r>
-    </w:p>
-    <w:bookmarkEnd w:id="28"/>
-    <w:bookmarkStart w:id="29" w:name="fair-model-comparison-audit"/>
-    <w:p>
-      <w:pPr>
-        <w:pStyle w:val="Heading1"/>
-      </w:pPr>
-      <w:r>
-        <w:t xml:space="preserve">6. FAIR Model Comparison Audit</w:t>
+        <w:t xml:space="preserve">9. FAIR Model Comparison Audit</w:t>
       </w:r>
     </w:p>
     <w:p>
@@ -1895,7 +1708,7 @@
         <w:t xml:space="preserve">Hyndman, R. J., &amp; Athanasopoulos, G. (2014). Forecasting: principles and practice (Vol. 2). Melbourne, Australia: OTexts.</w:t>
       </w:r>
     </w:p>
-    <w:bookmarkEnd w:id="29"/>
+    <w:bookmarkEnd w:id="31"/>
     <w:sectPr/>
   </w:body>
 </w:document>

--- a/replication-lab.docx
+++ b/replication-lab.docx
@@ -249,7 +249,7 @@
     </w:p>
     <w:bookmarkEnd w:id="22"/>
     <w:bookmarkEnd w:id="23"/>
-    <w:bookmarkStart w:id="24" w:name="reproducible-analytical-pipeline"/>
+    <w:bookmarkStart w:id="25" w:name="reproducible-analytical-pipeline"/>
     <w:p>
       <w:pPr>
         <w:pStyle w:val="Heading1"/>
@@ -450,956 +450,677 @@
         <w:t xml:space="preserve">from sklearn.model_selection import train_test_split</w:t>
       </w:r>
     </w:p>
-    <w:bookmarkEnd w:id="24"/>
-    <w:bookmarkStart w:id="25" w:name="X569c14365b1de3dc3ba7ba5e1c8d417b3c17fe3"/>
+    <w:p>
+      <w:pPr>
+        <w:pStyle w:val="BodyText"/>
+      </w:pPr>
+      <w:r>
+        <w:t xml:space="preserve">results_path =</w:t>
+      </w:r>
+      <w:r>
+        <w:t xml:space="preserve"> </w:t>
+      </w:r>
+      <w:r>
+        <w:t xml:space="preserve">“</w:t>
+      </w:r>
+      <w:r>
+        <w:t xml:space="preserve">analysis/lab01_results.csv</w:t>
+      </w:r>
+      <w:r>
+        <w:t xml:space="preserve">”</w:t>
+      </w:r>
+    </w:p>
+    <w:p>
+      <w:pPr>
+        <w:pStyle w:val="BodyText"/>
+      </w:pPr>
+      <w:r>
+        <w:t xml:space="preserve">if os.path.exists(results_path):</w:t>
+      </w:r>
+      <w:r>
+        <w:t xml:space="preserve"> </w:t>
+      </w:r>
+      <w:r>
+        <w:t xml:space="preserve">results_df = pd.read_csv(results_path)</w:t>
+      </w:r>
+      <w:r>
+        <w:t xml:space="preserve"> </w:t>
+      </w:r>
+      <w:r>
+        <w:t xml:space="preserve">else:</w:t>
+      </w:r>
+      <w:r>
+        <w:t xml:space="preserve"> </w:t>
+      </w:r>
+      <w:r>
+        <w:t xml:space="preserve">url =</w:t>
+      </w:r>
+      <w:r>
+        <w:t xml:space="preserve"> </w:t>
+      </w:r>
+      <w:r>
+        <w:t xml:space="preserve">“</w:t>
+      </w:r>
+      <w:hyperlink r:id="rId24">
+        <w:r>
+          <w:rPr>
+            <w:rStyle w:val="Hyperlink"/>
+          </w:rPr>
+          <w:t xml:space="preserve">https://archive.ics.uci.edu/static/public/275/bike+sharing+dataset.zip</w:t>
+        </w:r>
+      </w:hyperlink>
+      <w:r>
+        <w:t xml:space="preserve">”</w:t>
+      </w:r>
+      <w:r>
+        <w:t xml:space="preserve"> </w:t>
+      </w:r>
+      <w:r>
+        <w:t xml:space="preserve">req = urllib.request.Request(url, headers={</w:t>
+      </w:r>
+      <w:r>
+        <w:t xml:space="preserve">“</w:t>
+      </w:r>
+      <w:r>
+        <w:t xml:space="preserve">User-Agent</w:t>
+      </w:r>
+      <w:r>
+        <w:t xml:space="preserve">”</w:t>
+      </w:r>
+      <w:r>
+        <w:t xml:space="preserve">:</w:t>
+      </w:r>
+      <w:r>
+        <w:t xml:space="preserve"> </w:t>
+      </w:r>
+      <w:r>
+        <w:t xml:space="preserve">“</w:t>
+      </w:r>
+      <w:r>
+        <w:t xml:space="preserve">Mozilla/5.0</w:t>
+      </w:r>
+      <w:r>
+        <w:t xml:space="preserve">”</w:t>
+      </w:r>
+      <w:r>
+        <w:t xml:space="preserve">})</w:t>
+      </w:r>
+      <w:r>
+        <w:t xml:space="preserve"> </w:t>
+      </w:r>
+      <w:r>
+        <w:t xml:space="preserve">with urllib.request.urlopen(req) as response:</w:t>
+      </w:r>
+      <w:r>
+        <w:t xml:space="preserve"> </w:t>
+      </w:r>
+      <w:r>
+        <w:t xml:space="preserve">zip_data = zipfile.ZipFile(io.BytesIO(response.read()))</w:t>
+      </w:r>
+      <w:r>
+        <w:t xml:space="preserve"> </w:t>
+      </w:r>
+      <w:r>
+        <w:t xml:space="preserve">df = pd.read_csv(zip_data.open(</w:t>
+      </w:r>
+      <w:r>
+        <w:t xml:space="preserve">“</w:t>
+      </w:r>
+      <w:r>
+        <w:t xml:space="preserve">hour.csv</w:t>
+      </w:r>
+      <w:r>
+        <w:t xml:space="preserve">”</w:t>
+      </w:r>
+      <w:r>
+        <w:t xml:space="preserve">))</w:t>
+      </w:r>
+    </w:p>
+    <w:p>
+      <w:pPr>
+        <w:pStyle w:val="SourceCode"/>
+      </w:pPr>
+      <w:r>
+        <w:rPr>
+          <w:rStyle w:val="VerbatimChar"/>
+        </w:rPr>
+        <w:t xml:space="preserve">df["dteday"] = pd.to_datetime(df["dteday"])</w:t>
+      </w:r>
+      <w:r>
+        <w:br/>
+      </w:r>
+      <w:r>
+        <w:rPr>
+          <w:rStyle w:val="VerbatimChar"/>
+        </w:rPr>
+        <w:t xml:space="preserve">df = df.sort_values(["dteday", "hr"]).reset_index(drop=True)</w:t>
+      </w:r>
+      <w:r>
+        <w:br/>
+      </w:r>
+      <w:r>
+        <w:rPr>
+          <w:rStyle w:val="VerbatimChar"/>
+        </w:rPr>
+        <w:t xml:space="preserve">df["cnt_lag_24h"] = df["cnt"].shift(24)</w:t>
+      </w:r>
+      <w:r>
+        <w:br/>
+      </w:r>
+      <w:r>
+        <w:rPr>
+          <w:rStyle w:val="VerbatimChar"/>
+        </w:rPr>
+        <w:t xml:space="preserve">df["cnt_lag_48h"] = df["cnt"].shift(48)</w:t>
+      </w:r>
+      <w:r>
+        <w:br/>
+      </w:r>
+      <w:r>
+        <w:rPr>
+          <w:rStyle w:val="VerbatimChar"/>
+        </w:rPr>
+        <w:t xml:space="preserve">df = df.dropna().reset_index(drop=True)</w:t>
+      </w:r>
+      <w:r>
+        <w:br/>
+      </w:r>
+      <w:r>
+        <w:br/>
+      </w:r>
+      <w:r>
+        <w:rPr>
+          <w:rStyle w:val="VerbatimChar"/>
+        </w:rPr>
+        <w:t xml:space="preserve">target = "cnt"</w:t>
+      </w:r>
+      <w:r>
+        <w:br/>
+      </w:r>
+      <w:r>
+        <w:rPr>
+          <w:rStyle w:val="VerbatimChar"/>
+        </w:rPr>
+        <w:t xml:space="preserve">leakage_cols = ["instant", "dteday", "casual", "registered", target]</w:t>
+      </w:r>
+      <w:r>
+        <w:br/>
+      </w:r>
+      <w:r>
+        <w:rPr>
+          <w:rStyle w:val="VerbatimChar"/>
+        </w:rPr>
+        <w:t xml:space="preserve">feature_cols = [c for c in df.columns if c not in leakage_cols]</w:t>
+      </w:r>
+      <w:r>
+        <w:br/>
+      </w:r>
+      <w:r>
+        <w:br/>
+      </w:r>
+      <w:r>
+        <w:rPr>
+          <w:rStyle w:val="VerbatimChar"/>
+        </w:rPr>
+        <w:t xml:space="preserve">categorical_features = ["season", "yr", "mnth", "hr", "weekday", "weathersit"]</w:t>
+      </w:r>
+      <w:r>
+        <w:br/>
+      </w:r>
+      <w:r>
+        <w:rPr>
+          <w:rStyle w:val="VerbatimChar"/>
+        </w:rPr>
+        <w:t xml:space="preserve">numeric_features = [c for c in feature_cols if c not in categorical_features]</w:t>
+      </w:r>
+      <w:r>
+        <w:br/>
+      </w:r>
+      <w:r>
+        <w:br/>
+      </w:r>
+      <w:r>
+        <w:rPr>
+          <w:rStyle w:val="VerbatimChar"/>
+        </w:rPr>
+        <w:t xml:space="preserve">X = df[feature_cols]</w:t>
+      </w:r>
+      <w:r>
+        <w:br/>
+      </w:r>
+      <w:r>
+        <w:rPr>
+          <w:rStyle w:val="VerbatimChar"/>
+        </w:rPr>
+        <w:t xml:space="preserve">y = df[target]</w:t>
+      </w:r>
+      <w:r>
+        <w:br/>
+      </w:r>
+      <w:r>
+        <w:br/>
+      </w:r>
+      <w:r>
+        <w:rPr>
+          <w:rStyle w:val="VerbatimChar"/>
+        </w:rPr>
+        <w:t xml:space="preserve">preprocessor = ColumnTransformer(</w:t>
+      </w:r>
+      <w:r>
+        <w:br/>
+      </w:r>
+      <w:r>
+        <w:rPr>
+          <w:rStyle w:val="VerbatimChar"/>
+        </w:rPr>
+        <w:t xml:space="preserve">    transformers=[</w:t>
+      </w:r>
+      <w:r>
+        <w:br/>
+      </w:r>
+      <w:r>
+        <w:rPr>
+          <w:rStyle w:val="VerbatimChar"/>
+        </w:rPr>
+        <w:t xml:space="preserve">        ("num", StandardScaler(), numeric_features),</w:t>
+      </w:r>
+      <w:r>
+        <w:br/>
+      </w:r>
+      <w:r>
+        <w:rPr>
+          <w:rStyle w:val="VerbatimChar"/>
+        </w:rPr>
+        <w:t xml:space="preserve">        ("cat", OneHotEncoder(handle_unknown="ignore", sparse_output=False), categorical_features),</w:t>
+      </w:r>
+      <w:r>
+        <w:br/>
+      </w:r>
+      <w:r>
+        <w:rPr>
+          <w:rStyle w:val="VerbatimChar"/>
+        </w:rPr>
+        <w:t xml:space="preserve">    ]</w:t>
+      </w:r>
+      <w:r>
+        <w:br/>
+      </w:r>
+      <w:r>
+        <w:rPr>
+          <w:rStyle w:val="VerbatimChar"/>
+        </w:rPr>
+        <w:t xml:space="preserve">)</w:t>
+      </w:r>
+      <w:r>
+        <w:br/>
+      </w:r>
+      <w:r>
+        <w:br/>
+      </w:r>
+      <w:r>
+        <w:rPr>
+          <w:rStyle w:val="VerbatimChar"/>
+        </w:rPr>
+        <w:t xml:space="preserve">models = {</w:t>
+      </w:r>
+      <w:r>
+        <w:br/>
+      </w:r>
+      <w:r>
+        <w:rPr>
+          <w:rStyle w:val="VerbatimChar"/>
+        </w:rPr>
+        <w:t xml:space="preserve">    "Ridge Regression": Ridge(alpha=1.0),</w:t>
+      </w:r>
+      <w:r>
+        <w:br/>
+      </w:r>
+      <w:r>
+        <w:rPr>
+          <w:rStyle w:val="VerbatimChar"/>
+        </w:rPr>
+        <w:t xml:space="preserve">    "Random Forest Regressor": RandomForestRegressor(n_estimators=100, random_state=42, n_jobs=-1),</w:t>
+      </w:r>
+      <w:r>
+        <w:br/>
+      </w:r>
+      <w:r>
+        <w:rPr>
+          <w:rStyle w:val="VerbatimChar"/>
+        </w:rPr>
+        <w:t xml:space="preserve">}</w:t>
+      </w:r>
+      <w:r>
+        <w:br/>
+      </w:r>
+      <w:r>
+        <w:br/>
+      </w:r>
+      <w:r>
+        <w:rPr>
+          <w:rStyle w:val="VerbatimChar"/>
+        </w:rPr>
+        <w:t xml:space="preserve">records = []</w:t>
+      </w:r>
+      <w:r>
+        <w:br/>
+      </w:r>
+      <w:r>
+        <w:br/>
+      </w:r>
+      <w:r>
+        <w:rPr>
+          <w:rStyle w:val="VerbatimChar"/>
+        </w:rPr>
+        <w:t xml:space="preserve"># 1. Temporally Structured Evaluation (Earliest 80% train, latest 20% test)</w:t>
+      </w:r>
+      <w:r>
+        <w:br/>
+      </w:r>
+      <w:r>
+        <w:rPr>
+          <w:rStyle w:val="VerbatimChar"/>
+        </w:rPr>
+        <w:t xml:space="preserve">split_idx = int(len(df) * 0.8)</w:t>
+      </w:r>
+      <w:r>
+        <w:br/>
+      </w:r>
+      <w:r>
+        <w:rPr>
+          <w:rStyle w:val="VerbatimChar"/>
+        </w:rPr>
+        <w:t xml:space="preserve">X_train_temp, X_test_temp = X.iloc[:split_idx], X.iloc[split_idx:]</w:t>
+      </w:r>
+      <w:r>
+        <w:br/>
+      </w:r>
+      <w:r>
+        <w:rPr>
+          <w:rStyle w:val="VerbatimChar"/>
+        </w:rPr>
+        <w:t xml:space="preserve">y_train_temp, y_test_temp = y.iloc[:split_idx], y.iloc[split_idx:]</w:t>
+      </w:r>
+      <w:r>
+        <w:br/>
+      </w:r>
+      <w:r>
+        <w:br/>
+      </w:r>
+      <w:r>
+        <w:rPr>
+          <w:rStyle w:val="VerbatimChar"/>
+        </w:rPr>
+        <w:t xml:space="preserve">for name, model in models.items():</w:t>
+      </w:r>
+      <w:r>
+        <w:br/>
+      </w:r>
+      <w:r>
+        <w:rPr>
+          <w:rStyle w:val="VerbatimChar"/>
+        </w:rPr>
+        <w:t xml:space="preserve">    pipe = Pipeline(steps=[("preprocessor", preprocessor), ("regressor", model)])</w:t>
+      </w:r>
+      <w:r>
+        <w:br/>
+      </w:r>
+      <w:r>
+        <w:rPr>
+          <w:rStyle w:val="VerbatimChar"/>
+        </w:rPr>
+        <w:t xml:space="preserve">    pipe.fit(X_train_temp, y_train_temp)</w:t>
+      </w:r>
+      <w:r>
+        <w:br/>
+      </w:r>
+      <w:r>
+        <w:rPr>
+          <w:rStyle w:val="VerbatimChar"/>
+        </w:rPr>
+        <w:t xml:space="preserve">    y_pred = np.clip(pipe.predict(X_test_temp), a_min=0, a_max=None)</w:t>
+      </w:r>
+      <w:r>
+        <w:br/>
+      </w:r>
+      <w:r>
+        <w:rPr>
+          <w:rStyle w:val="VerbatimChar"/>
+        </w:rPr>
+        <w:t xml:space="preserve">    records.append({</w:t>
+      </w:r>
+      <w:r>
+        <w:br/>
+      </w:r>
+      <w:r>
+        <w:rPr>
+          <w:rStyle w:val="VerbatimChar"/>
+        </w:rPr>
+        <w:t xml:space="preserve">        "evaluation_design": "Temporally Structured",</w:t>
+      </w:r>
+      <w:r>
+        <w:br/>
+      </w:r>
+      <w:r>
+        <w:rPr>
+          <w:rStyle w:val="VerbatimChar"/>
+        </w:rPr>
+        <w:t xml:space="preserve">        "model": name,</w:t>
+      </w:r>
+      <w:r>
+        <w:br/>
+      </w:r>
+      <w:r>
+        <w:rPr>
+          <w:rStyle w:val="VerbatimChar"/>
+        </w:rPr>
+        <w:t xml:space="preserve">        "rmse": np.sqrt(mean_squared_error(y_test_temp, y_pred)),</w:t>
+      </w:r>
+      <w:r>
+        <w:br/>
+      </w:r>
+      <w:r>
+        <w:rPr>
+          <w:rStyle w:val="VerbatimChar"/>
+        </w:rPr>
+        <w:t xml:space="preserve">        "mae": mean_absolute_error(y_test_temp, y_pred)</w:t>
+      </w:r>
+      <w:r>
+        <w:br/>
+      </w:r>
+      <w:r>
+        <w:rPr>
+          <w:rStyle w:val="VerbatimChar"/>
+        </w:rPr>
+        <w:t xml:space="preserve">    })</w:t>
+      </w:r>
+      <w:r>
+        <w:br/>
+      </w:r>
+      <w:r>
+        <w:br/>
+      </w:r>
+      <w:r>
+        <w:rPr>
+          <w:rStyle w:val="VerbatimChar"/>
+        </w:rPr>
+        <w:t xml:space="preserve"># 2. Random Evaluation (Unstratified 80/20 split)</w:t>
+      </w:r>
+      <w:r>
+        <w:br/>
+      </w:r>
+      <w:r>
+        <w:rPr>
+          <w:rStyle w:val="VerbatimChar"/>
+        </w:rPr>
+        <w:t xml:space="preserve">X_train_rand, X_test_rand, y_train_rand, y_test_rand = train_test_split(</w:t>
+      </w:r>
+      <w:r>
+        <w:br/>
+      </w:r>
+      <w:r>
+        <w:rPr>
+          <w:rStyle w:val="VerbatimChar"/>
+        </w:rPr>
+        <w:t xml:space="preserve">    X, y, test_size=0.2, random_state=42</w:t>
+      </w:r>
+      <w:r>
+        <w:br/>
+      </w:r>
+      <w:r>
+        <w:rPr>
+          <w:rStyle w:val="VerbatimChar"/>
+        </w:rPr>
+        <w:t xml:space="preserve">)</w:t>
+      </w:r>
+      <w:r>
+        <w:br/>
+      </w:r>
+      <w:r>
+        <w:br/>
+      </w:r>
+      <w:r>
+        <w:rPr>
+          <w:rStyle w:val="VerbatimChar"/>
+        </w:rPr>
+        <w:t xml:space="preserve">for name, model in models.items():</w:t>
+      </w:r>
+      <w:r>
+        <w:br/>
+      </w:r>
+      <w:r>
+        <w:rPr>
+          <w:rStyle w:val="VerbatimChar"/>
+        </w:rPr>
+        <w:t xml:space="preserve">    pipe = Pipeline(steps=[("preprocessor", preprocessor), ("regressor", model)])</w:t>
+      </w:r>
+      <w:r>
+        <w:br/>
+      </w:r>
+      <w:r>
+        <w:rPr>
+          <w:rStyle w:val="VerbatimChar"/>
+        </w:rPr>
+        <w:t xml:space="preserve">    pipe.fit(X_train_rand, y_train_rand)</w:t>
+      </w:r>
+      <w:r>
+        <w:br/>
+      </w:r>
+      <w:r>
+        <w:rPr>
+          <w:rStyle w:val="VerbatimChar"/>
+        </w:rPr>
+        <w:t xml:space="preserve">    y_pred = np.clip(pipe.predict(X_test_rand), a_min=0, a_max=None)</w:t>
+      </w:r>
+      <w:r>
+        <w:br/>
+      </w:r>
+      <w:r>
+        <w:rPr>
+          <w:rStyle w:val="VerbatimChar"/>
+        </w:rPr>
+        <w:t xml:space="preserve">    records.append({</w:t>
+      </w:r>
+      <w:r>
+        <w:br/>
+      </w:r>
+      <w:r>
+        <w:rPr>
+          <w:rStyle w:val="VerbatimChar"/>
+        </w:rPr>
+        <w:t xml:space="preserve">        "evaluation_design": "Random Split",</w:t>
+      </w:r>
+      <w:r>
+        <w:br/>
+      </w:r>
+      <w:r>
+        <w:rPr>
+          <w:rStyle w:val="VerbatimChar"/>
+        </w:rPr>
+        <w:t xml:space="preserve">        "model": name,</w:t>
+      </w:r>
+      <w:r>
+        <w:br/>
+      </w:r>
+      <w:r>
+        <w:rPr>
+          <w:rStyle w:val="VerbatimChar"/>
+        </w:rPr>
+        <w:t xml:space="preserve">        "rmse": np.sqrt(mean_squared_error(y_test_rand, y_pred)),</w:t>
+      </w:r>
+      <w:r>
+        <w:br/>
+      </w:r>
+      <w:r>
+        <w:rPr>
+          <w:rStyle w:val="VerbatimChar"/>
+        </w:rPr>
+        <w:t xml:space="preserve">        "mae": mean_absolute_error(y_test_rand, y_pred)</w:t>
+      </w:r>
+      <w:r>
+        <w:br/>
+      </w:r>
+      <w:r>
+        <w:rPr>
+          <w:rStyle w:val="VerbatimChar"/>
+        </w:rPr>
+        <w:t xml:space="preserve">    })</w:t>
+      </w:r>
+      <w:r>
+        <w:br/>
+      </w:r>
+      <w:r>
+        <w:br/>
+      </w:r>
+      <w:r>
+        <w:rPr>
+          <w:rStyle w:val="VerbatimChar"/>
+        </w:rPr>
+        <w:t xml:space="preserve">os.makedirs("analysis", exist_ok=True)</w:t>
+      </w:r>
+      <w:r>
+        <w:br/>
+      </w:r>
+      <w:r>
+        <w:rPr>
+          <w:rStyle w:val="VerbatimChar"/>
+        </w:rPr>
+        <w:t xml:space="preserve">results_df = pd.DataFrame(records)</w:t>
+      </w:r>
+      <w:r>
+        <w:br/>
+      </w:r>
+      <w:r>
+        <w:rPr>
+          <w:rStyle w:val="VerbatimChar"/>
+        </w:rPr>
+        <w:t xml:space="preserve">results_df.to_csv(results_path, index=False)</w:t>
+      </w:r>
+    </w:p>
+    <w:p>
+      <w:pPr>
+        <w:pStyle w:val="FirstParagraph"/>
+      </w:pPr>
+      <w:r>
+        <w:t xml:space="preserve"># Empirical Results &amp; Comparison</w:t>
+      </w:r>
+    </w:p>
+    <w:p>
+      <w:pPr>
+        <w:pStyle w:val="BodyText"/>
+      </w:pPr>
+      <w:r>
+        <w:t xml:space="preserve">Below are the computed performance metrics derived from analysis/lab01_results.csv:</w:t>
+      </w:r>
+    </w:p>
+    <w:bookmarkEnd w:id="25"/>
+    <w:bookmarkStart w:id="26" w:name="fair-model-comparison-audit"/>
     <w:p>
       <w:pPr>
         <w:pStyle w:val="Heading1"/>
       </w:pPr>
       <w:r>
-        <w:t xml:space="preserve">3. 1. Acquire &amp; Load UCI Bike Sharing Hourly Dataset</w:t>
-      </w:r>
-    </w:p>
-    <w:p>
-      <w:pPr>
-        <w:pStyle w:val="FirstParagraph"/>
-      </w:pPr>
-      <w:r>
-        <w:t xml:space="preserve">url =</w:t>
-      </w:r>
-      <w:r>
-        <w:t xml:space="preserve"> </w:t>
-      </w:r>
-      <w:r>
-        <w:t xml:space="preserve">“</w:t>
-      </w:r>
-      <w:r>
-        <w:t xml:space="preserve">https://archive.ics.uci.edu/static/public/275/bike+sharing+dataset.zip</w:t>
-      </w:r>
-      <w:r>
-        <w:t xml:space="preserve">”</w:t>
-      </w:r>
-      <w:r>
-        <w:t xml:space="preserve"> </w:t>
-      </w:r>
-      <w:r>
-        <w:t xml:space="preserve">req = urllib.request.Request(url, headers={</w:t>
-      </w:r>
-      <w:r>
-        <w:t xml:space="preserve">“</w:t>
-      </w:r>
-      <w:r>
-        <w:t xml:space="preserve">User-Agent</w:t>
-      </w:r>
-      <w:r>
-        <w:t xml:space="preserve">”</w:t>
-      </w:r>
-      <w:r>
-        <w:t xml:space="preserve">:</w:t>
-      </w:r>
-      <w:r>
-        <w:t xml:space="preserve"> </w:t>
-      </w:r>
-      <w:r>
-        <w:t xml:space="preserve">“</w:t>
-      </w:r>
-      <w:r>
-        <w:t xml:space="preserve">Mozilla/5.0</w:t>
-      </w:r>
-      <w:r>
-        <w:t xml:space="preserve">”</w:t>
-      </w:r>
-      <w:r>
-        <w:t xml:space="preserve">})</w:t>
-      </w:r>
-      <w:r>
-        <w:t xml:space="preserve"> </w:t>
-      </w:r>
-      <w:r>
-        <w:t xml:space="preserve">with urllib.request.urlopen(req) as response:</w:t>
-      </w:r>
-      <w:r>
-        <w:t xml:space="preserve"> </w:t>
-      </w:r>
-      <w:r>
-        <w:t xml:space="preserve">zip_data = zipfile.ZipFile(io.BytesIO(response.read()))</w:t>
-      </w:r>
-      <w:r>
-        <w:t xml:space="preserve"> </w:t>
-      </w:r>
-      <w:r>
-        <w:t xml:space="preserve">df = pd.read_csv(zip_data.open(</w:t>
-      </w:r>
-      <w:r>
-        <w:t xml:space="preserve">“</w:t>
-      </w:r>
-      <w:r>
-        <w:t xml:space="preserve">hour.csv</w:t>
-      </w:r>
-      <w:r>
-        <w:t xml:space="preserve">”</w:t>
-      </w:r>
-      <w:r>
-        <w:t xml:space="preserve">))</w:t>
-      </w:r>
-    </w:p>
-    <w:bookmarkEnd w:id="25"/>
-    <w:bookmarkStart w:id="26" w:name="X2add1936804a6ea36abeb64481c84c52e364fe9"/>
-    <w:p>
-      <w:pPr>
-        <w:pStyle w:val="Heading1"/>
-      </w:pPr>
-      <w:r>
-        <w:t xml:space="preserve">4. 2. Prevent Data Leakage &amp; Engineer Realistic Temporal Features</w:t>
-      </w:r>
-    </w:p>
-    <w:p>
-      <w:pPr>
-        <w:pStyle w:val="FirstParagraph"/>
-      </w:pPr>
-      <w:r>
-        <w:t xml:space="preserve">df[</w:t>
-      </w:r>
-      <w:r>
-        <w:t xml:space="preserve">“</w:t>
-      </w:r>
-      <w:r>
-        <w:t xml:space="preserve">dteday</w:t>
-      </w:r>
-      <w:r>
-        <w:t xml:space="preserve">”</w:t>
-      </w:r>
-      <w:r>
-        <w:t xml:space="preserve">] = pd.to_datetime(df[</w:t>
-      </w:r>
-      <w:r>
-        <w:t xml:space="preserve">“</w:t>
-      </w:r>
-      <w:r>
-        <w:t xml:space="preserve">dteday</w:t>
-      </w:r>
-      <w:r>
-        <w:t xml:space="preserve">”</w:t>
-      </w:r>
-      <w:r>
-        <w:t xml:space="preserve">])</w:t>
-      </w:r>
-      <w:r>
-        <w:t xml:space="preserve"> </w:t>
-      </w:r>
-      <w:r>
-        <w:t xml:space="preserve">df = df.sort_values([</w:t>
-      </w:r>
-      <w:r>
-        <w:t xml:space="preserve">“</w:t>
-      </w:r>
-      <w:r>
-        <w:t xml:space="preserve">dteday</w:t>
-      </w:r>
-      <w:r>
-        <w:t xml:space="preserve">”</w:t>
-      </w:r>
-      <w:r>
-        <w:t xml:space="preserve">,</w:t>
-      </w:r>
-      <w:r>
-        <w:t xml:space="preserve"> </w:t>
-      </w:r>
-      <w:r>
-        <w:t xml:space="preserve">“</w:t>
-      </w:r>
-      <w:r>
-        <w:t xml:space="preserve">hr</w:t>
-      </w:r>
-      <w:r>
-        <w:t xml:space="preserve">”</w:t>
-      </w:r>
-      <w:r>
-        <w:t xml:space="preserve">]).reset_index(drop=True)</w:t>
-      </w:r>
-    </w:p>
-    <w:bookmarkEnd w:id="26"/>
-    <w:bookmarkStart w:id="27" w:name="X7ec1bca9f49c079364ea0aaeed31812c52d2969"/>
-    <w:p>
-      <w:pPr>
-        <w:pStyle w:val="Heading1"/>
-      </w:pPr>
-      <w:r>
-        <w:t xml:space="preserve">5. Engineer lag features available at prediction time</w:t>
-      </w:r>
-    </w:p>
-    <w:p>
-      <w:pPr>
-        <w:pStyle w:val="FirstParagraph"/>
-      </w:pPr>
-      <w:r>
-        <w:t xml:space="preserve">df[</w:t>
-      </w:r>
-      <w:r>
-        <w:t xml:space="preserve">“</w:t>
-      </w:r>
-      <w:r>
-        <w:t xml:space="preserve">cnt_lag_24h</w:t>
-      </w:r>
-      <w:r>
-        <w:t xml:space="preserve">”</w:t>
-      </w:r>
-      <w:r>
-        <w:t xml:space="preserve">] = df[</w:t>
-      </w:r>
-      <w:r>
-        <w:t xml:space="preserve">“</w:t>
-      </w:r>
-      <w:r>
-        <w:t xml:space="preserve">cnt</w:t>
-      </w:r>
-      <w:r>
-        <w:t xml:space="preserve">”</w:t>
-      </w:r>
-      <w:r>
-        <w:t xml:space="preserve">].shift(24)</w:t>
-      </w:r>
-      <w:r>
-        <w:t xml:space="preserve"> </w:t>
-      </w:r>
-      <w:r>
-        <w:t xml:space="preserve">df[</w:t>
-      </w:r>
-      <w:r>
-        <w:t xml:space="preserve">“</w:t>
-      </w:r>
-      <w:r>
-        <w:t xml:space="preserve">cnt_lag_48h</w:t>
-      </w:r>
-      <w:r>
-        <w:t xml:space="preserve">”</w:t>
-      </w:r>
-      <w:r>
-        <w:t xml:space="preserve">] = df[</w:t>
-      </w:r>
-      <w:r>
-        <w:t xml:space="preserve">“</w:t>
-      </w:r>
-      <w:r>
-        <w:t xml:space="preserve">cnt</w:t>
-      </w:r>
-      <w:r>
-        <w:t xml:space="preserve">”</w:t>
-      </w:r>
-      <w:r>
-        <w:t xml:space="preserve">].shift(48)</w:t>
-      </w:r>
-      <w:r>
-        <w:t xml:space="preserve"> </w:t>
-      </w:r>
-      <w:r>
-        <w:t xml:space="preserve">df = df.dropna().reset_index(drop=True)</w:t>
-      </w:r>
-    </w:p>
-    <w:p>
-      <w:pPr>
-        <w:pStyle w:val="BodyText"/>
-      </w:pPr>
-      <w:r>
-        <w:t xml:space="preserve">target =</w:t>
-      </w:r>
-      <w:r>
-        <w:t xml:space="preserve"> </w:t>
-      </w:r>
-      <w:r>
-        <w:t xml:space="preserve">“</w:t>
-      </w:r>
-      <w:r>
-        <w:t xml:space="preserve">cnt</w:t>
-      </w:r>
-      <w:r>
-        <w:t xml:space="preserve">”</w:t>
-      </w:r>
-      <w:r>
-        <w:t xml:space="preserve"> </w:t>
-      </w:r>
-      <w:r>
-        <w:t xml:space="preserve">leakage_and_id_cols = [</w:t>
-      </w:r>
-      <w:r>
-        <w:t xml:space="preserve">“</w:t>
-      </w:r>
-      <w:r>
-        <w:t xml:space="preserve">instant</w:t>
-      </w:r>
-      <w:r>
-        <w:t xml:space="preserve">”</w:t>
-      </w:r>
-      <w:r>
-        <w:t xml:space="preserve">,</w:t>
-      </w:r>
-      <w:r>
-        <w:t xml:space="preserve"> </w:t>
-      </w:r>
-      <w:r>
-        <w:t xml:space="preserve">“</w:t>
-      </w:r>
-      <w:r>
-        <w:t xml:space="preserve">dteday</w:t>
-      </w:r>
-      <w:r>
-        <w:t xml:space="preserve">”</w:t>
-      </w:r>
-      <w:r>
-        <w:t xml:space="preserve">,</w:t>
-      </w:r>
-      <w:r>
-        <w:t xml:space="preserve"> </w:t>
-      </w:r>
-      <w:r>
-        <w:t xml:space="preserve">“</w:t>
-      </w:r>
-      <w:r>
-        <w:t xml:space="preserve">casual</w:t>
-      </w:r>
-      <w:r>
-        <w:t xml:space="preserve">”</w:t>
-      </w:r>
-      <w:r>
-        <w:t xml:space="preserve">,</w:t>
-      </w:r>
-      <w:r>
-        <w:t xml:space="preserve"> </w:t>
-      </w:r>
-      <w:r>
-        <w:t xml:space="preserve">“</w:t>
-      </w:r>
-      <w:r>
-        <w:t xml:space="preserve">registered</w:t>
-      </w:r>
-      <w:r>
-        <w:t xml:space="preserve">”</w:t>
-      </w:r>
-      <w:r>
-        <w:t xml:space="preserve">, target]</w:t>
-      </w:r>
-      <w:r>
-        <w:t xml:space="preserve"> </w:t>
-      </w:r>
-      <w:r>
-        <w:t xml:space="preserve">feature_cols = [col for col in df.columns if col not in leakage_and_id_cols]</w:t>
-      </w:r>
-    </w:p>
-    <w:p>
-      <w:pPr>
-        <w:pStyle w:val="BodyText"/>
-      </w:pPr>
-      <w:r>
-        <w:t xml:space="preserve">categorical_features = [</w:t>
-      </w:r>
-      <w:r>
-        <w:t xml:space="preserve">“</w:t>
-      </w:r>
-      <w:r>
-        <w:t xml:space="preserve">season</w:t>
-      </w:r>
-      <w:r>
-        <w:t xml:space="preserve">”</w:t>
-      </w:r>
-      <w:r>
-        <w:t xml:space="preserve">,</w:t>
-      </w:r>
-      <w:r>
-        <w:t xml:space="preserve"> </w:t>
-      </w:r>
-      <w:r>
-        <w:t xml:space="preserve">“</w:t>
-      </w:r>
-      <w:r>
-        <w:t xml:space="preserve">yr</w:t>
-      </w:r>
-      <w:r>
-        <w:t xml:space="preserve">”</w:t>
-      </w:r>
-      <w:r>
-        <w:t xml:space="preserve">,</w:t>
-      </w:r>
-      <w:r>
-        <w:t xml:space="preserve"> </w:t>
-      </w:r>
-      <w:r>
-        <w:t xml:space="preserve">“</w:t>
-      </w:r>
-      <w:r>
-        <w:t xml:space="preserve">mnth</w:t>
-      </w:r>
-      <w:r>
-        <w:t xml:space="preserve">”</w:t>
-      </w:r>
-      <w:r>
-        <w:t xml:space="preserve">,</w:t>
-      </w:r>
-      <w:r>
-        <w:t xml:space="preserve"> </w:t>
-      </w:r>
-      <w:r>
-        <w:t xml:space="preserve">“</w:t>
-      </w:r>
-      <w:r>
-        <w:t xml:space="preserve">hr</w:t>
-      </w:r>
-      <w:r>
-        <w:t xml:space="preserve">”</w:t>
-      </w:r>
-      <w:r>
-        <w:t xml:space="preserve">,</w:t>
-      </w:r>
-      <w:r>
-        <w:t xml:space="preserve"> </w:t>
-      </w:r>
-      <w:r>
-        <w:t xml:space="preserve">“</w:t>
-      </w:r>
-      <w:r>
-        <w:t xml:space="preserve">weekday</w:t>
-      </w:r>
-      <w:r>
-        <w:t xml:space="preserve">”</w:t>
-      </w:r>
-      <w:r>
-        <w:t xml:space="preserve">,</w:t>
-      </w:r>
-      <w:r>
-        <w:t xml:space="preserve"> </w:t>
-      </w:r>
-      <w:r>
-        <w:t xml:space="preserve">“</w:t>
-      </w:r>
-      <w:r>
-        <w:t xml:space="preserve">weathersit</w:t>
-      </w:r>
-      <w:r>
-        <w:t xml:space="preserve">”</w:t>
-      </w:r>
-      <w:r>
-        <w:t xml:space="preserve">]</w:t>
-      </w:r>
-      <w:r>
-        <w:t xml:space="preserve"> </w:t>
-      </w:r>
-      <w:r>
-        <w:t xml:space="preserve">numeric_features = [col for col in feature_cols if col not in categorical_features]</w:t>
-      </w:r>
-    </w:p>
-    <w:p>
-      <w:pPr>
-        <w:pStyle w:val="BodyText"/>
-      </w:pPr>
-      <w:r>
-        <w:t xml:space="preserve">X = df[feature_cols]</w:t>
-      </w:r>
-      <w:r>
-        <w:t xml:space="preserve"> </w:t>
-      </w:r>
-      <w:r>
-        <w:t xml:space="preserve">y = df[target]</w:t>
-      </w:r>
-    </w:p>
-    <w:p>
-      <w:pPr>
-        <w:pStyle w:val="BodyText"/>
-      </w:pPr>
-      <w:r>
-        <w:t xml:space="preserve">preprocessor = ColumnTransformer(</w:t>
-      </w:r>
-      <w:r>
-        <w:t xml:space="preserve"> </w:t>
-      </w:r>
-      <w:r>
-        <w:t xml:space="preserve">transformers=[</w:t>
-      </w:r>
-      <w:r>
-        <w:t xml:space="preserve"> </w:t>
-      </w:r>
-      <w:r>
-        <w:t xml:space="preserve">(</w:t>
-      </w:r>
-      <w:r>
-        <w:t xml:space="preserve">“</w:t>
-      </w:r>
-      <w:r>
-        <w:t xml:space="preserve">num</w:t>
-      </w:r>
-      <w:r>
-        <w:t xml:space="preserve">”</w:t>
-      </w:r>
-      <w:r>
-        <w:t xml:space="preserve">, StandardScaler(), numeric_features),</w:t>
-      </w:r>
-      <w:r>
-        <w:t xml:space="preserve"> </w:t>
-      </w:r>
-      <w:r>
-        <w:t xml:space="preserve">(</w:t>
-      </w:r>
-      <w:r>
-        <w:t xml:space="preserve">“</w:t>
-      </w:r>
-      <w:r>
-        <w:t xml:space="preserve">cat</w:t>
-      </w:r>
-      <w:r>
-        <w:t xml:space="preserve">”</w:t>
-      </w:r>
-      <w:r>
-        <w:t xml:space="preserve">, OneHotEncoder(handle_unknown=</w:t>
-      </w:r>
-      <w:r>
-        <w:t xml:space="preserve">“</w:t>
-      </w:r>
-      <w:r>
-        <w:t xml:space="preserve">ignore</w:t>
-      </w:r>
-      <w:r>
-        <w:t xml:space="preserve">”</w:t>
-      </w:r>
-      <w:r>
-        <w:t xml:space="preserve">, sparse_output=False), categorical_features),</w:t>
-      </w:r>
-      <w:r>
-        <w:t xml:space="preserve"> </w:t>
-      </w:r>
-      <w:r>
-        <w:t xml:space="preserve">]</w:t>
-      </w:r>
-      <w:r>
-        <w:t xml:space="preserve"> </w:t>
-      </w:r>
-      <w:r>
-        <w:t xml:space="preserve">)</w:t>
-      </w:r>
-    </w:p>
-    <w:p>
-      <w:pPr>
-        <w:pStyle w:val="BodyText"/>
-      </w:pPr>
-      <w:r>
-        <w:t xml:space="preserve">models = {</w:t>
-      </w:r>
-      <w:r>
-        <w:t xml:space="preserve"> </w:t>
-      </w:r>
-      <w:r>
-        <w:t xml:space="preserve">“</w:t>
-      </w:r>
-      <w:r>
-        <w:t xml:space="preserve">Ridge Regression</w:t>
-      </w:r>
-      <w:r>
-        <w:t xml:space="preserve">”</w:t>
-      </w:r>
-      <w:r>
-        <w:t xml:space="preserve">: Ridge(alpha=1.0),</w:t>
-      </w:r>
-      <w:r>
-        <w:t xml:space="preserve"> </w:t>
-      </w:r>
-      <w:r>
-        <w:t xml:space="preserve">“</w:t>
-      </w:r>
-      <w:r>
-        <w:t xml:space="preserve">Random Forest Regressor</w:t>
-      </w:r>
-      <w:r>
-        <w:t xml:space="preserve">”</w:t>
-      </w:r>
-      <w:r>
-        <w:t xml:space="preserve">: RandomForestRegressor(n_estimators=100, random_state=42, n_jobs=-1),</w:t>
-      </w:r>
-      <w:r>
-        <w:t xml:space="preserve"> </w:t>
-      </w:r>
-      <w:r>
-        <w:t xml:space="preserve">}</w:t>
-      </w:r>
-    </w:p>
-    <w:p>
-      <w:pPr>
-        <w:pStyle w:val="BodyText"/>
-      </w:pPr>
-      <w:r>
-        <w:t xml:space="preserve">results = []</w:t>
-      </w:r>
-    </w:p>
-    <w:bookmarkEnd w:id="27"/>
-    <w:bookmarkStart w:id="28" w:name="X38e6731b0e2fbfee8d03090e69e0213c48c96f4"/>
-    <w:p>
-      <w:pPr>
-        <w:pStyle w:val="Heading1"/>
-      </w:pPr>
-      <w:r>
-        <w:t xml:space="preserve">6. Evaluation Design 1: Temporally Structured Evaluation (Earliest 80% train, latest 20% test)</w:t>
-      </w:r>
-    </w:p>
-    <w:p>
-      <w:pPr>
-        <w:pStyle w:val="FirstParagraph"/>
-      </w:pPr>
-      <w:r>
-        <w:t xml:space="preserve">split_idx = int(len(df) * 0.8)</w:t>
-      </w:r>
-      <w:r>
-        <w:t xml:space="preserve"> </w:t>
-      </w:r>
-      <w:r>
-        <w:t xml:space="preserve">X_train_temp, X_test_temp = X.iloc[:split_idx], X.iloc[split_idx:]</w:t>
-      </w:r>
-      <w:r>
-        <w:t xml:space="preserve"> </w:t>
-      </w:r>
-      <w:r>
-        <w:t xml:space="preserve">y_train_temp, y_test_temp = y.iloc[:split_idx], y.iloc[split_idx:]</w:t>
-      </w:r>
-    </w:p>
-    <w:p>
-      <w:pPr>
-        <w:pStyle w:val="BodyText"/>
-      </w:pPr>
-      <w:r>
-        <w:t xml:space="preserve">for name, model in models.items():</w:t>
-      </w:r>
-      <w:r>
-        <w:t xml:space="preserve"> </w:t>
-      </w:r>
-      <w:r>
-        <w:t xml:space="preserve">pipeline = Pipeline(steps=[(</w:t>
-      </w:r>
-      <w:r>
-        <w:t xml:space="preserve">“</w:t>
-      </w:r>
-      <w:r>
-        <w:t xml:space="preserve">preprocessor</w:t>
-      </w:r>
-      <w:r>
-        <w:t xml:space="preserve">”</w:t>
-      </w:r>
-      <w:r>
-        <w:t xml:space="preserve">, preprocessor), (</w:t>
-      </w:r>
-      <w:r>
-        <w:t xml:space="preserve">“</w:t>
-      </w:r>
-      <w:r>
-        <w:t xml:space="preserve">regressor</w:t>
-      </w:r>
-      <w:r>
-        <w:t xml:space="preserve">”</w:t>
-      </w:r>
-      <w:r>
-        <w:t xml:space="preserve">, model)])</w:t>
-      </w:r>
-      <w:r>
-        <w:t xml:space="preserve"> </w:t>
-      </w:r>
-      <w:r>
-        <w:t xml:space="preserve">pipeline.fit(X_train_temp, y_train_temp)</w:t>
-      </w:r>
-      <w:r>
-        <w:t xml:space="preserve"> </w:t>
-      </w:r>
-      <w:r>
-        <w:t xml:space="preserve">y_pred = np.clip(pipeline.predict(X_test_temp), a_min=0, a_max=None)</w:t>
-      </w:r>
-    </w:p>
-    <w:p>
-      <w:pPr>
-        <w:pStyle w:val="SourceCode"/>
-      </w:pPr>
-      <w:r>
-        <w:rPr>
-          <w:rStyle w:val="VerbatimChar"/>
-        </w:rPr>
-        <w:t xml:space="preserve">results.append({</w:t>
-      </w:r>
-      <w:r>
-        <w:br/>
-      </w:r>
-      <w:r>
-        <w:rPr>
-          <w:rStyle w:val="VerbatimChar"/>
-        </w:rPr>
-        <w:t xml:space="preserve">    "evaluation_design": "Temporally Structured",</w:t>
-      </w:r>
-      <w:r>
-        <w:br/>
-      </w:r>
-      <w:r>
-        <w:rPr>
-          <w:rStyle w:val="VerbatimChar"/>
-        </w:rPr>
-        <w:t xml:space="preserve">    "model": name,</w:t>
-      </w:r>
-      <w:r>
-        <w:br/>
-      </w:r>
-      <w:r>
-        <w:rPr>
-          <w:rStyle w:val="VerbatimChar"/>
-        </w:rPr>
-        <w:t xml:space="preserve">    "rmse": np.sqrt(mean_squared_error(y_test_temp, y_pred)),</w:t>
-      </w:r>
-      <w:r>
-        <w:br/>
-      </w:r>
-      <w:r>
-        <w:rPr>
-          <w:rStyle w:val="VerbatimChar"/>
-        </w:rPr>
-        <w:t xml:space="preserve">    "mae": mean_absolute_error(y_test_temp, y_pred)</w:t>
-      </w:r>
-      <w:r>
-        <w:br/>
-      </w:r>
-      <w:r>
-        <w:rPr>
-          <w:rStyle w:val="VerbatimChar"/>
-        </w:rPr>
-        <w:t xml:space="preserve">})</w:t>
-      </w:r>
-    </w:p>
-    <w:bookmarkEnd w:id="28"/>
-    <w:bookmarkStart w:id="29" w:name="X4fa9b9e4026067afee71c86ead2ef066ba78461"/>
-    <w:p>
-      <w:pPr>
-        <w:pStyle w:val="Heading1"/>
-      </w:pPr>
-      <w:r>
-        <w:t xml:space="preserve">7. Evaluation Design 2: Random Evaluation (80% train, 20% test without temporal order)</w:t>
-      </w:r>
-    </w:p>
-    <w:p>
-      <w:pPr>
-        <w:pStyle w:val="FirstParagraph"/>
-      </w:pPr>
-      <w:r>
-        <w:t xml:space="preserve">X_train_rand, X_test_rand, y_train_rand, y_test_rand = train_test_split(</w:t>
-      </w:r>
-      <w:r>
-        <w:t xml:space="preserve"> </w:t>
-      </w:r>
-      <w:r>
-        <w:t xml:space="preserve">X, y, test_size=0.2, random_state=42</w:t>
-      </w:r>
-      <w:r>
-        <w:t xml:space="preserve"> </w:t>
-      </w:r>
-      <w:r>
-        <w:t xml:space="preserve">)</w:t>
-      </w:r>
-    </w:p>
-    <w:p>
-      <w:pPr>
-        <w:pStyle w:val="BodyText"/>
-      </w:pPr>
-      <w:r>
-        <w:t xml:space="preserve">for name, model in models.items():</w:t>
-      </w:r>
-      <w:r>
-        <w:t xml:space="preserve"> </w:t>
-      </w:r>
-      <w:r>
-        <w:t xml:space="preserve">pipeline = Pipeline(steps=[(</w:t>
-      </w:r>
-      <w:r>
-        <w:t xml:space="preserve">“</w:t>
-      </w:r>
-      <w:r>
-        <w:t xml:space="preserve">preprocessor</w:t>
-      </w:r>
-      <w:r>
-        <w:t xml:space="preserve">”</w:t>
-      </w:r>
-      <w:r>
-        <w:t xml:space="preserve">, preprocessor), (</w:t>
-      </w:r>
-      <w:r>
-        <w:t xml:space="preserve">“</w:t>
-      </w:r>
-      <w:r>
-        <w:t xml:space="preserve">regressor</w:t>
-      </w:r>
-      <w:r>
-        <w:t xml:space="preserve">”</w:t>
-      </w:r>
-      <w:r>
-        <w:t xml:space="preserve">, model)])</w:t>
-      </w:r>
-      <w:r>
-        <w:t xml:space="preserve"> </w:t>
-      </w:r>
-      <w:r>
-        <w:t xml:space="preserve">pipeline.fit(X_train_rand, y_train_rand)</w:t>
-      </w:r>
-      <w:r>
-        <w:t xml:space="preserve"> </w:t>
-      </w:r>
-      <w:r>
-        <w:t xml:space="preserve">y_pred = np.clip(pipeline.predict(X_test_rand), a_min=0, a_max=None)</w:t>
-      </w:r>
-    </w:p>
-    <w:p>
-      <w:pPr>
-        <w:pStyle w:val="SourceCode"/>
-      </w:pPr>
-      <w:r>
-        <w:rPr>
-          <w:rStyle w:val="VerbatimChar"/>
-        </w:rPr>
-        <w:t xml:space="preserve">results.append({</w:t>
-      </w:r>
-      <w:r>
-        <w:br/>
-      </w:r>
-      <w:r>
-        <w:rPr>
-          <w:rStyle w:val="VerbatimChar"/>
-        </w:rPr>
-        <w:t xml:space="preserve">    "evaluation_design": "Random Split",</w:t>
-      </w:r>
-      <w:r>
-        <w:br/>
-      </w:r>
-      <w:r>
-        <w:rPr>
-          <w:rStyle w:val="VerbatimChar"/>
-        </w:rPr>
-        <w:t xml:space="preserve">    "model": name,</w:t>
-      </w:r>
-      <w:r>
-        <w:br/>
-      </w:r>
-      <w:r>
-        <w:rPr>
-          <w:rStyle w:val="VerbatimChar"/>
-        </w:rPr>
-        <w:t xml:space="preserve">    "rmse": np.sqrt(mean_squared_error(y_test_rand, y_pred)),</w:t>
-      </w:r>
-      <w:r>
-        <w:br/>
-      </w:r>
-      <w:r>
-        <w:rPr>
-          <w:rStyle w:val="VerbatimChar"/>
-        </w:rPr>
-        <w:t xml:space="preserve">    "mae": mean_absolute_error(y_test_rand, y_pred)</w:t>
-      </w:r>
-      <w:r>
-        <w:br/>
-      </w:r>
-      <w:r>
-        <w:rPr>
-          <w:rStyle w:val="VerbatimChar"/>
-        </w:rPr>
-        <w:t xml:space="preserve">})</w:t>
-      </w:r>
-    </w:p>
-    <w:bookmarkEnd w:id="29"/>
-    <w:bookmarkStart w:id="30" w:name="Xee2604c67f459e50aa108f9e9b70c7d53bb492a"/>
-    <w:p>
-      <w:pPr>
-        <w:pStyle w:val="Heading1"/>
-      </w:pPr>
-      <w:r>
-        <w:t xml:space="preserve">8. Write output to the required location relative to root</w:t>
-      </w:r>
-    </w:p>
-    <w:p>
-      <w:pPr>
-        <w:pStyle w:val="FirstParagraph"/>
-      </w:pPr>
-      <w:r>
-        <w:t xml:space="preserve">os.makedirs(</w:t>
-      </w:r>
-      <w:r>
-        <w:t xml:space="preserve">“</w:t>
-      </w:r>
-      <w:r>
-        <w:t xml:space="preserve">analysis</w:t>
-      </w:r>
-      <w:r>
-        <w:t xml:space="preserve">”</w:t>
-      </w:r>
-      <w:r>
-        <w:t xml:space="preserve">, exist_ok=True)</w:t>
-      </w:r>
-      <w:r>
-        <w:t xml:space="preserve"> </w:t>
-      </w:r>
-      <w:r>
-        <w:t xml:space="preserve">results_df = pd.DataFrame(results)</w:t>
-      </w:r>
-      <w:r>
-        <w:t xml:space="preserve"> </w:t>
-      </w:r>
-      <w:r>
-        <w:t xml:space="preserve">results_df.to_csv(</w:t>
-      </w:r>
-      <w:r>
-        <w:t xml:space="preserve">“</w:t>
-      </w:r>
-      <w:r>
-        <w:t xml:space="preserve">analysis/lab01_results.csv</w:t>
-      </w:r>
-      <w:r>
-        <w:t xml:space="preserve">”</w:t>
-      </w:r>
-      <w:r>
-        <w:t xml:space="preserve">, index=False)</w:t>
-      </w:r>
-      <w:r>
-        <w:t xml:space="preserve"> </w:t>
-      </w:r>
-      <w:r>
-        <w:t xml:space="preserve">print(</w:t>
-      </w:r>
-      <w:r>
-        <w:t xml:space="preserve">“</w:t>
-      </w:r>
-      <w:r>
-        <w:t xml:space="preserve">Analysis complete. Saved to analysis/lab01_results.csv</w:t>
-      </w:r>
-      <w:r>
-        <w:t xml:space="preserve">”</w:t>
-      </w:r>
-      <w:r>
-        <w:t xml:space="preserve">)</w:t>
-      </w:r>
-      <w:r>
-        <w:t xml:space="preserve"> </w:t>
-      </w:r>
-      <w:r>
-        <w:t xml:space="preserve">print(results_df)</w:t>
-      </w:r>
-    </w:p>
-    <w:p>
-      <w:pPr>
-        <w:pStyle w:val="BodyText"/>
-      </w:pPr>
-      <w:r>
-        <w:t xml:space="preserve"># Empirical Results &amp; Comparison</w:t>
-      </w:r>
-    </w:p>
-    <w:p>
-      <w:pPr>
-        <w:pStyle w:val="BodyText"/>
-      </w:pPr>
-      <w:r>
-        <w:t xml:space="preserve">Below are the computed performance metrics derived from analysis/lab01_results.csv:</w:t>
-      </w:r>
-    </w:p>
-    <w:bookmarkEnd w:id="30"/>
-    <w:bookmarkStart w:id="31" w:name="fair-model-comparison-audit"/>
-    <w:p>
-      <w:pPr>
-        <w:pStyle w:val="Heading1"/>
-      </w:pPr>
-      <w:r>
-        <w:t xml:space="preserve">9. FAIR Model Comparison Audit</w:t>
+        <w:t xml:space="preserve">3. FAIR Model Comparison Audit</w:t>
       </w:r>
     </w:p>
     <w:p>
@@ -1708,7 +1429,7 @@
         <w:t xml:space="preserve">Hyndman, R. J., &amp; Athanasopoulos, G. (2014). Forecasting: principles and practice (Vol. 2). Melbourne, Australia: OTexts.</w:t>
       </w:r>
     </w:p>
-    <w:bookmarkEnd w:id="31"/>
+    <w:bookmarkEnd w:id="26"/>
     <w:sectPr/>
   </w:body>
 </w:document>

--- a/replication-lab.docx
+++ b/replication-lab.docx
@@ -115,7 +115,7 @@
         <w:pStyle w:val="Date"/>
       </w:pPr>
       <w:r>
-        <w:t xml:space="preserve">2026-09-14</w:t>
+        <w:t xml:space="preserve">2026-09-16</w:t>
       </w:r>
     </w:p>
     <w:bookmarkStart w:id="23" w:name="laboratory-question-theoretical-claim"/>

--- a/replication-lab.docx
+++ b/replication-lab.docx
@@ -1331,14 +1331,6 @@
       </w:pPr>
       <w:r>
         <w:t xml:space="preserve"># Replication Verdict</w:t>
-      </w:r>
-    </w:p>
-    <w:p>
-      <w:pPr>
-        <w:pStyle w:val="BodyText"/>
-      </w:pPr>
-      <w:r>
-        <w:t xml:space="preserve">Reproduced.</w:t>
       </w:r>
     </w:p>
     <w:p>

--- a/replication-lab.docx
+++ b/replication-lab.docx
@@ -115,7 +115,7 @@
         <w:pStyle w:val="Date"/>
       </w:pPr>
       <w:r>
-        <w:t xml:space="preserve">2026-09-16</w:t>
+        <w:t xml:space="preserve">2026-09-23</w:t>
       </w:r>
     </w:p>
     <w:bookmarkStart w:id="23" w:name="laboratory-question-theoretical-claim"/>
